--- a/Vorlage_DA_V2.0_2025.docx
+++ b/Vorlage_DA_V2.0_2025.docx
@@ -1,6 +1,6 @@
 
 <file path=word/document.xml><?xml version="1.0" encoding="utf-8"?>
-<w:document xmlns:wpc="http://schemas.microsoft.com/office/word/2010/wordprocessingCanvas" xmlns:cx="http://schemas.microsoft.com/office/drawing/2014/chartex" xmlns:cx1="http://schemas.microsoft.com/office/drawing/2015/9/8/chartex" xmlns:cx2="http://schemas.microsoft.com/office/drawing/2015/10/21/chartex" xmlns:cx3="http://schemas.microsoft.com/office/drawing/2016/5/9/chartex" xmlns:cx4="http://schemas.microsoft.com/office/drawing/2016/5/10/chartex" xmlns:cx5="http://schemas.microsoft.com/office/drawing/2016/5/11/chartex" xmlns:cx6="http://schemas.microsoft.com/office/drawing/2016/5/12/chartex" xmlns:cx7="http://schemas.microsoft.com/office/drawing/2016/5/13/chartex" xmlns:cx8="http://schemas.microsoft.com/office/drawing/2016/5/14/chartex" xmlns:mc="http://schemas.openxmlformats.org/markup-compatibility/2006" xmlns:aink="http://schemas.microsoft.com/office/drawing/2016/ink" xmlns:am3d="http://schemas.microsoft.com/office/drawing/2017/model3d" xmlns:o="urn:schemas-microsoft-com:office:office" xmlns:oel="http://schemas.microsoft.com/office/2019/extlst" xmlns:r="http://schemas.openxmlformats.org/officeDocument/2006/relationships" xmlns:m="http://schemas.openxmlformats.org/officeDocument/2006/math" xmlns:v="urn:schemas-microsoft-com:vml" xmlns:wp14="http://schemas.microsoft.com/office/word/2010/wordprocessingDrawing" xmlns:wp="http://schemas.openxmlformats.org/drawingml/2006/wordprocessingDrawing" xmlns:w10="urn:schemas-microsoft-com:office:word" xmlns:w="http://schemas.openxmlformats.org/wordprocessingml/2006/main" xmlns:w14="http://schemas.microsoft.com/office/word/2010/wordml" xmlns:w15="http://schemas.microsoft.com/office/word/2012/wordml" xmlns:w16cex="http://schemas.microsoft.com/office/word/2018/wordml/cex" xmlns:w16cid="http://schemas.microsoft.com/office/word/2016/wordml/cid" xmlns:w16="http://schemas.microsoft.com/office/word/2018/wordml" xmlns:w16du="http://schemas.microsoft.com/office/word/2023/wordml/word16du" xmlns:w16sdtdh="http://schemas.microsoft.com/office/word/2020/wordml/sdtdatahash" xmlns:w16sdtfl="http://schemas.microsoft.com/office/word/2024/wordml/sdtformatlock" xmlns:w16se="http://schemas.microsoft.com/office/word/2015/wordml/symex" xmlns:wpg="http://schemas.microsoft.com/office/word/2010/wordprocessingGroup" xmlns:wpi="http://schemas.microsoft.com/office/word/2010/wordprocessingInk" xmlns:wne="http://schemas.microsoft.com/office/word/2006/wordml" xmlns:wps="http://schemas.microsoft.com/office/word/2010/wordprocessingShape" xmlns:a="http://schemas.openxmlformats.org/drawingml/2006/main" xmlns:pic="http://schemas.openxmlformats.org/drawingml/2006/picture" xmlns:a14="http://schemas.microsoft.com/office/drawing/2010/main" mc:Ignorable="w14 w15 w16se w16cid w16 w16cex w16sdtdh w16sdtfl w16du wp14">
+<w:document xmlns:wpc="http://schemas.microsoft.com/office/word/2010/wordprocessingCanvas" xmlns:cx="http://schemas.microsoft.com/office/drawing/2014/chartex" xmlns:cx1="http://schemas.microsoft.com/office/drawing/2015/9/8/chartex" xmlns:cx2="http://schemas.microsoft.com/office/drawing/2015/10/21/chartex" xmlns:cx3="http://schemas.microsoft.com/office/drawing/2016/5/9/chartex" xmlns:cx4="http://schemas.microsoft.com/office/drawing/2016/5/10/chartex" xmlns:cx5="http://schemas.microsoft.com/office/drawing/2016/5/11/chartex" xmlns:cx6="http://schemas.microsoft.com/office/drawing/2016/5/12/chartex" xmlns:cx7="http://schemas.microsoft.com/office/drawing/2016/5/13/chartex" xmlns:cx8="http://schemas.microsoft.com/office/drawing/2016/5/14/chartex" xmlns:mc="http://schemas.openxmlformats.org/markup-compatibility/2006" xmlns:aink="http://schemas.microsoft.com/office/drawing/2016/ink" xmlns:am3d="http://schemas.microsoft.com/office/drawing/2017/model3d" xmlns:o="urn:schemas-microsoft-com:office:office" xmlns:oel="http://schemas.microsoft.com/office/2019/extlst" xmlns:r="http://schemas.openxmlformats.org/officeDocument/2006/relationships" xmlns:m="http://schemas.openxmlformats.org/officeDocument/2006/math" xmlns:v="urn:schemas-microsoft-com:vml" xmlns:wp14="http://schemas.microsoft.com/office/word/2010/wordprocessingDrawing" xmlns:wp="http://schemas.openxmlformats.org/drawingml/2006/wordprocessingDrawing" xmlns:w10="urn:schemas-microsoft-com:office:word" xmlns:w="http://schemas.openxmlformats.org/wordprocessingml/2006/main" xmlns:w14="http://schemas.microsoft.com/office/word/2010/wordml" xmlns:w15="http://schemas.microsoft.com/office/word/2012/wordml" xmlns:w16cex="http://schemas.microsoft.com/office/word/2018/wordml/cex" xmlns:w16cid="http://schemas.microsoft.com/office/word/2016/wordml/cid" xmlns:w16="http://schemas.microsoft.com/office/word/2018/wordml" xmlns:w16du="http://schemas.microsoft.com/office/word/2023/wordml/word16du" xmlns:w16sdtdh="http://schemas.microsoft.com/office/word/2020/wordml/sdtdatahash" xmlns:w16sdtfl="http://schemas.microsoft.com/office/word/2024/wordml/sdtformatlock" xmlns:w16se="http://schemas.microsoft.com/office/word/2015/wordml/symex" xmlns:wpg="http://schemas.microsoft.com/office/word/2010/wordprocessingGroup" xmlns:wpi="http://schemas.microsoft.com/office/word/2010/wordprocessingInk" xmlns:wne="http://schemas.microsoft.com/office/word/2006/wordml" xmlns:wps="http://schemas.microsoft.com/office/word/2010/wordprocessingShape" mc:Ignorable="w14 w15 w16se w16cid w16 w16cex w16sdtdh w16sdtfl w16du wp14">
   <w:body>
     <w:p>
       <w:pPr>
@@ -26,7 +26,7 @@
                     <pic:cNvPicPr/>
                   </pic:nvPicPr>
                   <pic:blipFill>
-                    <a:blip r:embed="rId8">
+                    <a:blip r:embed="rId11">
                       <a:extLst>
                         <a:ext uri="{28A0092B-C50C-407E-A947-70E740481C1C}">
                           <a14:useLocalDpi xmlns:a14="http://schemas.microsoft.com/office/drawing/2010/main" val="0"/>
@@ -74,7 +74,7 @@
           <w:noProof/>
         </w:rPr>
         <w:pict w14:anchorId="1662B3DB">
-          <v:line id="Gerader Verbinder 5" style="position:absolute;z-index:251666944;visibility:visible;mso-wrap-style:square;mso-width-percent:0;mso-height-percent:0;mso-wrap-distance-left:9pt;mso-wrap-distance-top:0;mso-wrap-distance-right:9pt;mso-wrap-distance-bottom:0;mso-position-horizontal:absolute;mso-position-horizontal-relative:text;mso-position-vertical:absolute;mso-position-vertical-relative:text;mso-width-percent:0;mso-height-percent:0;mso-width-relative:margin;mso-height-relative:margin" o:spid="_x0000_s1076" strokecolor="black [3213]" from="-.3pt,20.65pt" to="436.95pt,20.65pt" o:gfxdata="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"/>
+          <v:line id="Gerader Verbinder 5" o:spid="_x0000_s2100" style="position:absolute;z-index:251666944;visibility:visible;mso-wrap-style:square;mso-width-percent:0;mso-height-percent:0;mso-wrap-distance-left:9pt;mso-wrap-distance-top:0;mso-wrap-distance-right:9pt;mso-wrap-distance-bottom:0;mso-position-horizontal:absolute;mso-position-horizontal-relative:text;mso-position-vertical:absolute;mso-position-vertical-relative:text;mso-width-percent:0;mso-height-percent:0;mso-width-relative:margin;mso-height-relative:margin" from="-.3pt,20.65pt" to="436.95pt,20.65pt" o:gfxdata="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" strokecolor="black [3213]"/>
         </w:pict>
       </w:r>
     </w:p>
@@ -126,13 +126,6 @@
           <w:sz w:val="48"/>
         </w:rPr>
         <w:tab/>
-      </w:r>
-      <w:r>
-        <w:rPr>
-          <w:b/>
-          <w:bCs/>
-          <w:sz w:val="48"/>
-        </w:rPr>
         <w:t>DIPLOM</w:t>
       </w:r>
       <w:r>
@@ -187,18 +180,16 @@
           <w:color w:val="0000FF"/>
           <w:sz w:val="40"/>
         </w:rPr>
-        <w:t>Titel der A</w:t>
-      </w:r>
-      <w:r>
+        <w:t>3D-Scanner</w:t>
+      </w:r>
+    </w:p>
+    <w:p>
+      <w:pPr>
+        <w:jc w:val="center"/>
         <w:rPr>
           <w:b/>
-          <w:bCs/>
-          <w:smallCaps/>
-          <w:color w:val="0000FF"/>
-          <w:sz w:val="40"/>
-        </w:rPr>
-        <w:t>rbeit</w:t>
-      </w:r>
+        </w:rPr>
+      </w:pPr>
     </w:p>
     <w:p>
       <w:pPr>
@@ -226,16 +217,8 @@
     </w:p>
     <w:p>
       <w:pPr>
-        <w:jc w:val="center"/>
-        <w:rPr>
-          <w:b/>
-        </w:rPr>
-      </w:pPr>
-    </w:p>
-    <w:p>
-      <w:pPr>
         <w:pBdr>
-          <w:top w:val="single" w:color="auto" w:sz="4" w:space="1"/>
+          <w:top w:val="single" w:sz="4" w:space="1" w:color="auto"/>
         </w:pBdr>
         <w:jc w:val="center"/>
         <w:rPr>
@@ -300,7 +283,7 @@
           <w:color w:val="0000FF"/>
           <w:sz w:val="28"/>
         </w:rPr>
-        <w:t>Vollständige Bezeichnung der Abteilung</w:t>
+        <w:t>Elektronik und Technische Informatik</w:t>
       </w:r>
     </w:p>
     <w:p>
@@ -335,12 +318,12 @@
         <w:tblStyle w:val="Tabellenraster"/>
         <w:tblW w:w="8936" w:type="dxa"/>
         <w:tblBorders>
-          <w:top w:val="none" w:color="auto" w:sz="0" w:space="0"/>
-          <w:left w:val="none" w:color="auto" w:sz="0" w:space="0"/>
-          <w:bottom w:val="none" w:color="auto" w:sz="0" w:space="0"/>
-          <w:right w:val="none" w:color="auto" w:sz="0" w:space="0"/>
-          <w:insideH w:val="none" w:color="auto" w:sz="0" w:space="0"/>
-          <w:insideV w:val="none" w:color="auto" w:sz="0" w:space="0"/>
+          <w:top w:val="none" w:sz="0" w:space="0" w:color="auto"/>
+          <w:left w:val="none" w:sz="0" w:space="0" w:color="auto"/>
+          <w:bottom w:val="none" w:sz="0" w:space="0" w:color="auto"/>
+          <w:right w:val="none" w:sz="0" w:space="0" w:color="auto"/>
+          <w:insideH w:val="none" w:sz="0" w:space="0" w:color="auto"/>
+          <w:insideV w:val="none" w:sz="0" w:space="0" w:color="auto"/>
         </w:tblBorders>
         <w:tblLayout w:type="fixed"/>
         <w:tblLook w:val="04A0" w:firstRow="1" w:lastRow="0" w:firstColumn="1" w:lastColumn="0" w:noHBand="0" w:noVBand="1"/>
@@ -376,7 +359,31 @@
                 <w:bCs/>
                 <w:color w:val="0066FF"/>
               </w:rPr>
-              <w:t>20JJ/JJ</w:t>
+              <w:t>20</w:t>
+            </w:r>
+            <w:r>
+              <w:rPr>
+                <w:b/>
+                <w:bCs/>
+                <w:color w:val="0066FF"/>
+              </w:rPr>
+              <w:t>25</w:t>
+            </w:r>
+            <w:r>
+              <w:rPr>
+                <w:b/>
+                <w:bCs/>
+                <w:color w:val="0066FF"/>
+              </w:rPr>
+              <w:t>/</w:t>
+            </w:r>
+            <w:r>
+              <w:rPr>
+                <w:b/>
+                <w:bCs/>
+                <w:color w:val="0066FF"/>
+              </w:rPr>
+              <w:t>26</w:t>
             </w:r>
             <w:r>
               <w:rPr>
@@ -445,7 +452,25 @@
                 <w:sz w:val="24"/>
                 <w:szCs w:val="24"/>
               </w:rPr>
-              <w:t>Max Lumen 5AHxx</w:t>
+              <w:t>Alexander Schiechtl</w:t>
+            </w:r>
+            <w:r>
+              <w:rPr>
+                <w:rFonts w:cs="Times New Roman"/>
+                <w:color w:val="0000FF"/>
+                <w:sz w:val="24"/>
+                <w:szCs w:val="24"/>
+              </w:rPr>
+              <w:t xml:space="preserve"> 5AH</w:t>
+            </w:r>
+            <w:r>
+              <w:rPr>
+                <w:rFonts w:cs="Times New Roman"/>
+                <w:color w:val="0000FF"/>
+                <w:sz w:val="24"/>
+                <w:szCs w:val="24"/>
+              </w:rPr>
+              <w:t>EL</w:t>
             </w:r>
           </w:p>
           <w:p>
@@ -465,7 +490,43 @@
                 <w:sz w:val="24"/>
                 <w:szCs w:val="24"/>
               </w:rPr>
-              <w:t>Maria Kunststoff 5AHxx</w:t>
+              <w:t>Felix</w:t>
+            </w:r>
+            <w:r>
+              <w:rPr>
+                <w:rFonts w:cs="Times New Roman"/>
+                <w:color w:val="0000FF"/>
+                <w:sz w:val="24"/>
+                <w:szCs w:val="24"/>
+              </w:rPr>
+              <w:t xml:space="preserve"> </w:t>
+            </w:r>
+            <w:r>
+              <w:rPr>
+                <w:rFonts w:cs="Times New Roman"/>
+                <w:color w:val="0000FF"/>
+                <w:sz w:val="24"/>
+                <w:szCs w:val="24"/>
+              </w:rPr>
+              <w:t>Granegger</w:t>
+            </w:r>
+            <w:r>
+              <w:rPr>
+                <w:rFonts w:cs="Times New Roman"/>
+                <w:color w:val="0000FF"/>
+                <w:sz w:val="24"/>
+                <w:szCs w:val="24"/>
+              </w:rPr>
+              <w:t xml:space="preserve"> 5AH</w:t>
+            </w:r>
+            <w:r>
+              <w:rPr>
+                <w:rFonts w:cs="Times New Roman"/>
+                <w:color w:val="0000FF"/>
+                <w:sz w:val="24"/>
+                <w:szCs w:val="24"/>
+              </w:rPr>
+              <w:t>EL</w:t>
             </w:r>
           </w:p>
         </w:tc>
@@ -503,27 +564,7 @@
                 <w:sz w:val="24"/>
                 <w:szCs w:val="24"/>
               </w:rPr>
-              <w:t xml:space="preserve">Dipl.-Ing. Robert Metall   </w:t>
-            </w:r>
-          </w:p>
-          <w:p>
-            <w:pPr>
-              <w:jc w:val="left"/>
-              <w:rPr>
-                <w:rFonts w:cs="Times New Roman"/>
-                <w:color w:val="0000FF"/>
-                <w:sz w:val="24"/>
-                <w:szCs w:val="24"/>
-              </w:rPr>
-            </w:pPr>
-            <w:r>
-              <w:rPr>
-                <w:rFonts w:cs="Times New Roman"/>
-                <w:color w:val="0000FF"/>
-                <w:sz w:val="24"/>
-                <w:szCs w:val="24"/>
-              </w:rPr>
-              <w:t>Di</w:t>
+              <w:t xml:space="preserve">Dipl.-Ing. </w:t>
             </w:r>
             <w:r>
               <w:rPr>
@@ -532,25 +573,7 @@
                 <w:sz w:val="24"/>
                 <w:szCs w:val="24"/>
               </w:rPr>
-              <w:t xml:space="preserve">pl.-Ing.in Sandra </w:t>
-            </w:r>
-            <w:r>
-              <w:rPr>
-                <w:rFonts w:cs="Times New Roman"/>
-                <w:color w:val="0000FF"/>
-                <w:sz w:val="24"/>
-                <w:szCs w:val="24"/>
-              </w:rPr>
-              <w:t>Wirtschaft</w:t>
-            </w:r>
-            <w:r>
-              <w:rPr>
-                <w:rFonts w:cs="Times New Roman"/>
-                <w:color w:val="0000FF"/>
-                <w:sz w:val="24"/>
-                <w:szCs w:val="24"/>
-              </w:rPr>
-              <w:t xml:space="preserve"> </w:t>
+              <w:t>Klaus Bichler</w:t>
             </w:r>
           </w:p>
         </w:tc>
@@ -610,7 +633,7 @@
         <w:rPr>
           <w:color w:val="0000FF"/>
         </w:rPr>
-        <w:t>Vollständige Bezeichnung der Firma</w:t>
+        <w:t>Leitner AG</w:t>
       </w:r>
     </w:p>
     <w:p>
@@ -696,7 +719,7 @@
     <w:p>
       <w:pPr>
         <w:pBdr>
-          <w:top w:val="single" w:color="auto" w:sz="4" w:space="1"/>
+          <w:top w:val="single" w:sz="4" w:space="1" w:color="auto"/>
         </w:pBdr>
         <w:spacing w:line="276" w:lineRule="auto"/>
         <w:jc w:val="left"/>
@@ -809,17 +832,17 @@
           <w:lang w:val="de-AT"/>
         </w:rPr>
         <w:sectPr>
-          <w:headerReference w:type="even" r:id="rId9"/>
-          <w:headerReference w:type="default" r:id="rId10"/>
-          <w:footerReference w:type="even" r:id="rId11"/>
-          <w:footerReference w:type="default" r:id="rId12"/>
-          <w:footerReference w:type="first" r:id="rId13"/>
-          <w:pgSz w:w="11906" w:h="16838" w:orient="portrait"/>
+          <w:headerReference w:type="even" r:id="rId12"/>
+          <w:headerReference w:type="default" r:id="rId13"/>
+          <w:footerReference w:type="even" r:id="rId14"/>
+          <w:footerReference w:type="default" r:id="rId15"/>
+          <w:headerReference w:type="first" r:id="rId16"/>
+          <w:footerReference w:type="first" r:id="rId17"/>
+          <w:pgSz w:w="11906" w:h="16838"/>
           <w:pgMar w:top="1417" w:right="1417" w:bottom="1134" w:left="1417" w:header="708" w:footer="708" w:gutter="0"/>
           <w:cols w:space="708"/>
           <w:titlePg/>
           <w:docGrid w:linePitch="360"/>
-          <w:headerReference w:type="first" r:id="R109b952082854367"/>
         </w:sectPr>
       </w:pPr>
     </w:p>
@@ -830,11 +853,12 @@
           <w:b/>
         </w:rPr>
       </w:pPr>
-      <w:bookmarkStart w:name="_Hlk199327230" w:id="0"/>
+      <w:bookmarkStart w:id="0" w:name="_Hlk199327230"/>
       <w:r>
         <w:rPr>
           <w:b/>
         </w:rPr>
+        <w:lastRenderedPageBreak/>
         <w:t>Kurzfassung</w:t>
       </w:r>
     </w:p>
@@ -952,6 +976,7 @@
         <w:rPr>
           <w:b/>
         </w:rPr>
+        <w:lastRenderedPageBreak/>
         <w:t>Gendern</w:t>
       </w:r>
     </w:p>
@@ -981,8 +1006,8 @@
           <w:b/>
         </w:rPr>
       </w:pPr>
-      <w:bookmarkStart w:name="_Toc193755195" w:id="1"/>
-      <w:bookmarkStart w:name="_Toc193755224" w:id="2"/>
+      <w:bookmarkStart w:id="1" w:name="_Toc193755195"/>
+      <w:bookmarkStart w:id="2" w:name="_Toc193755224"/>
       <w:r>
         <w:rPr>
           <w:b/>
@@ -1070,10 +1095,10 @@
         </w:numPr>
         <w:outlineLvl w:val="9"/>
         <w:sectPr>
-          <w:headerReference w:type="default" r:id="rId14"/>
-          <w:headerReference w:type="first" r:id="rId15"/>
-          <w:footerReference w:type="first" r:id="rId16"/>
-          <w:pgSz w:w="11906" w:h="16838" w:orient="portrait"/>
+          <w:headerReference w:type="default" r:id="rId18"/>
+          <w:headerReference w:type="first" r:id="rId19"/>
+          <w:footerReference w:type="first" r:id="rId20"/>
+          <w:pgSz w:w="11906" w:h="16838"/>
           <w:pgMar w:top="1417" w:right="1440" w:bottom="1134" w:left="1440" w:header="708" w:footer="708" w:gutter="0"/>
           <w:cols w:space="708"/>
           <w:docGrid w:type="lines" w:linePitch="360"/>
@@ -1096,6 +1121,7 @@
           <w:sz w:val="36"/>
           <w:szCs w:val="36"/>
         </w:rPr>
+        <w:lastRenderedPageBreak/>
         <w:t>Inhaltsverzeichnis</w:t>
       </w:r>
     </w:p>
@@ -1103,12 +1129,11 @@
       <w:pPr>
         <w:pStyle w:val="Verzeichnis1"/>
         <w:rPr>
-          <w:rFonts w:asciiTheme="minorHAnsi" w:hAnsiTheme="minorHAnsi" w:eastAsiaTheme="minorEastAsia" w:cstheme="minorBidi"/>
+          <w:rFonts w:asciiTheme="minorHAnsi" w:eastAsiaTheme="minorEastAsia" w:hAnsiTheme="minorHAnsi" w:cstheme="minorBidi"/>
           <w:b w:val="0"/>
           <w:kern w:val="2"/>
           <w:sz w:val="24"/>
-          <w:lang w:eastAsia="de-DE"/>
-          <w14:ligatures w14:val="standardContextual"/>
+          <w:lang w:val="de-AT" w:eastAsia="de-AT"/>
         </w:rPr>
       </w:pPr>
       <w:r>
@@ -1129,7 +1154,7 @@
         </w:rPr>
         <w:fldChar w:fldCharType="separate"/>
       </w:r>
-      <w:hyperlink w:history="1" w:anchor="_Toc200467193">
+      <w:hyperlink w:anchor="_Toc219206978" w:history="1">
         <w:r>
           <w:rPr>
             <w:rStyle w:val="Hyperlink"/>
@@ -1138,12 +1163,11 @@
         </w:r>
         <w:r>
           <w:rPr>
-            <w:rFonts w:asciiTheme="minorHAnsi" w:hAnsiTheme="minorHAnsi" w:eastAsiaTheme="minorEastAsia" w:cstheme="minorBidi"/>
+            <w:rFonts w:asciiTheme="minorHAnsi" w:eastAsiaTheme="minorEastAsia" w:hAnsiTheme="minorHAnsi" w:cstheme="minorBidi"/>
             <w:b w:val="0"/>
             <w:kern w:val="2"/>
             <w:sz w:val="24"/>
-            <w:lang w:eastAsia="de-DE"/>
-            <w14:ligatures w14:val="standardContextual"/>
+            <w:lang w:val="de-AT" w:eastAsia="de-AT"/>
           </w:rPr>
           <w:tab/>
         </w:r>
@@ -1169,7 +1193,7 @@
           <w:rPr>
             <w:webHidden/>
           </w:rPr>
-          <w:instrText xml:space="preserve"> PAGEREF _Toc200467193 \h </w:instrText>
+          <w:instrText xml:space="preserve"> PAGEREF _Toc219206978 \h </w:instrText>
         </w:r>
         <w:r>
           <w:rPr>
@@ -1204,16 +1228,15 @@
           <w:tab w:val="right" w:leader="dot" w:pos="9016"/>
         </w:tabs>
         <w:rPr>
-          <w:rFonts w:asciiTheme="minorHAnsi" w:hAnsiTheme="minorHAnsi" w:eastAsiaTheme="minorEastAsia" w:cstheme="minorBidi"/>
+          <w:rFonts w:asciiTheme="minorHAnsi" w:eastAsiaTheme="minorEastAsia" w:hAnsiTheme="minorHAnsi" w:cstheme="minorBidi"/>
           <w:noProof/>
           <w:kern w:val="2"/>
           <w:sz w:val="24"/>
           <w:szCs w:val="24"/>
-          <w:lang w:eastAsia="de-DE"/>
-          <w14:ligatures w14:val="standardContextual"/>
-        </w:rPr>
-      </w:pPr>
-      <w:hyperlink w:history="1" w:anchor="_Toc200467194">
+          <w:lang w:val="de-AT" w:eastAsia="de-AT"/>
+        </w:rPr>
+      </w:pPr>
+      <w:hyperlink w:anchor="_Toc219206979" w:history="1">
         <w:r>
           <w:rPr>
             <w:rStyle w:val="Hyperlink"/>
@@ -1223,13 +1246,12 @@
         </w:r>
         <w:r>
           <w:rPr>
-            <w:rFonts w:asciiTheme="minorHAnsi" w:hAnsiTheme="minorHAnsi" w:eastAsiaTheme="minorEastAsia" w:cstheme="minorBidi"/>
+            <w:rFonts w:asciiTheme="minorHAnsi" w:eastAsiaTheme="minorEastAsia" w:hAnsiTheme="minorHAnsi" w:cstheme="minorBidi"/>
             <w:noProof/>
             <w:kern w:val="2"/>
             <w:sz w:val="24"/>
             <w:szCs w:val="24"/>
-            <w:lang w:eastAsia="de-DE"/>
-            <w14:ligatures w14:val="standardContextual"/>
+            <w:lang w:val="de-AT" w:eastAsia="de-AT"/>
           </w:rPr>
           <w:tab/>
         </w:r>
@@ -1259,7 +1281,7 @@
             <w:noProof/>
             <w:webHidden/>
           </w:rPr>
-          <w:instrText xml:space="preserve"> PAGEREF _Toc200467194 \h </w:instrText>
+          <w:instrText xml:space="preserve"> PAGEREF _Toc219206979 \h </w:instrText>
         </w:r>
         <w:r>
           <w:rPr>
@@ -1298,16 +1320,15 @@
           <w:tab w:val="right" w:leader="dot" w:pos="9016"/>
         </w:tabs>
         <w:rPr>
-          <w:rFonts w:asciiTheme="minorHAnsi" w:hAnsiTheme="minorHAnsi" w:eastAsiaTheme="minorEastAsia" w:cstheme="minorBidi"/>
+          <w:rFonts w:asciiTheme="minorHAnsi" w:eastAsiaTheme="minorEastAsia" w:hAnsiTheme="minorHAnsi" w:cstheme="minorBidi"/>
           <w:noProof/>
           <w:kern w:val="2"/>
           <w:sz w:val="24"/>
           <w:szCs w:val="24"/>
-          <w:lang w:eastAsia="de-DE"/>
-          <w14:ligatures w14:val="standardContextual"/>
-        </w:rPr>
-      </w:pPr>
-      <w:hyperlink w:history="1" w:anchor="_Toc200467195">
+          <w:lang w:val="de-AT" w:eastAsia="de-AT"/>
+        </w:rPr>
+      </w:pPr>
+      <w:hyperlink w:anchor="_Toc219206980" w:history="1">
         <w:r>
           <w:rPr>
             <w:rStyle w:val="Hyperlink"/>
@@ -1317,13 +1338,12 @@
         </w:r>
         <w:r>
           <w:rPr>
-            <w:rFonts w:asciiTheme="minorHAnsi" w:hAnsiTheme="minorHAnsi" w:eastAsiaTheme="minorEastAsia" w:cstheme="minorBidi"/>
+            <w:rFonts w:asciiTheme="minorHAnsi" w:eastAsiaTheme="minorEastAsia" w:hAnsiTheme="minorHAnsi" w:cstheme="minorBidi"/>
             <w:noProof/>
             <w:kern w:val="2"/>
             <w:sz w:val="24"/>
             <w:szCs w:val="24"/>
-            <w:lang w:eastAsia="de-DE"/>
-            <w14:ligatures w14:val="standardContextual"/>
+            <w:lang w:val="de-AT" w:eastAsia="de-AT"/>
           </w:rPr>
           <w:tab/>
         </w:r>
@@ -1353,7 +1373,7 @@
             <w:noProof/>
             <w:webHidden/>
           </w:rPr>
-          <w:instrText xml:space="preserve"> PAGEREF _Toc200467195 \h </w:instrText>
+          <w:instrText xml:space="preserve"> PAGEREF _Toc219206980 \h </w:instrText>
         </w:r>
         <w:r>
           <w:rPr>
@@ -1388,15 +1408,14 @@
       <w:pPr>
         <w:pStyle w:val="Verzeichnis1"/>
         <w:rPr>
-          <w:rFonts w:asciiTheme="minorHAnsi" w:hAnsiTheme="minorHAnsi" w:eastAsiaTheme="minorEastAsia" w:cstheme="minorBidi"/>
+          <w:rFonts w:asciiTheme="minorHAnsi" w:eastAsiaTheme="minorEastAsia" w:hAnsiTheme="minorHAnsi" w:cstheme="minorBidi"/>
           <w:b w:val="0"/>
           <w:kern w:val="2"/>
           <w:sz w:val="24"/>
-          <w:lang w:eastAsia="de-DE"/>
-          <w14:ligatures w14:val="standardContextual"/>
-        </w:rPr>
-      </w:pPr>
-      <w:hyperlink w:history="1" w:anchor="_Toc200467196">
+          <w:lang w:val="de-AT" w:eastAsia="de-AT"/>
+        </w:rPr>
+      </w:pPr>
+      <w:hyperlink w:anchor="_Toc219206981" w:history="1">
         <w:r>
           <w:rPr>
             <w:rStyle w:val="Hyperlink"/>
@@ -1405,12 +1424,11 @@
         </w:r>
         <w:r>
           <w:rPr>
-            <w:rFonts w:asciiTheme="minorHAnsi" w:hAnsiTheme="minorHAnsi" w:eastAsiaTheme="minorEastAsia" w:cstheme="minorBidi"/>
+            <w:rFonts w:asciiTheme="minorHAnsi" w:eastAsiaTheme="minorEastAsia" w:hAnsiTheme="minorHAnsi" w:cstheme="minorBidi"/>
             <w:b w:val="0"/>
             <w:kern w:val="2"/>
             <w:sz w:val="24"/>
-            <w:lang w:eastAsia="de-DE"/>
-            <w14:ligatures w14:val="standardContextual"/>
+            <w:lang w:val="de-AT" w:eastAsia="de-AT"/>
           </w:rPr>
           <w:tab/>
         </w:r>
@@ -1436,7 +1454,7 @@
           <w:rPr>
             <w:webHidden/>
           </w:rPr>
-          <w:instrText xml:space="preserve"> PAGEREF _Toc200467196 \h </w:instrText>
+          <w:instrText xml:space="preserve"> PAGEREF _Toc219206981 \h </w:instrText>
         </w:r>
         <w:r>
           <w:rPr>
@@ -1471,16 +1489,15 @@
           <w:tab w:val="right" w:leader="dot" w:pos="9016"/>
         </w:tabs>
         <w:rPr>
-          <w:rFonts w:asciiTheme="minorHAnsi" w:hAnsiTheme="minorHAnsi" w:eastAsiaTheme="minorEastAsia" w:cstheme="minorBidi"/>
+          <w:rFonts w:asciiTheme="minorHAnsi" w:eastAsiaTheme="minorEastAsia" w:hAnsiTheme="minorHAnsi" w:cstheme="minorBidi"/>
           <w:noProof/>
           <w:kern w:val="2"/>
           <w:sz w:val="24"/>
           <w:szCs w:val="24"/>
-          <w:lang w:eastAsia="de-DE"/>
-          <w14:ligatures w14:val="standardContextual"/>
-        </w:rPr>
-      </w:pPr>
-      <w:hyperlink w:history="1" w:anchor="_Toc200467197">
+          <w:lang w:val="de-AT" w:eastAsia="de-AT"/>
+        </w:rPr>
+      </w:pPr>
+      <w:hyperlink w:anchor="_Toc219206982" w:history="1">
         <w:r>
           <w:rPr>
             <w:rStyle w:val="Hyperlink"/>
@@ -1490,13 +1507,12 @@
         </w:r>
         <w:r>
           <w:rPr>
-            <w:rFonts w:asciiTheme="minorHAnsi" w:hAnsiTheme="minorHAnsi" w:eastAsiaTheme="minorEastAsia" w:cstheme="minorBidi"/>
+            <w:rFonts w:asciiTheme="minorHAnsi" w:eastAsiaTheme="minorEastAsia" w:hAnsiTheme="minorHAnsi" w:cstheme="minorBidi"/>
             <w:noProof/>
             <w:kern w:val="2"/>
             <w:sz w:val="24"/>
             <w:szCs w:val="24"/>
-            <w:lang w:eastAsia="de-DE"/>
-            <w14:ligatures w14:val="standardContextual"/>
+            <w:lang w:val="de-AT" w:eastAsia="de-AT"/>
           </w:rPr>
           <w:tab/>
         </w:r>
@@ -1526,7 +1542,7 @@
             <w:noProof/>
             <w:webHidden/>
           </w:rPr>
-          <w:instrText xml:space="preserve"> PAGEREF _Toc200467197 \h </w:instrText>
+          <w:instrText xml:space="preserve"> PAGEREF _Toc219206982 \h </w:instrText>
         </w:r>
         <w:r>
           <w:rPr>
@@ -1565,16 +1581,15 @@
           <w:tab w:val="right" w:leader="dot" w:pos="9016"/>
         </w:tabs>
         <w:rPr>
-          <w:rFonts w:asciiTheme="minorHAnsi" w:hAnsiTheme="minorHAnsi" w:eastAsiaTheme="minorEastAsia" w:cstheme="minorBidi"/>
+          <w:rFonts w:asciiTheme="minorHAnsi" w:eastAsiaTheme="minorEastAsia" w:hAnsiTheme="minorHAnsi" w:cstheme="minorBidi"/>
           <w:noProof/>
           <w:kern w:val="2"/>
           <w:sz w:val="24"/>
           <w:szCs w:val="24"/>
-          <w:lang w:eastAsia="de-DE"/>
-          <w14:ligatures w14:val="standardContextual"/>
-        </w:rPr>
-      </w:pPr>
-      <w:hyperlink w:history="1" w:anchor="_Toc200467198">
+          <w:lang w:val="de-AT" w:eastAsia="de-AT"/>
+        </w:rPr>
+      </w:pPr>
+      <w:hyperlink w:anchor="_Toc219206983" w:history="1">
         <w:r>
           <w:rPr>
             <w:rStyle w:val="Hyperlink"/>
@@ -1584,13 +1599,12 @@
         </w:r>
         <w:r>
           <w:rPr>
-            <w:rFonts w:asciiTheme="minorHAnsi" w:hAnsiTheme="minorHAnsi" w:eastAsiaTheme="minorEastAsia" w:cstheme="minorBidi"/>
+            <w:rFonts w:asciiTheme="minorHAnsi" w:eastAsiaTheme="minorEastAsia" w:hAnsiTheme="minorHAnsi" w:cstheme="minorBidi"/>
             <w:noProof/>
             <w:kern w:val="2"/>
             <w:sz w:val="24"/>
             <w:szCs w:val="24"/>
-            <w:lang w:eastAsia="de-DE"/>
-            <w14:ligatures w14:val="standardContextual"/>
+            <w:lang w:val="de-AT" w:eastAsia="de-AT"/>
           </w:rPr>
           <w:tab/>
         </w:r>
@@ -1620,7 +1634,7 @@
             <w:noProof/>
             <w:webHidden/>
           </w:rPr>
-          <w:instrText xml:space="preserve"> PAGEREF _Toc200467198 \h </w:instrText>
+          <w:instrText xml:space="preserve"> PAGEREF _Toc219206983 \h </w:instrText>
         </w:r>
         <w:r>
           <w:rPr>
@@ -1659,16 +1673,15 @@
           <w:tab w:val="right" w:leader="dot" w:pos="9016"/>
         </w:tabs>
         <w:rPr>
-          <w:rFonts w:asciiTheme="minorHAnsi" w:hAnsiTheme="minorHAnsi" w:eastAsiaTheme="minorEastAsia" w:cstheme="minorBidi"/>
+          <w:rFonts w:asciiTheme="minorHAnsi" w:eastAsiaTheme="minorEastAsia" w:hAnsiTheme="minorHAnsi" w:cstheme="minorBidi"/>
           <w:noProof/>
           <w:kern w:val="2"/>
           <w:sz w:val="24"/>
           <w:szCs w:val="24"/>
-          <w:lang w:eastAsia="de-DE"/>
-          <w14:ligatures w14:val="standardContextual"/>
-        </w:rPr>
-      </w:pPr>
-      <w:hyperlink w:history="1" w:anchor="_Toc200467199">
+          <w:lang w:val="de-AT" w:eastAsia="de-AT"/>
+        </w:rPr>
+      </w:pPr>
+      <w:hyperlink w:anchor="_Toc219206984" w:history="1">
         <w:r>
           <w:rPr>
             <w:rStyle w:val="Hyperlink"/>
@@ -1678,13 +1691,12 @@
         </w:r>
         <w:r>
           <w:rPr>
-            <w:rFonts w:asciiTheme="minorHAnsi" w:hAnsiTheme="minorHAnsi" w:eastAsiaTheme="minorEastAsia" w:cstheme="minorBidi"/>
+            <w:rFonts w:asciiTheme="minorHAnsi" w:eastAsiaTheme="minorEastAsia" w:hAnsiTheme="minorHAnsi" w:cstheme="minorBidi"/>
             <w:noProof/>
             <w:kern w:val="2"/>
             <w:sz w:val="24"/>
             <w:szCs w:val="24"/>
-            <w:lang w:eastAsia="de-DE"/>
-            <w14:ligatures w14:val="standardContextual"/>
+            <w:lang w:val="de-AT" w:eastAsia="de-AT"/>
           </w:rPr>
           <w:tab/>
         </w:r>
@@ -1722,7 +1734,7 @@
             <w:noProof/>
             <w:webHidden/>
           </w:rPr>
-          <w:instrText xml:space="preserve"> PAGEREF _Toc200467199 \h </w:instrText>
+          <w:instrText xml:space="preserve"> PAGEREF _Toc219206984 \h </w:instrText>
         </w:r>
         <w:r>
           <w:rPr>
@@ -1761,16 +1773,15 @@
           <w:tab w:val="right" w:leader="dot" w:pos="9016"/>
         </w:tabs>
         <w:rPr>
-          <w:rFonts w:asciiTheme="minorHAnsi" w:hAnsiTheme="minorHAnsi" w:eastAsiaTheme="minorEastAsia" w:cstheme="minorBidi"/>
+          <w:rFonts w:asciiTheme="minorHAnsi" w:eastAsiaTheme="minorEastAsia" w:hAnsiTheme="minorHAnsi" w:cstheme="minorBidi"/>
           <w:noProof/>
           <w:kern w:val="2"/>
           <w:sz w:val="24"/>
           <w:szCs w:val="24"/>
-          <w:lang w:eastAsia="de-DE"/>
-          <w14:ligatures w14:val="standardContextual"/>
-        </w:rPr>
-      </w:pPr>
-      <w:hyperlink w:history="1" w:anchor="_Toc200467200">
+          <w:lang w:val="de-AT" w:eastAsia="de-AT"/>
+        </w:rPr>
+      </w:pPr>
+      <w:hyperlink w:anchor="_Toc219206985" w:history="1">
         <w:r>
           <w:rPr>
             <w:rStyle w:val="Hyperlink"/>
@@ -1780,13 +1791,12 @@
         </w:r>
         <w:r>
           <w:rPr>
-            <w:rFonts w:asciiTheme="minorHAnsi" w:hAnsiTheme="minorHAnsi" w:eastAsiaTheme="minorEastAsia" w:cstheme="minorBidi"/>
+            <w:rFonts w:asciiTheme="minorHAnsi" w:eastAsiaTheme="minorEastAsia" w:hAnsiTheme="minorHAnsi" w:cstheme="minorBidi"/>
             <w:noProof/>
             <w:kern w:val="2"/>
             <w:sz w:val="24"/>
             <w:szCs w:val="24"/>
-            <w:lang w:eastAsia="de-DE"/>
-            <w14:ligatures w14:val="standardContextual"/>
+            <w:lang w:val="de-AT" w:eastAsia="de-AT"/>
           </w:rPr>
           <w:tab/>
         </w:r>
@@ -1816,7 +1826,7 @@
             <w:noProof/>
             <w:webHidden/>
           </w:rPr>
-          <w:instrText xml:space="preserve"> PAGEREF _Toc200467200 \h </w:instrText>
+          <w:instrText xml:space="preserve"> PAGEREF _Toc219206985 \h </w:instrText>
         </w:r>
         <w:r>
           <w:rPr>
@@ -1855,16 +1865,15 @@
           <w:tab w:val="right" w:leader="dot" w:pos="9016"/>
         </w:tabs>
         <w:rPr>
-          <w:rFonts w:asciiTheme="minorHAnsi" w:hAnsiTheme="minorHAnsi" w:eastAsiaTheme="minorEastAsia" w:cstheme="minorBidi"/>
+          <w:rFonts w:asciiTheme="minorHAnsi" w:eastAsiaTheme="minorEastAsia" w:hAnsiTheme="minorHAnsi" w:cstheme="minorBidi"/>
           <w:noProof/>
           <w:kern w:val="2"/>
           <w:sz w:val="24"/>
           <w:szCs w:val="24"/>
-          <w:lang w:eastAsia="de-DE"/>
-          <w14:ligatures w14:val="standardContextual"/>
-        </w:rPr>
-      </w:pPr>
-      <w:hyperlink w:history="1" w:anchor="_Toc200467201">
+          <w:lang w:val="de-AT" w:eastAsia="de-AT"/>
+        </w:rPr>
+      </w:pPr>
+      <w:hyperlink w:anchor="_Toc219206986" w:history="1">
         <w:r>
           <w:rPr>
             <w:rStyle w:val="Hyperlink"/>
@@ -1874,13 +1883,12 @@
         </w:r>
         <w:r>
           <w:rPr>
-            <w:rFonts w:asciiTheme="minorHAnsi" w:hAnsiTheme="minorHAnsi" w:eastAsiaTheme="minorEastAsia" w:cstheme="minorBidi"/>
+            <w:rFonts w:asciiTheme="minorHAnsi" w:eastAsiaTheme="minorEastAsia" w:hAnsiTheme="minorHAnsi" w:cstheme="minorBidi"/>
             <w:noProof/>
             <w:kern w:val="2"/>
             <w:sz w:val="24"/>
             <w:szCs w:val="24"/>
-            <w:lang w:eastAsia="de-DE"/>
-            <w14:ligatures w14:val="standardContextual"/>
+            <w:lang w:val="de-AT" w:eastAsia="de-AT"/>
           </w:rPr>
           <w:tab/>
         </w:r>
@@ -1910,7 +1918,7 @@
             <w:noProof/>
             <w:webHidden/>
           </w:rPr>
-          <w:instrText xml:space="preserve"> PAGEREF _Toc200467201 \h </w:instrText>
+          <w:instrText xml:space="preserve"> PAGEREF _Toc219206986 \h </w:instrText>
         </w:r>
         <w:r>
           <w:rPr>
@@ -1930,7 +1938,7 @@
             <w:noProof/>
             <w:webHidden/>
           </w:rPr>
-          <w:t>3</w:t>
+          <w:t>4</w:t>
         </w:r>
         <w:r>
           <w:rPr>
@@ -1949,16 +1957,15 @@
           <w:tab w:val="right" w:leader="dot" w:pos="9016"/>
         </w:tabs>
         <w:rPr>
-          <w:rFonts w:asciiTheme="minorHAnsi" w:hAnsiTheme="minorHAnsi" w:eastAsiaTheme="minorEastAsia" w:cstheme="minorBidi"/>
+          <w:rFonts w:asciiTheme="minorHAnsi" w:eastAsiaTheme="minorEastAsia" w:hAnsiTheme="minorHAnsi" w:cstheme="minorBidi"/>
           <w:noProof/>
           <w:kern w:val="2"/>
           <w:sz w:val="24"/>
           <w:szCs w:val="24"/>
-          <w:lang w:eastAsia="de-DE"/>
-          <w14:ligatures w14:val="standardContextual"/>
-        </w:rPr>
-      </w:pPr>
-      <w:hyperlink w:history="1" w:anchor="_Toc200467202">
+          <w:lang w:val="de-AT" w:eastAsia="de-AT"/>
+        </w:rPr>
+      </w:pPr>
+      <w:hyperlink w:anchor="_Toc219206987" w:history="1">
         <w:r>
           <w:rPr>
             <w:rStyle w:val="Hyperlink"/>
@@ -1968,13 +1975,12 @@
         </w:r>
         <w:r>
           <w:rPr>
-            <w:rFonts w:asciiTheme="minorHAnsi" w:hAnsiTheme="minorHAnsi" w:eastAsiaTheme="minorEastAsia" w:cstheme="minorBidi"/>
+            <w:rFonts w:asciiTheme="minorHAnsi" w:eastAsiaTheme="minorEastAsia" w:hAnsiTheme="minorHAnsi" w:cstheme="minorBidi"/>
             <w:noProof/>
             <w:kern w:val="2"/>
             <w:sz w:val="24"/>
             <w:szCs w:val="24"/>
-            <w:lang w:eastAsia="de-DE"/>
-            <w14:ligatures w14:val="standardContextual"/>
+            <w:lang w:val="de-AT" w:eastAsia="de-AT"/>
           </w:rPr>
           <w:tab/>
         </w:r>
@@ -2004,7 +2010,7 @@
             <w:noProof/>
             <w:webHidden/>
           </w:rPr>
-          <w:instrText xml:space="preserve"> PAGEREF _Toc200467202 \h </w:instrText>
+          <w:instrText xml:space="preserve"> PAGEREF _Toc219206987 \h </w:instrText>
         </w:r>
         <w:r>
           <w:rPr>
@@ -2024,7 +2030,7 @@
             <w:noProof/>
             <w:webHidden/>
           </w:rPr>
-          <w:t>3</w:t>
+          <w:t>4</w:t>
         </w:r>
         <w:r>
           <w:rPr>
@@ -2043,16 +2049,15 @@
           <w:tab w:val="right" w:leader="dot" w:pos="9016"/>
         </w:tabs>
         <w:rPr>
-          <w:rFonts w:asciiTheme="minorHAnsi" w:hAnsiTheme="minorHAnsi" w:eastAsiaTheme="minorEastAsia" w:cstheme="minorBidi"/>
+          <w:rFonts w:asciiTheme="minorHAnsi" w:eastAsiaTheme="minorEastAsia" w:hAnsiTheme="minorHAnsi" w:cstheme="minorBidi"/>
           <w:noProof/>
           <w:kern w:val="2"/>
           <w:sz w:val="24"/>
           <w:szCs w:val="24"/>
-          <w:lang w:eastAsia="de-DE"/>
-          <w14:ligatures w14:val="standardContextual"/>
-        </w:rPr>
-      </w:pPr>
-      <w:hyperlink w:history="1" w:anchor="_Toc200467203">
+          <w:lang w:val="de-AT" w:eastAsia="de-AT"/>
+        </w:rPr>
+      </w:pPr>
+      <w:hyperlink w:anchor="_Toc219206988" w:history="1">
         <w:r>
           <w:rPr>
             <w:rStyle w:val="Hyperlink"/>
@@ -2062,13 +2067,12 @@
         </w:r>
         <w:r>
           <w:rPr>
-            <w:rFonts w:asciiTheme="minorHAnsi" w:hAnsiTheme="minorHAnsi" w:eastAsiaTheme="minorEastAsia" w:cstheme="minorBidi"/>
+            <w:rFonts w:asciiTheme="minorHAnsi" w:eastAsiaTheme="minorEastAsia" w:hAnsiTheme="minorHAnsi" w:cstheme="minorBidi"/>
             <w:noProof/>
             <w:kern w:val="2"/>
             <w:sz w:val="24"/>
             <w:szCs w:val="24"/>
-            <w:lang w:eastAsia="de-DE"/>
-            <w14:ligatures w14:val="standardContextual"/>
+            <w:lang w:val="de-AT" w:eastAsia="de-AT"/>
           </w:rPr>
           <w:tab/>
         </w:r>
@@ -2098,7 +2102,7 @@
             <w:noProof/>
             <w:webHidden/>
           </w:rPr>
-          <w:instrText xml:space="preserve"> PAGEREF _Toc200467203 \h </w:instrText>
+          <w:instrText xml:space="preserve"> PAGEREF _Toc219206988 \h </w:instrText>
         </w:r>
         <w:r>
           <w:rPr>
@@ -2118,7 +2122,7 @@
             <w:noProof/>
             <w:webHidden/>
           </w:rPr>
-          <w:t>4</w:t>
+          <w:t>5</w:t>
         </w:r>
         <w:r>
           <w:rPr>
@@ -2137,16 +2141,15 @@
           <w:tab w:val="right" w:leader="dot" w:pos="9016"/>
         </w:tabs>
         <w:rPr>
-          <w:rFonts w:asciiTheme="minorHAnsi" w:hAnsiTheme="minorHAnsi" w:eastAsiaTheme="minorEastAsia" w:cstheme="minorBidi"/>
+          <w:rFonts w:asciiTheme="minorHAnsi" w:eastAsiaTheme="minorEastAsia" w:hAnsiTheme="minorHAnsi" w:cstheme="minorBidi"/>
           <w:noProof/>
           <w:kern w:val="2"/>
           <w:sz w:val="24"/>
           <w:szCs w:val="24"/>
-          <w:lang w:eastAsia="de-DE"/>
-          <w14:ligatures w14:val="standardContextual"/>
-        </w:rPr>
-      </w:pPr>
-      <w:hyperlink w:history="1" w:anchor="_Toc200467204">
+          <w:lang w:val="de-AT" w:eastAsia="de-AT"/>
+        </w:rPr>
+      </w:pPr>
+      <w:hyperlink w:anchor="_Toc219206989" w:history="1">
         <w:r>
           <w:rPr>
             <w:rStyle w:val="Hyperlink"/>
@@ -2156,13 +2159,12 @@
         </w:r>
         <w:r>
           <w:rPr>
-            <w:rFonts w:asciiTheme="minorHAnsi" w:hAnsiTheme="minorHAnsi" w:eastAsiaTheme="minorEastAsia" w:cstheme="minorBidi"/>
+            <w:rFonts w:asciiTheme="minorHAnsi" w:eastAsiaTheme="minorEastAsia" w:hAnsiTheme="minorHAnsi" w:cstheme="minorBidi"/>
             <w:noProof/>
             <w:kern w:val="2"/>
             <w:sz w:val="24"/>
             <w:szCs w:val="24"/>
-            <w:lang w:eastAsia="de-DE"/>
-            <w14:ligatures w14:val="standardContextual"/>
+            <w:lang w:val="de-AT" w:eastAsia="de-AT"/>
           </w:rPr>
           <w:tab/>
         </w:r>
@@ -2192,7 +2194,7 @@
             <w:noProof/>
             <w:webHidden/>
           </w:rPr>
-          <w:instrText xml:space="preserve"> PAGEREF _Toc200467204 \h </w:instrText>
+          <w:instrText xml:space="preserve"> PAGEREF _Toc219206989 \h </w:instrText>
         </w:r>
         <w:r>
           <w:rPr>
@@ -2212,7 +2214,7 @@
             <w:noProof/>
             <w:webHidden/>
           </w:rPr>
-          <w:t>4</w:t>
+          <w:t>5</w:t>
         </w:r>
         <w:r>
           <w:rPr>
@@ -2227,15 +2229,14 @@
       <w:pPr>
         <w:pStyle w:val="Verzeichnis1"/>
         <w:rPr>
-          <w:rFonts w:asciiTheme="minorHAnsi" w:hAnsiTheme="minorHAnsi" w:eastAsiaTheme="minorEastAsia" w:cstheme="minorBidi"/>
+          <w:rFonts w:asciiTheme="minorHAnsi" w:eastAsiaTheme="minorEastAsia" w:hAnsiTheme="minorHAnsi" w:cstheme="minorBidi"/>
           <w:b w:val="0"/>
           <w:kern w:val="2"/>
           <w:sz w:val="24"/>
-          <w:lang w:eastAsia="de-DE"/>
-          <w14:ligatures w14:val="standardContextual"/>
-        </w:rPr>
-      </w:pPr>
-      <w:hyperlink w:history="1" w:anchor="_Toc200467205">
+          <w:lang w:val="de-AT" w:eastAsia="de-AT"/>
+        </w:rPr>
+      </w:pPr>
+      <w:hyperlink w:anchor="_Toc219206990" w:history="1">
         <w:r>
           <w:rPr>
             <w:rStyle w:val="Hyperlink"/>
@@ -2244,12 +2245,11 @@
         </w:r>
         <w:r>
           <w:rPr>
-            <w:rFonts w:asciiTheme="minorHAnsi" w:hAnsiTheme="minorHAnsi" w:eastAsiaTheme="minorEastAsia" w:cstheme="minorBidi"/>
+            <w:rFonts w:asciiTheme="minorHAnsi" w:eastAsiaTheme="minorEastAsia" w:hAnsiTheme="minorHAnsi" w:cstheme="minorBidi"/>
             <w:b w:val="0"/>
             <w:kern w:val="2"/>
             <w:sz w:val="24"/>
-            <w:lang w:eastAsia="de-DE"/>
-            <w14:ligatures w14:val="standardContextual"/>
+            <w:lang w:val="de-AT" w:eastAsia="de-AT"/>
           </w:rPr>
           <w:tab/>
         </w:r>
@@ -2257,7 +2257,19 @@
           <w:rPr>
             <w:rStyle w:val="Hyperlink"/>
           </w:rPr>
-          <w:t>Dokumentation Schüler:in 2: (FV = Überschrift1)</w:t>
+          <w:t>Dokumentation Felix Gr</w:t>
+        </w:r>
+        <w:r>
+          <w:rPr>
+            <w:rStyle w:val="Hyperlink"/>
+          </w:rPr>
+          <w:t>a</w:t>
+        </w:r>
+        <w:r>
+          <w:rPr>
+            <w:rStyle w:val="Hyperlink"/>
+          </w:rPr>
+          <w:t>negger:</w:t>
         </w:r>
         <w:r>
           <w:rPr>
@@ -2275,7 +2287,7 @@
           <w:rPr>
             <w:webHidden/>
           </w:rPr>
-          <w:instrText xml:space="preserve"> PAGEREF _Toc200467205 \h </w:instrText>
+          <w:instrText xml:space="preserve"> PAGEREF _Toc219206990 \h </w:instrText>
         </w:r>
         <w:r>
           <w:rPr>
@@ -2292,7 +2304,7 @@
           <w:rPr>
             <w:webHidden/>
           </w:rPr>
-          <w:t>5</w:t>
+          <w:t>6</w:t>
         </w:r>
         <w:r>
           <w:rPr>
@@ -2310,16 +2322,15 @@
           <w:tab w:val="right" w:leader="dot" w:pos="9016"/>
         </w:tabs>
         <w:rPr>
-          <w:rFonts w:asciiTheme="minorHAnsi" w:hAnsiTheme="minorHAnsi" w:eastAsiaTheme="minorEastAsia" w:cstheme="minorBidi"/>
+          <w:rFonts w:asciiTheme="minorHAnsi" w:eastAsiaTheme="minorEastAsia" w:hAnsiTheme="minorHAnsi" w:cstheme="minorBidi"/>
           <w:noProof/>
           <w:kern w:val="2"/>
           <w:sz w:val="24"/>
           <w:szCs w:val="24"/>
-          <w:lang w:eastAsia="de-DE"/>
-          <w14:ligatures w14:val="standardContextual"/>
-        </w:rPr>
-      </w:pPr>
-      <w:hyperlink w:history="1" w:anchor="_Toc200467206">
+          <w:lang w:val="de-AT" w:eastAsia="de-AT"/>
+        </w:rPr>
+      </w:pPr>
+      <w:hyperlink w:anchor="_Toc219206991" w:history="1">
         <w:r>
           <w:rPr>
             <w:rStyle w:val="Hyperlink"/>
@@ -2329,13 +2340,12 @@
         </w:r>
         <w:r>
           <w:rPr>
-            <w:rFonts w:asciiTheme="minorHAnsi" w:hAnsiTheme="minorHAnsi" w:eastAsiaTheme="minorEastAsia" w:cstheme="minorBidi"/>
+            <w:rFonts w:asciiTheme="minorHAnsi" w:eastAsiaTheme="minorEastAsia" w:hAnsiTheme="minorHAnsi" w:cstheme="minorBidi"/>
             <w:noProof/>
             <w:kern w:val="2"/>
             <w:sz w:val="24"/>
             <w:szCs w:val="24"/>
-            <w:lang w:eastAsia="de-DE"/>
-            <w14:ligatures w14:val="standardContextual"/>
+            <w:lang w:val="de-AT" w:eastAsia="de-AT"/>
           </w:rPr>
           <w:tab/>
         </w:r>
@@ -2344,7 +2354,7 @@
             <w:rStyle w:val="Hyperlink"/>
             <w:noProof/>
           </w:rPr>
-          <w:t>Einleitung</w:t>
+          <w:t>Einleitung (FV = Überschrift2)</w:t>
         </w:r>
         <w:r>
           <w:rPr>
@@ -2365,7 +2375,7 @@
             <w:noProof/>
             <w:webHidden/>
           </w:rPr>
-          <w:instrText xml:space="preserve"> PAGEREF _Toc200467206 \h </w:instrText>
+          <w:instrText xml:space="preserve"> PAGEREF _Toc219206991 \h </w:instrText>
         </w:r>
         <w:r>
           <w:rPr>
@@ -2385,7 +2395,7 @@
             <w:noProof/>
             <w:webHidden/>
           </w:rPr>
-          <w:t>5</w:t>
+          <w:t>6</w:t>
         </w:r>
         <w:r>
           <w:rPr>
@@ -2404,16 +2414,15 @@
           <w:tab w:val="right" w:leader="dot" w:pos="9016"/>
         </w:tabs>
         <w:rPr>
-          <w:rFonts w:asciiTheme="minorHAnsi" w:hAnsiTheme="minorHAnsi" w:eastAsiaTheme="minorEastAsia" w:cstheme="minorBidi"/>
+          <w:rFonts w:asciiTheme="minorHAnsi" w:eastAsiaTheme="minorEastAsia" w:hAnsiTheme="minorHAnsi" w:cstheme="minorBidi"/>
           <w:noProof/>
           <w:kern w:val="2"/>
           <w:sz w:val="24"/>
           <w:szCs w:val="24"/>
-          <w:lang w:eastAsia="de-DE"/>
-          <w14:ligatures w14:val="standardContextual"/>
-        </w:rPr>
-      </w:pPr>
-      <w:hyperlink w:history="1" w:anchor="_Toc200467207">
+          <w:lang w:val="de-AT" w:eastAsia="de-AT"/>
+        </w:rPr>
+      </w:pPr>
+      <w:hyperlink w:anchor="_Toc219206992" w:history="1">
         <w:r>
           <w:rPr>
             <w:rStyle w:val="Hyperlink"/>
@@ -2423,13 +2432,12 @@
         </w:r>
         <w:r>
           <w:rPr>
-            <w:rFonts w:asciiTheme="minorHAnsi" w:hAnsiTheme="minorHAnsi" w:eastAsiaTheme="minorEastAsia" w:cstheme="minorBidi"/>
+            <w:rFonts w:asciiTheme="minorHAnsi" w:eastAsiaTheme="minorEastAsia" w:hAnsiTheme="minorHAnsi" w:cstheme="minorBidi"/>
             <w:noProof/>
             <w:kern w:val="2"/>
             <w:sz w:val="24"/>
             <w:szCs w:val="24"/>
-            <w:lang w:eastAsia="de-DE"/>
-            <w14:ligatures w14:val="standardContextual"/>
+            <w:lang w:val="de-AT" w:eastAsia="de-AT"/>
           </w:rPr>
           <w:tab/>
         </w:r>
@@ -2459,7 +2467,7 @@
             <w:noProof/>
             <w:webHidden/>
           </w:rPr>
-          <w:instrText xml:space="preserve"> PAGEREF _Toc200467207 \h </w:instrText>
+          <w:instrText xml:space="preserve"> PAGEREF _Toc219206992 \h </w:instrText>
         </w:r>
         <w:r>
           <w:rPr>
@@ -2479,7 +2487,199 @@
             <w:noProof/>
             <w:webHidden/>
           </w:rPr>
-          <w:t>5</w:t>
+          <w:t>6</w:t>
+        </w:r>
+        <w:r>
+          <w:rPr>
+            <w:noProof/>
+            <w:webHidden/>
+          </w:rPr>
+          <w:fldChar w:fldCharType="end"/>
+        </w:r>
+      </w:hyperlink>
+    </w:p>
+    <w:p>
+      <w:pPr>
+        <w:pStyle w:val="Verzeichnis3"/>
+        <w:tabs>
+          <w:tab w:val="left" w:pos="1200"/>
+          <w:tab w:val="right" w:leader="dot" w:pos="9016"/>
+        </w:tabs>
+        <w:rPr>
+          <w:rFonts w:asciiTheme="minorHAnsi" w:eastAsiaTheme="minorEastAsia" w:hAnsiTheme="minorHAnsi" w:cstheme="minorBidi"/>
+          <w:noProof/>
+          <w:kern w:val="2"/>
+          <w:sz w:val="24"/>
+          <w:szCs w:val="24"/>
+          <w:lang w:val="de-AT" w:eastAsia="de-AT"/>
+        </w:rPr>
+      </w:pPr>
+      <w:hyperlink w:anchor="_Toc219206993" w:history="1">
+        <w:r>
+          <w:rPr>
+            <w:rStyle w:val="Hyperlink"/>
+            <w:noProof/>
+          </w:rPr>
+          <w:t>3.2.1</w:t>
+        </w:r>
+        <w:r>
+          <w:rPr>
+            <w:rFonts w:asciiTheme="minorHAnsi" w:eastAsiaTheme="minorEastAsia" w:hAnsiTheme="minorHAnsi" w:cstheme="minorBidi"/>
+            <w:noProof/>
+            <w:kern w:val="2"/>
+            <w:sz w:val="24"/>
+            <w:szCs w:val="24"/>
+            <w:lang w:val="de-AT" w:eastAsia="de-AT"/>
+          </w:rPr>
+          <w:tab/>
+        </w:r>
+        <w:r>
+          <w:rPr>
+            <w:rStyle w:val="Hyperlink"/>
+            <w:i/>
+            <w:noProof/>
+          </w:rPr>
+          <w:t>Optional</w:t>
+        </w:r>
+        <w:r>
+          <w:rPr>
+            <w:rStyle w:val="Hyperlink"/>
+            <w:noProof/>
+          </w:rPr>
+          <w:t>: Überschrift der 3. Ebene (FV = Überschrift3)</w:t>
+        </w:r>
+        <w:r>
+          <w:rPr>
+            <w:noProof/>
+            <w:webHidden/>
+          </w:rPr>
+          <w:tab/>
+        </w:r>
+        <w:r>
+          <w:rPr>
+            <w:noProof/>
+            <w:webHidden/>
+          </w:rPr>
+          <w:fldChar w:fldCharType="begin"/>
+        </w:r>
+        <w:r>
+          <w:rPr>
+            <w:noProof/>
+            <w:webHidden/>
+          </w:rPr>
+          <w:instrText xml:space="preserve"> PAGEREF _Toc219206993 \h </w:instrText>
+        </w:r>
+        <w:r>
+          <w:rPr>
+            <w:noProof/>
+            <w:webHidden/>
+          </w:rPr>
+        </w:r>
+        <w:r>
+          <w:rPr>
+            <w:noProof/>
+            <w:webHidden/>
+          </w:rPr>
+          <w:fldChar w:fldCharType="separate"/>
+        </w:r>
+        <w:r>
+          <w:rPr>
+            <w:noProof/>
+            <w:webHidden/>
+          </w:rPr>
+          <w:t>6</w:t>
+        </w:r>
+        <w:r>
+          <w:rPr>
+            <w:noProof/>
+            <w:webHidden/>
+          </w:rPr>
+          <w:fldChar w:fldCharType="end"/>
+        </w:r>
+      </w:hyperlink>
+    </w:p>
+    <w:p>
+      <w:pPr>
+        <w:pStyle w:val="Verzeichnis3"/>
+        <w:tabs>
+          <w:tab w:val="left" w:pos="1200"/>
+          <w:tab w:val="right" w:leader="dot" w:pos="9016"/>
+        </w:tabs>
+        <w:rPr>
+          <w:rFonts w:asciiTheme="minorHAnsi" w:eastAsiaTheme="minorEastAsia" w:hAnsiTheme="minorHAnsi" w:cstheme="minorBidi"/>
+          <w:noProof/>
+          <w:kern w:val="2"/>
+          <w:sz w:val="24"/>
+          <w:szCs w:val="24"/>
+          <w:lang w:val="de-AT" w:eastAsia="de-AT"/>
+        </w:rPr>
+      </w:pPr>
+      <w:hyperlink w:anchor="_Toc219206994" w:history="1">
+        <w:r>
+          <w:rPr>
+            <w:rStyle w:val="Hyperlink"/>
+            <w:noProof/>
+          </w:rPr>
+          <w:t>3.2.2</w:t>
+        </w:r>
+        <w:r>
+          <w:rPr>
+            <w:rFonts w:asciiTheme="minorHAnsi" w:eastAsiaTheme="minorEastAsia" w:hAnsiTheme="minorHAnsi" w:cstheme="minorBidi"/>
+            <w:noProof/>
+            <w:kern w:val="2"/>
+            <w:sz w:val="24"/>
+            <w:szCs w:val="24"/>
+            <w:lang w:val="de-AT" w:eastAsia="de-AT"/>
+          </w:rPr>
+          <w:tab/>
+        </w:r>
+        <w:r>
+          <w:rPr>
+            <w:rStyle w:val="Hyperlink"/>
+            <w:noProof/>
+          </w:rPr>
+          <w:t>Weitere Hinweise</w:t>
+        </w:r>
+        <w:r>
+          <w:rPr>
+            <w:noProof/>
+            <w:webHidden/>
+          </w:rPr>
+          <w:tab/>
+        </w:r>
+        <w:r>
+          <w:rPr>
+            <w:noProof/>
+            <w:webHidden/>
+          </w:rPr>
+          <w:fldChar w:fldCharType="begin"/>
+        </w:r>
+        <w:r>
+          <w:rPr>
+            <w:noProof/>
+            <w:webHidden/>
+          </w:rPr>
+          <w:instrText xml:space="preserve"> PAGEREF _Toc219206994 \h </w:instrText>
+        </w:r>
+        <w:r>
+          <w:rPr>
+            <w:noProof/>
+            <w:webHidden/>
+          </w:rPr>
+        </w:r>
+        <w:r>
+          <w:rPr>
+            <w:noProof/>
+            <w:webHidden/>
+          </w:rPr>
+          <w:fldChar w:fldCharType="separate"/>
+        </w:r>
+        <w:r>
+          <w:rPr>
+            <w:noProof/>
+            <w:webHidden/>
+          </w:rPr>
+          <w:t>6</w:t>
         </w:r>
         <w:r>
           <w:rPr>
@@ -2498,16 +2698,15 @@
           <w:tab w:val="right" w:leader="dot" w:pos="9016"/>
         </w:tabs>
         <w:rPr>
-          <w:rFonts w:asciiTheme="minorHAnsi" w:hAnsiTheme="minorHAnsi" w:eastAsiaTheme="minorEastAsia" w:cstheme="minorBidi"/>
+          <w:rFonts w:asciiTheme="minorHAnsi" w:eastAsiaTheme="minorEastAsia" w:hAnsiTheme="minorHAnsi" w:cstheme="minorBidi"/>
           <w:noProof/>
           <w:kern w:val="2"/>
           <w:sz w:val="24"/>
           <w:szCs w:val="24"/>
-          <w:lang w:eastAsia="de-DE"/>
-          <w14:ligatures w14:val="standardContextual"/>
-        </w:rPr>
-      </w:pPr>
-      <w:hyperlink w:history="1" w:anchor="_Toc200467208">
+          <w:lang w:val="de-AT" w:eastAsia="de-AT"/>
+        </w:rPr>
+      </w:pPr>
+      <w:hyperlink w:anchor="_Toc219206995" w:history="1">
         <w:r>
           <w:rPr>
             <w:rStyle w:val="Hyperlink"/>
@@ -2517,13 +2716,12 @@
         </w:r>
         <w:r>
           <w:rPr>
-            <w:rFonts w:asciiTheme="minorHAnsi" w:hAnsiTheme="minorHAnsi" w:eastAsiaTheme="minorEastAsia" w:cstheme="minorBidi"/>
+            <w:rFonts w:asciiTheme="minorHAnsi" w:eastAsiaTheme="minorEastAsia" w:hAnsiTheme="minorHAnsi" w:cstheme="minorBidi"/>
             <w:noProof/>
             <w:kern w:val="2"/>
             <w:sz w:val="24"/>
             <w:szCs w:val="24"/>
-            <w:lang w:eastAsia="de-DE"/>
-            <w14:ligatures w14:val="standardContextual"/>
+            <w:lang w:val="de-AT" w:eastAsia="de-AT"/>
           </w:rPr>
           <w:tab/>
         </w:r>
@@ -2553,7 +2751,7 @@
             <w:noProof/>
             <w:webHidden/>
           </w:rPr>
-          <w:instrText xml:space="preserve"> PAGEREF _Toc200467208 \h </w:instrText>
+          <w:instrText xml:space="preserve"> PAGEREF _Toc219206995 \h </w:instrText>
         </w:r>
         <w:r>
           <w:rPr>
@@ -2573,7 +2771,7 @@
             <w:noProof/>
             <w:webHidden/>
           </w:rPr>
-          <w:t>5</w:t>
+          <w:t>8</w:t>
         </w:r>
         <w:r>
           <w:rPr>
@@ -2592,16 +2790,15 @@
           <w:tab w:val="right" w:leader="dot" w:pos="9016"/>
         </w:tabs>
         <w:rPr>
-          <w:rFonts w:asciiTheme="minorHAnsi" w:hAnsiTheme="minorHAnsi" w:eastAsiaTheme="minorEastAsia" w:cstheme="minorBidi"/>
+          <w:rFonts w:asciiTheme="minorHAnsi" w:eastAsiaTheme="minorEastAsia" w:hAnsiTheme="minorHAnsi" w:cstheme="minorBidi"/>
           <w:noProof/>
           <w:kern w:val="2"/>
           <w:sz w:val="24"/>
           <w:szCs w:val="24"/>
-          <w:lang w:eastAsia="de-DE"/>
-          <w14:ligatures w14:val="standardContextual"/>
-        </w:rPr>
-      </w:pPr>
-      <w:hyperlink w:history="1" w:anchor="_Toc200467209">
+          <w:lang w:val="de-AT" w:eastAsia="de-AT"/>
+        </w:rPr>
+      </w:pPr>
+      <w:hyperlink w:anchor="_Toc219206996" w:history="1">
         <w:r>
           <w:rPr>
             <w:rStyle w:val="Hyperlink"/>
@@ -2611,13 +2808,12 @@
         </w:r>
         <w:r>
           <w:rPr>
-            <w:rFonts w:asciiTheme="minorHAnsi" w:hAnsiTheme="minorHAnsi" w:eastAsiaTheme="minorEastAsia" w:cstheme="minorBidi"/>
+            <w:rFonts w:asciiTheme="minorHAnsi" w:eastAsiaTheme="minorEastAsia" w:hAnsiTheme="minorHAnsi" w:cstheme="minorBidi"/>
             <w:noProof/>
             <w:kern w:val="2"/>
             <w:sz w:val="24"/>
             <w:szCs w:val="24"/>
-            <w:lang w:eastAsia="de-DE"/>
-            <w14:ligatures w14:val="standardContextual"/>
+            <w:lang w:val="de-AT" w:eastAsia="de-AT"/>
           </w:rPr>
           <w:tab/>
         </w:r>
@@ -2626,7 +2822,7 @@
             <w:rStyle w:val="Hyperlink"/>
             <w:noProof/>
           </w:rPr>
-          <w:t>Weitere individuelle Abschnitte…</w:t>
+          <w:t>Weitere individuelle Abschnitte</w:t>
         </w:r>
         <w:r>
           <w:rPr>
@@ -2647,7 +2843,7 @@
             <w:noProof/>
             <w:webHidden/>
           </w:rPr>
-          <w:instrText xml:space="preserve"> PAGEREF _Toc200467209 \h </w:instrText>
+          <w:instrText xml:space="preserve"> PAGEREF _Toc219206996 \h </w:instrText>
         </w:r>
         <w:r>
           <w:rPr>
@@ -2667,7 +2863,7 @@
             <w:noProof/>
             <w:webHidden/>
           </w:rPr>
-          <w:t>5</w:t>
+          <w:t>9</w:t>
         </w:r>
         <w:r>
           <w:rPr>
@@ -2686,16 +2882,15 @@
           <w:tab w:val="right" w:leader="dot" w:pos="9016"/>
         </w:tabs>
         <w:rPr>
-          <w:rFonts w:asciiTheme="minorHAnsi" w:hAnsiTheme="minorHAnsi" w:eastAsiaTheme="minorEastAsia" w:cstheme="minorBidi"/>
+          <w:rFonts w:asciiTheme="minorHAnsi" w:eastAsiaTheme="minorEastAsia" w:hAnsiTheme="minorHAnsi" w:cstheme="minorBidi"/>
           <w:noProof/>
           <w:kern w:val="2"/>
           <w:sz w:val="24"/>
           <w:szCs w:val="24"/>
-          <w:lang w:eastAsia="de-DE"/>
-          <w14:ligatures w14:val="standardContextual"/>
-        </w:rPr>
-      </w:pPr>
-      <w:hyperlink w:history="1" w:anchor="_Toc200467210">
+          <w:lang w:val="de-AT" w:eastAsia="de-AT"/>
+        </w:rPr>
+      </w:pPr>
+      <w:hyperlink w:anchor="_Toc219206997" w:history="1">
         <w:r>
           <w:rPr>
             <w:rStyle w:val="Hyperlink"/>
@@ -2705,13 +2900,12 @@
         </w:r>
         <w:r>
           <w:rPr>
-            <w:rFonts w:asciiTheme="minorHAnsi" w:hAnsiTheme="minorHAnsi" w:eastAsiaTheme="minorEastAsia" w:cstheme="minorBidi"/>
+            <w:rFonts w:asciiTheme="minorHAnsi" w:eastAsiaTheme="minorEastAsia" w:hAnsiTheme="minorHAnsi" w:cstheme="minorBidi"/>
             <w:noProof/>
             <w:kern w:val="2"/>
             <w:sz w:val="24"/>
             <w:szCs w:val="24"/>
-            <w:lang w:eastAsia="de-DE"/>
-            <w14:ligatures w14:val="standardContextual"/>
+            <w:lang w:val="de-AT" w:eastAsia="de-AT"/>
           </w:rPr>
           <w:tab/>
         </w:r>
@@ -2741,7 +2935,7 @@
             <w:noProof/>
             <w:webHidden/>
           </w:rPr>
-          <w:instrText xml:space="preserve"> PAGEREF _Toc200467210 \h </w:instrText>
+          <w:instrText xml:space="preserve"> PAGEREF _Toc219206997 \h </w:instrText>
         </w:r>
         <w:r>
           <w:rPr>
@@ -2761,7 +2955,7 @@
             <w:noProof/>
             <w:webHidden/>
           </w:rPr>
-          <w:t>5</w:t>
+          <w:t>9</w:t>
         </w:r>
         <w:r>
           <w:rPr>
@@ -2780,16 +2974,15 @@
           <w:tab w:val="right" w:leader="dot" w:pos="9016"/>
         </w:tabs>
         <w:rPr>
-          <w:rFonts w:asciiTheme="minorHAnsi" w:hAnsiTheme="minorHAnsi" w:eastAsiaTheme="minorEastAsia" w:cstheme="minorBidi"/>
+          <w:rFonts w:asciiTheme="minorHAnsi" w:eastAsiaTheme="minorEastAsia" w:hAnsiTheme="minorHAnsi" w:cstheme="minorBidi"/>
           <w:noProof/>
           <w:kern w:val="2"/>
           <w:sz w:val="24"/>
           <w:szCs w:val="24"/>
-          <w:lang w:eastAsia="de-DE"/>
-          <w14:ligatures w14:val="standardContextual"/>
-        </w:rPr>
-      </w:pPr>
-      <w:hyperlink w:history="1" w:anchor="_Toc200467211">
+          <w:lang w:val="de-AT" w:eastAsia="de-AT"/>
+        </w:rPr>
+      </w:pPr>
+      <w:hyperlink w:anchor="_Toc219206998" w:history="1">
         <w:r>
           <w:rPr>
             <w:rStyle w:val="Hyperlink"/>
@@ -2799,13 +2992,12 @@
         </w:r>
         <w:r>
           <w:rPr>
-            <w:rFonts w:asciiTheme="minorHAnsi" w:hAnsiTheme="minorHAnsi" w:eastAsiaTheme="minorEastAsia" w:cstheme="minorBidi"/>
+            <w:rFonts w:asciiTheme="minorHAnsi" w:eastAsiaTheme="minorEastAsia" w:hAnsiTheme="minorHAnsi" w:cstheme="minorBidi"/>
             <w:noProof/>
             <w:kern w:val="2"/>
             <w:sz w:val="24"/>
             <w:szCs w:val="24"/>
-            <w:lang w:eastAsia="de-DE"/>
-            <w14:ligatures w14:val="standardContextual"/>
+            <w:lang w:val="de-AT" w:eastAsia="de-AT"/>
           </w:rPr>
           <w:tab/>
         </w:r>
@@ -2835,7 +3027,7 @@
             <w:noProof/>
             <w:webHidden/>
           </w:rPr>
-          <w:instrText xml:space="preserve"> PAGEREF _Toc200467211 \h </w:instrText>
+          <w:instrText xml:space="preserve"> PAGEREF _Toc219206998 \h </w:instrText>
         </w:r>
         <w:r>
           <w:rPr>
@@ -2855,7 +3047,7 @@
             <w:noProof/>
             <w:webHidden/>
           </w:rPr>
-          <w:t>5</w:t>
+          <w:t>9</w:t>
         </w:r>
         <w:r>
           <w:rPr>
@@ -2870,15 +3062,14 @@
       <w:pPr>
         <w:pStyle w:val="Verzeichnis1"/>
         <w:rPr>
-          <w:rFonts w:asciiTheme="minorHAnsi" w:hAnsiTheme="minorHAnsi" w:eastAsiaTheme="minorEastAsia" w:cstheme="minorBidi"/>
+          <w:rFonts w:asciiTheme="minorHAnsi" w:eastAsiaTheme="minorEastAsia" w:hAnsiTheme="minorHAnsi" w:cstheme="minorBidi"/>
           <w:b w:val="0"/>
           <w:kern w:val="2"/>
           <w:sz w:val="24"/>
-          <w:lang w:eastAsia="de-DE"/>
-          <w14:ligatures w14:val="standardContextual"/>
-        </w:rPr>
-      </w:pPr>
-      <w:hyperlink w:history="1" w:anchor="_Toc200467212">
+          <w:lang w:val="de-AT" w:eastAsia="de-AT"/>
+        </w:rPr>
+      </w:pPr>
+      <w:hyperlink w:anchor="_Toc219206999" w:history="1">
         <w:r>
           <w:rPr>
             <w:rStyle w:val="Hyperlink"/>
@@ -2887,12 +3078,11 @@
         </w:r>
         <w:r>
           <w:rPr>
-            <w:rFonts w:asciiTheme="minorHAnsi" w:hAnsiTheme="minorHAnsi" w:eastAsiaTheme="minorEastAsia" w:cstheme="minorBidi"/>
+            <w:rFonts w:asciiTheme="minorHAnsi" w:eastAsiaTheme="minorEastAsia" w:hAnsiTheme="minorHAnsi" w:cstheme="minorBidi"/>
             <w:b w:val="0"/>
             <w:kern w:val="2"/>
             <w:sz w:val="24"/>
-            <w:lang w:eastAsia="de-DE"/>
-            <w14:ligatures w14:val="standardContextual"/>
+            <w:lang w:val="de-AT" w:eastAsia="de-AT"/>
           </w:rPr>
           <w:tab/>
         </w:r>
@@ -2918,7 +3108,7 @@
           <w:rPr>
             <w:webHidden/>
           </w:rPr>
-          <w:instrText xml:space="preserve"> PAGEREF _Toc200467212 \h </w:instrText>
+          <w:instrText xml:space="preserve"> PAGEREF _Toc219206999 \h </w:instrText>
         </w:r>
         <w:r>
           <w:rPr>
@@ -2935,86 +3125,7 @@
           <w:rPr>
             <w:webHidden/>
           </w:rPr>
-          <w:t>6</w:t>
-        </w:r>
-        <w:r>
-          <w:rPr>
-            <w:webHidden/>
-          </w:rPr>
-          <w:fldChar w:fldCharType="end"/>
-        </w:r>
-      </w:hyperlink>
-    </w:p>
-    <w:p>
-      <w:pPr>
-        <w:pStyle w:val="Verzeichnis1"/>
-        <w:rPr>
-          <w:rFonts w:asciiTheme="minorHAnsi" w:hAnsiTheme="minorHAnsi" w:eastAsiaTheme="minorEastAsia" w:cstheme="minorBidi"/>
-          <w:b w:val="0"/>
-          <w:kern w:val="2"/>
-          <w:sz w:val="24"/>
-          <w:lang w:eastAsia="de-DE"/>
-          <w14:ligatures w14:val="standardContextual"/>
-        </w:rPr>
-      </w:pPr>
-      <w:hyperlink w:history="1" w:anchor="_Toc200467213">
-        <w:r>
-          <w:rPr>
-            <w:rStyle w:val="Hyperlink"/>
-          </w:rPr>
-          <w:t>5</w:t>
-        </w:r>
-        <w:r>
-          <w:rPr>
-            <w:rFonts w:asciiTheme="minorHAnsi" w:hAnsiTheme="minorHAnsi" w:eastAsiaTheme="minorEastAsia" w:cstheme="minorBidi"/>
-            <w:b w:val="0"/>
-            <w:kern w:val="2"/>
-            <w:sz w:val="24"/>
-            <w:lang w:eastAsia="de-DE"/>
-            <w14:ligatures w14:val="standardContextual"/>
-          </w:rPr>
-          <w:tab/>
-        </w:r>
-        <w:r>
-          <w:rPr>
-            <w:rStyle w:val="Hyperlink"/>
-          </w:rPr>
-          <w:t>Verzeichnisse</w:t>
-        </w:r>
-        <w:r>
-          <w:rPr>
-            <w:webHidden/>
-          </w:rPr>
-          <w:tab/>
-        </w:r>
-        <w:r>
-          <w:rPr>
-            <w:webHidden/>
-          </w:rPr>
-          <w:fldChar w:fldCharType="begin"/>
-        </w:r>
-        <w:r>
-          <w:rPr>
-            <w:webHidden/>
-          </w:rPr>
-          <w:instrText xml:space="preserve"> PAGEREF _Toc200467213 \h </w:instrText>
-        </w:r>
-        <w:r>
-          <w:rPr>
-            <w:webHidden/>
-          </w:rPr>
-        </w:r>
-        <w:r>
-          <w:rPr>
-            <w:webHidden/>
-          </w:rPr>
-          <w:fldChar w:fldCharType="separate"/>
-        </w:r>
-        <w:r>
-          <w:rPr>
-            <w:webHidden/>
-          </w:rPr>
-          <w:t>8</w:t>
+          <w:t>10</w:t>
         </w:r>
         <w:r>
           <w:rPr>
@@ -3032,32 +3143,30 @@
           <w:tab w:val="right" w:leader="dot" w:pos="9016"/>
         </w:tabs>
         <w:rPr>
-          <w:rFonts w:asciiTheme="minorHAnsi" w:hAnsiTheme="minorHAnsi" w:eastAsiaTheme="minorEastAsia" w:cstheme="minorBidi"/>
+          <w:rFonts w:asciiTheme="minorHAnsi" w:eastAsiaTheme="minorEastAsia" w:hAnsiTheme="minorHAnsi" w:cstheme="minorBidi"/>
           <w:noProof/>
           <w:kern w:val="2"/>
           <w:sz w:val="24"/>
           <w:szCs w:val="24"/>
-          <w:lang w:eastAsia="de-DE"/>
-          <w14:ligatures w14:val="standardContextual"/>
-        </w:rPr>
-      </w:pPr>
-      <w:hyperlink w:history="1" w:anchor="_Toc200467214">
+          <w:lang w:val="de-AT" w:eastAsia="de-AT"/>
+        </w:rPr>
+      </w:pPr>
+      <w:hyperlink w:anchor="_Toc219207000" w:history="1">
         <w:r>
           <w:rPr>
             <w:rStyle w:val="Hyperlink"/>
             <w:noProof/>
           </w:rPr>
-          <w:t>5.1</w:t>
-        </w:r>
-        <w:r>
-          <w:rPr>
-            <w:rFonts w:asciiTheme="minorHAnsi" w:hAnsiTheme="minorHAnsi" w:eastAsiaTheme="minorEastAsia" w:cstheme="minorBidi"/>
+          <w:t>4.1</w:t>
+        </w:r>
+        <w:r>
+          <w:rPr>
+            <w:rFonts w:asciiTheme="minorHAnsi" w:eastAsiaTheme="minorEastAsia" w:hAnsiTheme="minorHAnsi" w:cstheme="minorBidi"/>
             <w:noProof/>
             <w:kern w:val="2"/>
             <w:sz w:val="24"/>
             <w:szCs w:val="24"/>
-            <w:lang w:eastAsia="de-DE"/>
-            <w14:ligatures w14:val="standardContextual"/>
+            <w:lang w:val="de-AT" w:eastAsia="de-AT"/>
           </w:rPr>
           <w:tab/>
         </w:r>
@@ -3066,7 +3175,7 @@
             <w:rStyle w:val="Hyperlink"/>
             <w:noProof/>
           </w:rPr>
-          <w:t>Literaturverzeichnis</w:t>
+          <w:t>Zusammenfassung der gesamten Arbeit</w:t>
         </w:r>
         <w:r>
           <w:rPr>
@@ -3087,7 +3196,7 @@
             <w:noProof/>
             <w:webHidden/>
           </w:rPr>
-          <w:instrText xml:space="preserve"> PAGEREF _Toc200467214 \h </w:instrText>
+          <w:instrText xml:space="preserve"> PAGEREF _Toc219207000 \h </w:instrText>
         </w:r>
         <w:r>
           <w:rPr>
@@ -3107,7 +3216,7 @@
             <w:noProof/>
             <w:webHidden/>
           </w:rPr>
-          <w:t>8</w:t>
+          <w:t>10</w:t>
         </w:r>
         <w:r>
           <w:rPr>
@@ -3126,32 +3235,30 @@
           <w:tab w:val="right" w:leader="dot" w:pos="9016"/>
         </w:tabs>
         <w:rPr>
-          <w:rFonts w:asciiTheme="minorHAnsi" w:hAnsiTheme="minorHAnsi" w:eastAsiaTheme="minorEastAsia" w:cstheme="minorBidi"/>
+          <w:rFonts w:asciiTheme="minorHAnsi" w:eastAsiaTheme="minorEastAsia" w:hAnsiTheme="minorHAnsi" w:cstheme="minorBidi"/>
           <w:noProof/>
           <w:kern w:val="2"/>
           <w:sz w:val="24"/>
           <w:szCs w:val="24"/>
-          <w:lang w:eastAsia="de-DE"/>
-          <w14:ligatures w14:val="standardContextual"/>
-        </w:rPr>
-      </w:pPr>
-      <w:hyperlink w:history="1" w:anchor="_Toc200467215">
+          <w:lang w:val="de-AT" w:eastAsia="de-AT"/>
+        </w:rPr>
+      </w:pPr>
+      <w:hyperlink w:anchor="_Toc219207001" w:history="1">
         <w:r>
           <w:rPr>
             <w:rStyle w:val="Hyperlink"/>
             <w:noProof/>
           </w:rPr>
-          <w:t>5.2</w:t>
-        </w:r>
-        <w:r>
-          <w:rPr>
-            <w:rFonts w:asciiTheme="minorHAnsi" w:hAnsiTheme="minorHAnsi" w:eastAsiaTheme="minorEastAsia" w:cstheme="minorBidi"/>
+          <w:t>4.2</w:t>
+        </w:r>
+        <w:r>
+          <w:rPr>
+            <w:rFonts w:asciiTheme="minorHAnsi" w:eastAsiaTheme="minorEastAsia" w:hAnsiTheme="minorHAnsi" w:cstheme="minorBidi"/>
             <w:noProof/>
             <w:kern w:val="2"/>
             <w:sz w:val="24"/>
             <w:szCs w:val="24"/>
-            <w:lang w:eastAsia="de-DE"/>
-            <w14:ligatures w14:val="standardContextual"/>
+            <w:lang w:val="de-AT" w:eastAsia="de-AT"/>
           </w:rPr>
           <w:tab/>
         </w:r>
@@ -3160,7 +3267,7 @@
             <w:rStyle w:val="Hyperlink"/>
             <w:noProof/>
           </w:rPr>
-          <w:t>Abkürzungsverzeichnis</w:t>
+          <w:t>Ausblick</w:t>
         </w:r>
         <w:r>
           <w:rPr>
@@ -3181,7 +3288,7 @@
             <w:noProof/>
             <w:webHidden/>
           </w:rPr>
-          <w:instrText xml:space="preserve"> PAGEREF _Toc200467215 \h </w:instrText>
+          <w:instrText xml:space="preserve"> PAGEREF _Toc219207001 \h </w:instrText>
         </w:r>
         <w:r>
           <w:rPr>
@@ -3201,11 +3308,242 @@
             <w:noProof/>
             <w:webHidden/>
           </w:rPr>
-          <w:t>8</w:t>
-        </w:r>
-        <w:r>
-          <w:rPr>
-            <w:noProof/>
+          <w:t>10</w:t>
+        </w:r>
+        <w:r>
+          <w:rPr>
+            <w:noProof/>
+            <w:webHidden/>
+          </w:rPr>
+          <w:fldChar w:fldCharType="end"/>
+        </w:r>
+      </w:hyperlink>
+    </w:p>
+    <w:p>
+      <w:pPr>
+        <w:pStyle w:val="Verzeichnis1"/>
+        <w:rPr>
+          <w:rFonts w:asciiTheme="minorHAnsi" w:eastAsiaTheme="minorEastAsia" w:hAnsiTheme="minorHAnsi" w:cstheme="minorBidi"/>
+          <w:b w:val="0"/>
+          <w:kern w:val="2"/>
+          <w:sz w:val="24"/>
+          <w:lang w:val="de-AT" w:eastAsia="de-AT"/>
+        </w:rPr>
+      </w:pPr>
+      <w:hyperlink w:anchor="_Toc219207002" w:history="1">
+        <w:r>
+          <w:rPr>
+            <w:rStyle w:val="Hyperlink"/>
+          </w:rPr>
+          <w:t>5</w:t>
+        </w:r>
+        <w:r>
+          <w:rPr>
+            <w:rFonts w:asciiTheme="minorHAnsi" w:eastAsiaTheme="minorEastAsia" w:hAnsiTheme="minorHAnsi" w:cstheme="minorBidi"/>
+            <w:b w:val="0"/>
+            <w:kern w:val="2"/>
+            <w:sz w:val="24"/>
+            <w:lang w:val="de-AT" w:eastAsia="de-AT"/>
+          </w:rPr>
+          <w:tab/>
+        </w:r>
+        <w:r>
+          <w:rPr>
+            <w:rStyle w:val="Hyperlink"/>
+          </w:rPr>
+          <w:t>Erklärung der Eigenständigkeit</w:t>
+        </w:r>
+        <w:r>
+          <w:rPr>
+            <w:webHidden/>
+          </w:rPr>
+          <w:tab/>
+        </w:r>
+        <w:r>
+          <w:rPr>
+            <w:webHidden/>
+          </w:rPr>
+          <w:fldChar w:fldCharType="begin"/>
+        </w:r>
+        <w:r>
+          <w:rPr>
+            <w:webHidden/>
+          </w:rPr>
+          <w:instrText xml:space="preserve"> PAGEREF _Toc219207002 \h </w:instrText>
+        </w:r>
+        <w:r>
+          <w:rPr>
+            <w:webHidden/>
+          </w:rPr>
+        </w:r>
+        <w:r>
+          <w:rPr>
+            <w:webHidden/>
+          </w:rPr>
+          <w:fldChar w:fldCharType="separate"/>
+        </w:r>
+        <w:r>
+          <w:rPr>
+            <w:webHidden/>
+          </w:rPr>
+          <w:t>11</w:t>
+        </w:r>
+        <w:r>
+          <w:rPr>
+            <w:webHidden/>
+          </w:rPr>
+          <w:fldChar w:fldCharType="end"/>
+        </w:r>
+      </w:hyperlink>
+    </w:p>
+    <w:p>
+      <w:pPr>
+        <w:pStyle w:val="Verzeichnis1"/>
+        <w:rPr>
+          <w:rFonts w:asciiTheme="minorHAnsi" w:eastAsiaTheme="minorEastAsia" w:hAnsiTheme="minorHAnsi" w:cstheme="minorBidi"/>
+          <w:b w:val="0"/>
+          <w:kern w:val="2"/>
+          <w:sz w:val="24"/>
+          <w:lang w:val="de-AT" w:eastAsia="de-AT"/>
+        </w:rPr>
+      </w:pPr>
+      <w:hyperlink w:anchor="_Toc219207003" w:history="1">
+        <w:r>
+          <w:rPr>
+            <w:rStyle w:val="Hyperlink"/>
+          </w:rPr>
+          <w:t>6</w:t>
+        </w:r>
+        <w:r>
+          <w:rPr>
+            <w:rFonts w:asciiTheme="minorHAnsi" w:eastAsiaTheme="minorEastAsia" w:hAnsiTheme="minorHAnsi" w:cstheme="minorBidi"/>
+            <w:b w:val="0"/>
+            <w:kern w:val="2"/>
+            <w:sz w:val="24"/>
+            <w:lang w:val="de-AT" w:eastAsia="de-AT"/>
+          </w:rPr>
+          <w:tab/>
+        </w:r>
+        <w:r>
+          <w:rPr>
+            <w:rStyle w:val="Hyperlink"/>
+          </w:rPr>
+          <w:t>Arbeitsnachweise</w:t>
+        </w:r>
+        <w:r>
+          <w:rPr>
+            <w:webHidden/>
+          </w:rPr>
+          <w:tab/>
+        </w:r>
+        <w:r>
+          <w:rPr>
+            <w:webHidden/>
+          </w:rPr>
+          <w:fldChar w:fldCharType="begin"/>
+        </w:r>
+        <w:r>
+          <w:rPr>
+            <w:webHidden/>
+          </w:rPr>
+          <w:instrText xml:space="preserve"> PAGEREF _Toc219207003 \h </w:instrText>
+        </w:r>
+        <w:r>
+          <w:rPr>
+            <w:webHidden/>
+          </w:rPr>
+        </w:r>
+        <w:r>
+          <w:rPr>
+            <w:webHidden/>
+          </w:rPr>
+          <w:fldChar w:fldCharType="separate"/>
+        </w:r>
+        <w:r>
+          <w:rPr>
+            <w:webHidden/>
+          </w:rPr>
+          <w:t>12</w:t>
+        </w:r>
+        <w:r>
+          <w:rPr>
+            <w:webHidden/>
+          </w:rPr>
+          <w:fldChar w:fldCharType="end"/>
+        </w:r>
+      </w:hyperlink>
+    </w:p>
+    <w:p>
+      <w:pPr>
+        <w:pStyle w:val="Verzeichnis1"/>
+        <w:rPr>
+          <w:rFonts w:asciiTheme="minorHAnsi" w:eastAsiaTheme="minorEastAsia" w:hAnsiTheme="minorHAnsi" w:cstheme="minorBidi"/>
+          <w:b w:val="0"/>
+          <w:kern w:val="2"/>
+          <w:sz w:val="24"/>
+          <w:lang w:val="de-AT" w:eastAsia="de-AT"/>
+        </w:rPr>
+      </w:pPr>
+      <w:hyperlink w:anchor="_Toc219207004" w:history="1">
+        <w:r>
+          <w:rPr>
+            <w:rStyle w:val="Hyperlink"/>
+          </w:rPr>
+          <w:t>7</w:t>
+        </w:r>
+        <w:r>
+          <w:rPr>
+            <w:rFonts w:asciiTheme="minorHAnsi" w:eastAsiaTheme="minorEastAsia" w:hAnsiTheme="minorHAnsi" w:cstheme="minorBidi"/>
+            <w:b w:val="0"/>
+            <w:kern w:val="2"/>
+            <w:sz w:val="24"/>
+            <w:lang w:val="de-AT" w:eastAsia="de-AT"/>
+          </w:rPr>
+          <w:tab/>
+        </w:r>
+        <w:r>
+          <w:rPr>
+            <w:rStyle w:val="Hyperlink"/>
+          </w:rPr>
+          <w:t>Verzeichnisse</w:t>
+        </w:r>
+        <w:r>
+          <w:rPr>
+            <w:webHidden/>
+          </w:rPr>
+          <w:tab/>
+        </w:r>
+        <w:r>
+          <w:rPr>
+            <w:webHidden/>
+          </w:rPr>
+          <w:fldChar w:fldCharType="begin"/>
+        </w:r>
+        <w:r>
+          <w:rPr>
+            <w:webHidden/>
+          </w:rPr>
+          <w:instrText xml:space="preserve"> PAGEREF _Toc219207004 \h </w:instrText>
+        </w:r>
+        <w:r>
+          <w:rPr>
+            <w:webHidden/>
+          </w:rPr>
+        </w:r>
+        <w:r>
+          <w:rPr>
+            <w:webHidden/>
+          </w:rPr>
+          <w:fldChar w:fldCharType="separate"/>
+        </w:r>
+        <w:r>
+          <w:rPr>
+            <w:webHidden/>
+          </w:rPr>
+          <w:t>13</w:t>
+        </w:r>
+        <w:r>
+          <w:rPr>
             <w:webHidden/>
           </w:rPr>
           <w:fldChar w:fldCharType="end"/>
@@ -3220,32 +3558,30 @@
           <w:tab w:val="right" w:leader="dot" w:pos="9016"/>
         </w:tabs>
         <w:rPr>
-          <w:rFonts w:asciiTheme="minorHAnsi" w:hAnsiTheme="minorHAnsi" w:eastAsiaTheme="minorEastAsia" w:cstheme="minorBidi"/>
+          <w:rFonts w:asciiTheme="minorHAnsi" w:eastAsiaTheme="minorEastAsia" w:hAnsiTheme="minorHAnsi" w:cstheme="minorBidi"/>
           <w:noProof/>
           <w:kern w:val="2"/>
           <w:sz w:val="24"/>
           <w:szCs w:val="24"/>
-          <w:lang w:eastAsia="de-DE"/>
-          <w14:ligatures w14:val="standardContextual"/>
-        </w:rPr>
-      </w:pPr>
-      <w:hyperlink w:history="1" w:anchor="_Toc200467216">
+          <w:lang w:val="de-AT" w:eastAsia="de-AT"/>
+        </w:rPr>
+      </w:pPr>
+      <w:hyperlink w:anchor="_Toc219207005" w:history="1">
         <w:r>
           <w:rPr>
             <w:rStyle w:val="Hyperlink"/>
             <w:noProof/>
           </w:rPr>
-          <w:t>5.3</w:t>
-        </w:r>
-        <w:r>
-          <w:rPr>
-            <w:rFonts w:asciiTheme="minorHAnsi" w:hAnsiTheme="minorHAnsi" w:eastAsiaTheme="minorEastAsia" w:cstheme="minorBidi"/>
+          <w:t>7.1</w:t>
+        </w:r>
+        <w:r>
+          <w:rPr>
+            <w:rFonts w:asciiTheme="minorHAnsi" w:eastAsiaTheme="minorEastAsia" w:hAnsiTheme="minorHAnsi" w:cstheme="minorBidi"/>
             <w:noProof/>
             <w:kern w:val="2"/>
             <w:sz w:val="24"/>
             <w:szCs w:val="24"/>
-            <w:lang w:eastAsia="de-DE"/>
-            <w14:ligatures w14:val="standardContextual"/>
+            <w:lang w:val="de-AT" w:eastAsia="de-AT"/>
           </w:rPr>
           <w:tab/>
         </w:r>
@@ -3254,7 +3590,7 @@
             <w:rStyle w:val="Hyperlink"/>
             <w:noProof/>
           </w:rPr>
-          <w:t>Tabellen</w:t>
+          <w:t>Literaturverzeichnis</w:t>
         </w:r>
         <w:r>
           <w:rPr>
@@ -3275,7 +3611,7 @@
             <w:noProof/>
             <w:webHidden/>
           </w:rPr>
-          <w:instrText xml:space="preserve"> PAGEREF _Toc200467216 \h </w:instrText>
+          <w:instrText xml:space="preserve"> PAGEREF _Toc219207005 \h </w:instrText>
         </w:r>
         <w:r>
           <w:rPr>
@@ -3295,7 +3631,7 @@
             <w:noProof/>
             <w:webHidden/>
           </w:rPr>
-          <w:t>8</w:t>
+          <w:t>13</w:t>
         </w:r>
         <w:r>
           <w:rPr>
@@ -3314,32 +3650,30 @@
           <w:tab w:val="right" w:leader="dot" w:pos="9016"/>
         </w:tabs>
         <w:rPr>
-          <w:rFonts w:asciiTheme="minorHAnsi" w:hAnsiTheme="minorHAnsi" w:eastAsiaTheme="minorEastAsia" w:cstheme="minorBidi"/>
+          <w:rFonts w:asciiTheme="minorHAnsi" w:eastAsiaTheme="minorEastAsia" w:hAnsiTheme="minorHAnsi" w:cstheme="minorBidi"/>
           <w:noProof/>
           <w:kern w:val="2"/>
           <w:sz w:val="24"/>
           <w:szCs w:val="24"/>
-          <w:lang w:eastAsia="de-DE"/>
-          <w14:ligatures w14:val="standardContextual"/>
-        </w:rPr>
-      </w:pPr>
-      <w:hyperlink w:history="1" w:anchor="_Toc200467217">
+          <w:lang w:val="de-AT" w:eastAsia="de-AT"/>
+        </w:rPr>
+      </w:pPr>
+      <w:hyperlink w:anchor="_Toc219207006" w:history="1">
         <w:r>
           <w:rPr>
             <w:rStyle w:val="Hyperlink"/>
             <w:noProof/>
           </w:rPr>
-          <w:t>5.4</w:t>
-        </w:r>
-        <w:r>
-          <w:rPr>
-            <w:rFonts w:asciiTheme="minorHAnsi" w:hAnsiTheme="minorHAnsi" w:eastAsiaTheme="minorEastAsia" w:cstheme="minorBidi"/>
+          <w:t>7.2</w:t>
+        </w:r>
+        <w:r>
+          <w:rPr>
+            <w:rFonts w:asciiTheme="minorHAnsi" w:eastAsiaTheme="minorEastAsia" w:hAnsiTheme="minorHAnsi" w:cstheme="minorBidi"/>
             <w:noProof/>
             <w:kern w:val="2"/>
             <w:sz w:val="24"/>
             <w:szCs w:val="24"/>
-            <w:lang w:eastAsia="de-DE"/>
-            <w14:ligatures w14:val="standardContextual"/>
+            <w:lang w:val="de-AT" w:eastAsia="de-AT"/>
           </w:rPr>
           <w:tab/>
         </w:r>
@@ -3348,6 +3682,190 @@
             <w:rStyle w:val="Hyperlink"/>
             <w:noProof/>
           </w:rPr>
+          <w:t>Abkürzungsverzeichnis</w:t>
+        </w:r>
+        <w:r>
+          <w:rPr>
+            <w:noProof/>
+            <w:webHidden/>
+          </w:rPr>
+          <w:tab/>
+        </w:r>
+        <w:r>
+          <w:rPr>
+            <w:noProof/>
+            <w:webHidden/>
+          </w:rPr>
+          <w:fldChar w:fldCharType="begin"/>
+        </w:r>
+        <w:r>
+          <w:rPr>
+            <w:noProof/>
+            <w:webHidden/>
+          </w:rPr>
+          <w:instrText xml:space="preserve"> PAGEREF _Toc219207006 \h </w:instrText>
+        </w:r>
+        <w:r>
+          <w:rPr>
+            <w:noProof/>
+            <w:webHidden/>
+          </w:rPr>
+        </w:r>
+        <w:r>
+          <w:rPr>
+            <w:noProof/>
+            <w:webHidden/>
+          </w:rPr>
+          <w:fldChar w:fldCharType="separate"/>
+        </w:r>
+        <w:r>
+          <w:rPr>
+            <w:noProof/>
+            <w:webHidden/>
+          </w:rPr>
+          <w:t>13</w:t>
+        </w:r>
+        <w:r>
+          <w:rPr>
+            <w:noProof/>
+            <w:webHidden/>
+          </w:rPr>
+          <w:fldChar w:fldCharType="end"/>
+        </w:r>
+      </w:hyperlink>
+    </w:p>
+    <w:p>
+      <w:pPr>
+        <w:pStyle w:val="Verzeichnis2"/>
+        <w:tabs>
+          <w:tab w:val="left" w:pos="960"/>
+          <w:tab w:val="right" w:leader="dot" w:pos="9016"/>
+        </w:tabs>
+        <w:rPr>
+          <w:rFonts w:asciiTheme="minorHAnsi" w:eastAsiaTheme="minorEastAsia" w:hAnsiTheme="minorHAnsi" w:cstheme="minorBidi"/>
+          <w:noProof/>
+          <w:kern w:val="2"/>
+          <w:sz w:val="24"/>
+          <w:szCs w:val="24"/>
+          <w:lang w:val="de-AT" w:eastAsia="de-AT"/>
+        </w:rPr>
+      </w:pPr>
+      <w:hyperlink w:anchor="_Toc219207007" w:history="1">
+        <w:r>
+          <w:rPr>
+            <w:rStyle w:val="Hyperlink"/>
+            <w:noProof/>
+          </w:rPr>
+          <w:t>7.3</w:t>
+        </w:r>
+        <w:r>
+          <w:rPr>
+            <w:rFonts w:asciiTheme="minorHAnsi" w:eastAsiaTheme="minorEastAsia" w:hAnsiTheme="minorHAnsi" w:cstheme="minorBidi"/>
+            <w:noProof/>
+            <w:kern w:val="2"/>
+            <w:sz w:val="24"/>
+            <w:szCs w:val="24"/>
+            <w:lang w:val="de-AT" w:eastAsia="de-AT"/>
+          </w:rPr>
+          <w:tab/>
+        </w:r>
+        <w:r>
+          <w:rPr>
+            <w:rStyle w:val="Hyperlink"/>
+            <w:noProof/>
+          </w:rPr>
+          <w:t>Tabellen</w:t>
+        </w:r>
+        <w:r>
+          <w:rPr>
+            <w:noProof/>
+            <w:webHidden/>
+          </w:rPr>
+          <w:tab/>
+        </w:r>
+        <w:r>
+          <w:rPr>
+            <w:noProof/>
+            <w:webHidden/>
+          </w:rPr>
+          <w:fldChar w:fldCharType="begin"/>
+        </w:r>
+        <w:r>
+          <w:rPr>
+            <w:noProof/>
+            <w:webHidden/>
+          </w:rPr>
+          <w:instrText xml:space="preserve"> PAGEREF _Toc219207007 \h </w:instrText>
+        </w:r>
+        <w:r>
+          <w:rPr>
+            <w:noProof/>
+            <w:webHidden/>
+          </w:rPr>
+        </w:r>
+        <w:r>
+          <w:rPr>
+            <w:noProof/>
+            <w:webHidden/>
+          </w:rPr>
+          <w:fldChar w:fldCharType="separate"/>
+        </w:r>
+        <w:r>
+          <w:rPr>
+            <w:noProof/>
+            <w:webHidden/>
+          </w:rPr>
+          <w:t>13</w:t>
+        </w:r>
+        <w:r>
+          <w:rPr>
+            <w:noProof/>
+            <w:webHidden/>
+          </w:rPr>
+          <w:fldChar w:fldCharType="end"/>
+        </w:r>
+      </w:hyperlink>
+    </w:p>
+    <w:p>
+      <w:pPr>
+        <w:pStyle w:val="Verzeichnis2"/>
+        <w:tabs>
+          <w:tab w:val="left" w:pos="960"/>
+          <w:tab w:val="right" w:leader="dot" w:pos="9016"/>
+        </w:tabs>
+        <w:rPr>
+          <w:rFonts w:asciiTheme="minorHAnsi" w:eastAsiaTheme="minorEastAsia" w:hAnsiTheme="minorHAnsi" w:cstheme="minorBidi"/>
+          <w:noProof/>
+          <w:kern w:val="2"/>
+          <w:sz w:val="24"/>
+          <w:szCs w:val="24"/>
+          <w:lang w:val="de-AT" w:eastAsia="de-AT"/>
+        </w:rPr>
+      </w:pPr>
+      <w:hyperlink w:anchor="_Toc219207008" w:history="1">
+        <w:r>
+          <w:rPr>
+            <w:rStyle w:val="Hyperlink"/>
+            <w:noProof/>
+          </w:rPr>
+          <w:t>7.4</w:t>
+        </w:r>
+        <w:r>
+          <w:rPr>
+            <w:rFonts w:asciiTheme="minorHAnsi" w:eastAsiaTheme="minorEastAsia" w:hAnsiTheme="minorHAnsi" w:cstheme="minorBidi"/>
+            <w:noProof/>
+            <w:kern w:val="2"/>
+            <w:sz w:val="24"/>
+            <w:szCs w:val="24"/>
+            <w:lang w:val="de-AT" w:eastAsia="de-AT"/>
+          </w:rPr>
+          <w:tab/>
+        </w:r>
+        <w:r>
+          <w:rPr>
+            <w:rStyle w:val="Hyperlink"/>
+            <w:noProof/>
+          </w:rPr>
           <w:t>Abbildungen</w:t>
         </w:r>
         <w:r>
@@ -3369,7 +3887,7 @@
             <w:noProof/>
             <w:webHidden/>
           </w:rPr>
-          <w:instrText xml:space="preserve"> PAGEREF _Toc200467217 \h </w:instrText>
+          <w:instrText xml:space="preserve"> PAGEREF _Toc219207008 \h </w:instrText>
         </w:r>
         <w:r>
           <w:rPr>
@@ -3389,7 +3907,7 @@
             <w:noProof/>
             <w:webHidden/>
           </w:rPr>
-          <w:t>8</w:t>
+          <w:t>13</w:t>
         </w:r>
         <w:r>
           <w:rPr>
@@ -3404,29 +3922,27 @@
       <w:pPr>
         <w:pStyle w:val="Verzeichnis1"/>
         <w:rPr>
-          <w:rFonts w:asciiTheme="minorHAnsi" w:hAnsiTheme="minorHAnsi" w:eastAsiaTheme="minorEastAsia" w:cstheme="minorBidi"/>
+          <w:rFonts w:asciiTheme="minorHAnsi" w:eastAsiaTheme="minorEastAsia" w:hAnsiTheme="minorHAnsi" w:cstheme="minorBidi"/>
           <w:b w:val="0"/>
           <w:kern w:val="2"/>
           <w:sz w:val="24"/>
-          <w:lang w:eastAsia="de-DE"/>
-          <w14:ligatures w14:val="standardContextual"/>
-        </w:rPr>
-      </w:pPr>
-      <w:hyperlink w:history="1" w:anchor="_Toc200467218">
+          <w:lang w:val="de-AT" w:eastAsia="de-AT"/>
+        </w:rPr>
+      </w:pPr>
+      <w:hyperlink w:anchor="_Toc219207009" w:history="1">
         <w:r>
           <w:rPr>
             <w:rStyle w:val="Hyperlink"/>
           </w:rPr>
-          <w:t>6</w:t>
-        </w:r>
-        <w:r>
-          <w:rPr>
-            <w:rFonts w:asciiTheme="minorHAnsi" w:hAnsiTheme="minorHAnsi" w:eastAsiaTheme="minorEastAsia" w:cstheme="minorBidi"/>
+          <w:t>8</w:t>
+        </w:r>
+        <w:r>
+          <w:rPr>
+            <w:rFonts w:asciiTheme="minorHAnsi" w:eastAsiaTheme="minorEastAsia" w:hAnsiTheme="minorHAnsi" w:cstheme="minorBidi"/>
             <w:b w:val="0"/>
             <w:kern w:val="2"/>
             <w:sz w:val="24"/>
-            <w:lang w:eastAsia="de-DE"/>
-            <w14:ligatures w14:val="standardContextual"/>
+            <w:lang w:val="de-AT" w:eastAsia="de-AT"/>
           </w:rPr>
           <w:tab/>
         </w:r>
@@ -3452,7 +3968,7 @@
           <w:rPr>
             <w:webHidden/>
           </w:rPr>
-          <w:instrText xml:space="preserve"> PAGEREF _Toc200467218 \h </w:instrText>
+          <w:instrText xml:space="preserve"> PAGEREF _Toc219207009 \h </w:instrText>
         </w:r>
         <w:r>
           <w:rPr>
@@ -3469,7 +3985,7 @@
           <w:rPr>
             <w:webHidden/>
           </w:rPr>
-          <w:t>9</w:t>
+          <w:t>14</w:t>
         </w:r>
         <w:r>
           <w:rPr>
@@ -3485,9 +4001,9 @@
           <w:rFonts w:cs="Arial"/>
         </w:rPr>
         <w:sectPr>
-          <w:headerReference w:type="first" r:id="rId17"/>
-          <w:footerReference w:type="first" r:id="rId18"/>
-          <w:pgSz w:w="11906" w:h="16838" w:orient="portrait"/>
+          <w:headerReference w:type="first" r:id="rId21"/>
+          <w:footerReference w:type="first" r:id="rId22"/>
+          <w:pgSz w:w="11906" w:h="16838"/>
           <w:pgMar w:top="1417" w:right="1440" w:bottom="1134" w:left="1440" w:header="708" w:footer="708" w:gutter="0"/>
           <w:cols w:space="708"/>
           <w:titlePg/>
@@ -3500,25 +4016,26 @@
         </w:rPr>
         <w:fldChar w:fldCharType="end"/>
       </w:r>
-      <w:bookmarkStart w:name="_Ref210468555" w:id="3"/>
-      <w:bookmarkStart w:name="_Toc210560240" w:id="4"/>
-      <w:bookmarkStart w:name="_Toc210560293" w:id="5"/>
-      <w:bookmarkStart w:name="_Toc84751231" w:id="6"/>
-      <w:bookmarkStart w:name="_Toc84751343" w:id="7"/>
-      <w:bookmarkStart w:name="_Toc84757198" w:id="8"/>
-      <w:bookmarkStart w:name="_Toc211137890" w:id="9"/>
-      <w:bookmarkStart w:name="_Toc211138144" w:id="10"/>
+      <w:bookmarkStart w:id="3" w:name="_Ref210468555"/>
+      <w:bookmarkStart w:id="4" w:name="_Toc210560240"/>
+      <w:bookmarkStart w:id="5" w:name="_Toc210560293"/>
+      <w:bookmarkStart w:id="6" w:name="_Toc84751231"/>
+      <w:bookmarkStart w:id="7" w:name="_Toc84751343"/>
+      <w:bookmarkStart w:id="8" w:name="_Toc84757198"/>
+      <w:bookmarkStart w:id="9" w:name="_Toc211137890"/>
+      <w:bookmarkStart w:id="10" w:name="_Toc211138144"/>
     </w:p>
     <w:p>
       <w:pPr>
         <w:pStyle w:val="berschrift1"/>
       </w:pPr>
-      <w:bookmarkStart w:name="_Ref211230113" w:id="11"/>
-      <w:bookmarkStart w:name="_Ref211230122" w:id="12"/>
-      <w:bookmarkStart w:name="_Ref211230230" w:id="13"/>
-      <w:bookmarkStart w:name="_Ref200464507" w:id="14"/>
-      <w:bookmarkStart w:name="_Toc200467193" w:id="15"/>
-      <w:r>
+      <w:bookmarkStart w:id="11" w:name="_Ref211230113"/>
+      <w:bookmarkStart w:id="12" w:name="_Ref211230122"/>
+      <w:bookmarkStart w:id="13" w:name="_Ref211230230"/>
+      <w:bookmarkStart w:id="14" w:name="_Ref200464507"/>
+      <w:bookmarkStart w:id="15" w:name="_Toc219206978"/>
+      <w:r>
+        <w:lastRenderedPageBreak/>
         <w:t>Einleitung</w:t>
       </w:r>
       <w:bookmarkEnd w:id="3"/>
@@ -3668,14 +4185,14 @@
       <w:pPr>
         <w:pStyle w:val="berschrift2"/>
       </w:pPr>
-      <w:bookmarkStart w:name="_Toc84751232" w:id="16"/>
-      <w:bookmarkStart w:name="_Toc84751344" w:id="17"/>
-      <w:bookmarkStart w:name="_Toc210560241" w:id="18"/>
-      <w:bookmarkStart w:name="_Toc210560294" w:id="19"/>
-      <w:bookmarkStart w:name="_Toc84757199" w:id="20"/>
-      <w:bookmarkStart w:name="_Toc211137892" w:id="21"/>
-      <w:bookmarkStart w:name="_Toc211138145" w:id="22"/>
-      <w:bookmarkStart w:name="_Toc200467194" w:id="23"/>
+      <w:bookmarkStart w:id="16" w:name="_Toc84751232"/>
+      <w:bookmarkStart w:id="17" w:name="_Toc84751344"/>
+      <w:bookmarkStart w:id="18" w:name="_Toc210560241"/>
+      <w:bookmarkStart w:id="19" w:name="_Toc210560294"/>
+      <w:bookmarkStart w:id="20" w:name="_Toc84757199"/>
+      <w:bookmarkStart w:id="21" w:name="_Toc211137892"/>
+      <w:bookmarkStart w:id="22" w:name="_Toc211138145"/>
+      <w:bookmarkStart w:id="23" w:name="_Toc219206979"/>
       <w:r>
         <w:t xml:space="preserve">Vertiefende </w:t>
       </w:r>
@@ -3741,14 +4258,14 @@
           <w:szCs w:val="28"/>
         </w:rPr>
       </w:pPr>
-      <w:bookmarkStart w:name="_Toc211137895" w:id="24"/>
-      <w:bookmarkStart w:name="_Toc210560242" w:id="25"/>
-      <w:bookmarkStart w:name="_Toc210560295" w:id="26"/>
-      <w:bookmarkStart w:name="_Toc84751233" w:id="27"/>
-      <w:bookmarkStart w:name="_Toc84751345" w:id="28"/>
-      <w:bookmarkStart w:name="_Toc84757200" w:id="29"/>
-      <w:bookmarkStart w:name="_Toc211137894" w:id="30"/>
-      <w:bookmarkStart w:name="_Toc211138146" w:id="31"/>
+      <w:bookmarkStart w:id="24" w:name="_Toc211137895"/>
+      <w:bookmarkStart w:id="25" w:name="_Toc210560242"/>
+      <w:bookmarkStart w:id="26" w:name="_Toc210560295"/>
+      <w:bookmarkStart w:id="27" w:name="_Toc84751233"/>
+      <w:bookmarkStart w:id="28" w:name="_Toc84751345"/>
+      <w:bookmarkStart w:id="29" w:name="_Toc84757200"/>
+      <w:bookmarkStart w:id="30" w:name="_Toc211137894"/>
+      <w:bookmarkStart w:id="31" w:name="_Toc211138146"/>
       <w:r>
         <w:rPr>
           <w:color w:val="0066FF"/>
@@ -3775,7 +4292,7 @@
       <w:pPr>
         <w:pStyle w:val="berschrift2"/>
       </w:pPr>
-      <w:bookmarkStart w:name="_Toc200467195" w:id="32"/>
+      <w:bookmarkStart w:id="32" w:name="_Toc219206980"/>
       <w:bookmarkEnd w:id="24"/>
       <w:bookmarkEnd w:id="25"/>
       <w:bookmarkEnd w:id="26"/>
@@ -3837,11 +4354,11 @@
       <w:pPr>
         <w:pStyle w:val="Text"/>
         <w:sectPr>
-          <w:headerReference w:type="default" r:id="rId19"/>
-          <w:footerReference w:type="default" r:id="rId20"/>
-          <w:headerReference w:type="first" r:id="rId21"/>
-          <w:footerReference w:type="first" r:id="rId22"/>
-          <w:pgSz w:w="11906" w:h="16838" w:orient="portrait"/>
+          <w:headerReference w:type="default" r:id="rId23"/>
+          <w:footerReference w:type="default" r:id="rId24"/>
+          <w:headerReference w:type="first" r:id="rId25"/>
+          <w:footerReference w:type="first" r:id="rId26"/>
+          <w:pgSz w:w="11906" w:h="16838"/>
           <w:pgMar w:top="1417" w:right="1440" w:bottom="1134" w:left="1440" w:header="708" w:footer="708" w:gutter="0"/>
           <w:pgNumType w:start="1"/>
           <w:cols w:space="708"/>
@@ -3856,10 +4373,17 @@
       <w:pPr>
         <w:pStyle w:val="berschrift1"/>
       </w:pPr>
-      <w:bookmarkStart w:name="_Ref200464718" w:id="33"/>
-      <w:bookmarkStart w:name="_Toc200467196" w:id="34"/>
-      <w:r>
-        <w:t xml:space="preserve">Dokumentation Schüler:in 1: </w:t>
+      <w:bookmarkStart w:id="33" w:name="_Ref200464718"/>
+      <w:bookmarkStart w:id="34" w:name="_Toc219206981"/>
+      <w:r>
+        <w:lastRenderedPageBreak/>
+        <w:t xml:space="preserve">Dokumentation </w:t>
+      </w:r>
+      <w:r>
+        <w:t>Alexander Schiechtl</w:t>
+      </w:r>
+      <w:r>
+        <w:t xml:space="preserve">: </w:t>
       </w:r>
       <w:r>
         <w:rPr>
@@ -3886,9 +4410,9 @@
       <w:pPr>
         <w:pStyle w:val="berschrift2"/>
       </w:pPr>
-      <w:bookmarkStart w:name="_Ref210464602" w:id="35"/>
-      <w:bookmarkStart w:name="_Ref210468443" w:id="36"/>
-      <w:bookmarkStart w:name="_Toc200467197" w:id="37"/>
+      <w:bookmarkStart w:id="35" w:name="_Ref210464602"/>
+      <w:bookmarkStart w:id="36" w:name="_Ref210468443"/>
+      <w:bookmarkStart w:id="37" w:name="_Toc219206982"/>
       <w:r>
         <w:t>Einleitung</w:t>
       </w:r>
@@ -4055,7 +4579,7 @@
       <w:pPr>
         <w:pStyle w:val="berschrift2"/>
       </w:pPr>
-      <w:bookmarkStart w:name="_Toc200467198" w:id="38"/>
+      <w:bookmarkStart w:id="38" w:name="_Toc219206983"/>
       <w:r>
         <w:t>Theoretische Grundlagen</w:t>
       </w:r>
@@ -4119,7 +4643,7 @@
       <w:pPr>
         <w:pStyle w:val="berschrift3"/>
       </w:pPr>
-      <w:bookmarkStart w:name="_Toc200467199" w:id="39"/>
+      <w:bookmarkStart w:id="39" w:name="_Toc219206984"/>
       <w:r>
         <w:rPr>
           <w:i/>
@@ -4164,7 +4688,7 @@
       <w:pPr>
         <w:pStyle w:val="berschrift3"/>
       </w:pPr>
-      <w:bookmarkStart w:name="_Toc200467200" w:id="40"/>
+      <w:bookmarkStart w:id="40" w:name="_Toc219206985"/>
       <w:r>
         <w:rPr>
           <w:color w:val="0066FF"/>
@@ -4187,46 +4711,20 @@
         <w:rPr>
           <w:color w:val="0066FF"/>
         </w:rPr>
-        <w:t>I</w:t>
-      </w:r>
-      <w:r>
-        <w:rPr>
-          <w:color w:val="0066FF"/>
-        </w:rPr>
-        <w:t xml:space="preserve">n </w:t>
+        <w:t xml:space="preserve">In </w:t>
       </w:r>
       <w:r>
         <w:rPr>
           <w:b/>
           <w:color w:val="0066FF"/>
         </w:rPr>
-        <w:t>blau geschriebe</w:t>
-      </w:r>
-      <w:r>
-        <w:rPr>
-          <w:b/>
-          <w:color w:val="0066FF"/>
-        </w:rPr>
-        <w:t>r</w:t>
-      </w:r>
-      <w:r>
-        <w:rPr>
-          <w:b/>
-          <w:color w:val="0066FF"/>
-        </w:rPr>
-        <w:t xml:space="preserve"> Text</w:t>
-      </w:r>
-      <w:r>
-        <w:rPr>
-          <w:color w:val="0066FF"/>
-        </w:rPr>
-        <w:t xml:space="preserve"> </w:t>
-      </w:r>
-      <w:r>
-        <w:rPr>
-          <w:color w:val="0066FF"/>
-        </w:rPr>
-        <w:t>…</w:t>
+        <w:t>blau geschrieber Text</w:t>
+      </w:r>
+      <w:r>
+        <w:rPr>
+          <w:color w:val="0066FF"/>
+        </w:rPr>
+        <w:t xml:space="preserve"> …</w:t>
       </w:r>
     </w:p>
     <w:p>
@@ -4244,19 +4742,7 @@
         <w:rPr>
           <w:color w:val="0066FF"/>
         </w:rPr>
-        <w:t xml:space="preserve">dient </w:t>
-      </w:r>
-      <w:r>
-        <w:rPr>
-          <w:color w:val="0066FF"/>
-        </w:rPr>
-        <w:t xml:space="preserve">einerseits </w:t>
-      </w:r>
-      <w:r>
-        <w:rPr>
-          <w:color w:val="0066FF"/>
-        </w:rPr>
-        <w:t xml:space="preserve">als </w:t>
+        <w:t xml:space="preserve">dient einerseits als </w:t>
       </w:r>
       <w:r>
         <w:rPr>
@@ -4269,25 +4755,7 @@
         <w:rPr>
           <w:color w:val="0066FF"/>
         </w:rPr>
-        <w:t xml:space="preserve"> </w:t>
-      </w:r>
-      <w:r>
-        <w:rPr>
-          <w:color w:val="0066FF"/>
-        </w:rPr>
-        <w:t>-&gt;</w:t>
-      </w:r>
-      <w:r>
-        <w:rPr>
-          <w:color w:val="0066FF"/>
-        </w:rPr>
-        <w:t xml:space="preserve"> muss </w:t>
-      </w:r>
-      <w:r>
-        <w:rPr>
-          <w:color w:val="0066FF"/>
-        </w:rPr>
-        <w:t xml:space="preserve">durch die entsprechenden Informationen ersetzt und schwarz formatiert werden! </w:t>
+        <w:t xml:space="preserve"> -&gt; muss durch die entsprechenden Informationen ersetzt und schwarz formatiert werden! </w:t>
       </w:r>
     </w:p>
     <w:p>
@@ -4340,6 +4808,7 @@
         <w:rPr>
           <w:color w:val="0066FF"/>
         </w:rPr>
+        <w:lastRenderedPageBreak/>
         <w:t xml:space="preserve">Es sollen </w:t>
       </w:r>
       <w:r>
@@ -4925,6 +5394,7 @@
         <w:rPr>
           <w:color w:val="0066FF"/>
         </w:rPr>
+        <w:lastRenderedPageBreak/>
         <w:t>j</w:t>
       </w:r>
       <w:r>
@@ -4949,177 +5419,45 @@
       <w:r>
         <w:rPr>
           <w:noProof/>
-          <w:color w:val="0066FF"/>
-        </w:rPr>
-        <mc:AlternateContent>
-          <mc:Choice Requires="wpi">
-            <w:drawing>
-              <wp:anchor distT="0" distB="0" distL="114300" distR="114300" simplePos="0" relativeHeight="251686400" behindDoc="0" locked="0" layoutInCell="1" allowOverlap="1" wp14:anchorId="64452185" wp14:editId="7815517C">
-                <wp:simplePos x="0" y="0"/>
-                <wp:positionH relativeFrom="column">
-                  <wp:posOffset>4219575</wp:posOffset>
-                </wp:positionH>
-                <wp:positionV relativeFrom="paragraph">
-                  <wp:posOffset>1383665</wp:posOffset>
-                </wp:positionV>
-                <wp:extent cx="1292580" cy="826135"/>
-                <wp:effectExtent l="38100" t="57150" r="22225" b="31115"/>
-                <wp:wrapNone/>
-                <wp:docPr id="628023695" name="Freihand 57"/>
-                <wp:cNvGraphicFramePr>
-                  <a:graphicFrameLocks xmlns:a="http://schemas.openxmlformats.org/drawingml/2006/main"/>
-                </wp:cNvGraphicFramePr>
-                <a:graphic xmlns:a="http://schemas.openxmlformats.org/drawingml/2006/main">
-                  <a:graphicData uri="http://schemas.microsoft.com/office/word/2010/wordprocessingInk">
-                    <w14:contentPart bwMode="auto" r:id="rId23">
-                      <w14:nvContentPartPr>
-                        <w14:cNvContentPartPr>
-                          <a14:cpLocks xmlns:a14="http://schemas.microsoft.com/office/drawing/2010/main" noRot="1"/>
-                        </w14:cNvContentPartPr>
-                      </w14:nvContentPartPr>
-                      <w14:xfrm>
-                        <a:off x="0" y="0"/>
-                        <a:ext cx="1292580" cy="826135"/>
-                      </w14:xfrm>
-                    </w14:contentPart>
-                  </a:graphicData>
-                </a:graphic>
-              </wp:anchor>
-            </w:drawing>
-          </mc:Choice>
-          <mc:Fallback>
-            <w:pict w14:anchorId="4AA7D37F">
-              <v:shapetype id="_x0000_t75" coordsize="21600,21600" filled="f" stroked="f" o:spt="75" o:preferrelative="t" path="m@4@5l@4@11@9@11@9@5xe" w14:anchorId="27E268E8">
-                <v:stroke joinstyle="miter"/>
-                <v:formulas>
-                  <v:f eqn="if lineDrawn pixelLineWidth 0"/>
-                  <v:f eqn="sum @0 1 0"/>
-                  <v:f eqn="sum 0 0 @1"/>
-                  <v:f eqn="prod @2 1 2"/>
-                  <v:f eqn="prod @3 21600 pixelWidth"/>
-                  <v:f eqn="prod @3 21600 pixelHeight"/>
-                  <v:f eqn="sum @0 0 1"/>
-                  <v:f eqn="prod @6 1 2"/>
-                  <v:f eqn="prod @7 21600 pixelWidth"/>
-                  <v:f eqn="sum @8 21600 0"/>
-                  <v:f eqn="prod @7 21600 pixelHeight"/>
-                  <v:f eqn="sum @10 21600 0"/>
-                </v:formulas>
-                <v:path gradientshapeok="t" o:connecttype="rect" o:extrusionok="f"/>
-                <o:lock v:ext="edit" aspectratio="t"/>
-              </v:shapetype>
-              <v:shape id="Freihand 57" style="position:absolute;margin-left:331.55pt;margin-top:108.25pt;width:103.2pt;height:66.45pt;z-index:251686400;visibility:visible;mso-wrap-style:square;mso-wrap-distance-left:9pt;mso-wrap-distance-top:0;mso-wrap-distance-right:9pt;mso-wrap-distance-bottom:0;mso-position-horizontal:absolute;mso-position-horizontal-relative:text;mso-position-vertical:absolute;mso-position-vertical-relative:text" o:spid="_x0000_s1026" type="#_x0000_t75" o:gfxdata="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">
-                <v:imagedata o:title="" r:id="rId24"/>
-                <o:lock v:ext="edit" rotation="t" aspectratio="f"/>
-              </v:shape>
-            </w:pict>
-          </mc:Fallback>
-        </mc:AlternateContent>
+        </w:rPr>
+        <w:pict w14:anchorId="095991BB">
+          <v:rect id="Freihand 57" o:spid="_x0000_s2106" style="position:absolute;left:0;text-align:left;margin-left:331.55pt;margin-top:108.25pt;width:103.2pt;height:66.45pt;z-index:251686400;visibility:visible;mso-wrap-style:square;mso-wrap-distance-left:9pt;mso-wrap-distance-top:0;mso-wrap-distance-right:9pt;mso-wrap-distance-bottom:0;mso-position-horizontal:absolute;mso-position-horizontal-relative:text;mso-position-vertical:absolute;mso-position-vertical-relative:text" coordorigin=",1" coordsize="3592,2295" filled="f" strokecolor="#e71224" strokeweight=".5mm">
+            <v:stroke endcap="round"/>
+            <v:path shadowok="f" o:extrusionok="f" fillok="f" insetpenok="f"/>
+            <o:lock v:ext="edit" rotation="t" text="t"/>
+            <o:ink i="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" annotation="t"/>
+          </v:rect>
+        </w:pict>
       </w:r>
       <w:r>
         <w:rPr>
           <w:noProof/>
-          <w:color w:val="0066FF"/>
-        </w:rPr>
-        <mc:AlternateContent>
-          <mc:Choice Requires="wpi">
-            <w:drawing>
-              <wp:anchor distT="0" distB="0" distL="114300" distR="114300" simplePos="0" relativeHeight="251682304" behindDoc="0" locked="0" layoutInCell="1" allowOverlap="1" wp14:anchorId="239FB92D" wp14:editId="5937570A">
-                <wp:simplePos x="0" y="0"/>
-                <wp:positionH relativeFrom="column">
-                  <wp:posOffset>663575</wp:posOffset>
-                </wp:positionH>
-                <wp:positionV relativeFrom="paragraph">
-                  <wp:posOffset>-234950</wp:posOffset>
-                </wp:positionV>
-                <wp:extent cx="1341530" cy="297855"/>
-                <wp:effectExtent l="57150" t="57150" r="30480" b="26035"/>
-                <wp:wrapNone/>
-                <wp:docPr id="1654137313" name="Freihand 53"/>
-                <wp:cNvGraphicFramePr>
-                  <a:graphicFrameLocks xmlns:a="http://schemas.openxmlformats.org/drawingml/2006/main"/>
-                </wp:cNvGraphicFramePr>
-                <a:graphic xmlns:a="http://schemas.openxmlformats.org/drawingml/2006/main">
-                  <a:graphicData uri="http://schemas.microsoft.com/office/word/2010/wordprocessingInk">
-                    <w14:contentPart bwMode="auto" r:id="rId25">
-                      <w14:nvContentPartPr>
-                        <w14:cNvContentPartPr>
-                          <a14:cpLocks xmlns:a14="http://schemas.microsoft.com/office/drawing/2010/main" noRot="1"/>
-                        </w14:cNvContentPartPr>
-                      </w14:nvContentPartPr>
-                      <w14:xfrm>
-                        <a:off x="0" y="0"/>
-                        <a:ext cx="1341530" cy="297855"/>
-                      </w14:xfrm>
-                    </w14:contentPart>
-                  </a:graphicData>
-                </a:graphic>
-              </wp:anchor>
-            </w:drawing>
-          </mc:Choice>
-          <mc:Fallback>
-            <w:pict w14:anchorId="4984857B">
-              <v:shape id="Freihand 53" style="position:absolute;margin-left:51.55pt;margin-top:-19.2pt;width:107.05pt;height:24.85pt;z-index:251682304;visibility:visible;mso-wrap-style:square;mso-wrap-distance-left:9pt;mso-wrap-distance-top:0;mso-wrap-distance-right:9pt;mso-wrap-distance-bottom:0;mso-position-horizontal:absolute;mso-position-horizontal-relative:text;mso-position-vertical:absolute;mso-position-vertical-relative:text" o:spid="_x0000_s1026" type="#_x0000_t75" o:gfxdata="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" w14:anchorId="39EFD909">
-                <v:imagedata o:title="" r:id="rId26"/>
-                <o:lock v:ext="edit" rotation="t" aspectratio="f"/>
-              </v:shape>
-            </w:pict>
-          </mc:Fallback>
-        </mc:AlternateContent>
+        </w:rPr>
+        <w:pict w14:anchorId="01F2CD1D">
+          <v:rect id="Freihand 53" o:spid="_x0000_s2105" style="position:absolute;left:0;text-align:left;margin-left:51.55pt;margin-top:-19.2pt;width:107.05pt;height:24.85pt;z-index:251682304;visibility:visible;mso-wrap-style:square;mso-wrap-distance-left:9pt;mso-wrap-distance-top:0;mso-wrap-distance-right:9pt;mso-wrap-distance-bottom:0;mso-position-horizontal:absolute;mso-position-horizontal-relative:text;mso-position-vertical:absolute;mso-position-vertical-relative:text" coordorigin="1,1" coordsize="3726,827" filled="f" strokecolor="#e71224" strokeweight=".5mm">
+            <v:stroke endcap="round"/>
+            <v:path shadowok="f" o:extrusionok="f" fillok="f" insetpenok="f"/>
+            <o:lock v:ext="edit" rotation="t" text="t"/>
+            <o:ink i="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" annotation="t"/>
+          </v:rect>
+        </w:pict>
       </w:r>
       <w:r>
         <w:rPr>
           <w:noProof/>
-          <w:color w:val="0066FF"/>
-        </w:rPr>
-        <mc:AlternateContent>
-          <mc:Choice Requires="wpi">
-            <w:drawing>
-              <wp:anchor distT="0" distB="0" distL="114300" distR="114300" simplePos="0" relativeHeight="251667968" behindDoc="0" locked="0" layoutInCell="1" allowOverlap="1" wp14:anchorId="07DA5F82" wp14:editId="0BCD6457">
-                <wp:simplePos x="0" y="0"/>
-                <wp:positionH relativeFrom="column">
-                  <wp:posOffset>120960</wp:posOffset>
-                </wp:positionH>
-                <wp:positionV relativeFrom="paragraph">
-                  <wp:posOffset>-130377</wp:posOffset>
-                </wp:positionV>
-                <wp:extent cx="504000" cy="569520"/>
-                <wp:effectExtent l="57150" t="57150" r="29845" b="21590"/>
-                <wp:wrapNone/>
-                <wp:docPr id="2019027519" name="Freihand 39"/>
-                <wp:cNvGraphicFramePr>
-                  <a:graphicFrameLocks xmlns:a="http://schemas.openxmlformats.org/drawingml/2006/main"/>
-                </wp:cNvGraphicFramePr>
-                <a:graphic xmlns:a="http://schemas.openxmlformats.org/drawingml/2006/main">
-                  <a:graphicData uri="http://schemas.microsoft.com/office/word/2010/wordprocessingInk">
-                    <w14:contentPart bwMode="auto" r:id="rId27">
-                      <w14:nvContentPartPr>
-                        <w14:cNvContentPartPr>
-                          <a14:cpLocks xmlns:a14="http://schemas.microsoft.com/office/drawing/2010/main" noRot="1"/>
-                        </w14:cNvContentPartPr>
-                      </w14:nvContentPartPr>
-                      <w14:xfrm>
-                        <a:off x="0" y="0"/>
-                        <a:ext cx="504000" cy="569520"/>
-                      </w14:xfrm>
-                    </w14:contentPart>
-                  </a:graphicData>
-                </a:graphic>
-              </wp:anchor>
-            </w:drawing>
-          </mc:Choice>
-          <mc:Fallback>
-            <w:pict w14:anchorId="4BC2AE4C">
-              <v:shape id="Freihand 39" style="position:absolute;margin-left:8.8pt;margin-top:-10.95pt;width:41.1pt;height:46.3pt;z-index:251667968;visibility:visible;mso-wrap-style:square;mso-wrap-distance-left:9pt;mso-wrap-distance-top:0;mso-wrap-distance-right:9pt;mso-wrap-distance-bottom:0;mso-position-horizontal:absolute;mso-position-horizontal-relative:text;mso-position-vertical:absolute;mso-position-vertical-relative:text" o:spid="_x0000_s1026" type="#_x0000_t75" o:gfxdata="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" w14:anchorId="7B9A5F8C">
-                <v:imagedata o:title="" r:id="rId28"/>
-                <o:lock v:ext="edit" rotation="t" aspectratio="f"/>
-              </v:shape>
-            </w:pict>
-          </mc:Fallback>
-        </mc:AlternateContent>
-      </w:r>
-      <w:r>
-        <w:rPr>
+        </w:rPr>
+        <w:pict w14:anchorId="236FA8AE">
+          <v:rect id="Freihand 39" o:spid="_x0000_s2104" style="position:absolute;left:0;text-align:left;margin-left:8.8pt;margin-top:-10.95pt;width:41.1pt;height:46.3pt;z-index:251667968;visibility:visible;mso-wrap-style:square;mso-wrap-distance-left:9pt;mso-wrap-distance-top:0;mso-wrap-distance-right:9pt;mso-wrap-distance-bottom:0;mso-position-horizontal:absolute;mso-position-horizontal-relative:text;mso-position-vertical:absolute;mso-position-vertical-relative:text" coordsize="1400,1582" filled="f" strokecolor="#e71224" strokeweight=".5mm">
+            <v:stroke endcap="round"/>
+            <v:path shadowok="f" o:extrusionok="f" fillok="f" insetpenok="f"/>
+            <o:lock v:ext="edit" rotation="t" text="t"/>
+            <o:ink i="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" annotation="t"/>
+          </v:rect>
+        </w:pict>
+      </w:r>
+      <w:r>
+        <w:rPr>
+          <w:noProof/>
           <w:color w:val="0066FF"/>
         </w:rPr>
         <w:drawing>
@@ -5138,7 +5476,7 @@
                     <pic:cNvPicPr/>
                   </pic:nvPicPr>
                   <pic:blipFill>
-                    <a:blip r:embed="rId29">
+                    <a:blip r:embed="rId27">
                       <a:extLst>
                         <a:ext uri="{28A0092B-C50C-407E-A947-70E740481C1C}">
                           <a14:useLocalDpi xmlns:a14="http://schemas.microsoft.com/office/drawing/2010/main" val="0"/>
@@ -5255,7 +5593,7 @@
       <w:pPr>
         <w:pStyle w:val="berschrift2"/>
       </w:pPr>
-      <w:bookmarkStart w:name="_Toc200467201" w:id="41"/>
+      <w:bookmarkStart w:id="41" w:name="_Toc219206986"/>
       <w:r>
         <w:t>Praktische Umsetzung</w:t>
       </w:r>
@@ -5273,8 +5611,9 @@
       <w:pPr>
         <w:pStyle w:val="berschrift2"/>
       </w:pPr>
-      <w:bookmarkStart w:name="_Toc200467202" w:id="42"/>
-      <w:r>
+      <w:bookmarkStart w:id="42" w:name="_Toc219206987"/>
+      <w:r>
+        <w:lastRenderedPageBreak/>
         <w:t>Weitere individuelle Abschnitte</w:t>
       </w:r>
       <w:bookmarkEnd w:id="42"/>
@@ -5354,7 +5693,7 @@
       <w:pPr>
         <w:pStyle w:val="berschrift2"/>
       </w:pPr>
-      <w:bookmarkStart w:name="_Toc200467203" w:id="43"/>
+      <w:bookmarkStart w:id="43" w:name="_Toc219206988"/>
       <w:r>
         <w:t>Ergebnisse und Diskussion</w:t>
       </w:r>
@@ -5378,7 +5717,7 @@
       <w:pPr>
         <w:pStyle w:val="berschrift2"/>
       </w:pPr>
-      <w:bookmarkStart w:name="_Toc200467204" w:id="44"/>
+      <w:bookmarkStart w:id="44" w:name="_Toc219206989"/>
       <w:r>
         <w:t>Zusammenfassung individueller Teil</w:t>
       </w:r>
@@ -5527,11 +5866,11 @@
         <w:pStyle w:val="NotizEbene1"/>
         <w:outlineLvl w:val="9"/>
         <w:sectPr>
-          <w:headerReference w:type="default" r:id="rId30"/>
-          <w:footerReference w:type="default" r:id="rId31"/>
-          <w:headerReference w:type="first" r:id="rId32"/>
-          <w:footerReference w:type="first" r:id="rId33"/>
-          <w:pgSz w:w="11906" w:h="16838" w:orient="portrait"/>
+          <w:headerReference w:type="default" r:id="rId28"/>
+          <w:footerReference w:type="default" r:id="rId29"/>
+          <w:headerReference w:type="first" r:id="rId30"/>
+          <w:footerReference w:type="first" r:id="rId31"/>
+          <w:pgSz w:w="11906" w:h="16838"/>
           <w:pgMar w:top="1417" w:right="1440" w:bottom="1134" w:left="1440" w:header="708" w:footer="708" w:gutter="0"/>
           <w:cols w:space="708"/>
           <w:docGrid w:type="lines" w:linePitch="360"/>
@@ -5542,28 +5881,17 @@
       <w:pPr>
         <w:pStyle w:val="berschrift1"/>
       </w:pPr>
-      <w:bookmarkStart w:name="_Ref200465902" w:id="47"/>
-      <w:bookmarkStart w:name="_Toc200467205" w:id="48"/>
-      <w:r>
-        <w:t xml:space="preserve">Dokumentation Schüler:in 2: </w:t>
-      </w:r>
-      <w:r>
-        <w:rPr>
-          <w:color w:val="0066FF"/>
-        </w:rPr>
-        <w:t>(</w:t>
-      </w:r>
-      <w:r>
-        <w:rPr>
-          <w:color w:val="0066FF"/>
-        </w:rPr>
-        <w:t>FV</w:t>
-      </w:r>
-      <w:r>
-        <w:rPr>
-          <w:color w:val="0066FF"/>
-        </w:rPr>
-        <w:t xml:space="preserve"> = Überschrift1)</w:t>
+      <w:bookmarkStart w:id="47" w:name="_Ref200465902"/>
+      <w:bookmarkStart w:id="48" w:name="_Toc219206990"/>
+      <w:r>
+        <w:lastRenderedPageBreak/>
+        <w:t xml:space="preserve">Dokumentation </w:t>
+      </w:r>
+      <w:r>
+        <w:t>Felix Granegger</w:t>
+      </w:r>
+      <w:r>
+        <w:t>:</w:t>
       </w:r>
       <w:bookmarkEnd w:id="47"/>
       <w:bookmarkEnd w:id="48"/>
@@ -5572,7 +5900,7 @@
       <w:pPr>
         <w:pStyle w:val="berschrift2"/>
       </w:pPr>
-      <w:bookmarkStart w:name="_Toc200467206" w:id="49"/>
+      <w:bookmarkStart w:id="49" w:name="_Toc219206991"/>
       <w:r>
         <w:t>Einleitung</w:t>
       </w:r>
@@ -5589,35 +5917,1060 @@
         <w:rPr>
           <w:color w:val="0066FF"/>
         </w:rPr>
-        <w:t xml:space="preserve">(FV = Text) Der Aufbau dieses Kapitels ist grudsätzlich gleich wie von Kapitel 2. </w:t>
+        <w:t xml:space="preserve">(FV = Text) Einführung in den individuellen Teil der Schüler:in </w:t>
+      </w:r>
+      <w:r>
+        <w:rPr>
+          <w:color w:val="0066FF"/>
+        </w:rPr>
+        <w:t>.</w:t>
       </w:r>
     </w:p>
     <w:p>
       <w:pPr>
         <w:pStyle w:val="Text"/>
-        <w:rPr>
-          <w:color w:val="0066FF"/>
-        </w:rPr>
-      </w:pPr>
-      <w:r>
-        <w:rPr>
-          <w:color w:val="0066FF"/>
-        </w:rPr>
-        <w:t>Anzahl und Inhalt der „individuellen Abschnitte“ können natürlich unterschiedlich sein.</w:t>
+      </w:pPr>
+      <w:r>
+        <w:t>Softwarebereich</w:t>
+      </w:r>
+    </w:p>
+    <w:p>
+      <w:pPr>
+        <w:pStyle w:val="Text"/>
+        <w:rPr>
+          <w:color w:val="0066FF"/>
+        </w:rPr>
+      </w:pPr>
+      <w:r>
+        <w:rPr>
+          <w:b/>
+          <w:color w:val="0066FF"/>
+        </w:rPr>
+        <w:t>Hinweis</w:t>
+      </w:r>
+      <w:r>
+        <w:rPr>
+          <w:color w:val="0066FF"/>
+        </w:rPr>
+        <w:t xml:space="preserve">: </w:t>
+      </w:r>
+    </w:p>
+    <w:p>
+      <w:pPr>
+        <w:pStyle w:val="Text"/>
+        <w:rPr>
+          <w:color w:val="0066FF"/>
+        </w:rPr>
+      </w:pPr>
+      <w:r>
+        <w:rPr>
+          <w:color w:val="0066FF"/>
+        </w:rPr>
+        <w:t>Jedes Kapitel der DA beginnt mit der Überschrift1 (Ebene1), davor ist immer ein Abschnittswechsel einzufügen. Damit erhält man einerseits eine gute, übersichtliche Struktur des Dokuments, andererseits kann für jedes Kapitel eine spezifische Kopf- und Fußzeile erstellt werden. In der Kopfzeile steht der Titel des Kapitels (Mitte), in der Fußzeile der Name der Schüler:in (links), Kapitel Nr (Mitte), Seitenzahl (rechts).</w:t>
       </w:r>
     </w:p>
     <w:p>
       <w:pPr>
         <w:pStyle w:val="berschrift2"/>
       </w:pPr>
-      <w:bookmarkStart w:name="_Toc200467207" w:id="50"/>
+      <w:bookmarkStart w:id="50" w:name="_Toc219206992"/>
       <w:r>
         <w:t>Theoretische Grundlagen</w:t>
       </w:r>
       <w:bookmarkEnd w:id="50"/>
-    </w:p>
-    <w:p>
-      <w:pPr>
+      <w:r>
+        <w:t xml:space="preserve"> </w:t>
+      </w:r>
+    </w:p>
+    <w:p>
+      <w:pPr>
+        <w:pStyle w:val="Text"/>
+        <w:rPr>
+          <w:color w:val="0066FF"/>
+        </w:rPr>
+      </w:pPr>
+      <w:r>
+        <w:rPr>
+          <w:color w:val="0066FF"/>
+        </w:rPr>
+        <w:t>(FV = Text) Beschreibung der theoretischen Grundlagen</w:t>
+      </w:r>
+      <w:r>
+        <w:rPr>
+          <w:color w:val="0066FF"/>
+        </w:rPr>
+        <w:t>.</w:t>
+      </w:r>
+      <w:r>
+        <w:rPr>
+          <w:color w:val="0066FF"/>
+        </w:rPr>
+        <w:t xml:space="preserve"> Wichtig dabei ist die Angabe der verwendeten Literatur- und Internetquellen, sowie die korrekte Angabe der Verwendung KI, wenn von dieser </w:t>
+      </w:r>
+      <w:r>
+        <w:rPr>
+          <w:b/>
+          <w:color w:val="0066FF"/>
+        </w:rPr>
+        <w:t>fachliche Inhalte</w:t>
+      </w:r>
+      <w:r>
+        <w:rPr>
+          <w:color w:val="0066FF"/>
+        </w:rPr>
+        <w:t xml:space="preserve"> abgefragt wurden.</w:t>
+      </w:r>
+    </w:p>
+    <w:p>
+      <w:pPr>
+        <w:pStyle w:val="berschrift3"/>
+      </w:pPr>
+      <w:bookmarkStart w:id="51" w:name="_Toc219206993"/>
+      <w:r>
+        <w:rPr>
+          <w:i/>
+        </w:rPr>
+        <w:t>Optional</w:t>
+      </w:r>
+      <w:r>
+        <w:t>: Überschrift der 3. Ebene</w:t>
+      </w:r>
+      <w:bookmarkEnd w:id="51"/>
+    </w:p>
+    <w:p>
+      <w:pPr>
+        <w:pStyle w:val="Text"/>
+        <w:rPr>
+          <w:color w:val="0066FF"/>
+        </w:rPr>
+      </w:pPr>
+      <w:r>
+        <w:rPr>
+          <w:color w:val="0066FF"/>
+        </w:rPr>
+        <w:t>Text…</w:t>
+      </w:r>
+    </w:p>
+    <w:p>
+      <w:pPr>
+        <w:pStyle w:val="berschrift3"/>
+      </w:pPr>
+      <w:bookmarkStart w:id="52" w:name="_Toc219206994"/>
+      <w:r>
+        <w:rPr>
+          <w:color w:val="0066FF"/>
+        </w:rPr>
+        <w:t>Weitere Hinweise</w:t>
+      </w:r>
+      <w:bookmarkEnd w:id="52"/>
+      <w:r>
+        <w:t xml:space="preserve"> </w:t>
+      </w:r>
+    </w:p>
+    <w:p>
+      <w:pPr>
+        <w:pStyle w:val="Text"/>
+        <w:rPr>
+          <w:color w:val="0066FF"/>
+        </w:rPr>
+      </w:pPr>
+      <w:r>
+        <w:rPr>
+          <w:color w:val="0066FF"/>
+        </w:rPr>
+        <w:t xml:space="preserve">In </w:t>
+      </w:r>
+      <w:r>
+        <w:rPr>
+          <w:b/>
+          <w:color w:val="0066FF"/>
+        </w:rPr>
+        <w:t>blau geschrieber Text</w:t>
+      </w:r>
+      <w:r>
+        <w:rPr>
+          <w:color w:val="0066FF"/>
+        </w:rPr>
+        <w:t xml:space="preserve"> …</w:t>
+      </w:r>
+    </w:p>
+    <w:p>
+      <w:pPr>
+        <w:pStyle w:val="Text"/>
+        <w:numPr>
+          <w:ilvl w:val="0"/>
+          <w:numId w:val="48"/>
+        </w:numPr>
+        <w:rPr>
+          <w:color w:val="0066FF"/>
+        </w:rPr>
+      </w:pPr>
+      <w:r>
+        <w:rPr>
+          <w:color w:val="0066FF"/>
+        </w:rPr>
+        <w:t xml:space="preserve">dient einerseits als </w:t>
+      </w:r>
+      <w:r>
+        <w:rPr>
+          <w:b/>
+          <w:color w:val="0066FF"/>
+        </w:rPr>
+        <w:t>Platzhalter</w:t>
+      </w:r>
+      <w:r>
+        <w:rPr>
+          <w:color w:val="0066FF"/>
+        </w:rPr>
+        <w:t xml:space="preserve"> -&gt; muss durch die entsprechenden Informationen ersetzt und schwarz formatiert werden! </w:t>
+      </w:r>
+    </w:p>
+    <w:p>
+      <w:pPr>
+        <w:pStyle w:val="Text"/>
+        <w:numPr>
+          <w:ilvl w:val="0"/>
+          <w:numId w:val="48"/>
+        </w:numPr>
+        <w:rPr>
+          <w:color w:val="0066FF"/>
+        </w:rPr>
+      </w:pPr>
+      <w:r>
+        <w:rPr>
+          <w:color w:val="0066FF"/>
+        </w:rPr>
+        <w:t xml:space="preserve">Andererseits ist es reiner </w:t>
+      </w:r>
+      <w:r>
+        <w:rPr>
+          <w:b/>
+          <w:color w:val="0066FF"/>
+        </w:rPr>
+        <w:t>Informationstext</w:t>
+      </w:r>
+      <w:r>
+        <w:rPr>
+          <w:color w:val="0066FF"/>
+        </w:rPr>
+        <w:t>, welcher gänzlich gelöscht werden muss!</w:t>
+      </w:r>
+    </w:p>
+    <w:p>
+      <w:pPr>
+        <w:pStyle w:val="Text"/>
+        <w:rPr>
+          <w:color w:val="0066FF"/>
+        </w:rPr>
+      </w:pPr>
+    </w:p>
+    <w:p>
+      <w:pPr>
+        <w:pStyle w:val="Text"/>
+        <w:rPr>
+          <w:color w:val="0066FF"/>
+        </w:rPr>
+      </w:pPr>
+      <w:r>
+        <w:rPr>
+          <w:color w:val="0066FF"/>
+        </w:rPr>
+        <w:lastRenderedPageBreak/>
+        <w:t xml:space="preserve">Es sollen </w:t>
+      </w:r>
+      <w:r>
+        <w:rPr>
+          <w:b/>
+          <w:color w:val="0066FF"/>
+          <w:sz w:val="22"/>
+          <w:szCs w:val="22"/>
+        </w:rPr>
+        <w:t>nicht mehr als 3 Überschriften-Ebenen</w:t>
+      </w:r>
+      <w:r>
+        <w:rPr>
+          <w:color w:val="0066FF"/>
+          <w:sz w:val="22"/>
+          <w:szCs w:val="22"/>
+        </w:rPr>
+        <w:t xml:space="preserve"> </w:t>
+      </w:r>
+      <w:r>
+        <w:rPr>
+          <w:color w:val="0066FF"/>
+        </w:rPr>
+        <w:t>verwendet werden, sonst werden Inhaltsverzeichnis und Abschnittsnummerierung zu unübersichtlich!</w:t>
+      </w:r>
+    </w:p>
+    <w:p>
+      <w:pPr>
+        <w:pStyle w:val="Text"/>
+        <w:rPr>
+          <w:b/>
+          <w:color w:val="0066FF"/>
+        </w:rPr>
+      </w:pPr>
+      <w:r>
+        <w:rPr>
+          <w:b/>
+          <w:color w:val="0066FF"/>
+        </w:rPr>
+        <w:t>Gliederun</w:t>
+      </w:r>
+      <w:r>
+        <w:rPr>
+          <w:b/>
+          <w:color w:val="0066FF"/>
+        </w:rPr>
+        <w:t xml:space="preserve">g durch </w:t>
+      </w:r>
+      <w:r>
+        <w:rPr>
+          <w:b/>
+          <w:color w:val="0066FF"/>
+        </w:rPr>
+        <w:t>Bl</w:t>
+      </w:r>
+      <w:r>
+        <w:rPr>
+          <w:b/>
+          <w:color w:val="0066FF"/>
+        </w:rPr>
+        <w:t>ö</w:t>
+      </w:r>
+      <w:r>
+        <w:rPr>
+          <w:b/>
+          <w:color w:val="0066FF"/>
+        </w:rPr>
+        <w:t>ck</w:t>
+      </w:r>
+      <w:r>
+        <w:rPr>
+          <w:b/>
+          <w:color w:val="0066FF"/>
+        </w:rPr>
+        <w:t>e</w:t>
+      </w:r>
+      <w:r>
+        <w:rPr>
+          <w:b/>
+          <w:color w:val="0066FF"/>
+        </w:rPr>
+        <w:t xml:space="preserve"> innerhalb von Ebene3:</w:t>
+      </w:r>
+    </w:p>
+    <w:p>
+      <w:pPr>
+        <w:pStyle w:val="Text"/>
+        <w:rPr>
+          <w:color w:val="0066FF"/>
+        </w:rPr>
+      </w:pPr>
+      <w:r>
+        <w:rPr>
+          <w:color w:val="0066FF"/>
+        </w:rPr>
+        <w:t>Ist innerhalb der Ebene 3 eine weitere Gliederung notwendig, sollte diese in Form von Blöcken mit nicht-nummerierten Überschriften erfolgen. Diese Überschriften werden als Text formatiert und fett geschrieben.</w:t>
+      </w:r>
+    </w:p>
+    <w:p>
+      <w:pPr>
+        <w:pStyle w:val="Text"/>
+        <w:rPr>
+          <w:color w:val="0066FF"/>
+        </w:rPr>
+      </w:pPr>
+      <w:r>
+        <w:rPr>
+          <w:color w:val="0066FF"/>
+        </w:rPr>
+        <w:t xml:space="preserve">Innerhalb des „normalen“ Textes werden Wörter, Wortgruppen oder ähnliche Textteile </w:t>
+      </w:r>
+      <w:r>
+        <w:rPr>
+          <w:b/>
+          <w:color w:val="0066FF"/>
+        </w:rPr>
+        <w:t>hervorgehoben</w:t>
+      </w:r>
+      <w:r>
+        <w:rPr>
+          <w:color w:val="0066FF"/>
+        </w:rPr>
+        <w:t xml:space="preserve">, in dem sie </w:t>
+      </w:r>
+      <w:r>
+        <w:rPr>
+          <w:b/>
+          <w:color w:val="0066FF"/>
+        </w:rPr>
+        <w:t>fett</w:t>
+      </w:r>
+      <w:r>
+        <w:rPr>
+          <w:color w:val="0066FF"/>
+        </w:rPr>
+        <w:t xml:space="preserve"> geschrieben. </w:t>
+      </w:r>
+      <w:r>
+        <w:rPr>
+          <w:i/>
+          <w:color w:val="0066FF"/>
+        </w:rPr>
+        <w:t>Kursiv</w:t>
+      </w:r>
+      <w:r>
+        <w:rPr>
+          <w:color w:val="0066FF"/>
+        </w:rPr>
+        <w:t xml:space="preserve"> und </w:t>
+      </w:r>
+      <w:r>
+        <w:rPr>
+          <w:color w:val="0066FF"/>
+          <w:u w:val="single"/>
+        </w:rPr>
+        <w:t>unterstrichen</w:t>
+      </w:r>
+      <w:r>
+        <w:rPr>
+          <w:color w:val="0066FF"/>
+        </w:rPr>
+        <w:t xml:space="preserve"> sollten </w:t>
+      </w:r>
+      <w:r>
+        <w:rPr>
+          <w:b/>
+          <w:color w:val="0066FF"/>
+        </w:rPr>
+        <w:t>eher vermieden</w:t>
+      </w:r>
+      <w:r>
+        <w:rPr>
+          <w:color w:val="0066FF"/>
+        </w:rPr>
+        <w:t xml:space="preserve"> werden (einheitliches Design).</w:t>
+      </w:r>
+    </w:p>
+    <w:p>
+      <w:pPr>
+        <w:pStyle w:val="Text"/>
+        <w:rPr>
+          <w:b/>
+          <w:color w:val="0066FF"/>
+        </w:rPr>
+      </w:pPr>
+    </w:p>
+    <w:p>
+      <w:pPr>
+        <w:pStyle w:val="Text"/>
+        <w:rPr>
+          <w:color w:val="0066FF"/>
+        </w:rPr>
+      </w:pPr>
+      <w:r>
+        <w:rPr>
+          <w:b/>
+          <w:color w:val="0066FF"/>
+        </w:rPr>
+        <w:t>Beispiel für Listen</w:t>
+      </w:r>
+      <w:r>
+        <w:rPr>
+          <w:color w:val="0066FF"/>
+        </w:rPr>
+        <w:t xml:space="preserve"> (FV: Listenabsatz) </w:t>
+      </w:r>
+    </w:p>
+    <w:p>
+      <w:pPr>
+        <w:pStyle w:val="Text"/>
+        <w:numPr>
+          <w:ilvl w:val="0"/>
+          <w:numId w:val="45"/>
+        </w:numPr>
+        <w:rPr>
+          <w:color w:val="0066FF"/>
+        </w:rPr>
+      </w:pPr>
+      <w:r>
+        <w:rPr>
+          <w:color w:val="0066FF"/>
+        </w:rPr>
+        <w:t>Aufzählungspunkt 1</w:t>
+      </w:r>
+    </w:p>
+    <w:p>
+      <w:pPr>
+        <w:pStyle w:val="Text"/>
+        <w:numPr>
+          <w:ilvl w:val="0"/>
+          <w:numId w:val="45"/>
+        </w:numPr>
+        <w:rPr>
+          <w:color w:val="0066FF"/>
+        </w:rPr>
+      </w:pPr>
+      <w:r>
+        <w:rPr>
+          <w:color w:val="0066FF"/>
+        </w:rPr>
+        <w:t>Zweiter Punkt der Liste</w:t>
+      </w:r>
+    </w:p>
+    <w:p>
+      <w:pPr>
+        <w:pStyle w:val="Text"/>
+        <w:numPr>
+          <w:ilvl w:val="0"/>
+          <w:numId w:val="45"/>
+        </w:numPr>
+        <w:rPr>
+          <w:color w:val="0066FF"/>
+        </w:rPr>
+      </w:pPr>
+      <w:r>
+        <w:rPr>
+          <w:color w:val="0066FF"/>
+        </w:rPr>
+        <w:t>Und so weiter</w:t>
+      </w:r>
+    </w:p>
+    <w:p>
+      <w:pPr>
+        <w:pStyle w:val="Text"/>
+        <w:rPr>
+          <w:b/>
+          <w:color w:val="0066FF"/>
+        </w:rPr>
+      </w:pPr>
+    </w:p>
+    <w:p>
+      <w:pPr>
+        <w:pStyle w:val="Text"/>
+        <w:rPr>
+          <w:b/>
+          <w:color w:val="0066FF"/>
+        </w:rPr>
+      </w:pPr>
+      <w:r>
+        <w:rPr>
+          <w:b/>
+          <w:color w:val="0066FF"/>
+        </w:rPr>
+        <w:t>Beispiel für Tabellen inkl. Beschriftung</w:t>
+      </w:r>
+    </w:p>
+    <w:tbl>
+      <w:tblPr>
+        <w:tblStyle w:val="Tabellenraster"/>
+        <w:tblW w:w="0" w:type="auto"/>
+        <w:tblLook w:val="04A0" w:firstRow="1" w:lastRow="0" w:firstColumn="1" w:lastColumn="0" w:noHBand="0" w:noVBand="1"/>
+      </w:tblPr>
+      <w:tblGrid>
+        <w:gridCol w:w="3055"/>
+        <w:gridCol w:w="3055"/>
+        <w:gridCol w:w="3056"/>
+      </w:tblGrid>
+      <w:tr>
+        <w:tc>
+          <w:tcPr>
+            <w:tcW w:w="3055" w:type="dxa"/>
+          </w:tcPr>
+          <w:p>
+            <w:pPr>
+              <w:pStyle w:val="TextinTabelle"/>
+            </w:pPr>
+            <w:r>
+              <w:t>FV: Text in Tabelle</w:t>
+            </w:r>
+          </w:p>
+        </w:tc>
+        <w:tc>
+          <w:tcPr>
+            <w:tcW w:w="3055" w:type="dxa"/>
+          </w:tcPr>
+          <w:p>
+            <w:pPr>
+              <w:pStyle w:val="TextinTabelle"/>
+            </w:pPr>
+          </w:p>
+        </w:tc>
+        <w:tc>
+          <w:tcPr>
+            <w:tcW w:w="3056" w:type="dxa"/>
+          </w:tcPr>
+          <w:p>
+            <w:pPr>
+              <w:pStyle w:val="TextinTabelle"/>
+            </w:pPr>
+          </w:p>
+        </w:tc>
+      </w:tr>
+      <w:tr>
+        <w:tc>
+          <w:tcPr>
+            <w:tcW w:w="3055" w:type="dxa"/>
+          </w:tcPr>
+          <w:p>
+            <w:pPr>
+              <w:pStyle w:val="TextinTabelle"/>
+            </w:pPr>
+          </w:p>
+        </w:tc>
+        <w:tc>
+          <w:tcPr>
+            <w:tcW w:w="3055" w:type="dxa"/>
+          </w:tcPr>
+          <w:p>
+            <w:pPr>
+              <w:pStyle w:val="TextinTabelle"/>
+            </w:pPr>
+          </w:p>
+        </w:tc>
+        <w:tc>
+          <w:tcPr>
+            <w:tcW w:w="3056" w:type="dxa"/>
+          </w:tcPr>
+          <w:p>
+            <w:pPr>
+              <w:pStyle w:val="TextinTabelle"/>
+            </w:pPr>
+          </w:p>
+        </w:tc>
+      </w:tr>
+    </w:tbl>
+    <w:p>
+      <w:pPr>
+        <w:pStyle w:val="Beschriftung"/>
+      </w:pPr>
+      <w:r>
+        <w:t xml:space="preserve">Tabelle </w:t>
+      </w:r>
+      <w:r>
+        <w:fldChar w:fldCharType="begin"/>
+      </w:r>
+      <w:r>
+        <w:instrText xml:space="preserve"> SEQ Tabelle \* ARABIC </w:instrText>
+      </w:r>
+      <w:r>
+        <w:fldChar w:fldCharType="separate"/>
+      </w:r>
+      <w:r>
+        <w:rPr>
+          <w:noProof/>
+        </w:rPr>
+        <w:t>1</w:t>
+      </w:r>
+      <w:r>
+        <w:fldChar w:fldCharType="end"/>
+      </w:r>
+      <w:r>
+        <w:t xml:space="preserve">: Dies ist </w:t>
+      </w:r>
+      <w:r>
+        <w:t xml:space="preserve">die </w:t>
+      </w:r>
+      <w:r>
+        <w:t>Tabellenbeschriftung</w:t>
+      </w:r>
+    </w:p>
+    <w:p>
+      <w:pPr>
+        <w:pStyle w:val="Text"/>
+        <w:rPr>
+          <w:color w:val="0066FF"/>
+        </w:rPr>
+      </w:pPr>
+      <w:r>
+        <w:rPr>
+          <w:color w:val="0066FF"/>
+        </w:rPr>
+        <w:t>Vorgehensweise bei der Beschriftung:</w:t>
+      </w:r>
+    </w:p>
+    <w:p>
+      <w:pPr>
+        <w:pStyle w:val="Text"/>
+        <w:rPr>
+          <w:color w:val="0066FF"/>
+        </w:rPr>
+      </w:pPr>
+      <w:r>
+        <w:rPr>
+          <w:color w:val="0066FF"/>
+        </w:rPr>
+        <w:t>Tabelle markieren -&gt; Rechsklick -&gt; „Beschriftung einfügen“ -&gt; Text eingeben (in erster Zeile „Beschriftung“ neben „Tabelle</w:t>
+      </w:r>
+      <w:r>
+        <w:rPr>
+          <w:color w:val="0066FF"/>
+        </w:rPr>
+        <w:t xml:space="preserve"> Nr</w:t>
+      </w:r>
+      <w:r>
+        <w:rPr>
+          <w:color w:val="0066FF"/>
+        </w:rPr>
+        <w:t xml:space="preserve">“: … </w:t>
+      </w:r>
+      <w:r>
+        <w:rPr>
+          <w:color w:val="0066FF"/>
+        </w:rPr>
+        <w:t xml:space="preserve">Die Nummer der Tabelle wird automatisch erstellt. </w:t>
+      </w:r>
+      <w:r>
+        <w:rPr>
+          <w:color w:val="0066FF"/>
+        </w:rPr>
+        <w:t>Als „Position“ wird „Unter dem ausgewähten Element“ wählen.</w:t>
+      </w:r>
+      <w:r>
+        <w:rPr>
+          <w:color w:val="0066FF"/>
+        </w:rPr>
+        <w:t xml:space="preserve"> </w:t>
+      </w:r>
+    </w:p>
+    <w:p>
+      <w:pPr>
+        <w:pStyle w:val="Text"/>
+        <w:rPr>
+          <w:color w:val="0066FF"/>
+          <w:highlight w:val="yellow"/>
+        </w:rPr>
+      </w:pPr>
+    </w:p>
+    <w:p>
+      <w:pPr>
+        <w:pStyle w:val="Text"/>
+        <w:rPr>
+          <w:b/>
+        </w:rPr>
+      </w:pPr>
+      <w:r>
+        <w:rPr>
+          <w:b/>
+          <w:color w:val="0066FF"/>
+        </w:rPr>
+        <w:t>Beispiel für Bilder/Grafiken inkl. Beschriftung</w:t>
+      </w:r>
+      <w:r>
+        <w:rPr>
+          <w:b/>
+        </w:rPr>
+        <w:t xml:space="preserve"> </w:t>
+      </w:r>
+    </w:p>
+    <w:p>
+      <w:pPr>
+        <w:pStyle w:val="Text"/>
+        <w:rPr>
+          <w:color w:val="0066FF"/>
+        </w:rPr>
+      </w:pPr>
+      <w:r>
+        <w:rPr>
+          <w:color w:val="0066FF"/>
+        </w:rPr>
+        <w:lastRenderedPageBreak/>
+        <w:t>j</w:t>
+      </w:r>
+      <w:r>
+        <w:rPr>
+          <w:color w:val="0066FF"/>
+        </w:rPr>
+        <w:t>pg</w:t>
+      </w:r>
+      <w:r>
+        <w:rPr>
+          <w:color w:val="0066FF"/>
+        </w:rPr>
+        <w:t>, png und ähnliche Bilddateien werden mit „Einfügen“ -&gt; „Bilder“ -&gt; „Dieses Gerät (oder passende Quelle wählen)“ eingefügt. Idealerweise sind Bilder „zentriert“ zu platzieren.</w:t>
+      </w:r>
+    </w:p>
+    <w:p>
+      <w:pPr>
+        <w:pStyle w:val="Text"/>
+        <w:keepNext/>
+        <w:jc w:val="center"/>
+      </w:pPr>
+      <w:r>
+        <w:rPr>
+          <w:noProof/>
+        </w:rPr>
+        <w:pict w14:anchorId="26224B86">
+          <v:rect id="_x0000_s2103" style="position:absolute;left:0;text-align:left;margin-left:331.55pt;margin-top:108.25pt;width:103.2pt;height:66.45pt;z-index:251690496;visibility:visible;mso-wrap-style:square;mso-wrap-distance-left:9pt;mso-wrap-distance-top:0;mso-wrap-distance-right:9pt;mso-wrap-distance-bottom:0;mso-position-horizontal:absolute;mso-position-horizontal-relative:text;mso-position-vertical:absolute;mso-position-vertical-relative:text" coordorigin=",1" coordsize="3592,2295" filled="f" strokecolor="#e71224" strokeweight=".5mm">
+            <v:stroke endcap="round"/>
+            <v:path shadowok="f" o:extrusionok="f" fillok="f" insetpenok="f"/>
+            <o:lock v:ext="edit" rotation="t" text="t"/>
+            <o:ink i="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" annotation="t"/>
+          </v:rect>
+        </w:pict>
+      </w:r>
+      <w:r>
+        <w:rPr>
+          <w:noProof/>
+        </w:rPr>
+        <w:pict w14:anchorId="4FF167AA">
+          <v:rect id="_x0000_s2102" style="position:absolute;left:0;text-align:left;margin-left:51.55pt;margin-top:-19.2pt;width:107.05pt;height:24.85pt;z-index:251689472;visibility:visible;mso-wrap-style:square;mso-wrap-distance-left:9pt;mso-wrap-distance-top:0;mso-wrap-distance-right:9pt;mso-wrap-distance-bottom:0;mso-position-horizontal:absolute;mso-position-horizontal-relative:text;mso-position-vertical:absolute;mso-position-vertical-relative:text" coordorigin="1,1" coordsize="3726,827" filled="f" strokecolor="#e71224" strokeweight=".5mm">
+            <v:stroke endcap="round"/>
+            <v:path shadowok="f" o:extrusionok="f" fillok="f" insetpenok="f"/>
+            <o:lock v:ext="edit" rotation="t" text="t"/>
+            <o:ink i="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" annotation="t"/>
+          </v:rect>
+        </w:pict>
+      </w:r>
+      <w:r>
+        <w:rPr>
+          <w:noProof/>
+        </w:rPr>
+        <w:pict w14:anchorId="14C615AC">
+          <v:rect id="_x0000_s2101" style="position:absolute;left:0;text-align:left;margin-left:8.8pt;margin-top:-10.95pt;width:41.1pt;height:46.3pt;z-index:251688448;visibility:visible;mso-wrap-style:square;mso-wrap-distance-left:9pt;mso-wrap-distance-top:0;mso-wrap-distance-right:9pt;mso-wrap-distance-bottom:0;mso-position-horizontal:absolute;mso-position-horizontal-relative:text;mso-position-vertical:absolute;mso-position-vertical-relative:text" coordsize="1400,1582" filled="f" strokecolor="#e71224" strokeweight=".5mm">
+            <v:stroke endcap="round"/>
+            <v:path shadowok="f" o:extrusionok="f" fillok="f" insetpenok="f"/>
+            <o:lock v:ext="edit" rotation="t" text="t"/>
+            <o:ink i="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" annotation="t"/>
+          </v:rect>
+        </w:pict>
+      </w:r>
+      <w:r>
+        <w:rPr>
+          <w:noProof/>
+          <w:color w:val="0066FF"/>
+        </w:rPr>
+        <w:drawing>
+          <wp:inline distT="0" distB="0" distL="0" distR="0" wp14:anchorId="2BA653FC" wp14:editId="26F0BDA5">
+            <wp:extent cx="5731510" cy="4182745"/>
+            <wp:effectExtent l="19050" t="19050" r="2540" b="8255"/>
+            <wp:docPr id="861343097" name="Grafik 1" descr="Ein Bild, das Text, Screenshot, Software, Computersymbol enthält.&#10;&#10;KI-generierte Inhalte können fehlerhaft sein."/>
+            <wp:cNvGraphicFramePr>
+              <a:graphicFrameLocks xmlns:a="http://schemas.openxmlformats.org/drawingml/2006/main" noChangeAspect="1"/>
+            </wp:cNvGraphicFramePr>
+            <a:graphic xmlns:a="http://schemas.openxmlformats.org/drawingml/2006/main">
+              <a:graphicData uri="http://schemas.openxmlformats.org/drawingml/2006/picture">
+                <pic:pic xmlns:pic="http://schemas.openxmlformats.org/drawingml/2006/picture">
+                  <pic:nvPicPr>
+                    <pic:cNvPr id="547538096" name="Grafik 1" descr="Ein Bild, das Text, Screenshot, Software, Computersymbol enthält.&#10;&#10;KI-generierte Inhalte können fehlerhaft sein."/>
+                    <pic:cNvPicPr/>
+                  </pic:nvPicPr>
+                  <pic:blipFill>
+                    <a:blip r:embed="rId27">
+                      <a:extLst>
+                        <a:ext uri="{28A0092B-C50C-407E-A947-70E740481C1C}">
+                          <a14:useLocalDpi xmlns:a14="http://schemas.microsoft.com/office/drawing/2010/main" val="0"/>
+                        </a:ext>
+                      </a:extLst>
+                    </a:blip>
+                    <a:stretch>
+                      <a:fillRect/>
+                    </a:stretch>
+                  </pic:blipFill>
+                  <pic:spPr>
+                    <a:xfrm>
+                      <a:off x="0" y="0"/>
+                      <a:ext cx="5731510" cy="4182745"/>
+                    </a:xfrm>
+                    <a:prstGeom prst="rect">
+                      <a:avLst/>
+                    </a:prstGeom>
+                    <a:ln>
+                      <a:solidFill>
+                        <a:schemeClr val="tx1"/>
+                      </a:solidFill>
+                    </a:ln>
+                  </pic:spPr>
+                </pic:pic>
+              </a:graphicData>
+            </a:graphic>
+          </wp:inline>
+        </w:drawing>
+      </w:r>
+    </w:p>
+    <w:p>
+      <w:pPr>
+        <w:pStyle w:val="Beschriftung"/>
+        <w:rPr>
+          <w:color w:val="0066FF"/>
+        </w:rPr>
+      </w:pPr>
+      <w:r>
+        <w:t xml:space="preserve">Abbildung </w:t>
+      </w:r>
+      <w:r>
+        <w:fldChar w:fldCharType="begin"/>
+      </w:r>
+      <w:r>
+        <w:instrText xml:space="preserve"> SEQ Abbildung \* ARABIC </w:instrText>
+      </w:r>
+      <w:r>
+        <w:fldChar w:fldCharType="separate"/>
+      </w:r>
+      <w:r>
+        <w:rPr>
+          <w:noProof/>
+        </w:rPr>
+        <w:t>1</w:t>
+      </w:r>
+      <w:r>
+        <w:fldChar w:fldCharType="end"/>
+      </w:r>
+      <w:r>
+        <w:t>: Hier steht, was die Abbildung zeigt</w:t>
+      </w:r>
+    </w:p>
+    <w:p>
+      <w:pPr>
+        <w:pStyle w:val="Text"/>
+        <w:rPr>
+          <w:color w:val="0066FF"/>
+        </w:rPr>
+      </w:pPr>
+      <w:r>
+        <w:rPr>
+          <w:color w:val="0066FF"/>
+        </w:rPr>
+        <w:t xml:space="preserve">Die Layoutoption „Mit Text in Zeile“ bietet die einfachste Variante, die Abbildung direkt an der Stelle im Textfluss zu positionieren, wo sie tatsächlich gewünscht ist. </w:t>
+      </w:r>
+      <w:r>
+        <w:rPr>
+          <w:i/>
+          <w:color w:val="0066FF"/>
+        </w:rPr>
+        <w:t>(Achtung: von Word wird automatisch „Mit Textumbruch“ gewählt -&gt; muss für jede eingefügte Grafik geändert werden.)</w:t>
+      </w:r>
+    </w:p>
+    <w:p>
+      <w:pPr>
+        <w:pStyle w:val="Text"/>
+        <w:rPr>
+          <w:color w:val="0066FF"/>
+        </w:rPr>
+      </w:pPr>
+      <w:r>
+        <w:rPr>
+          <w:color w:val="0066FF"/>
+        </w:rPr>
+        <w:t>Vorgehensweise bei der Beschriftung:</w:t>
+      </w:r>
+    </w:p>
+    <w:p>
+      <w:pPr>
+        <w:pStyle w:val="Text"/>
+        <w:rPr>
+          <w:color w:val="0066FF"/>
+        </w:rPr>
+      </w:pPr>
+      <w:r>
+        <w:rPr>
+          <w:color w:val="0066FF"/>
+        </w:rPr>
+        <w:t>Gleich wie bei der Beschriftung von Tabellen!</w:t>
+      </w:r>
+    </w:p>
+    <w:p>
+      <w:pPr>
+        <w:pStyle w:val="berschrift2"/>
+      </w:pPr>
+      <w:bookmarkStart w:id="53" w:name="_Toc219206995"/>
+      <w:r>
+        <w:t>Praktische Umsetzung</w:t>
+      </w:r>
+      <w:bookmarkEnd w:id="53"/>
+    </w:p>
+    <w:p>
+      <w:r>
+        <w:rPr>
+          <w:color w:val="0066FF"/>
+        </w:rPr>
+        <w:t>Text…</w:t>
+      </w:r>
+    </w:p>
+    <w:p>
+      <w:pPr>
+        <w:pStyle w:val="berschrift2"/>
+      </w:pPr>
+      <w:bookmarkStart w:id="54" w:name="_Toc219206996"/>
+      <w:r>
+        <w:lastRenderedPageBreak/>
+        <w:t>Weitere individuelle Abschnitte</w:t>
+      </w:r>
+      <w:bookmarkEnd w:id="54"/>
+      <w:r>
+        <w:t xml:space="preserve"> </w:t>
+      </w:r>
+    </w:p>
+    <w:p>
+      <w:pPr>
+        <w:pStyle w:val="Text"/>
+        <w:rPr>
+          <w:color w:val="0066FF"/>
+        </w:rPr>
+      </w:pPr>
+      <w:r>
+        <w:rPr>
+          <w:color w:val="0066FF"/>
+        </w:rPr>
+        <w:t xml:space="preserve">(FV = Text) </w:t>
+      </w:r>
+      <w:r>
+        <w:rPr>
+          <w:color w:val="0066FF"/>
+        </w:rPr>
+        <w:t xml:space="preserve">Diese </w:t>
+      </w:r>
+      <w:r>
+        <w:rPr>
+          <w:color w:val="0066FF"/>
+        </w:rPr>
+        <w:t>Abschnitte sind</w:t>
+      </w:r>
+      <w:r>
+        <w:rPr>
+          <w:color w:val="0066FF"/>
+        </w:rPr>
+        <w:t xml:space="preserve"> individuell mit </w:t>
+      </w:r>
+      <w:r>
+        <w:rPr>
+          <w:color w:val="0066FF"/>
+        </w:rPr>
+        <w:t xml:space="preserve">Ihren </w:t>
+      </w:r>
+      <w:r>
+        <w:rPr>
+          <w:color w:val="0066FF"/>
+        </w:rPr>
+        <w:t>Betreuer</w:t>
+      </w:r>
+      <w:r>
+        <w:rPr>
+          <w:color w:val="0066FF"/>
+        </w:rPr>
+        <w:t>:innen</w:t>
+      </w:r>
+      <w:r>
+        <w:rPr>
+          <w:color w:val="0066FF"/>
+        </w:rPr>
+        <w:t xml:space="preserve"> festzulegen.</w:t>
+      </w:r>
+    </w:p>
+    <w:p>
+      <w:pPr>
+        <w:pStyle w:val="berschrift2"/>
+      </w:pPr>
+      <w:bookmarkStart w:id="55" w:name="_Toc219206997"/>
+      <w:r>
+        <w:t>Ergebnisse und Diskussion</w:t>
+      </w:r>
+      <w:bookmarkEnd w:id="55"/>
+    </w:p>
+    <w:p>
+      <w:pPr>
+        <w:pStyle w:val="Text"/>
         <w:rPr>
           <w:color w:val="0066FF"/>
         </w:rPr>
@@ -5633,90 +6986,143 @@
       <w:pPr>
         <w:pStyle w:val="berschrift2"/>
       </w:pPr>
-      <w:bookmarkStart w:name="_Toc200467208" w:id="51"/>
-      <w:r>
-        <w:t>Praktische Umsetzung</w:t>
-      </w:r>
-      <w:bookmarkEnd w:id="51"/>
-    </w:p>
-    <w:p>
-      <w:pPr>
-        <w:rPr>
-          <w:color w:val="0066FF"/>
-        </w:rPr>
-      </w:pPr>
-      <w:r>
-        <w:rPr>
-          <w:color w:val="0066FF"/>
-        </w:rPr>
-        <w:t>(FV = Text)</w:t>
-      </w:r>
-    </w:p>
-    <w:p>
-      <w:pPr>
-        <w:pStyle w:val="berschrift2"/>
-      </w:pPr>
-      <w:bookmarkStart w:name="_Toc200467209" w:id="52"/>
-      <w:r>
-        <w:t>Weitere individuelle Abschnitte…</w:t>
-      </w:r>
-      <w:bookmarkEnd w:id="52"/>
-    </w:p>
-    <w:p>
-      <w:pPr>
-        <w:pStyle w:val="Text"/>
-        <w:rPr>
-          <w:color w:val="0066FF"/>
-        </w:rPr>
-      </w:pPr>
-      <w:r>
-        <w:rPr>
-          <w:color w:val="0066FF"/>
-        </w:rPr>
-        <w:t>(FV = Text)</w:t>
-      </w:r>
-    </w:p>
-    <w:p>
-      <w:pPr>
-        <w:pStyle w:val="berschrift2"/>
-      </w:pPr>
-      <w:bookmarkStart w:name="_Toc200467210" w:id="53"/>
-      <w:r>
-        <w:t>Ergebnisse und Diskussion</w:t>
-      </w:r>
-      <w:bookmarkEnd w:id="53"/>
-    </w:p>
-    <w:p>
-      <w:pPr>
-        <w:pStyle w:val="Text"/>
-        <w:rPr>
-          <w:color w:val="0066FF"/>
-        </w:rPr>
-      </w:pPr>
-      <w:r>
-        <w:rPr>
-          <w:color w:val="0066FF"/>
-        </w:rPr>
-        <w:t>(FV = Text)</w:t>
-      </w:r>
-    </w:p>
-    <w:p>
-      <w:pPr>
-        <w:pStyle w:val="berschrift2"/>
-      </w:pPr>
-      <w:bookmarkStart w:name="_Toc200467211" w:id="54"/>
+      <w:bookmarkStart w:id="56" w:name="_Toc219206998"/>
       <w:r>
         <w:t>Zusammenfassung individueller Teil</w:t>
       </w:r>
-      <w:bookmarkEnd w:id="54"/>
-    </w:p>
-    <w:p>
-      <w:r>
-        <w:rPr>
-          <w:color w:val="0066FF"/>
-        </w:rPr>
-        <w:t>(FV = Text)</w:t>
-      </w:r>
+      <w:bookmarkEnd w:id="56"/>
+    </w:p>
+    <w:p>
+      <w:pPr>
+        <w:rPr>
+          <w:color w:val="0066FF"/>
+        </w:rPr>
+      </w:pPr>
+      <w:r>
+        <w:rPr>
+          <w:color w:val="0066FF"/>
+        </w:rPr>
+        <w:t>(FV = Text) Hier werden die wichtigsten Fakten der individuellen Aufgabe des Schülers / der Schülerin kurz zusammengefasst werden.</w:t>
+      </w:r>
+    </w:p>
+    <w:p>
+      <w:pPr>
+        <w:rPr>
+          <w:color w:val="0066FF"/>
+        </w:rPr>
+      </w:pPr>
+      <w:r>
+        <w:rPr>
+          <w:color w:val="0066FF"/>
+        </w:rPr>
+        <w:t>Unter anderem können die Antworten auf folgende Fragen als Anhaltspunkte dienen:</w:t>
+      </w:r>
+    </w:p>
+    <w:p>
+      <w:pPr>
+        <w:pStyle w:val="Listenabsatz"/>
+        <w:numPr>
+          <w:ilvl w:val="0"/>
+          <w:numId w:val="44"/>
+        </w:numPr>
+        <w:rPr>
+          <w:color w:val="0066FF"/>
+        </w:rPr>
+      </w:pPr>
+      <w:r>
+        <w:rPr>
+          <w:color w:val="0066FF"/>
+        </w:rPr>
+        <w:t>Wurde das Projektziel erreicht?</w:t>
+      </w:r>
+    </w:p>
+    <w:p>
+      <w:pPr>
+        <w:pStyle w:val="Listenabsatz"/>
+        <w:numPr>
+          <w:ilvl w:val="1"/>
+          <w:numId w:val="44"/>
+        </w:numPr>
+        <w:rPr>
+          <w:color w:val="0066FF"/>
+        </w:rPr>
+      </w:pPr>
+      <w:r>
+        <w:rPr>
+          <w:color w:val="0066FF"/>
+        </w:rPr>
+        <w:t>Ja: in welchem Ausmaß/Umfang</w:t>
+      </w:r>
+    </w:p>
+    <w:p>
+      <w:pPr>
+        <w:pStyle w:val="Listenabsatz"/>
+        <w:numPr>
+          <w:ilvl w:val="1"/>
+          <w:numId w:val="44"/>
+        </w:numPr>
+        <w:rPr>
+          <w:color w:val="0066FF"/>
+        </w:rPr>
+      </w:pPr>
+      <w:r>
+        <w:rPr>
+          <w:color w:val="0066FF"/>
+        </w:rPr>
+        <w:t xml:space="preserve">Nein: </w:t>
+      </w:r>
+      <w:r>
+        <w:rPr>
+          <w:color w:val="0066FF"/>
+        </w:rPr>
+        <w:t>.</w:t>
+      </w:r>
+      <w:r>
+        <w:rPr>
+          <w:color w:val="0066FF"/>
+        </w:rPr>
+        <w:t>welche Gründe waren verantwortlich für das Nichterreichen</w:t>
+      </w:r>
+    </w:p>
+    <w:p>
+      <w:pPr>
+        <w:pStyle w:val="Listenabsatz"/>
+        <w:numPr>
+          <w:ilvl w:val="0"/>
+          <w:numId w:val="44"/>
+        </w:numPr>
+        <w:rPr>
+          <w:color w:val="0066FF"/>
+        </w:rPr>
+      </w:pPr>
+      <w:r>
+        <w:rPr>
+          <w:color w:val="0066FF"/>
+        </w:rPr>
+        <w:t>Erkenntnisse, die bei der Durchführung der Arbeit gewonnen wurden.</w:t>
+      </w:r>
+    </w:p>
+    <w:p>
+      <w:pPr>
+        <w:pStyle w:val="Listenabsatz"/>
+        <w:numPr>
+          <w:ilvl w:val="0"/>
+          <w:numId w:val="44"/>
+        </w:numPr>
+        <w:rPr>
+          <w:color w:val="0066FF"/>
+        </w:rPr>
+      </w:pPr>
+    </w:p>
+    <w:p>
+      <w:pPr>
+        <w:pStyle w:val="NotizEbene1"/>
+        <w:numPr>
+          <w:ilvl w:val="0"/>
+          <w:numId w:val="0"/>
+        </w:numPr>
+        <w:outlineLvl w:val="9"/>
+      </w:pPr>
     </w:p>
     <w:p>
       <w:pPr>
@@ -5727,11 +7133,11 @@
       <w:pPr>
         <w:pStyle w:val="Text"/>
         <w:sectPr>
-          <w:headerReference w:type="default" r:id="rId34"/>
-          <w:footerReference w:type="default" r:id="rId35"/>
-          <w:headerReference w:type="first" r:id="rId36"/>
-          <w:footerReference w:type="first" r:id="rId37"/>
-          <w:pgSz w:w="11906" w:h="16838" w:orient="portrait"/>
+          <w:headerReference w:type="default" r:id="rId32"/>
+          <w:footerReference w:type="default" r:id="rId33"/>
+          <w:headerReference w:type="first" r:id="rId34"/>
+          <w:footerReference w:type="first" r:id="rId35"/>
+          <w:pgSz w:w="11906" w:h="16838"/>
           <w:pgMar w:top="1417" w:right="1440" w:bottom="1134" w:left="1440" w:header="708" w:footer="708" w:gutter="0"/>
           <w:cols w:space="708"/>
           <w:docGrid w:type="lines" w:linePitch="360"/>
@@ -5742,23 +7148,26 @@
       <w:pPr>
         <w:pStyle w:val="berschrift1"/>
       </w:pPr>
-      <w:bookmarkStart w:name="_Toc200467212" w:id="55"/>
-      <w:bookmarkStart w:name="_Ref200468988" w:id="56"/>
-      <w:bookmarkStart w:name="_Ref200469530" w:id="57"/>
-      <w:r>
+      <w:bookmarkStart w:id="57" w:name="_Ref200468988"/>
+      <w:bookmarkStart w:id="58" w:name="_Ref200469530"/>
+      <w:bookmarkStart w:id="59" w:name="_Toc219206999"/>
+      <w:r>
+        <w:lastRenderedPageBreak/>
         <w:t>Zusammenfassung und Ausblick</w:t>
       </w:r>
-      <w:bookmarkEnd w:id="55"/>
-      <w:bookmarkEnd w:id="56"/>
       <w:bookmarkEnd w:id="57"/>
+      <w:bookmarkEnd w:id="58"/>
+      <w:bookmarkEnd w:id="59"/>
     </w:p>
     <w:p>
       <w:pPr>
         <w:pStyle w:val="berschrift2"/>
       </w:pPr>
+      <w:bookmarkStart w:id="60" w:name="_Toc219207000"/>
       <w:r>
         <w:t>Zusammenfassung der gesamten Arbeit</w:t>
       </w:r>
+      <w:bookmarkEnd w:id="60"/>
     </w:p>
     <w:p>
       <w:pPr>
@@ -5792,9 +7201,11 @@
       <w:pPr>
         <w:pStyle w:val="berschrift2"/>
       </w:pPr>
+      <w:bookmarkStart w:id="61" w:name="_Toc219207001"/>
       <w:r>
         <w:t>Ausblick</w:t>
       </w:r>
+      <w:bookmarkEnd w:id="61"/>
     </w:p>
     <w:p>
       <w:pPr>
@@ -5938,11 +7349,11 @@
       <w:pPr>
         <w:pStyle w:val="Text"/>
         <w:sectPr>
-          <w:headerReference w:type="default" r:id="rId38"/>
-          <w:footerReference w:type="default" r:id="rId39"/>
-          <w:headerReference w:type="first" r:id="rId40"/>
-          <w:footerReference w:type="first" r:id="rId41"/>
-          <w:pgSz w:w="11906" w:h="16838" w:orient="portrait"/>
+          <w:headerReference w:type="default" r:id="rId36"/>
+          <w:footerReference w:type="default" r:id="rId37"/>
+          <w:headerReference w:type="first" r:id="rId38"/>
+          <w:footerReference w:type="first" r:id="rId39"/>
+          <w:pgSz w:w="11906" w:h="16838"/>
           <w:pgMar w:top="1417" w:right="1440" w:bottom="1134" w:left="1440" w:header="708" w:footer="708" w:gutter="0"/>
           <w:cols w:space="708"/>
           <w:docGrid w:type="lines" w:linePitch="360"/>
@@ -5953,20 +7364,22 @@
       <w:pPr>
         <w:pStyle w:val="berschrift1"/>
       </w:pPr>
-      <w:bookmarkStart w:name="_Ref210560064" w:id="58"/>
-      <w:bookmarkStart w:name="_Toc210560252" w:id="59"/>
-      <w:bookmarkStart w:name="_Toc210560305" w:id="60"/>
-      <w:bookmarkStart w:name="_Toc84751256" w:id="61"/>
-      <w:bookmarkStart w:name="_Toc84751368" w:id="62"/>
-      <w:bookmarkStart w:name="_Toc84757221" w:id="63"/>
-      <w:bookmarkStart w:name="_Toc211137922" w:id="64"/>
-      <w:bookmarkStart w:name="_Toc211138167" w:id="65"/>
-      <w:bookmarkStart w:name="_Toc200467213" w:id="66"/>
-      <w:bookmarkStart w:name="_Ref200468159" w:id="67"/>
-      <w:r>
+      <w:bookmarkStart w:id="62" w:name="_Ref200468159"/>
+      <w:bookmarkStart w:id="63" w:name="_Ref210560064"/>
+      <w:bookmarkStart w:id="64" w:name="_Toc210560252"/>
+      <w:bookmarkStart w:id="65" w:name="_Toc210560305"/>
+      <w:bookmarkStart w:id="66" w:name="_Toc84751256"/>
+      <w:bookmarkStart w:id="67" w:name="_Toc84751368"/>
+      <w:bookmarkStart w:id="68" w:name="_Toc84757221"/>
+      <w:bookmarkStart w:id="69" w:name="_Toc211137922"/>
+      <w:bookmarkStart w:id="70" w:name="_Toc211138167"/>
+      <w:bookmarkStart w:id="71" w:name="_Toc219207002"/>
+      <w:r>
+        <w:lastRenderedPageBreak/>
         <w:t>Erklärung der Eigenständigkeit</w:t>
       </w:r>
-      <w:bookmarkEnd w:id="67"/>
+      <w:bookmarkEnd w:id="62"/>
+      <w:bookmarkEnd w:id="71"/>
     </w:p>
     <w:p>
       <w:pPr>
@@ -5979,13 +7392,7 @@
         <w:rPr>
           <w:b/>
         </w:rPr>
-        <w:t>E</w:t>
-      </w:r>
-      <w:r>
-        <w:rPr>
-          <w:b/>
-        </w:rPr>
-        <w:t>IDESSTATTLICHE ERKLÄRUNG</w:t>
+        <w:t>EIDESSTATTLICHE ERKLÄRUNG</w:t>
       </w:r>
     </w:p>
     <w:p>
@@ -5993,10 +7400,7 @@
         <w:pStyle w:val="Text"/>
       </w:pPr>
       <w:r>
-        <w:t>Ich erkläre an Eides statt, dass ich die vorliegende Arbeit selbständig und ohne fremde Hilfe verfasst, andere als die angegebenen Quellen und Hilfsmittel nicht benutzt und die den benutzten Quellen wörtlich und inhaltlich entnommenen Stellen als solche erkenntlich gemacht habe. Meine Arbeit darf öffentlich zugänglich gemacht werden, wenn kein Sperrvermerk vorlieg</w:t>
-      </w:r>
-      <w:r>
-        <w:t>t.</w:t>
+        <w:t>Ich erkläre an Eides statt, dass ich die vorliegende Arbeit selbständig und ohne fremde Hilfe verfasst, andere als die angegebenen Quellen und Hilfsmittel nicht benutzt und die den benutzten Quellen wörtlich und inhaltlich entnommenen Stellen als solche erkenntlich gemacht habe. Meine Arbeit darf öffentlich zugänglich gemacht werden, wenn kein Sperrvermerk vorliegt.</w:t>
       </w:r>
     </w:p>
     <w:p/>
@@ -6007,10 +7411,10 @@
         <w:tblStyle w:val="Tabellenraster"/>
         <w:tblW w:w="5000" w:type="pct"/>
         <w:tblBorders>
-          <w:left w:val="none" w:color="auto" w:sz="0" w:space="0"/>
-          <w:bottom w:val="none" w:color="auto" w:sz="0" w:space="0"/>
-          <w:right w:val="none" w:color="auto" w:sz="0" w:space="0"/>
-          <w:insideV w:val="none" w:color="auto" w:sz="0" w:space="0"/>
+          <w:left w:val="none" w:sz="0" w:space="0" w:color="auto"/>
+          <w:bottom w:val="none" w:sz="0" w:space="0" w:color="auto"/>
+          <w:right w:val="none" w:sz="0" w:space="0" w:color="auto"/>
+          <w:insideV w:val="none" w:sz="0" w:space="0" w:color="auto"/>
         </w:tblBorders>
         <w:tblLook w:val="04A0" w:firstRow="1" w:lastRow="0" w:firstColumn="1" w:lastColumn="0" w:noHBand="0" w:noVBand="1"/>
       </w:tblPr>
@@ -6026,9 +7430,9 @@
           <w:tcPr>
             <w:tcW w:w="2500" w:type="pct"/>
             <w:tcBorders>
-              <w:top w:val="single" w:color="auto" w:sz="4" w:space="0"/>
+              <w:top w:val="single" w:sz="4" w:space="0" w:color="auto"/>
               <w:left w:val="nil"/>
-              <w:bottom w:val="single" w:color="auto" w:sz="4" w:space="0"/>
+              <w:bottom w:val="single" w:sz="4" w:space="0" w:color="auto"/>
               <w:right w:val="nil"/>
             </w:tcBorders>
             <w:hideMark/>
@@ -6049,9 +7453,9 @@
           <w:tcPr>
             <w:tcW w:w="2500" w:type="pct"/>
             <w:tcBorders>
-              <w:top w:val="single" w:color="auto" w:sz="4" w:space="0"/>
+              <w:top w:val="single" w:sz="4" w:space="0" w:color="auto"/>
               <w:left w:val="nil"/>
-              <w:bottom w:val="single" w:color="auto" w:sz="4" w:space="0"/>
+              <w:bottom w:val="single" w:sz="4" w:space="0" w:color="auto"/>
               <w:right w:val="nil"/>
             </w:tcBorders>
             <w:hideMark/>
@@ -6061,10 +7465,7 @@
               <w:pStyle w:val="TextinTabelle"/>
             </w:pPr>
             <w:r>
-              <w:t>Schüler:in</w:t>
-            </w:r>
-            <w:r>
-              <w:t xml:space="preserve"> 1 </w:t>
+              <w:t xml:space="preserve">Schüler:in 1 </w:t>
             </w:r>
           </w:p>
         </w:tc>
@@ -6077,7 +7478,7 @@
           <w:tcPr>
             <w:tcW w:w="2500" w:type="pct"/>
             <w:tcBorders>
-              <w:top w:val="single" w:color="auto" w:sz="4" w:space="0"/>
+              <w:top w:val="single" w:sz="4" w:space="0" w:color="auto"/>
               <w:left w:val="nil"/>
               <w:bottom w:val="nil"/>
               <w:right w:val="nil"/>
@@ -6096,7 +7497,7 @@
           <w:tcPr>
             <w:tcW w:w="2500" w:type="pct"/>
             <w:tcBorders>
-              <w:top w:val="single" w:color="auto" w:sz="4" w:space="0"/>
+              <w:top w:val="single" w:sz="4" w:space="0" w:color="auto"/>
               <w:left w:val="nil"/>
               <w:bottom w:val="nil"/>
               <w:right w:val="nil"/>
@@ -6127,11 +7528,11 @@
       <w:pPr>
         <w:pStyle w:val="Text"/>
         <w:sectPr>
-          <w:headerReference w:type="default" r:id="rId42"/>
-          <w:footerReference w:type="default" r:id="rId43"/>
-          <w:headerReference w:type="first" r:id="rId44"/>
-          <w:footerReference w:type="first" r:id="rId45"/>
-          <w:pgSz w:w="11906" w:h="16838" w:orient="portrait"/>
+          <w:headerReference w:type="default" r:id="rId40"/>
+          <w:footerReference w:type="default" r:id="rId41"/>
+          <w:headerReference w:type="first" r:id="rId42"/>
+          <w:footerReference w:type="first" r:id="rId43"/>
+          <w:pgSz w:w="11906" w:h="16838"/>
           <w:pgMar w:top="1417" w:right="1440" w:bottom="1134" w:left="1440" w:header="708" w:footer="708" w:gutter="0"/>
           <w:cols w:space="708"/>
           <w:docGrid w:type="lines" w:linePitch="360"/>
@@ -6142,21 +7543,24 @@
       <w:pPr>
         <w:pStyle w:val="berschrift1"/>
       </w:pPr>
-      <w:bookmarkStart w:name="_Ref200467937" w:id="68"/>
-      <w:bookmarkStart w:name="_Ref200469499" w:id="69"/>
-      <w:r>
+      <w:bookmarkStart w:id="72" w:name="_Ref200469499"/>
+      <w:bookmarkStart w:id="73" w:name="_Ref200467937"/>
+      <w:bookmarkStart w:id="74" w:name="_Toc219207003"/>
+      <w:r>
+        <w:lastRenderedPageBreak/>
         <w:t>Arbeitsnachweise</w:t>
       </w:r>
-      <w:bookmarkEnd w:id="69"/>
+      <w:bookmarkEnd w:id="72"/>
+      <w:bookmarkEnd w:id="74"/>
     </w:p>
     <w:p>
       <w:pPr>
         <w:pStyle w:val="Text"/>
         <w:sectPr>
-          <w:headerReference w:type="default" r:id="rId46"/>
-          <w:footerReference w:type="default" r:id="rId47"/>
-          <w:headerReference w:type="first" r:id="rId48"/>
-          <w:pgSz w:w="11906" w:h="16838" w:orient="portrait"/>
+          <w:headerReference w:type="default" r:id="rId44"/>
+          <w:footerReference w:type="default" r:id="rId45"/>
+          <w:headerReference w:type="first" r:id="rId46"/>
+          <w:pgSz w:w="11906" w:h="16838"/>
           <w:pgMar w:top="1417" w:right="1440" w:bottom="1134" w:left="1440" w:header="708" w:footer="708" w:gutter="0"/>
           <w:cols w:space="708"/>
           <w:docGrid w:type="lines" w:linePitch="360"/>
@@ -6167,263 +7571,201 @@
       <w:pPr>
         <w:pStyle w:val="berschrift1"/>
       </w:pPr>
-      <w:bookmarkStart w:name="_Ref200469033" w:id="70"/>
-      <w:r>
+      <w:bookmarkStart w:id="75" w:name="_Ref200469033"/>
+      <w:bookmarkStart w:id="76" w:name="_Toc219207004"/>
+      <w:r>
+        <w:lastRenderedPageBreak/>
         <w:t>Verzeichnisse</w:t>
       </w:r>
-      <w:bookmarkEnd w:id="58"/>
-      <w:bookmarkEnd w:id="59"/>
-      <w:bookmarkEnd w:id="60"/>
-      <w:bookmarkEnd w:id="61"/>
-      <w:bookmarkEnd w:id="62"/>
       <w:bookmarkEnd w:id="63"/>
       <w:bookmarkEnd w:id="64"/>
       <w:bookmarkEnd w:id="65"/>
       <w:bookmarkEnd w:id="66"/>
+      <w:bookmarkEnd w:id="67"/>
       <w:bookmarkEnd w:id="68"/>
+      <w:bookmarkEnd w:id="69"/>
       <w:bookmarkEnd w:id="70"/>
-      <w:r>
-        <w:t xml:space="preserve"> </w:t>
-      </w:r>
-    </w:p>
-    <w:p>
-      <w:pPr>
-        <w:pStyle w:val="berschrift2"/>
-      </w:pPr>
-      <w:bookmarkStart w:name="_Toc210560253" w:id="71"/>
-      <w:bookmarkStart w:name="_Toc210560306" w:id="72"/>
-      <w:bookmarkStart w:name="_Toc84751257" w:id="73"/>
-      <w:bookmarkStart w:name="_Toc84751369" w:id="74"/>
-      <w:bookmarkStart w:name="_Toc84757222" w:id="75"/>
-      <w:bookmarkStart w:name="_Toc211137923" w:id="76"/>
-      <w:bookmarkStart w:name="_Toc211138168" w:id="77"/>
-      <w:bookmarkStart w:name="_Toc200467214" w:id="78"/>
-      <w:r>
-        <w:t>Literatur</w:t>
-      </w:r>
-      <w:bookmarkEnd w:id="71"/>
-      <w:bookmarkEnd w:id="72"/>
       <w:bookmarkEnd w:id="73"/>
-      <w:bookmarkEnd w:id="74"/>
       <w:bookmarkEnd w:id="75"/>
       <w:bookmarkEnd w:id="76"/>
+      <w:r>
+        <w:t xml:space="preserve"> </w:t>
+      </w:r>
+    </w:p>
+    <w:p>
+      <w:pPr>
+        <w:pStyle w:val="berschrift2"/>
+      </w:pPr>
+      <w:bookmarkStart w:id="77" w:name="_Toc210560253"/>
+      <w:bookmarkStart w:id="78" w:name="_Toc210560306"/>
+      <w:bookmarkStart w:id="79" w:name="_Toc84751257"/>
+      <w:bookmarkStart w:id="80" w:name="_Toc84751369"/>
+      <w:bookmarkStart w:id="81" w:name="_Toc84757222"/>
+      <w:bookmarkStart w:id="82" w:name="_Toc211137923"/>
+      <w:bookmarkStart w:id="83" w:name="_Toc211138168"/>
+      <w:bookmarkStart w:id="84" w:name="_Toc219207005"/>
+      <w:r>
+        <w:t>Literatur</w:t>
+      </w:r>
       <w:bookmarkEnd w:id="77"/>
-      <w:r>
-        <w:t>verzeichnis</w:t>
-      </w:r>
       <w:bookmarkEnd w:id="78"/>
-      <w:r>
-        <w:t xml:space="preserve"> </w:t>
-      </w:r>
-    </w:p>
-    <w:p>
-      <w:pPr>
-        <w:rPr>
-          <w:color w:val="0066FF"/>
-        </w:rPr>
-      </w:pPr>
-      <w:r>
-        <w:rPr>
-          <w:color w:val="0066FF"/>
-        </w:rPr>
-        <w:t>Wird mithilfe von Zotero erstellt…</w:t>
-      </w:r>
-    </w:p>
-    <w:p>
-      <w:pPr>
-        <w:pStyle w:val="berschrift2"/>
-      </w:pPr>
-      <w:bookmarkStart w:name="_Toc210560254" w:id="79"/>
-      <w:bookmarkStart w:name="_Toc210560307" w:id="80"/>
-      <w:bookmarkStart w:name="_Toc84751260" w:id="81"/>
-      <w:bookmarkStart w:name="_Toc84751372" w:id="82"/>
-      <w:bookmarkStart w:name="_Toc84757225" w:id="83"/>
-      <w:bookmarkStart w:name="_Toc211137927" w:id="84"/>
-      <w:bookmarkStart w:name="_Toc211138171" w:id="85"/>
-      <w:bookmarkStart w:name="_Toc200467215" w:id="86"/>
-      <w:r>
-        <w:t>Abkürzungsverzeichnis</w:t>
-      </w:r>
       <w:bookmarkEnd w:id="79"/>
       <w:bookmarkEnd w:id="80"/>
       <w:bookmarkEnd w:id="81"/>
       <w:bookmarkEnd w:id="82"/>
       <w:bookmarkEnd w:id="83"/>
+      <w:r>
+        <w:t>verzeichnis</w:t>
+      </w:r>
       <w:bookmarkEnd w:id="84"/>
+      <w:r>
+        <w:t xml:space="preserve"> </w:t>
+      </w:r>
+    </w:p>
+    <w:p>
+      <w:pPr>
+        <w:rPr>
+          <w:color w:val="0066FF"/>
+        </w:rPr>
+      </w:pPr>
+      <w:r>
+        <w:rPr>
+          <w:color w:val="0066FF"/>
+        </w:rPr>
+        <w:t>Wird mithilfe von Zotero erstellt…</w:t>
+      </w:r>
+    </w:p>
+    <w:p>
+      <w:pPr>
+        <w:pStyle w:val="berschrift2"/>
+      </w:pPr>
+      <w:bookmarkStart w:id="85" w:name="_Toc210560254"/>
+      <w:bookmarkStart w:id="86" w:name="_Toc210560307"/>
+      <w:bookmarkStart w:id="87" w:name="_Toc84751260"/>
+      <w:bookmarkStart w:id="88" w:name="_Toc84751372"/>
+      <w:bookmarkStart w:id="89" w:name="_Toc84757225"/>
+      <w:bookmarkStart w:id="90" w:name="_Toc211137927"/>
+      <w:bookmarkStart w:id="91" w:name="_Toc211138171"/>
+      <w:bookmarkStart w:id="92" w:name="_Toc219207006"/>
+      <w:r>
+        <w:t>Abkürzungsverzeichnis</w:t>
+      </w:r>
       <w:bookmarkEnd w:id="85"/>
       <w:bookmarkEnd w:id="86"/>
-    </w:p>
-    <w:p>
-      <w:pPr>
-        <w:pStyle w:val="Text"/>
-        <w:rPr>
-          <w:color w:val="0066FF"/>
-        </w:rPr>
-      </w:pPr>
-      <w:r>
-        <w:rPr>
-          <w:color w:val="0066FF"/>
-        </w:rPr>
-        <w:t xml:space="preserve">(FV </w:t>
-      </w:r>
-      <w:r>
-        <w:rPr>
-          <w:color w:val="0066FF"/>
-        </w:rPr>
-        <w:t>Text</w:t>
-      </w:r>
-      <w:r>
-        <w:rPr>
-          <w:color w:val="0066FF"/>
-        </w:rPr>
-        <w:t>)</w:t>
-      </w:r>
-      <w:bookmarkStart w:name="_Toc210560255" w:id="87"/>
-      <w:bookmarkStart w:name="_Toc210560308" w:id="88"/>
-      <w:bookmarkStart w:name="_Toc84751261" w:id="89"/>
-      <w:bookmarkStart w:name="_Toc84751373" w:id="90"/>
-      <w:bookmarkStart w:name="_Toc84757226" w:id="91"/>
-      <w:bookmarkStart w:name="_Toc211137928" w:id="92"/>
-      <w:bookmarkStart w:name="_Toc211138172" w:id="93"/>
-      <w:r>
-        <w:rPr>
-          <w:color w:val="0066FF"/>
-        </w:rPr>
-        <w:t xml:space="preserve"> Optionaler Abschnitt. Nur verwenden, wenn mehr als 10 verschiedene Abkürzungen im gesamten Dokument vorkommen.</w:t>
-      </w:r>
-    </w:p>
-    <w:p>
-      <w:pPr>
-        <w:pStyle w:val="berschrift2"/>
-      </w:pPr>
-      <w:bookmarkStart w:name="_Toc200467216" w:id="94"/>
-      <w:r>
-        <w:t>Tabellen</w:t>
-      </w:r>
       <w:bookmarkEnd w:id="87"/>
       <w:bookmarkEnd w:id="88"/>
       <w:bookmarkEnd w:id="89"/>
       <w:bookmarkEnd w:id="90"/>
       <w:bookmarkEnd w:id="91"/>
       <w:bookmarkEnd w:id="92"/>
+    </w:p>
+    <w:p>
+      <w:pPr>
+        <w:pStyle w:val="Text"/>
+        <w:rPr>
+          <w:color w:val="0066FF"/>
+        </w:rPr>
+      </w:pPr>
+      <w:r>
+        <w:rPr>
+          <w:color w:val="0066FF"/>
+        </w:rPr>
+        <w:t xml:space="preserve">(FV </w:t>
+      </w:r>
+      <w:r>
+        <w:rPr>
+          <w:color w:val="0066FF"/>
+        </w:rPr>
+        <w:t>Text</w:t>
+      </w:r>
+      <w:r>
+        <w:rPr>
+          <w:color w:val="0066FF"/>
+        </w:rPr>
+        <w:t>)</w:t>
+      </w:r>
+      <w:bookmarkStart w:id="93" w:name="_Toc210560255"/>
+      <w:bookmarkStart w:id="94" w:name="_Toc210560308"/>
+      <w:bookmarkStart w:id="95" w:name="_Toc84751261"/>
+      <w:bookmarkStart w:id="96" w:name="_Toc84751373"/>
+      <w:bookmarkStart w:id="97" w:name="_Toc84757226"/>
+      <w:bookmarkStart w:id="98" w:name="_Toc211137928"/>
+      <w:bookmarkStart w:id="99" w:name="_Toc211138172"/>
+      <w:r>
+        <w:rPr>
+          <w:color w:val="0066FF"/>
+        </w:rPr>
+        <w:t xml:space="preserve"> Optionaler Abschnitt. Nur verwenden, wenn mehr als 10 verschiedene Abkürzungen im gesamten Dokument vorkommen.</w:t>
+      </w:r>
+    </w:p>
+    <w:p>
+      <w:pPr>
+        <w:pStyle w:val="berschrift2"/>
+      </w:pPr>
+      <w:bookmarkStart w:id="100" w:name="_Toc219207007"/>
+      <w:r>
+        <w:t>Tabellen</w:t>
+      </w:r>
       <w:bookmarkEnd w:id="93"/>
       <w:bookmarkEnd w:id="94"/>
-    </w:p>
-    <w:p>
-      <w:r>
-        <w:rPr>
-          <w:color w:val="0066FF"/>
-        </w:rPr>
-        <w:t xml:space="preserve">(FV Text) Optionaler Abschnitt. Nur verwenden, wenn mehr als </w:t>
-      </w:r>
-      <w:r>
-        <w:rPr>
-          <w:color w:val="0066FF"/>
-        </w:rPr>
-        <w:t>10</w:t>
-      </w:r>
-      <w:r>
-        <w:rPr>
-          <w:color w:val="0066FF"/>
-        </w:rPr>
-        <w:t xml:space="preserve"> verschiedene </w:t>
-      </w:r>
-      <w:r>
-        <w:rPr>
-          <w:color w:val="0066FF"/>
-        </w:rPr>
-        <w:t>Tabellen</w:t>
-      </w:r>
-      <w:r>
-        <w:rPr>
-          <w:color w:val="0066FF"/>
-        </w:rPr>
-        <w:t xml:space="preserve"> im gesamten Dokument vorkommen.</w:t>
-      </w:r>
-    </w:p>
-    <w:p>
-      <w:pPr>
-        <w:pStyle w:val="berschrift2"/>
-      </w:pPr>
-      <w:bookmarkStart w:name="_Toc210560256" w:id="95"/>
-      <w:bookmarkStart w:name="_Toc210560309" w:id="96"/>
-      <w:bookmarkStart w:name="_Toc84751262" w:id="97"/>
-      <w:bookmarkStart w:name="_Toc84751374" w:id="98"/>
-      <w:bookmarkStart w:name="_Toc84757227" w:id="99"/>
-      <w:bookmarkStart w:name="_Toc211137929" w:id="100"/>
-      <w:bookmarkStart w:name="_Toc211138173" w:id="101"/>
-      <w:bookmarkStart w:name="_Toc200467217" w:id="102"/>
-      <w:r>
-        <w:t>Abbildunge</w:t>
-      </w:r>
       <w:bookmarkEnd w:id="95"/>
       <w:bookmarkEnd w:id="96"/>
-      <w:r>
-        <w:t>n</w:t>
-      </w:r>
       <w:bookmarkEnd w:id="97"/>
       <w:bookmarkEnd w:id="98"/>
       <w:bookmarkEnd w:id="99"/>
       <w:bookmarkEnd w:id="100"/>
+    </w:p>
+    <w:p>
+      <w:r>
+        <w:rPr>
+          <w:color w:val="0066FF"/>
+        </w:rPr>
+        <w:t xml:space="preserve">(FV Text) Optionaler Abschnitt. Nur verwenden, wenn mehr als </w:t>
+      </w:r>
+      <w:r>
+        <w:rPr>
+          <w:color w:val="0066FF"/>
+        </w:rPr>
+        <w:t>10</w:t>
+      </w:r>
+      <w:r>
+        <w:rPr>
+          <w:color w:val="0066FF"/>
+        </w:rPr>
+        <w:t xml:space="preserve"> verschiedene </w:t>
+      </w:r>
+      <w:r>
+        <w:rPr>
+          <w:color w:val="0066FF"/>
+        </w:rPr>
+        <w:t>Tabellen</w:t>
+      </w:r>
+      <w:r>
+        <w:rPr>
+          <w:color w:val="0066FF"/>
+        </w:rPr>
+        <w:t xml:space="preserve"> im gesamten Dokument vorkommen.</w:t>
+      </w:r>
+    </w:p>
+    <w:p>
+      <w:pPr>
+        <w:pStyle w:val="berschrift2"/>
+      </w:pPr>
+      <w:bookmarkStart w:id="101" w:name="_Toc210560256"/>
+      <w:bookmarkStart w:id="102" w:name="_Toc210560309"/>
+      <w:bookmarkStart w:id="103" w:name="_Toc84751262"/>
+      <w:bookmarkStart w:id="104" w:name="_Toc84751374"/>
+      <w:bookmarkStart w:id="105" w:name="_Toc84757227"/>
+      <w:bookmarkStart w:id="106" w:name="_Toc211137929"/>
+      <w:bookmarkStart w:id="107" w:name="_Toc211138173"/>
+      <w:bookmarkStart w:id="108" w:name="_Toc219207008"/>
+      <w:r>
+        <w:t>Abbildunge</w:t>
+      </w:r>
       <w:bookmarkEnd w:id="101"/>
       <w:bookmarkEnd w:id="102"/>
-    </w:p>
-    <w:p>
-      <w:pPr>
-        <w:rPr>
-          <w:color w:val="0066FF"/>
-        </w:rPr>
-      </w:pPr>
-      <w:r>
-        <w:rPr>
-          <w:color w:val="0066FF"/>
-        </w:rPr>
-        <w:t xml:space="preserve">(FV Text) Optionaler Abschnitt. Nur verwenden, wenn mehr als 10 verschiedene </w:t>
-      </w:r>
-      <w:r>
-        <w:rPr>
-          <w:color w:val="0066FF"/>
-        </w:rPr>
-        <w:t>Bilder</w:t>
-      </w:r>
-      <w:r>
-        <w:rPr>
-          <w:color w:val="0066FF"/>
-        </w:rPr>
-        <w:t xml:space="preserve"> im gesamten Dokument vorkommen.</w:t>
-      </w:r>
-    </w:p>
-    <w:p>
-      <w:pPr>
-        <w:rPr>
-          <w:color w:val="0066FF"/>
-        </w:rPr>
-      </w:pPr>
-    </w:p>
-    <w:p>
-      <w:pPr>
-        <w:sectPr>
-          <w:headerReference w:type="default" r:id="rId49"/>
-          <w:footerReference w:type="default" r:id="rId50"/>
-          <w:pgSz w:w="11906" w:h="16838" w:orient="portrait"/>
-          <w:pgMar w:top="1417" w:right="1440" w:bottom="1134" w:left="1440" w:header="708" w:footer="708" w:gutter="0"/>
-          <w:cols w:space="708"/>
-          <w:docGrid w:type="lines" w:linePitch="360"/>
-        </w:sectPr>
-      </w:pPr>
-    </w:p>
-    <w:p>
-      <w:pPr>
-        <w:pStyle w:val="berschrift1"/>
-      </w:pPr>
-      <w:bookmarkStart w:name="_Ref84675439" w:id="103"/>
-      <w:bookmarkStart w:name="_Toc84751263" w:id="104"/>
-      <w:bookmarkStart w:name="_Toc84751375" w:id="105"/>
-      <w:bookmarkStart w:name="_Toc211137930" w:id="106"/>
-      <w:bookmarkStart w:name="_Toc211138174" w:id="107"/>
-      <w:bookmarkStart w:name="_Toc200467218" w:id="108"/>
-      <w:r>
-        <w:t>Anhang</w:t>
+      <w:r>
+        <w:t>n</w:t>
       </w:r>
       <w:bookmarkEnd w:id="103"/>
       <w:bookmarkEnd w:id="104"/>
@@ -6434,6 +7776,71 @@
     </w:p>
     <w:p>
       <w:pPr>
+        <w:rPr>
+          <w:color w:val="0066FF"/>
+        </w:rPr>
+      </w:pPr>
+      <w:r>
+        <w:rPr>
+          <w:color w:val="0066FF"/>
+        </w:rPr>
+        <w:t xml:space="preserve">(FV Text) Optionaler Abschnitt. Nur verwenden, wenn mehr als 10 verschiedene </w:t>
+      </w:r>
+      <w:r>
+        <w:rPr>
+          <w:color w:val="0066FF"/>
+        </w:rPr>
+        <w:t>Bilder</w:t>
+      </w:r>
+      <w:r>
+        <w:rPr>
+          <w:color w:val="0066FF"/>
+        </w:rPr>
+        <w:t xml:space="preserve"> im gesamten Dokument vorkommen.</w:t>
+      </w:r>
+    </w:p>
+    <w:p>
+      <w:pPr>
+        <w:rPr>
+          <w:color w:val="0066FF"/>
+        </w:rPr>
+      </w:pPr>
+    </w:p>
+    <w:p>
+      <w:pPr>
+        <w:sectPr>
+          <w:headerReference w:type="default" r:id="rId47"/>
+          <w:footerReference w:type="default" r:id="rId48"/>
+          <w:pgSz w:w="11906" w:h="16838"/>
+          <w:pgMar w:top="1417" w:right="1440" w:bottom="1134" w:left="1440" w:header="708" w:footer="708" w:gutter="0"/>
+          <w:cols w:space="708"/>
+          <w:docGrid w:type="lines" w:linePitch="360"/>
+        </w:sectPr>
+      </w:pPr>
+    </w:p>
+    <w:p>
+      <w:pPr>
+        <w:pStyle w:val="berschrift1"/>
+      </w:pPr>
+      <w:bookmarkStart w:id="109" w:name="_Ref84675439"/>
+      <w:bookmarkStart w:id="110" w:name="_Toc84751263"/>
+      <w:bookmarkStart w:id="111" w:name="_Toc84751375"/>
+      <w:bookmarkStart w:id="112" w:name="_Toc211137930"/>
+      <w:bookmarkStart w:id="113" w:name="_Toc211138174"/>
+      <w:bookmarkStart w:id="114" w:name="_Toc219207009"/>
+      <w:r>
+        <w:lastRenderedPageBreak/>
+        <w:t>Anhang</w:t>
+      </w:r>
+      <w:bookmarkEnd w:id="109"/>
+      <w:bookmarkEnd w:id="110"/>
+      <w:bookmarkEnd w:id="111"/>
+      <w:bookmarkEnd w:id="112"/>
+      <w:bookmarkEnd w:id="113"/>
+      <w:bookmarkEnd w:id="114"/>
+    </w:p>
+    <w:p>
+      <w:pPr>
         <w:pStyle w:val="Text"/>
       </w:pPr>
       <w:r>
@@ -6460,16 +7867,16 @@
         </w:rPr>
         <w:t>Kapitel. Hier werden Datenblätter, große Zeichnungen, Skizzen, Bilder, etc. eingefügt, die im Fließtext der vorigen Kapitel nicht eingefügt werden, da sie dort die Übersichtlichkeit bzw. Struktur dieser Kapitel verschlechtern würden.</w:t>
       </w:r>
-    </w:p>
-    <w:bookmarkEnd w:id="35"/>
-    <w:bookmarkEnd w:id="36"/>
+      <w:bookmarkEnd w:id="35"/>
+      <w:bookmarkEnd w:id="36"/>
+    </w:p>
     <w:sectPr>
-      <w:headerReference w:type="even" r:id="rId51"/>
-      <w:headerReference w:type="default" r:id="rId52"/>
-      <w:footerReference w:type="default" r:id="rId53"/>
-      <w:headerReference w:type="first" r:id="rId54"/>
-      <w:footerReference w:type="first" r:id="rId55"/>
-      <w:pgSz w:w="11906" w:h="16838" w:orient="portrait"/>
+      <w:headerReference w:type="even" r:id="rId49"/>
+      <w:headerReference w:type="default" r:id="rId50"/>
+      <w:footerReference w:type="default" r:id="rId51"/>
+      <w:headerReference w:type="first" r:id="rId52"/>
+      <w:footerReference w:type="first" r:id="rId53"/>
+      <w:pgSz w:w="11906" w:h="16838"/>
       <w:pgMar w:top="1417" w:right="1440" w:bottom="1134" w:left="1440" w:header="708" w:footer="708" w:gutter="0"/>
       <w:cols w:space="708"/>
       <w:docGrid w:type="lines" w:linePitch="360"/>
@@ -6498,7 +7905,7 @@
 </file>
 
 <file path=word/footer1.xml><?xml version="1.0" encoding="utf-8"?>
-<w:ftr xmlns:wpc="http://schemas.microsoft.com/office/word/2010/wordprocessingCanvas" xmlns:cx="http://schemas.microsoft.com/office/drawing/2014/chartex" xmlns:cx1="http://schemas.microsoft.com/office/drawing/2015/9/8/chartex" xmlns:cx2="http://schemas.microsoft.com/office/drawing/2015/10/21/chartex" xmlns:cx3="http://schemas.microsoft.com/office/drawing/2016/5/9/chartex" xmlns:cx4="http://schemas.microsoft.com/office/drawing/2016/5/10/chartex" xmlns:cx5="http://schemas.microsoft.com/office/drawing/2016/5/11/chartex" xmlns:cx6="http://schemas.microsoft.com/office/drawing/2016/5/12/chartex" xmlns:cx7="http://schemas.microsoft.com/office/drawing/2016/5/13/chartex" xmlns:cx8="http://schemas.microsoft.com/office/drawing/2016/5/14/chartex" xmlns:mc="http://schemas.openxmlformats.org/markup-compatibility/2006" xmlns:aink="http://schemas.microsoft.com/office/drawing/2016/ink" xmlns:am3d="http://schemas.microsoft.com/office/drawing/2017/model3d" xmlns:o="urn:schemas-microsoft-com:office:office" xmlns:oel="http://schemas.microsoft.com/office/2019/extlst" xmlns:r="http://schemas.openxmlformats.org/officeDocument/2006/relationships" xmlns:m="http://schemas.openxmlformats.org/officeDocument/2006/math" xmlns:v="urn:schemas-microsoft-com:vml" xmlns:wp14="http://schemas.microsoft.com/office/word/2010/wordprocessingDrawing" xmlns:wp="http://schemas.openxmlformats.org/drawingml/2006/wordprocessingDrawing" xmlns:w10="urn:schemas-microsoft-com:office:word" xmlns:w="http://schemas.openxmlformats.org/wordprocessingml/2006/main" xmlns:w14="http://schemas.microsoft.com/office/word/2010/wordml" xmlns:w15="http://schemas.microsoft.com/office/word/2012/wordml" xmlns:w16cex="http://schemas.microsoft.com/office/word/2018/wordml/cex" xmlns:w16cid="http://schemas.microsoft.com/office/word/2016/wordml/cid" xmlns:w16="http://schemas.microsoft.com/office/word/2018/wordml" xmlns:w16du="http://schemas.microsoft.com/office/word/2023/wordml/word16du" xmlns:w16sdtdh="http://schemas.microsoft.com/office/word/2020/wordml/sdtdatahash" xmlns:w16sdtfl="http://schemas.microsoft.com/office/word/2024/wordml/sdtformatlock" xmlns:w16se="http://schemas.microsoft.com/office/word/2015/wordml/symex" xmlns:wpg="http://schemas.microsoft.com/office/word/2010/wordprocessingGroup" xmlns:wpi="http://schemas.microsoft.com/office/word/2010/wordprocessingInk" xmlns:wne="http://schemas.microsoft.com/office/word/2006/wordml" xmlns:wps="http://schemas.microsoft.com/office/word/2010/wordprocessingShape" xmlns:a="http://schemas.openxmlformats.org/drawingml/2006/main" xmlns:pic="http://schemas.openxmlformats.org/drawingml/2006/picture" mc:Ignorable="w14 w15 w16se w16cid w16 w16cex w16sdtdh w16sdtfl w16du wp14">
+<w:ftr xmlns:wpc="http://schemas.microsoft.com/office/word/2010/wordprocessingCanvas" xmlns:cx="http://schemas.microsoft.com/office/drawing/2014/chartex" xmlns:cx1="http://schemas.microsoft.com/office/drawing/2015/9/8/chartex" xmlns:cx2="http://schemas.microsoft.com/office/drawing/2015/10/21/chartex" xmlns:cx3="http://schemas.microsoft.com/office/drawing/2016/5/9/chartex" xmlns:cx4="http://schemas.microsoft.com/office/drawing/2016/5/10/chartex" xmlns:cx5="http://schemas.microsoft.com/office/drawing/2016/5/11/chartex" xmlns:cx6="http://schemas.microsoft.com/office/drawing/2016/5/12/chartex" xmlns:cx7="http://schemas.microsoft.com/office/drawing/2016/5/13/chartex" xmlns:cx8="http://schemas.microsoft.com/office/drawing/2016/5/14/chartex" xmlns:mc="http://schemas.openxmlformats.org/markup-compatibility/2006" xmlns:aink="http://schemas.microsoft.com/office/drawing/2016/ink" xmlns:am3d="http://schemas.microsoft.com/office/drawing/2017/model3d" xmlns:o="urn:schemas-microsoft-com:office:office" xmlns:oel="http://schemas.microsoft.com/office/2019/extlst" xmlns:r="http://schemas.openxmlformats.org/officeDocument/2006/relationships" xmlns:m="http://schemas.openxmlformats.org/officeDocument/2006/math" xmlns:v="urn:schemas-microsoft-com:vml" xmlns:wp14="http://schemas.microsoft.com/office/word/2010/wordprocessingDrawing" xmlns:wp="http://schemas.openxmlformats.org/drawingml/2006/wordprocessingDrawing" xmlns:w10="urn:schemas-microsoft-com:office:word" xmlns:w="http://schemas.openxmlformats.org/wordprocessingml/2006/main" xmlns:w14="http://schemas.microsoft.com/office/word/2010/wordml" xmlns:w15="http://schemas.microsoft.com/office/word/2012/wordml" xmlns:w16cex="http://schemas.microsoft.com/office/word/2018/wordml/cex" xmlns:w16cid="http://schemas.microsoft.com/office/word/2016/wordml/cid" xmlns:w16="http://schemas.microsoft.com/office/word/2018/wordml" xmlns:w16du="http://schemas.microsoft.com/office/word/2023/wordml/word16du" xmlns:w16sdtdh="http://schemas.microsoft.com/office/word/2020/wordml/sdtdatahash" xmlns:w16sdtfl="http://schemas.microsoft.com/office/word/2024/wordml/sdtformatlock" xmlns:w16se="http://schemas.microsoft.com/office/word/2015/wordml/symex" xmlns:wpg="http://schemas.microsoft.com/office/word/2010/wordprocessingGroup" xmlns:wpi="http://schemas.microsoft.com/office/word/2010/wordprocessingInk" xmlns:wne="http://schemas.microsoft.com/office/word/2006/wordml" xmlns:wps="http://schemas.microsoft.com/office/word/2010/wordprocessingShape" mc:Ignorable="w14 w15 w16se w16cid w16 w16cex w16sdtdh w16sdtfl w16du wp14">
   <w:p>
     <w:pPr>
       <w:pStyle w:val="Fuzeile"/>
@@ -6517,8 +7924,8 @@
           <v:stroke joinstyle="miter"/>
           <v:path gradientshapeok="t" o:connecttype="rect"/>
         </v:shapetype>
-        <v:shape id="_x0000_s2051" style="position:absolute;left:0;text-align:left;margin-left:236.7pt;margin-top:18.8pt;width:256.2pt;height:25.2pt;z-index:251658240;mso-height-percent:200;mso-height-percent:200;mso-width-relative:margin;mso-height-relative:margin" strokecolor="white" type="#_x0000_t202">
-          <v:textbox style="mso-next-textbox:#_x0000_s2051">
+        <v:shape id="_x0000_s1027" type="#_x0000_t202" style="position:absolute;left:0;text-align:left;margin-left:236.7pt;margin-top:18.8pt;width:256.2pt;height:25.2pt;z-index:251658240;mso-height-percent:200;mso-height-percent:200;mso-width-relative:margin;mso-height-relative:margin" strokecolor="white">
+          <v:textbox style="mso-next-textbox:#_x0000_s1027">
             <w:txbxContent>
               <w:p>
                 <w:pPr>
@@ -6601,16 +8008,14 @@
     <w:pPr>
       <w:pStyle w:val="Fuzeile"/>
       <w:pBdr>
-        <w:top w:val="single" w:color="auto" w:sz="4" w:space="1"/>
+        <w:top w:val="single" w:sz="4" w:space="1" w:color="auto"/>
       </w:pBdr>
     </w:pPr>
     <w:r>
-      <w:t>Name</w:t>
+      <w:t>Felix Granegger</w:t>
     </w:r>
     <w:r>
       <w:tab/>
-    </w:r>
-    <w:r>
       <w:t xml:space="preserve">Kapitel </w:t>
     </w:r>
     <w:r>
@@ -6656,7 +8061,7 @@
     <w:pPr>
       <w:pStyle w:val="Fuzeile"/>
       <w:pBdr>
-        <w:top w:val="single" w:color="auto" w:sz="4" w:space="1"/>
+        <w:top w:val="single" w:sz="4" w:space="1" w:color="auto"/>
       </w:pBdr>
       <w:tabs>
         <w:tab w:val="left" w:pos="2618"/>
@@ -6666,7 +8071,7 @@
       <w:t>Name</w:t>
     </w:r>
     <w:r>
-      <w:ptab w:alignment="center" w:relativeTo="margin" w:leader="none"/>
+      <w:ptab w:relativeTo="margin" w:alignment="center" w:leader="none"/>
     </w:r>
     <w:r>
       <w:t xml:space="preserve">Kapitel </w:t>
@@ -6714,7 +8119,7 @@
     <w:pPr>
       <w:pStyle w:val="Fuzeile"/>
       <w:pBdr>
-        <w:top w:val="single" w:color="auto" w:sz="4" w:space="1"/>
+        <w:top w:val="single" w:sz="4" w:space="1" w:color="auto"/>
       </w:pBdr>
     </w:pPr>
     <w:r>
@@ -6722,8 +8127,6 @@
     </w:r>
     <w:r>
       <w:tab/>
-    </w:r>
-    <w:r>
       <w:t xml:space="preserve">Kapitel </w:t>
     </w:r>
     <w:r>
@@ -6769,7 +8172,7 @@
     <w:pPr>
       <w:pStyle w:val="Fuzeile"/>
       <w:pBdr>
-        <w:top w:val="single" w:color="auto" w:sz="4" w:space="1"/>
+        <w:top w:val="single" w:sz="4" w:space="1" w:color="auto"/>
       </w:pBdr>
       <w:tabs>
         <w:tab w:val="left" w:pos="2618"/>
@@ -6779,7 +8182,7 @@
       <w:t>Name</w:t>
     </w:r>
     <w:r>
-      <w:ptab w:alignment="center" w:relativeTo="margin" w:leader="none"/>
+      <w:ptab w:relativeTo="margin" w:alignment="center" w:leader="none"/>
     </w:r>
     <w:r>
       <w:t xml:space="preserve">Kapitel </w:t>
@@ -6827,7 +8230,7 @@
     <w:pPr>
       <w:pStyle w:val="Fuzeile"/>
       <w:pBdr>
-        <w:top w:val="single" w:color="auto" w:sz="4" w:space="1"/>
+        <w:top w:val="single" w:sz="4" w:space="1" w:color="auto"/>
       </w:pBdr>
     </w:pPr>
     <w:r>
@@ -6835,8 +8238,6 @@
     </w:r>
     <w:r>
       <w:tab/>
-    </w:r>
-    <w:r>
       <w:t xml:space="preserve">Kapitel </w:t>
     </w:r>
     <w:r>
@@ -6882,7 +8283,7 @@
     <w:pPr>
       <w:pStyle w:val="Fuzeile"/>
       <w:pBdr>
-        <w:top w:val="single" w:color="auto" w:sz="4" w:space="1"/>
+        <w:top w:val="single" w:sz="4" w:space="1" w:color="auto"/>
       </w:pBdr>
       <w:tabs>
         <w:tab w:val="left" w:pos="2618"/>
@@ -6892,7 +8293,7 @@
       <w:t>Name</w:t>
     </w:r>
     <w:r>
-      <w:ptab w:alignment="center" w:relativeTo="margin" w:leader="none"/>
+      <w:ptab w:relativeTo="margin" w:alignment="center" w:leader="none"/>
     </w:r>
     <w:r>
       <w:t xml:space="preserve">Kapitel </w:t>
@@ -6940,7 +8341,7 @@
     <w:pPr>
       <w:pStyle w:val="Fuzeile"/>
       <w:pBdr>
-        <w:top w:val="single" w:color="auto" w:sz="4" w:space="1"/>
+        <w:top w:val="single" w:sz="4" w:space="1" w:color="auto"/>
       </w:pBdr>
     </w:pPr>
     <w:r>
@@ -6948,8 +8349,6 @@
     </w:r>
     <w:r>
       <w:tab/>
-    </w:r>
-    <w:r>
       <w:t xml:space="preserve">Kapitel </w:t>
     </w:r>
     <w:r>
@@ -6995,7 +8394,7 @@
     <w:pPr>
       <w:pStyle w:val="Fuzeile"/>
       <w:pBdr>
-        <w:top w:val="single" w:color="auto" w:sz="4" w:space="1"/>
+        <w:top w:val="single" w:sz="4" w:space="1" w:color="auto"/>
       </w:pBdr>
     </w:pPr>
     <w:r>
@@ -7003,8 +8402,6 @@
     </w:r>
     <w:r>
       <w:tab/>
-    </w:r>
-    <w:r>
       <w:t xml:space="preserve">Kapitel </w:t>
     </w:r>
     <w:r>
@@ -7050,7 +8447,7 @@
     <w:pPr>
       <w:pStyle w:val="Fuzeile"/>
       <w:pBdr>
-        <w:top w:val="single" w:color="auto" w:sz="4" w:space="1"/>
+        <w:top w:val="single" w:sz="4" w:space="1" w:color="auto"/>
       </w:pBdr>
     </w:pPr>
     <w:r>
@@ -7058,8 +8455,6 @@
     </w:r>
     <w:r>
       <w:tab/>
-    </w:r>
-    <w:r>
       <w:t>Kapitel</w:t>
     </w:r>
     <w:r>
@@ -7111,7 +8506,7 @@
     <w:pPr>
       <w:pStyle w:val="Fuzeile"/>
       <w:pBdr>
-        <w:top w:val="single" w:color="auto" w:sz="4" w:space="1"/>
+        <w:top w:val="single" w:sz="4" w:space="1" w:color="auto"/>
       </w:pBdr>
     </w:pPr>
     <w:r>
@@ -7119,8 +8514,6 @@
     </w:r>
     <w:r>
       <w:tab/>
-    </w:r>
-    <w:r>
       <w:t xml:space="preserve">Kapitel </w:t>
     </w:r>
     <w:r>
@@ -7208,7 +8601,7 @@
     <w:pPr>
       <w:pStyle w:val="Fuzeile"/>
       <w:pBdr>
-        <w:top w:val="single" w:color="auto" w:sz="4" w:space="1"/>
+        <w:top w:val="single" w:sz="4" w:space="1" w:color="auto"/>
       </w:pBdr>
       <w:tabs>
         <w:tab w:val="clear" w:pos="4536"/>
@@ -7269,7 +8662,7 @@
     <w:pPr>
       <w:pStyle w:val="Fuzeile"/>
       <w:pBdr>
-        <w:top w:val="single" w:color="auto" w:sz="4" w:space="1"/>
+        <w:top w:val="single" w:sz="4" w:space="1" w:color="auto"/>
       </w:pBdr>
     </w:pPr>
     <w:r>
@@ -7321,7 +8714,7 @@
     <w:pPr>
       <w:pStyle w:val="Fuzeile"/>
       <w:pBdr>
-        <w:top w:val="single" w:color="auto" w:sz="4" w:space="1"/>
+        <w:top w:val="single" w:sz="4" w:space="1" w:color="auto"/>
       </w:pBdr>
     </w:pPr>
     <w:r>
@@ -7376,7 +8769,7 @@
     <w:pPr>
       <w:pStyle w:val="Fuzeile"/>
       <w:pBdr>
-        <w:top w:val="single" w:color="auto" w:sz="4" w:space="1"/>
+        <w:top w:val="single" w:sz="4" w:space="1" w:color="auto"/>
       </w:pBdr>
       <w:tabs>
         <w:tab w:val="left" w:pos="2618"/>
@@ -7408,8 +8801,6 @@
     </w:r>
     <w:r>
       <w:tab/>
-    </w:r>
-    <w:r>
       <w:t>Seitenzahl</w:t>
     </w:r>
   </w:p>
@@ -7549,21 +8940,102 @@
 
 <file path=word/header10.xml><?xml version="1.0" encoding="utf-8"?>
 <w:hdr xmlns:wpc="http://schemas.microsoft.com/office/word/2010/wordprocessingCanvas" xmlns:cx="http://schemas.microsoft.com/office/drawing/2014/chartex" xmlns:cx1="http://schemas.microsoft.com/office/drawing/2015/9/8/chartex" xmlns:cx2="http://schemas.microsoft.com/office/drawing/2015/10/21/chartex" xmlns:cx3="http://schemas.microsoft.com/office/drawing/2016/5/9/chartex" xmlns:cx4="http://schemas.microsoft.com/office/drawing/2016/5/10/chartex" xmlns:cx5="http://schemas.microsoft.com/office/drawing/2016/5/11/chartex" xmlns:cx6="http://schemas.microsoft.com/office/drawing/2016/5/12/chartex" xmlns:cx7="http://schemas.microsoft.com/office/drawing/2016/5/13/chartex" xmlns:cx8="http://schemas.microsoft.com/office/drawing/2016/5/14/chartex" xmlns:mc="http://schemas.openxmlformats.org/markup-compatibility/2006" xmlns:aink="http://schemas.microsoft.com/office/drawing/2016/ink" xmlns:am3d="http://schemas.microsoft.com/office/drawing/2017/model3d" xmlns:o="urn:schemas-microsoft-com:office:office" xmlns:oel="http://schemas.microsoft.com/office/2019/extlst" xmlns:r="http://schemas.openxmlformats.org/officeDocument/2006/relationships" xmlns:m="http://schemas.openxmlformats.org/officeDocument/2006/math" xmlns:v="urn:schemas-microsoft-com:vml" xmlns:wp14="http://schemas.microsoft.com/office/word/2010/wordprocessingDrawing" xmlns:wp="http://schemas.openxmlformats.org/drawingml/2006/wordprocessingDrawing" xmlns:w10="urn:schemas-microsoft-com:office:word" xmlns:w="http://schemas.openxmlformats.org/wordprocessingml/2006/main" xmlns:w14="http://schemas.microsoft.com/office/word/2010/wordml" xmlns:w15="http://schemas.microsoft.com/office/word/2012/wordml" xmlns:w16cex="http://schemas.microsoft.com/office/word/2018/wordml/cex" xmlns:w16cid="http://schemas.microsoft.com/office/word/2016/wordml/cid" xmlns:w16="http://schemas.microsoft.com/office/word/2018/wordml" xmlns:w16du="http://schemas.microsoft.com/office/word/2023/wordml/word16du" xmlns:w16sdtdh="http://schemas.microsoft.com/office/word/2020/wordml/sdtdatahash" xmlns:w16sdtfl="http://schemas.microsoft.com/office/word/2024/wordml/sdtformatlock" xmlns:w16se="http://schemas.microsoft.com/office/word/2015/wordml/symex" xmlns:wpg="http://schemas.microsoft.com/office/word/2010/wordprocessingGroup" xmlns:wpi="http://schemas.microsoft.com/office/word/2010/wordprocessingInk" xmlns:wne="http://schemas.microsoft.com/office/word/2006/wordml" xmlns:wps="http://schemas.microsoft.com/office/word/2010/wordprocessingShape" mc:Ignorable="w14 w15 w16se w16cid w16 w16cex w16sdtdh w16sdtfl w16du wp14">
+  <w:bookmarkStart w:id="45" w:name="_WNSectionTitle_6"/>
+  <w:bookmarkStart w:id="46" w:name="_WNTabType_5"/>
+  <w:p>
+    <w:pPr>
+      <w:pStyle w:val="Kopfzeile"/>
+      <w:framePr w:wrap="around" w:vAnchor="text" w:hAnchor="margin" w:xAlign="right" w:y="1"/>
+      <w:rPr>
+        <w:rStyle w:val="Seitenzahl"/>
+        <w:sz w:val="20"/>
+        <w:szCs w:val="20"/>
+      </w:rPr>
+    </w:pPr>
+    <w:r>
+      <w:rPr>
+        <w:rStyle w:val="Seitenzahl"/>
+        <w:sz w:val="20"/>
+        <w:szCs w:val="20"/>
+      </w:rPr>
+      <w:fldChar w:fldCharType="begin"/>
+    </w:r>
+    <w:r>
+      <w:rPr>
+        <w:rStyle w:val="Seitenzahl"/>
+        <w:sz w:val="20"/>
+        <w:szCs w:val="20"/>
+      </w:rPr>
+      <w:instrText xml:space="preserve">PAGE  </w:instrText>
+    </w:r>
+    <w:r>
+      <w:rPr>
+        <w:rStyle w:val="Seitenzahl"/>
+        <w:sz w:val="20"/>
+        <w:szCs w:val="20"/>
+      </w:rPr>
+      <w:fldChar w:fldCharType="separate"/>
+    </w:r>
+    <w:r>
+      <w:rPr>
+        <w:rStyle w:val="Seitenzahl"/>
+        <w:noProof/>
+        <w:sz w:val="20"/>
+        <w:szCs w:val="20"/>
+      </w:rPr>
+      <w:t>2</w:t>
+    </w:r>
+    <w:r>
+      <w:rPr>
+        <w:rStyle w:val="Seitenzahl"/>
+        <w:sz w:val="20"/>
+        <w:szCs w:val="20"/>
+      </w:rPr>
+      <w:fldChar w:fldCharType="end"/>
+    </w:r>
+  </w:p>
+  <w:bookmarkEnd w:id="45"/>
+  <w:bookmarkEnd w:id="46"/>
   <w:p>
     <w:pPr>
       <w:pStyle w:val="Fuzeile"/>
+      <w:rPr>
+        <w:szCs w:val="20"/>
+        <w:u w:val="single"/>
+      </w:rPr>
     </w:pPr>
     <w:r>
+      <w:rPr>
+        <w:szCs w:val="20"/>
+      </w:rPr>
       <w:fldChar w:fldCharType="begin"/>
     </w:r>
     <w:r>
-      <w:instrText xml:space="preserve"> REF _Ref200465902 \h </w:instrText>
-    </w:r>
-    <w:r>
+      <w:rPr>
+        <w:szCs w:val="20"/>
+        <w:u w:val="single"/>
+      </w:rPr>
+      <w:instrText xml:space="preserve"> REF _Ref200464718 \h </w:instrText>
+    </w:r>
+    <w:r>
+      <w:rPr>
+        <w:szCs w:val="20"/>
+      </w:rPr>
+      <w:instrText xml:space="preserve"> \* MERGEFORMAT </w:instrText>
+    </w:r>
+    <w:r>
+      <w:rPr>
+        <w:szCs w:val="20"/>
+      </w:rPr>
+    </w:r>
+    <w:r>
+      <w:rPr>
+        <w:szCs w:val="20"/>
+      </w:rPr>
       <w:fldChar w:fldCharType="separate"/>
     </w:r>
     <w:r>
-      <w:t xml:space="preserve">Dokumentation Schüler:in 2: </w:t>
+      <w:t xml:space="preserve">Dokumentation Schüler:in 1: </w:t>
     </w:r>
     <w:r>
       <w:rPr>
@@ -7584,7 +9056,16 @@
       <w:t xml:space="preserve"> = Überschrift1)</w:t>
     </w:r>
     <w:r>
+      <w:rPr>
+        <w:szCs w:val="20"/>
+      </w:rPr>
       <w:fldChar w:fldCharType="end"/>
+    </w:r>
+    <w:r>
+      <w:rPr>
+        <w:szCs w:val="20"/>
+      </w:rPr>
+      <w:tab/>
     </w:r>
   </w:p>
 </w:hdr>
@@ -7595,9 +9076,6 @@
   <w:p>
     <w:pPr>
       <w:pStyle w:val="Fuzeile"/>
-      <w:pBdr>
-        <w:bottom w:val="single" w:color="auto" w:sz="4" w:space="1"/>
-      </w:pBdr>
     </w:pPr>
     <w:r>
       <w:fldChar w:fldCharType="begin"/>
@@ -7609,7 +9087,10 @@
       <w:fldChar w:fldCharType="separate"/>
     </w:r>
     <w:r>
-      <w:t xml:space="preserve">Dokumentation Schüler:in 2: </w:t>
+      <w:t xml:space="preserve">Dokumentation </w:t>
+    </w:r>
+    <w:r>
+      <w:t xml:space="preserve">Schüler:in 2: </w:t>
     </w:r>
     <w:r>
       <w:rPr>
@@ -7641,18 +9122,39 @@
   <w:p>
     <w:pPr>
       <w:pStyle w:val="Fuzeile"/>
+      <w:pBdr>
+        <w:bottom w:val="single" w:sz="4" w:space="1" w:color="auto"/>
+      </w:pBdr>
     </w:pPr>
     <w:r>
       <w:fldChar w:fldCharType="begin"/>
     </w:r>
     <w:r>
-      <w:instrText xml:space="preserve"> REF _Ref200469530 \h </w:instrText>
+      <w:instrText xml:space="preserve"> REF _Ref200465902 \h </w:instrText>
     </w:r>
     <w:r>
       <w:fldChar w:fldCharType="separate"/>
     </w:r>
     <w:r>
-      <w:t>Zusammenfassung und Ausblick</w:t>
+      <w:t xml:space="preserve">Dokumentation Schüler:in 2: </w:t>
+    </w:r>
+    <w:r>
+      <w:rPr>
+        <w:color w:val="0066FF"/>
+      </w:rPr>
+      <w:t>(</w:t>
+    </w:r>
+    <w:r>
+      <w:rPr>
+        <w:color w:val="0066FF"/>
+      </w:rPr>
+      <w:t>FV</w:t>
+    </w:r>
+    <w:r>
+      <w:rPr>
+        <w:color w:val="0066FF"/>
+      </w:rPr>
+      <w:t xml:space="preserve"> = Überschrift1)</w:t>
     </w:r>
     <w:r>
       <w:fldChar w:fldCharType="end"/>
@@ -7665,57 +9167,21 @@
 <w:hdr xmlns:wpc="http://schemas.microsoft.com/office/word/2010/wordprocessingCanvas" xmlns:cx="http://schemas.microsoft.com/office/drawing/2014/chartex" xmlns:cx1="http://schemas.microsoft.com/office/drawing/2015/9/8/chartex" xmlns:cx2="http://schemas.microsoft.com/office/drawing/2015/10/21/chartex" xmlns:cx3="http://schemas.microsoft.com/office/drawing/2016/5/9/chartex" xmlns:cx4="http://schemas.microsoft.com/office/drawing/2016/5/10/chartex" xmlns:cx5="http://schemas.microsoft.com/office/drawing/2016/5/11/chartex" xmlns:cx6="http://schemas.microsoft.com/office/drawing/2016/5/12/chartex" xmlns:cx7="http://schemas.microsoft.com/office/drawing/2016/5/13/chartex" xmlns:cx8="http://schemas.microsoft.com/office/drawing/2016/5/14/chartex" xmlns:mc="http://schemas.openxmlformats.org/markup-compatibility/2006" xmlns:aink="http://schemas.microsoft.com/office/drawing/2016/ink" xmlns:am3d="http://schemas.microsoft.com/office/drawing/2017/model3d" xmlns:o="urn:schemas-microsoft-com:office:office" xmlns:oel="http://schemas.microsoft.com/office/2019/extlst" xmlns:r="http://schemas.openxmlformats.org/officeDocument/2006/relationships" xmlns:m="http://schemas.openxmlformats.org/officeDocument/2006/math" xmlns:v="urn:schemas-microsoft-com:vml" xmlns:wp14="http://schemas.microsoft.com/office/word/2010/wordprocessingDrawing" xmlns:wp="http://schemas.openxmlformats.org/drawingml/2006/wordprocessingDrawing" xmlns:w10="urn:schemas-microsoft-com:office:word" xmlns:w="http://schemas.openxmlformats.org/wordprocessingml/2006/main" xmlns:w14="http://schemas.microsoft.com/office/word/2010/wordml" xmlns:w15="http://schemas.microsoft.com/office/word/2012/wordml" xmlns:w16cex="http://schemas.microsoft.com/office/word/2018/wordml/cex" xmlns:w16cid="http://schemas.microsoft.com/office/word/2016/wordml/cid" xmlns:w16="http://schemas.microsoft.com/office/word/2018/wordml" xmlns:w16du="http://schemas.microsoft.com/office/word/2023/wordml/word16du" xmlns:w16sdtdh="http://schemas.microsoft.com/office/word/2020/wordml/sdtdatahash" xmlns:w16sdtfl="http://schemas.microsoft.com/office/word/2024/wordml/sdtformatlock" xmlns:w16se="http://schemas.microsoft.com/office/word/2015/wordml/symex" xmlns:wpg="http://schemas.microsoft.com/office/word/2010/wordprocessingGroup" xmlns:wpi="http://schemas.microsoft.com/office/word/2010/wordprocessingInk" xmlns:wne="http://schemas.microsoft.com/office/word/2006/wordml" xmlns:wps="http://schemas.microsoft.com/office/word/2010/wordprocessingShape" mc:Ignorable="w14 w15 w16se w16cid w16 w16cex w16sdtdh w16sdtfl w16du wp14">
   <w:p>
     <w:pPr>
-      <w:pStyle w:val="Kopfzeile"/>
-      <w:pBdr>
-        <w:bottom w:val="single" w:color="auto" w:sz="4" w:space="1"/>
-      </w:pBdr>
-      <w:ind w:right="360"/>
-      <w:rPr>
-        <w:sz w:val="20"/>
-        <w:szCs w:val="20"/>
-        <w:u w:val="single"/>
-      </w:rPr>
+      <w:pStyle w:val="Fuzeile"/>
     </w:pPr>
     <w:r>
-      <w:rPr>
-        <w:sz w:val="20"/>
-        <w:szCs w:val="20"/>
-        <w:u w:val="single"/>
-      </w:rPr>
       <w:fldChar w:fldCharType="begin"/>
     </w:r>
     <w:r>
-      <w:rPr>
-        <w:sz w:val="20"/>
-        <w:szCs w:val="20"/>
-        <w:u w:val="single"/>
-      </w:rPr>
-      <w:instrText xml:space="preserve"> REF _Ref210559324 \h </w:instrText>
-    </w:r>
-    <w:r>
-      <w:rPr>
-        <w:sz w:val="20"/>
-        <w:szCs w:val="20"/>
-        <w:u w:val="single"/>
-      </w:rPr>
-    </w:r>
-    <w:r>
-      <w:rPr>
-        <w:sz w:val="20"/>
-        <w:szCs w:val="20"/>
-        <w:u w:val="single"/>
-      </w:rPr>
+      <w:instrText xml:space="preserve"> REF _Ref200469530 \h </w:instrText>
+    </w:r>
+    <w:r>
       <w:fldChar w:fldCharType="separate"/>
     </w:r>
     <w:r>
-      <w:t>Ergebnisse / Diskussion</w:t>
-    </w:r>
-    <w:r>
-      <w:rPr>
-        <w:sz w:val="20"/>
-        <w:szCs w:val="20"/>
-        <w:u w:val="single"/>
-      </w:rPr>
+      <w:t>Zusammenfassung und Ausblick</w:t>
+    </w:r>
+    <w:r>
       <w:fldChar w:fldCharType="end"/>
     </w:r>
   </w:p>
@@ -7726,24 +9192,57 @@
 <w:hdr xmlns:wpc="http://schemas.microsoft.com/office/word/2010/wordprocessingCanvas" xmlns:cx="http://schemas.microsoft.com/office/drawing/2014/chartex" xmlns:cx1="http://schemas.microsoft.com/office/drawing/2015/9/8/chartex" xmlns:cx2="http://schemas.microsoft.com/office/drawing/2015/10/21/chartex" xmlns:cx3="http://schemas.microsoft.com/office/drawing/2016/5/9/chartex" xmlns:cx4="http://schemas.microsoft.com/office/drawing/2016/5/10/chartex" xmlns:cx5="http://schemas.microsoft.com/office/drawing/2016/5/11/chartex" xmlns:cx6="http://schemas.microsoft.com/office/drawing/2016/5/12/chartex" xmlns:cx7="http://schemas.microsoft.com/office/drawing/2016/5/13/chartex" xmlns:cx8="http://schemas.microsoft.com/office/drawing/2016/5/14/chartex" xmlns:mc="http://schemas.openxmlformats.org/markup-compatibility/2006" xmlns:aink="http://schemas.microsoft.com/office/drawing/2016/ink" xmlns:am3d="http://schemas.microsoft.com/office/drawing/2017/model3d" xmlns:o="urn:schemas-microsoft-com:office:office" xmlns:oel="http://schemas.microsoft.com/office/2019/extlst" xmlns:r="http://schemas.openxmlformats.org/officeDocument/2006/relationships" xmlns:m="http://schemas.openxmlformats.org/officeDocument/2006/math" xmlns:v="urn:schemas-microsoft-com:vml" xmlns:wp14="http://schemas.microsoft.com/office/word/2010/wordprocessingDrawing" xmlns:wp="http://schemas.openxmlformats.org/drawingml/2006/wordprocessingDrawing" xmlns:w10="urn:schemas-microsoft-com:office:word" xmlns:w="http://schemas.openxmlformats.org/wordprocessingml/2006/main" xmlns:w14="http://schemas.microsoft.com/office/word/2010/wordml" xmlns:w15="http://schemas.microsoft.com/office/word/2012/wordml" xmlns:w16cex="http://schemas.microsoft.com/office/word/2018/wordml/cex" xmlns:w16cid="http://schemas.microsoft.com/office/word/2016/wordml/cid" xmlns:w16="http://schemas.microsoft.com/office/word/2018/wordml" xmlns:w16du="http://schemas.microsoft.com/office/word/2023/wordml/word16du" xmlns:w16sdtdh="http://schemas.microsoft.com/office/word/2020/wordml/sdtdatahash" xmlns:w16sdtfl="http://schemas.microsoft.com/office/word/2024/wordml/sdtformatlock" xmlns:w16se="http://schemas.microsoft.com/office/word/2015/wordml/symex" xmlns:wpg="http://schemas.microsoft.com/office/word/2010/wordprocessingGroup" xmlns:wpi="http://schemas.microsoft.com/office/word/2010/wordprocessingInk" xmlns:wne="http://schemas.microsoft.com/office/word/2006/wordml" xmlns:wps="http://schemas.microsoft.com/office/word/2010/wordprocessingShape" mc:Ignorable="w14 w15 w16se w16cid w16 w16cex w16sdtdh w16sdtfl w16du wp14">
   <w:p>
     <w:pPr>
-      <w:pStyle w:val="Fuzeile"/>
-      <w:tabs>
-        <w:tab w:val="left" w:pos="3840"/>
-      </w:tabs>
+      <w:pStyle w:val="Kopfzeile"/>
+      <w:pBdr>
+        <w:bottom w:val="single" w:sz="4" w:space="1" w:color="auto"/>
+      </w:pBdr>
+      <w:ind w:right="360"/>
+      <w:rPr>
+        <w:sz w:val="20"/>
+        <w:szCs w:val="20"/>
+        <w:u w:val="single"/>
+      </w:rPr>
     </w:pPr>
     <w:r>
+      <w:rPr>
+        <w:sz w:val="20"/>
+        <w:szCs w:val="20"/>
+        <w:u w:val="single"/>
+      </w:rPr>
       <w:fldChar w:fldCharType="begin"/>
     </w:r>
     <w:r>
-      <w:instrText xml:space="preserve"> REF _Ref200468159 \h </w:instrText>
-    </w:r>
-    <w:r>
+      <w:rPr>
+        <w:sz w:val="20"/>
+        <w:szCs w:val="20"/>
+        <w:u w:val="single"/>
+      </w:rPr>
+      <w:instrText xml:space="preserve"> REF _Ref210559324 \h </w:instrText>
+    </w:r>
+    <w:r>
+      <w:rPr>
+        <w:sz w:val="20"/>
+        <w:szCs w:val="20"/>
+        <w:u w:val="single"/>
+      </w:rPr>
+    </w:r>
+    <w:r>
+      <w:rPr>
+        <w:sz w:val="20"/>
+        <w:szCs w:val="20"/>
+        <w:u w:val="single"/>
+      </w:rPr>
       <w:fldChar w:fldCharType="separate"/>
     </w:r>
     <w:r>
-      <w:t>Erklärung der Eigenständigkeit</w:t>
-    </w:r>
-    <w:r>
+      <w:t>Ergebnisse / Diskussion</w:t>
+    </w:r>
+    <w:r>
+      <w:rPr>
+        <w:sz w:val="20"/>
+        <w:szCs w:val="20"/>
+        <w:u w:val="single"/>
+      </w:rPr>
       <w:fldChar w:fldCharType="end"/>
     </w:r>
   </w:p>
@@ -7754,97 +9253,25 @@
 <w:hdr xmlns:wpc="http://schemas.microsoft.com/office/word/2010/wordprocessingCanvas" xmlns:cx="http://schemas.microsoft.com/office/drawing/2014/chartex" xmlns:cx1="http://schemas.microsoft.com/office/drawing/2015/9/8/chartex" xmlns:cx2="http://schemas.microsoft.com/office/drawing/2015/10/21/chartex" xmlns:cx3="http://schemas.microsoft.com/office/drawing/2016/5/9/chartex" xmlns:cx4="http://schemas.microsoft.com/office/drawing/2016/5/10/chartex" xmlns:cx5="http://schemas.microsoft.com/office/drawing/2016/5/11/chartex" xmlns:cx6="http://schemas.microsoft.com/office/drawing/2016/5/12/chartex" xmlns:cx7="http://schemas.microsoft.com/office/drawing/2016/5/13/chartex" xmlns:cx8="http://schemas.microsoft.com/office/drawing/2016/5/14/chartex" xmlns:mc="http://schemas.openxmlformats.org/markup-compatibility/2006" xmlns:aink="http://schemas.microsoft.com/office/drawing/2016/ink" xmlns:am3d="http://schemas.microsoft.com/office/drawing/2017/model3d" xmlns:o="urn:schemas-microsoft-com:office:office" xmlns:oel="http://schemas.microsoft.com/office/2019/extlst" xmlns:r="http://schemas.openxmlformats.org/officeDocument/2006/relationships" xmlns:m="http://schemas.openxmlformats.org/officeDocument/2006/math" xmlns:v="urn:schemas-microsoft-com:vml" xmlns:wp14="http://schemas.microsoft.com/office/word/2010/wordprocessingDrawing" xmlns:wp="http://schemas.openxmlformats.org/drawingml/2006/wordprocessingDrawing" xmlns:w10="urn:schemas-microsoft-com:office:word" xmlns:w="http://schemas.openxmlformats.org/wordprocessingml/2006/main" xmlns:w14="http://schemas.microsoft.com/office/word/2010/wordml" xmlns:w15="http://schemas.microsoft.com/office/word/2012/wordml" xmlns:w16cex="http://schemas.microsoft.com/office/word/2018/wordml/cex" xmlns:w16cid="http://schemas.microsoft.com/office/word/2016/wordml/cid" xmlns:w16="http://schemas.microsoft.com/office/word/2018/wordml" xmlns:w16du="http://schemas.microsoft.com/office/word/2023/wordml/word16du" xmlns:w16sdtdh="http://schemas.microsoft.com/office/word/2020/wordml/sdtdatahash" xmlns:w16sdtfl="http://schemas.microsoft.com/office/word/2024/wordml/sdtformatlock" xmlns:w16se="http://schemas.microsoft.com/office/word/2015/wordml/symex" xmlns:wpg="http://schemas.microsoft.com/office/word/2010/wordprocessingGroup" xmlns:wpi="http://schemas.microsoft.com/office/word/2010/wordprocessingInk" xmlns:wne="http://schemas.microsoft.com/office/word/2006/wordml" xmlns:wps="http://schemas.microsoft.com/office/word/2010/wordprocessingShape" mc:Ignorable="w14 w15 w16se w16cid w16 w16cex w16sdtdh w16sdtfl w16du wp14">
   <w:p>
     <w:pPr>
-      <w:pStyle w:val="Kopfzeile"/>
-      <w:framePr w:wrap="around" w:hAnchor="margin" w:vAnchor="text" w:xAlign="right" w:y="1"/>
-      <w:rPr>
-        <w:rStyle w:val="Seitenzahl"/>
-      </w:rPr>
+      <w:pStyle w:val="Fuzeile"/>
+      <w:tabs>
+        <w:tab w:val="left" w:pos="3840"/>
+      </w:tabs>
     </w:pPr>
     <w:r>
-      <w:rPr>
-        <w:rStyle w:val="Seitenzahl"/>
-        <w:sz w:val="20"/>
-        <w:szCs w:val="20"/>
-      </w:rPr>
       <w:fldChar w:fldCharType="begin"/>
     </w:r>
     <w:r>
-      <w:rPr>
-        <w:rStyle w:val="Seitenzahl"/>
-        <w:sz w:val="20"/>
-        <w:szCs w:val="20"/>
-      </w:rPr>
-      <w:instrText xml:space="preserve">PAGE  </w:instrText>
-    </w:r>
-    <w:r>
-      <w:rPr>
-        <w:rStyle w:val="Seitenzahl"/>
-        <w:sz w:val="20"/>
-        <w:szCs w:val="20"/>
-      </w:rPr>
+      <w:instrText xml:space="preserve"> REF _Ref200468159 \h </w:instrText>
+    </w:r>
+    <w:r>
       <w:fldChar w:fldCharType="separate"/>
     </w:r>
     <w:r>
-      <w:rPr>
-        <w:rStyle w:val="Seitenzahl"/>
-        <w:noProof/>
-        <w:sz w:val="20"/>
-        <w:szCs w:val="20"/>
-      </w:rPr>
-      <w:t>12</w:t>
-    </w:r>
-    <w:r>
-      <w:rPr>
-        <w:rStyle w:val="Seitenzahl"/>
-        <w:sz w:val="20"/>
-        <w:szCs w:val="20"/>
-      </w:rPr>
+      <w:t>Erklärung der Eigenständigkeit</w:t>
+    </w:r>
+    <w:r>
       <w:fldChar w:fldCharType="end"/>
-    </w:r>
-  </w:p>
-  <w:p>
-    <w:pPr>
-      <w:pStyle w:val="Kopfzeile"/>
-      <w:ind w:right="360"/>
-      <w:rPr>
-        <w:u w:val="single"/>
-      </w:rPr>
-    </w:pPr>
-    <w:r>
-      <w:fldChar w:fldCharType="begin"/>
-    </w:r>
-    <w:r>
-      <w:instrText xml:space="preserve"> REF _Ref210560064 \h  \* MERGEFORMAT </w:instrText>
-    </w:r>
-    <w:r>
-      <w:fldChar w:fldCharType="separate"/>
-    </w:r>
-    <w:r>
-      <w:rPr>
-        <w:sz w:val="20"/>
-        <w:szCs w:val="20"/>
-        <w:u w:val="single"/>
-      </w:rPr>
-      <w:t>Verzeichnisse</w:t>
-    </w:r>
-    <w:r>
-      <w:fldChar w:fldCharType="end"/>
-    </w:r>
-    <w:r>
-      <w:rPr>
-        <w:sz w:val="20"/>
-        <w:szCs w:val="20"/>
-        <w:u w:val="single"/>
-      </w:rPr>
-      <w:tab/>
-    </w:r>
-    <w:r>
-      <w:rPr>
-        <w:sz w:val="20"/>
-        <w:szCs w:val="20"/>
-        <w:u w:val="single"/>
-      </w:rPr>
-      <w:tab/>
     </w:r>
   </w:p>
 </w:hdr>
@@ -7854,25 +9281,97 @@
 <w:hdr xmlns:wpc="http://schemas.microsoft.com/office/word/2010/wordprocessingCanvas" xmlns:cx="http://schemas.microsoft.com/office/drawing/2014/chartex" xmlns:cx1="http://schemas.microsoft.com/office/drawing/2015/9/8/chartex" xmlns:cx2="http://schemas.microsoft.com/office/drawing/2015/10/21/chartex" xmlns:cx3="http://schemas.microsoft.com/office/drawing/2016/5/9/chartex" xmlns:cx4="http://schemas.microsoft.com/office/drawing/2016/5/10/chartex" xmlns:cx5="http://schemas.microsoft.com/office/drawing/2016/5/11/chartex" xmlns:cx6="http://schemas.microsoft.com/office/drawing/2016/5/12/chartex" xmlns:cx7="http://schemas.microsoft.com/office/drawing/2016/5/13/chartex" xmlns:cx8="http://schemas.microsoft.com/office/drawing/2016/5/14/chartex" xmlns:mc="http://schemas.openxmlformats.org/markup-compatibility/2006" xmlns:aink="http://schemas.microsoft.com/office/drawing/2016/ink" xmlns:am3d="http://schemas.microsoft.com/office/drawing/2017/model3d" xmlns:o="urn:schemas-microsoft-com:office:office" xmlns:oel="http://schemas.microsoft.com/office/2019/extlst" xmlns:r="http://schemas.openxmlformats.org/officeDocument/2006/relationships" xmlns:m="http://schemas.openxmlformats.org/officeDocument/2006/math" xmlns:v="urn:schemas-microsoft-com:vml" xmlns:wp14="http://schemas.microsoft.com/office/word/2010/wordprocessingDrawing" xmlns:wp="http://schemas.openxmlformats.org/drawingml/2006/wordprocessingDrawing" xmlns:w10="urn:schemas-microsoft-com:office:word" xmlns:w="http://schemas.openxmlformats.org/wordprocessingml/2006/main" xmlns:w14="http://schemas.microsoft.com/office/word/2010/wordml" xmlns:w15="http://schemas.microsoft.com/office/word/2012/wordml" xmlns:w16cex="http://schemas.microsoft.com/office/word/2018/wordml/cex" xmlns:w16cid="http://schemas.microsoft.com/office/word/2016/wordml/cid" xmlns:w16="http://schemas.microsoft.com/office/word/2018/wordml" xmlns:w16du="http://schemas.microsoft.com/office/word/2023/wordml/word16du" xmlns:w16sdtdh="http://schemas.microsoft.com/office/word/2020/wordml/sdtdatahash" xmlns:w16sdtfl="http://schemas.microsoft.com/office/word/2024/wordml/sdtformatlock" xmlns:w16se="http://schemas.microsoft.com/office/word/2015/wordml/symex" xmlns:wpg="http://schemas.microsoft.com/office/word/2010/wordprocessingGroup" xmlns:wpi="http://schemas.microsoft.com/office/word/2010/wordprocessingInk" xmlns:wne="http://schemas.microsoft.com/office/word/2006/wordml" xmlns:wps="http://schemas.microsoft.com/office/word/2010/wordprocessingShape" mc:Ignorable="w14 w15 w16se w16cid w16 w16cex w16sdtdh w16sdtfl w16du wp14">
   <w:p>
     <w:pPr>
-      <w:pStyle w:val="Fuzeile"/>
-      <w:pBdr>
-        <w:bottom w:val="single" w:color="auto" w:sz="4" w:space="1"/>
-      </w:pBdr>
+      <w:pStyle w:val="Kopfzeile"/>
+      <w:framePr w:wrap="around" w:vAnchor="text" w:hAnchor="margin" w:xAlign="right" w:y="1"/>
+      <w:rPr>
+        <w:rStyle w:val="Seitenzahl"/>
+      </w:rPr>
     </w:pPr>
     <w:r>
+      <w:rPr>
+        <w:rStyle w:val="Seitenzahl"/>
+        <w:sz w:val="20"/>
+        <w:szCs w:val="20"/>
+      </w:rPr>
       <w:fldChar w:fldCharType="begin"/>
     </w:r>
     <w:r>
-      <w:instrText xml:space="preserve"> REF _Ref200469499 \h </w:instrText>
-    </w:r>
-    <w:r>
+      <w:rPr>
+        <w:rStyle w:val="Seitenzahl"/>
+        <w:sz w:val="20"/>
+        <w:szCs w:val="20"/>
+      </w:rPr>
+      <w:instrText xml:space="preserve">PAGE  </w:instrText>
+    </w:r>
+    <w:r>
+      <w:rPr>
+        <w:rStyle w:val="Seitenzahl"/>
+        <w:sz w:val="20"/>
+        <w:szCs w:val="20"/>
+      </w:rPr>
       <w:fldChar w:fldCharType="separate"/>
     </w:r>
     <w:r>
-      <w:t>Arbeitsnachweise</w:t>
-    </w:r>
-    <w:r>
+      <w:rPr>
+        <w:rStyle w:val="Seitenzahl"/>
+        <w:noProof/>
+        <w:sz w:val="20"/>
+        <w:szCs w:val="20"/>
+      </w:rPr>
+      <w:t>12</w:t>
+    </w:r>
+    <w:r>
+      <w:rPr>
+        <w:rStyle w:val="Seitenzahl"/>
+        <w:sz w:val="20"/>
+        <w:szCs w:val="20"/>
+      </w:rPr>
       <w:fldChar w:fldCharType="end"/>
+    </w:r>
+  </w:p>
+  <w:p>
+    <w:pPr>
+      <w:pStyle w:val="Kopfzeile"/>
+      <w:ind w:right="360"/>
+      <w:rPr>
+        <w:u w:val="single"/>
+      </w:rPr>
+    </w:pPr>
+    <w:r>
+      <w:fldChar w:fldCharType="begin"/>
+    </w:r>
+    <w:r>
+      <w:instrText xml:space="preserve"> REF _Ref210560064 \h  \* MERGEFORMAT </w:instrText>
+    </w:r>
+    <w:r>
+      <w:fldChar w:fldCharType="separate"/>
+    </w:r>
+    <w:r>
+      <w:rPr>
+        <w:sz w:val="20"/>
+        <w:szCs w:val="20"/>
+        <w:u w:val="single"/>
+      </w:rPr>
+      <w:t>Verzeichnisse</w:t>
+    </w:r>
+    <w:r>
+      <w:fldChar w:fldCharType="end"/>
+    </w:r>
+    <w:r>
+      <w:rPr>
+        <w:sz w:val="20"/>
+        <w:szCs w:val="20"/>
+        <w:u w:val="single"/>
+      </w:rPr>
+      <w:tab/>
+    </w:r>
+    <w:r>
+      <w:rPr>
+        <w:sz w:val="20"/>
+        <w:szCs w:val="20"/>
+        <w:u w:val="single"/>
+      </w:rPr>
+      <w:tab/>
     </w:r>
   </w:p>
 </w:hdr>
@@ -7882,97 +9381,25 @@
 <w:hdr xmlns:wpc="http://schemas.microsoft.com/office/word/2010/wordprocessingCanvas" xmlns:cx="http://schemas.microsoft.com/office/drawing/2014/chartex" xmlns:cx1="http://schemas.microsoft.com/office/drawing/2015/9/8/chartex" xmlns:cx2="http://schemas.microsoft.com/office/drawing/2015/10/21/chartex" xmlns:cx3="http://schemas.microsoft.com/office/drawing/2016/5/9/chartex" xmlns:cx4="http://schemas.microsoft.com/office/drawing/2016/5/10/chartex" xmlns:cx5="http://schemas.microsoft.com/office/drawing/2016/5/11/chartex" xmlns:cx6="http://schemas.microsoft.com/office/drawing/2016/5/12/chartex" xmlns:cx7="http://schemas.microsoft.com/office/drawing/2016/5/13/chartex" xmlns:cx8="http://schemas.microsoft.com/office/drawing/2016/5/14/chartex" xmlns:mc="http://schemas.openxmlformats.org/markup-compatibility/2006" xmlns:aink="http://schemas.microsoft.com/office/drawing/2016/ink" xmlns:am3d="http://schemas.microsoft.com/office/drawing/2017/model3d" xmlns:o="urn:schemas-microsoft-com:office:office" xmlns:oel="http://schemas.microsoft.com/office/2019/extlst" xmlns:r="http://schemas.openxmlformats.org/officeDocument/2006/relationships" xmlns:m="http://schemas.openxmlformats.org/officeDocument/2006/math" xmlns:v="urn:schemas-microsoft-com:vml" xmlns:wp14="http://schemas.microsoft.com/office/word/2010/wordprocessingDrawing" xmlns:wp="http://schemas.openxmlformats.org/drawingml/2006/wordprocessingDrawing" xmlns:w10="urn:schemas-microsoft-com:office:word" xmlns:w="http://schemas.openxmlformats.org/wordprocessingml/2006/main" xmlns:w14="http://schemas.microsoft.com/office/word/2010/wordml" xmlns:w15="http://schemas.microsoft.com/office/word/2012/wordml" xmlns:w16cex="http://schemas.microsoft.com/office/word/2018/wordml/cex" xmlns:w16cid="http://schemas.microsoft.com/office/word/2016/wordml/cid" xmlns:w16="http://schemas.microsoft.com/office/word/2018/wordml" xmlns:w16du="http://schemas.microsoft.com/office/word/2023/wordml/word16du" xmlns:w16sdtdh="http://schemas.microsoft.com/office/word/2020/wordml/sdtdatahash" xmlns:w16sdtfl="http://schemas.microsoft.com/office/word/2024/wordml/sdtformatlock" xmlns:w16se="http://schemas.microsoft.com/office/word/2015/wordml/symex" xmlns:wpg="http://schemas.microsoft.com/office/word/2010/wordprocessingGroup" xmlns:wpi="http://schemas.microsoft.com/office/word/2010/wordprocessingInk" xmlns:wne="http://schemas.microsoft.com/office/word/2006/wordml" xmlns:wps="http://schemas.microsoft.com/office/word/2010/wordprocessingShape" mc:Ignorable="w14 w15 w16se w16cid w16 w16cex w16sdtdh w16sdtfl w16du wp14">
   <w:p>
     <w:pPr>
-      <w:pStyle w:val="Kopfzeile"/>
-      <w:framePr w:wrap="around" w:hAnchor="margin" w:vAnchor="text" w:xAlign="right" w:y="1"/>
-      <w:rPr>
-        <w:rStyle w:val="Seitenzahl"/>
-      </w:rPr>
+      <w:pStyle w:val="Fuzeile"/>
+      <w:pBdr>
+        <w:bottom w:val="single" w:sz="4" w:space="1" w:color="auto"/>
+      </w:pBdr>
     </w:pPr>
     <w:r>
-      <w:rPr>
-        <w:rStyle w:val="Seitenzahl"/>
-        <w:sz w:val="20"/>
-        <w:szCs w:val="20"/>
-      </w:rPr>
       <w:fldChar w:fldCharType="begin"/>
     </w:r>
     <w:r>
-      <w:rPr>
-        <w:rStyle w:val="Seitenzahl"/>
-        <w:sz w:val="20"/>
-        <w:szCs w:val="20"/>
-      </w:rPr>
-      <w:instrText xml:space="preserve">PAGE  </w:instrText>
-    </w:r>
-    <w:r>
-      <w:rPr>
-        <w:rStyle w:val="Seitenzahl"/>
-        <w:sz w:val="20"/>
-        <w:szCs w:val="20"/>
-      </w:rPr>
+      <w:instrText xml:space="preserve"> REF _Ref200469499 \h </w:instrText>
+    </w:r>
+    <w:r>
       <w:fldChar w:fldCharType="separate"/>
     </w:r>
     <w:r>
-      <w:rPr>
-        <w:rStyle w:val="Seitenzahl"/>
-        <w:noProof/>
-        <w:sz w:val="20"/>
-        <w:szCs w:val="20"/>
-      </w:rPr>
-      <w:t>12</w:t>
-    </w:r>
-    <w:r>
-      <w:rPr>
-        <w:rStyle w:val="Seitenzahl"/>
-        <w:sz w:val="20"/>
-        <w:szCs w:val="20"/>
-      </w:rPr>
+      <w:t>Arbeitsnachweise</w:t>
+    </w:r>
+    <w:r>
       <w:fldChar w:fldCharType="end"/>
-    </w:r>
-  </w:p>
-  <w:p>
-    <w:pPr>
-      <w:pStyle w:val="Kopfzeile"/>
-      <w:ind w:right="360"/>
-      <w:rPr>
-        <w:u w:val="single"/>
-      </w:rPr>
-    </w:pPr>
-    <w:r>
-      <w:fldChar w:fldCharType="begin"/>
-    </w:r>
-    <w:r>
-      <w:instrText xml:space="preserve"> REF _Ref210560064 \h  \* MERGEFORMAT </w:instrText>
-    </w:r>
-    <w:r>
-      <w:fldChar w:fldCharType="separate"/>
-    </w:r>
-    <w:r>
-      <w:rPr>
-        <w:sz w:val="20"/>
-        <w:szCs w:val="20"/>
-        <w:u w:val="single"/>
-      </w:rPr>
-      <w:t>Verzeichnisse</w:t>
-    </w:r>
-    <w:r>
-      <w:fldChar w:fldCharType="end"/>
-    </w:r>
-    <w:r>
-      <w:rPr>
-        <w:sz w:val="20"/>
-        <w:szCs w:val="20"/>
-        <w:u w:val="single"/>
-      </w:rPr>
-      <w:tab/>
-    </w:r>
-    <w:r>
-      <w:rPr>
-        <w:sz w:val="20"/>
-        <w:szCs w:val="20"/>
-        <w:u w:val="single"/>
-      </w:rPr>
-      <w:tab/>
     </w:r>
   </w:p>
 </w:hdr>
@@ -7982,25 +9409,97 @@
 <w:hdr xmlns:wpc="http://schemas.microsoft.com/office/word/2010/wordprocessingCanvas" xmlns:cx="http://schemas.microsoft.com/office/drawing/2014/chartex" xmlns:cx1="http://schemas.microsoft.com/office/drawing/2015/9/8/chartex" xmlns:cx2="http://schemas.microsoft.com/office/drawing/2015/10/21/chartex" xmlns:cx3="http://schemas.microsoft.com/office/drawing/2016/5/9/chartex" xmlns:cx4="http://schemas.microsoft.com/office/drawing/2016/5/10/chartex" xmlns:cx5="http://schemas.microsoft.com/office/drawing/2016/5/11/chartex" xmlns:cx6="http://schemas.microsoft.com/office/drawing/2016/5/12/chartex" xmlns:cx7="http://schemas.microsoft.com/office/drawing/2016/5/13/chartex" xmlns:cx8="http://schemas.microsoft.com/office/drawing/2016/5/14/chartex" xmlns:mc="http://schemas.openxmlformats.org/markup-compatibility/2006" xmlns:aink="http://schemas.microsoft.com/office/drawing/2016/ink" xmlns:am3d="http://schemas.microsoft.com/office/drawing/2017/model3d" xmlns:o="urn:schemas-microsoft-com:office:office" xmlns:oel="http://schemas.microsoft.com/office/2019/extlst" xmlns:r="http://schemas.openxmlformats.org/officeDocument/2006/relationships" xmlns:m="http://schemas.openxmlformats.org/officeDocument/2006/math" xmlns:v="urn:schemas-microsoft-com:vml" xmlns:wp14="http://schemas.microsoft.com/office/word/2010/wordprocessingDrawing" xmlns:wp="http://schemas.openxmlformats.org/drawingml/2006/wordprocessingDrawing" xmlns:w10="urn:schemas-microsoft-com:office:word" xmlns:w="http://schemas.openxmlformats.org/wordprocessingml/2006/main" xmlns:w14="http://schemas.microsoft.com/office/word/2010/wordml" xmlns:w15="http://schemas.microsoft.com/office/word/2012/wordml" xmlns:w16cex="http://schemas.microsoft.com/office/word/2018/wordml/cex" xmlns:w16cid="http://schemas.microsoft.com/office/word/2016/wordml/cid" xmlns:w16="http://schemas.microsoft.com/office/word/2018/wordml" xmlns:w16du="http://schemas.microsoft.com/office/word/2023/wordml/word16du" xmlns:w16sdtdh="http://schemas.microsoft.com/office/word/2020/wordml/sdtdatahash" xmlns:w16sdtfl="http://schemas.microsoft.com/office/word/2024/wordml/sdtformatlock" xmlns:w16se="http://schemas.microsoft.com/office/word/2015/wordml/symex" xmlns:wpg="http://schemas.microsoft.com/office/word/2010/wordprocessingGroup" xmlns:wpi="http://schemas.microsoft.com/office/word/2010/wordprocessingInk" xmlns:wne="http://schemas.microsoft.com/office/word/2006/wordml" xmlns:wps="http://schemas.microsoft.com/office/word/2010/wordprocessingShape" mc:Ignorable="w14 w15 w16se w16cid w16 w16cex w16sdtdh w16sdtfl w16du wp14">
   <w:p>
     <w:pPr>
-      <w:pStyle w:val="Fuzeile"/>
-      <w:pBdr>
-        <w:bottom w:val="single" w:color="auto" w:sz="4" w:space="1"/>
-      </w:pBdr>
+      <w:pStyle w:val="Kopfzeile"/>
+      <w:framePr w:wrap="around" w:vAnchor="text" w:hAnchor="margin" w:xAlign="right" w:y="1"/>
+      <w:rPr>
+        <w:rStyle w:val="Seitenzahl"/>
+      </w:rPr>
     </w:pPr>
     <w:r>
+      <w:rPr>
+        <w:rStyle w:val="Seitenzahl"/>
+        <w:sz w:val="20"/>
+        <w:szCs w:val="20"/>
+      </w:rPr>
       <w:fldChar w:fldCharType="begin"/>
     </w:r>
     <w:r>
-      <w:instrText xml:space="preserve"> REF _Ref200467937 \h </w:instrText>
-    </w:r>
-    <w:r>
+      <w:rPr>
+        <w:rStyle w:val="Seitenzahl"/>
+        <w:sz w:val="20"/>
+        <w:szCs w:val="20"/>
+      </w:rPr>
+      <w:instrText xml:space="preserve">PAGE  </w:instrText>
+    </w:r>
+    <w:r>
+      <w:rPr>
+        <w:rStyle w:val="Seitenzahl"/>
+        <w:sz w:val="20"/>
+        <w:szCs w:val="20"/>
+      </w:rPr>
       <w:fldChar w:fldCharType="separate"/>
     </w:r>
     <w:r>
+      <w:rPr>
+        <w:rStyle w:val="Seitenzahl"/>
+        <w:noProof/>
+        <w:sz w:val="20"/>
+        <w:szCs w:val="20"/>
+      </w:rPr>
+      <w:t>12</w:t>
+    </w:r>
+    <w:r>
+      <w:rPr>
+        <w:rStyle w:val="Seitenzahl"/>
+        <w:sz w:val="20"/>
+        <w:szCs w:val="20"/>
+      </w:rPr>
+      <w:fldChar w:fldCharType="end"/>
+    </w:r>
+  </w:p>
+  <w:p>
+    <w:pPr>
+      <w:pStyle w:val="Kopfzeile"/>
+      <w:ind w:right="360"/>
+      <w:rPr>
+        <w:u w:val="single"/>
+      </w:rPr>
+    </w:pPr>
+    <w:r>
+      <w:fldChar w:fldCharType="begin"/>
+    </w:r>
+    <w:r>
+      <w:instrText xml:space="preserve"> REF _Ref210560064 \h  \* MERGEFORMAT </w:instrText>
+    </w:r>
+    <w:r>
+      <w:fldChar w:fldCharType="separate"/>
+    </w:r>
+    <w:r>
+      <w:rPr>
+        <w:sz w:val="20"/>
+        <w:szCs w:val="20"/>
+        <w:u w:val="single"/>
+      </w:rPr>
       <w:t>Verzeichnisse</w:t>
     </w:r>
     <w:r>
       <w:fldChar w:fldCharType="end"/>
+    </w:r>
+    <w:r>
+      <w:rPr>
+        <w:sz w:val="20"/>
+        <w:szCs w:val="20"/>
+        <w:u w:val="single"/>
+      </w:rPr>
+      <w:tab/>
+    </w:r>
+    <w:r>
+      <w:rPr>
+        <w:sz w:val="20"/>
+        <w:szCs w:val="20"/>
+        <w:u w:val="single"/>
+      </w:rPr>
+      <w:tab/>
     </w:r>
   </w:p>
 </w:hdr>
@@ -8008,16 +9507,173 @@
 
 <file path=word/header19.xml><?xml version="1.0" encoding="utf-8"?>
 <w:hdr xmlns:wpc="http://schemas.microsoft.com/office/word/2010/wordprocessingCanvas" xmlns:cx="http://schemas.microsoft.com/office/drawing/2014/chartex" xmlns:cx1="http://schemas.microsoft.com/office/drawing/2015/9/8/chartex" xmlns:cx2="http://schemas.microsoft.com/office/drawing/2015/10/21/chartex" xmlns:cx3="http://schemas.microsoft.com/office/drawing/2016/5/9/chartex" xmlns:cx4="http://schemas.microsoft.com/office/drawing/2016/5/10/chartex" xmlns:cx5="http://schemas.microsoft.com/office/drawing/2016/5/11/chartex" xmlns:cx6="http://schemas.microsoft.com/office/drawing/2016/5/12/chartex" xmlns:cx7="http://schemas.microsoft.com/office/drawing/2016/5/13/chartex" xmlns:cx8="http://schemas.microsoft.com/office/drawing/2016/5/14/chartex" xmlns:mc="http://schemas.openxmlformats.org/markup-compatibility/2006" xmlns:aink="http://schemas.microsoft.com/office/drawing/2016/ink" xmlns:am3d="http://schemas.microsoft.com/office/drawing/2017/model3d" xmlns:o="urn:schemas-microsoft-com:office:office" xmlns:oel="http://schemas.microsoft.com/office/2019/extlst" xmlns:r="http://schemas.openxmlformats.org/officeDocument/2006/relationships" xmlns:m="http://schemas.openxmlformats.org/officeDocument/2006/math" xmlns:v="urn:schemas-microsoft-com:vml" xmlns:wp14="http://schemas.microsoft.com/office/word/2010/wordprocessingDrawing" xmlns:wp="http://schemas.openxmlformats.org/drawingml/2006/wordprocessingDrawing" xmlns:w10="urn:schemas-microsoft-com:office:word" xmlns:w="http://schemas.openxmlformats.org/wordprocessingml/2006/main" xmlns:w14="http://schemas.microsoft.com/office/word/2010/wordml" xmlns:w15="http://schemas.microsoft.com/office/word/2012/wordml" xmlns:w16cex="http://schemas.microsoft.com/office/word/2018/wordml/cex" xmlns:w16cid="http://schemas.microsoft.com/office/word/2016/wordml/cid" xmlns:w16="http://schemas.microsoft.com/office/word/2018/wordml" xmlns:w16du="http://schemas.microsoft.com/office/word/2023/wordml/word16du" xmlns:w16sdtdh="http://schemas.microsoft.com/office/word/2020/wordml/sdtdatahash" xmlns:w16sdtfl="http://schemas.microsoft.com/office/word/2024/wordml/sdtformatlock" xmlns:w16se="http://schemas.microsoft.com/office/word/2015/wordml/symex" xmlns:wpg="http://schemas.microsoft.com/office/word/2010/wordprocessingGroup" xmlns:wpi="http://schemas.microsoft.com/office/word/2010/wordprocessingInk" xmlns:wne="http://schemas.microsoft.com/office/word/2006/wordml" xmlns:wps="http://schemas.microsoft.com/office/word/2010/wordprocessingShape" mc:Ignorable="w14 w15 w16se w16cid w16 w16cex w16sdtdh w16sdtfl w16du wp14">
+  <w:p>
+    <w:pPr>
+      <w:pStyle w:val="Fuzeile"/>
+      <w:pBdr>
+        <w:bottom w:val="single" w:sz="4" w:space="1" w:color="auto"/>
+      </w:pBdr>
+    </w:pPr>
+    <w:r>
+      <w:fldChar w:fldCharType="begin"/>
+    </w:r>
+    <w:r>
+      <w:instrText xml:space="preserve"> REF _Ref200467937 \h </w:instrText>
+    </w:r>
+    <w:r>
+      <w:fldChar w:fldCharType="separate"/>
+    </w:r>
+    <w:r>
+      <w:t>Verzeichnisse</w:t>
+    </w:r>
+    <w:r>
+      <w:fldChar w:fldCharType="end"/>
+    </w:r>
+  </w:p>
+</w:hdr>
+</file>
+
+<file path=word/header2.xml><?xml version="1.0" encoding="utf-8"?>
+<w:hdr xmlns:wpc="http://schemas.microsoft.com/office/word/2010/wordprocessingCanvas" xmlns:cx="http://schemas.microsoft.com/office/drawing/2014/chartex" xmlns:cx1="http://schemas.microsoft.com/office/drawing/2015/9/8/chartex" xmlns:cx2="http://schemas.microsoft.com/office/drawing/2015/10/21/chartex" xmlns:cx3="http://schemas.microsoft.com/office/drawing/2016/5/9/chartex" xmlns:cx4="http://schemas.microsoft.com/office/drawing/2016/5/10/chartex" xmlns:cx5="http://schemas.microsoft.com/office/drawing/2016/5/11/chartex" xmlns:cx6="http://schemas.microsoft.com/office/drawing/2016/5/12/chartex" xmlns:cx7="http://schemas.microsoft.com/office/drawing/2016/5/13/chartex" xmlns:cx8="http://schemas.microsoft.com/office/drawing/2016/5/14/chartex" xmlns:mc="http://schemas.openxmlformats.org/markup-compatibility/2006" xmlns:aink="http://schemas.microsoft.com/office/drawing/2016/ink" xmlns:am3d="http://schemas.microsoft.com/office/drawing/2017/model3d" xmlns:o="urn:schemas-microsoft-com:office:office" xmlns:oel="http://schemas.microsoft.com/office/2019/extlst" xmlns:r="http://schemas.openxmlformats.org/officeDocument/2006/relationships" xmlns:m="http://schemas.openxmlformats.org/officeDocument/2006/math" xmlns:v="urn:schemas-microsoft-com:vml" xmlns:wp14="http://schemas.microsoft.com/office/word/2010/wordprocessingDrawing" xmlns:wp="http://schemas.openxmlformats.org/drawingml/2006/wordprocessingDrawing" xmlns:w10="urn:schemas-microsoft-com:office:word" xmlns:w="http://schemas.openxmlformats.org/wordprocessingml/2006/main" xmlns:w14="http://schemas.microsoft.com/office/word/2010/wordml" xmlns:w15="http://schemas.microsoft.com/office/word/2012/wordml" xmlns:w16cex="http://schemas.microsoft.com/office/word/2018/wordml/cex" xmlns:w16cid="http://schemas.microsoft.com/office/word/2016/wordml/cid" xmlns:w16="http://schemas.microsoft.com/office/word/2018/wordml" xmlns:w16du="http://schemas.microsoft.com/office/word/2023/wordml/word16du" xmlns:w16sdtdh="http://schemas.microsoft.com/office/word/2020/wordml/sdtdatahash" xmlns:w16sdtfl="http://schemas.microsoft.com/office/word/2024/wordml/sdtformatlock" xmlns:w16se="http://schemas.microsoft.com/office/word/2015/wordml/symex" xmlns:wpg="http://schemas.microsoft.com/office/word/2010/wordprocessingGroup" xmlns:wpi="http://schemas.microsoft.com/office/word/2010/wordprocessingInk" xmlns:wne="http://schemas.microsoft.com/office/word/2006/wordml" xmlns:wps="http://schemas.microsoft.com/office/word/2010/wordprocessingShape" mc:Ignorable="w14 w15 w16se w16cid w16 w16cex w16sdtdh w16sdtfl w16du wp14">
+  <w:p>
+    <w:pPr>
+      <w:pStyle w:val="Fuzeile"/>
+    </w:pPr>
+    <w:r>
+      <w:fldChar w:fldCharType="begin"/>
+    </w:r>
+    <w:r>
+      <w:instrText xml:space="preserve"> REF _Ref200464507 \h </w:instrText>
+    </w:r>
+    <w:r>
+      <w:fldChar w:fldCharType="separate"/>
+    </w:r>
+    <w:r>
+      <w:t xml:space="preserve">Einleitung </w:t>
+    </w:r>
+    <w:r>
+      <w:rPr>
+        <w:color w:val="0066FF"/>
+      </w:rPr>
+      <w:t>(</w:t>
+    </w:r>
+    <w:r>
+      <w:rPr>
+        <w:color w:val="0066FF"/>
+      </w:rPr>
+      <w:t>FV</w:t>
+    </w:r>
+    <w:r>
+      <w:rPr>
+        <w:color w:val="0066FF"/>
+      </w:rPr>
+      <w:t xml:space="preserve"> = Überschrift1)</w:t>
+    </w:r>
+    <w:r>
+      <w:fldChar w:fldCharType="end"/>
+    </w:r>
+    <w:r>
+      <w:tab/>
+    </w:r>
+    <w:r>
+      <w:tab/>
+    </w:r>
+  </w:p>
+</w:hdr>
+</file>
+
+<file path=word/header20.xml><?xml version="1.0" encoding="utf-8"?>
+<w:hdr xmlns:wpc="http://schemas.microsoft.com/office/word/2010/wordprocessingCanvas" xmlns:cx="http://schemas.microsoft.com/office/drawing/2014/chartex" xmlns:cx1="http://schemas.microsoft.com/office/drawing/2015/9/8/chartex" xmlns:cx2="http://schemas.microsoft.com/office/drawing/2015/10/21/chartex" xmlns:cx3="http://schemas.microsoft.com/office/drawing/2016/5/9/chartex" xmlns:cx4="http://schemas.microsoft.com/office/drawing/2016/5/10/chartex" xmlns:cx5="http://schemas.microsoft.com/office/drawing/2016/5/11/chartex" xmlns:cx6="http://schemas.microsoft.com/office/drawing/2016/5/12/chartex" xmlns:cx7="http://schemas.microsoft.com/office/drawing/2016/5/13/chartex" xmlns:cx8="http://schemas.microsoft.com/office/drawing/2016/5/14/chartex" xmlns:mc="http://schemas.openxmlformats.org/markup-compatibility/2006" xmlns:aink="http://schemas.microsoft.com/office/drawing/2016/ink" xmlns:am3d="http://schemas.microsoft.com/office/drawing/2017/model3d" xmlns:o="urn:schemas-microsoft-com:office:office" xmlns:oel="http://schemas.microsoft.com/office/2019/extlst" xmlns:r="http://schemas.openxmlformats.org/officeDocument/2006/relationships" xmlns:m="http://schemas.openxmlformats.org/officeDocument/2006/math" xmlns:v="urn:schemas-microsoft-com:vml" xmlns:wp14="http://schemas.microsoft.com/office/word/2010/wordprocessingDrawing" xmlns:wp="http://schemas.openxmlformats.org/drawingml/2006/wordprocessingDrawing" xmlns:w10="urn:schemas-microsoft-com:office:word" xmlns:w="http://schemas.openxmlformats.org/wordprocessingml/2006/main" xmlns:w14="http://schemas.microsoft.com/office/word/2010/wordml" xmlns:w15="http://schemas.microsoft.com/office/word/2012/wordml" xmlns:w16cex="http://schemas.microsoft.com/office/word/2018/wordml/cex" xmlns:w16cid="http://schemas.microsoft.com/office/word/2016/wordml/cid" xmlns:w16="http://schemas.microsoft.com/office/word/2018/wordml" xmlns:w16du="http://schemas.microsoft.com/office/word/2023/wordml/word16du" xmlns:w16sdtdh="http://schemas.microsoft.com/office/word/2020/wordml/sdtdatahash" xmlns:w16sdtfl="http://schemas.microsoft.com/office/word/2024/wordml/sdtformatlock" xmlns:w16se="http://schemas.microsoft.com/office/word/2015/wordml/symex" xmlns:wpg="http://schemas.microsoft.com/office/word/2010/wordprocessingGroup" xmlns:wpi="http://schemas.microsoft.com/office/word/2010/wordprocessingInk" xmlns:wne="http://schemas.microsoft.com/office/word/2006/wordml" xmlns:wps="http://schemas.microsoft.com/office/word/2010/wordprocessingShape" mc:Ignorable="w14 w15 w16se w16cid w16 w16cex w16sdtdh w16sdtfl w16du wp14">
   <w:p/>
 </w:hdr>
 </file>
 
-<file path=word/header1a.xml><?xml version="1.0" encoding="utf-8"?>
-<w:hdr xmlns:w14="http://schemas.microsoft.com/office/word/2010/wordml" xmlns:w="http://schemas.openxmlformats.org/wordprocessingml/2006/main">
+<file path=word/header21.xml><?xml version="1.0" encoding="utf-8"?>
+<w:hdr xmlns:wpc="http://schemas.microsoft.com/office/word/2010/wordprocessingCanvas" xmlns:cx="http://schemas.microsoft.com/office/drawing/2014/chartex" xmlns:cx1="http://schemas.microsoft.com/office/drawing/2015/9/8/chartex" xmlns:cx2="http://schemas.microsoft.com/office/drawing/2015/10/21/chartex" xmlns:cx3="http://schemas.microsoft.com/office/drawing/2016/5/9/chartex" xmlns:cx4="http://schemas.microsoft.com/office/drawing/2016/5/10/chartex" xmlns:cx5="http://schemas.microsoft.com/office/drawing/2016/5/11/chartex" xmlns:cx6="http://schemas.microsoft.com/office/drawing/2016/5/12/chartex" xmlns:cx7="http://schemas.microsoft.com/office/drawing/2016/5/13/chartex" xmlns:cx8="http://schemas.microsoft.com/office/drawing/2016/5/14/chartex" xmlns:mc="http://schemas.openxmlformats.org/markup-compatibility/2006" xmlns:aink="http://schemas.microsoft.com/office/drawing/2016/ink" xmlns:am3d="http://schemas.microsoft.com/office/drawing/2017/model3d" xmlns:o="urn:schemas-microsoft-com:office:office" xmlns:oel="http://schemas.microsoft.com/office/2019/extlst" xmlns:r="http://schemas.openxmlformats.org/officeDocument/2006/relationships" xmlns:m="http://schemas.openxmlformats.org/officeDocument/2006/math" xmlns:v="urn:schemas-microsoft-com:vml" xmlns:wp14="http://schemas.microsoft.com/office/word/2010/wordprocessingDrawing" xmlns:wp="http://schemas.openxmlformats.org/drawingml/2006/wordprocessingDrawing" xmlns:w10="urn:schemas-microsoft-com:office:word" xmlns:w="http://schemas.openxmlformats.org/wordprocessingml/2006/main" xmlns:w14="http://schemas.microsoft.com/office/word/2010/wordml" xmlns:w15="http://schemas.microsoft.com/office/word/2012/wordml" xmlns:w16cex="http://schemas.microsoft.com/office/word/2018/wordml/cex" xmlns:w16cid="http://schemas.microsoft.com/office/word/2016/wordml/cid" xmlns:w16="http://schemas.microsoft.com/office/word/2018/wordml" xmlns:w16du="http://schemas.microsoft.com/office/word/2023/wordml/word16du" xmlns:w16sdtdh="http://schemas.microsoft.com/office/word/2020/wordml/sdtdatahash" xmlns:w16sdtfl="http://schemas.microsoft.com/office/word/2024/wordml/sdtformatlock" xmlns:w16se="http://schemas.microsoft.com/office/word/2015/wordml/symex" xmlns:wpg="http://schemas.microsoft.com/office/word/2010/wordprocessingGroup" xmlns:wpi="http://schemas.microsoft.com/office/word/2010/wordprocessingInk" xmlns:wne="http://schemas.microsoft.com/office/word/2006/wordml" xmlns:wps="http://schemas.microsoft.com/office/word/2010/wordprocessingShape" mc:Ignorable="w14 w15 w16se w16cid w16 w16cex w16sdtdh w16sdtfl w16du wp14">
+  <w:p>
+    <w:pPr>
+      <w:pStyle w:val="Fuzeile"/>
+      <w:pBdr>
+        <w:bottom w:val="single" w:sz="4" w:space="1" w:color="auto"/>
+      </w:pBdr>
+      <w:rPr>
+        <w:szCs w:val="20"/>
+        <w:u w:val="single"/>
+      </w:rPr>
+    </w:pPr>
+    <w:r>
+      <w:rPr>
+        <w:szCs w:val="20"/>
+        <w:u w:val="single"/>
+      </w:rPr>
+      <w:fldChar w:fldCharType="begin"/>
+    </w:r>
+    <w:r>
+      <w:rPr>
+        <w:szCs w:val="20"/>
+        <w:u w:val="single"/>
+      </w:rPr>
+      <w:instrText xml:space="preserve"> REF _Ref84675439 \h </w:instrText>
+    </w:r>
+    <w:r>
+      <w:rPr>
+        <w:szCs w:val="20"/>
+        <w:u w:val="single"/>
+      </w:rPr>
+    </w:r>
+    <w:r>
+      <w:rPr>
+        <w:szCs w:val="20"/>
+        <w:u w:val="single"/>
+      </w:rPr>
+      <w:fldChar w:fldCharType="separate"/>
+    </w:r>
+    <w:r>
+      <w:t>Anhang</w:t>
+    </w:r>
+    <w:r>
+      <w:rPr>
+        <w:szCs w:val="20"/>
+        <w:u w:val="single"/>
+      </w:rPr>
+      <w:fldChar w:fldCharType="end"/>
+    </w:r>
+  </w:p>
+</w:hdr>
+</file>
+
+<file path=word/header22.xml><?xml version="1.0" encoding="utf-8"?>
+<w:hdr xmlns:wpc="http://schemas.microsoft.com/office/word/2010/wordprocessingCanvas" xmlns:cx="http://schemas.microsoft.com/office/drawing/2014/chartex" xmlns:cx1="http://schemas.microsoft.com/office/drawing/2015/9/8/chartex" xmlns:cx2="http://schemas.microsoft.com/office/drawing/2015/10/21/chartex" xmlns:cx3="http://schemas.microsoft.com/office/drawing/2016/5/9/chartex" xmlns:cx4="http://schemas.microsoft.com/office/drawing/2016/5/10/chartex" xmlns:cx5="http://schemas.microsoft.com/office/drawing/2016/5/11/chartex" xmlns:cx6="http://schemas.microsoft.com/office/drawing/2016/5/12/chartex" xmlns:cx7="http://schemas.microsoft.com/office/drawing/2016/5/13/chartex" xmlns:cx8="http://schemas.microsoft.com/office/drawing/2016/5/14/chartex" xmlns:mc="http://schemas.openxmlformats.org/markup-compatibility/2006" xmlns:aink="http://schemas.microsoft.com/office/drawing/2016/ink" xmlns:am3d="http://schemas.microsoft.com/office/drawing/2017/model3d" xmlns:o="urn:schemas-microsoft-com:office:office" xmlns:oel="http://schemas.microsoft.com/office/2019/extlst" xmlns:r="http://schemas.openxmlformats.org/officeDocument/2006/relationships" xmlns:m="http://schemas.openxmlformats.org/officeDocument/2006/math" xmlns:v="urn:schemas-microsoft-com:vml" xmlns:wp14="http://schemas.microsoft.com/office/word/2010/wordprocessingDrawing" xmlns:wp="http://schemas.openxmlformats.org/drawingml/2006/wordprocessingDrawing" xmlns:w10="urn:schemas-microsoft-com:office:word" xmlns:w="http://schemas.openxmlformats.org/wordprocessingml/2006/main" xmlns:w14="http://schemas.microsoft.com/office/word/2010/wordml" xmlns:w15="http://schemas.microsoft.com/office/word/2012/wordml" xmlns:w16cex="http://schemas.microsoft.com/office/word/2018/wordml/cex" xmlns:w16cid="http://schemas.microsoft.com/office/word/2016/wordml/cid" xmlns:w16="http://schemas.microsoft.com/office/word/2018/wordml" xmlns:w16du="http://schemas.microsoft.com/office/word/2023/wordml/word16du" xmlns:w16sdtdh="http://schemas.microsoft.com/office/word/2020/wordml/sdtdatahash" xmlns:w16sdtfl="http://schemas.microsoft.com/office/word/2024/wordml/sdtformatlock" xmlns:w16se="http://schemas.microsoft.com/office/word/2015/wordml/symex" xmlns:wpg="http://schemas.microsoft.com/office/word/2010/wordprocessingGroup" xmlns:wpi="http://schemas.microsoft.com/office/word/2010/wordprocessingInk" xmlns:wne="http://schemas.microsoft.com/office/word/2006/wordml" xmlns:wps="http://schemas.microsoft.com/office/word/2010/wordprocessingShape" mc:Ignorable="w14 w15 w16se w16cid w16 w16cex w16sdtdh w16sdtfl w16du wp14">
+  <w:p>
+    <w:pPr>
+      <w:pStyle w:val="Fuzeile"/>
+      <w:pBdr>
+        <w:bottom w:val="single" w:sz="4" w:space="1" w:color="auto"/>
+      </w:pBdr>
+    </w:pPr>
+    <w:r>
+      <w:fldChar w:fldCharType="begin"/>
+    </w:r>
+    <w:r>
+      <w:instrText xml:space="preserve"> REF _Ref84675439 \h  \* MERGEFORMAT </w:instrText>
+    </w:r>
+    <w:r>
+      <w:fldChar w:fldCharType="separate"/>
+    </w:r>
+    <w:r>
+      <w:t>Anhang</w:t>
+    </w:r>
+    <w:r>
+      <w:fldChar w:fldCharType="end"/>
+    </w:r>
+  </w:p>
+</w:hdr>
+</file>
+
+<file path=word/header3.xml><?xml version="1.0" encoding="utf-8"?>
+<w:hdr xmlns:wpc="http://schemas.microsoft.com/office/word/2010/wordprocessingCanvas" xmlns:cx="http://schemas.microsoft.com/office/drawing/2014/chartex" xmlns:cx1="http://schemas.microsoft.com/office/drawing/2015/9/8/chartex" xmlns:cx2="http://schemas.microsoft.com/office/drawing/2015/10/21/chartex" xmlns:cx3="http://schemas.microsoft.com/office/drawing/2016/5/9/chartex" xmlns:cx4="http://schemas.microsoft.com/office/drawing/2016/5/10/chartex" xmlns:cx5="http://schemas.microsoft.com/office/drawing/2016/5/11/chartex" xmlns:cx6="http://schemas.microsoft.com/office/drawing/2016/5/12/chartex" xmlns:cx7="http://schemas.microsoft.com/office/drawing/2016/5/13/chartex" xmlns:cx8="http://schemas.microsoft.com/office/drawing/2016/5/14/chartex" xmlns:mc="http://schemas.openxmlformats.org/markup-compatibility/2006" xmlns:aink="http://schemas.microsoft.com/office/drawing/2016/ink" xmlns:am3d="http://schemas.microsoft.com/office/drawing/2017/model3d" xmlns:o="urn:schemas-microsoft-com:office:office" xmlns:oel="http://schemas.microsoft.com/office/2019/extlst" xmlns:r="http://schemas.openxmlformats.org/officeDocument/2006/relationships" xmlns:m="http://schemas.openxmlformats.org/officeDocument/2006/math" xmlns:v="urn:schemas-microsoft-com:vml" xmlns:wp14="http://schemas.microsoft.com/office/word/2010/wordprocessingDrawing" xmlns:wp="http://schemas.openxmlformats.org/drawingml/2006/wordprocessingDrawing" xmlns:w10="urn:schemas-microsoft-com:office:word" xmlns:w="http://schemas.openxmlformats.org/wordprocessingml/2006/main" xmlns:w14="http://schemas.microsoft.com/office/word/2010/wordml" xmlns:w15="http://schemas.microsoft.com/office/word/2012/wordml" xmlns:w16cex="http://schemas.microsoft.com/office/word/2018/wordml/cex" xmlns:w16cid="http://schemas.microsoft.com/office/word/2016/wordml/cid" xmlns:w16="http://schemas.microsoft.com/office/word/2018/wordml" xmlns:w16du="http://schemas.microsoft.com/office/word/2023/wordml/word16du" xmlns:w16sdtdh="http://schemas.microsoft.com/office/word/2020/wordml/sdtdatahash" xmlns:w16sdtfl="http://schemas.microsoft.com/office/word/2024/wordml/sdtformatlock" xmlns:w16se="http://schemas.microsoft.com/office/word/2015/wordml/symex" xmlns:wpg="http://schemas.microsoft.com/office/word/2010/wordprocessingGroup" xmlns:wpi="http://schemas.microsoft.com/office/word/2010/wordprocessingInk" xmlns:wne="http://schemas.microsoft.com/office/word/2006/wordml" xmlns:wps="http://schemas.microsoft.com/office/word/2010/wordprocessingShape" mc:Ignorable="w14 w15 w16se w16cid w16 w16cex w16sdtdh w16sdtfl w16du wp14">
   <w:tbl>
     <w:tblPr>
-      <w:tblStyle w:val="NormaleTabelle"/>
-      <w:bidiVisual w:val="0"/>
       <w:tblW w:w="0" w:type="auto"/>
       <w:tblLayout w:type="fixed"/>
       <w:tblLook w:val="06A0" w:firstRow="1" w:lastRow="0" w:firstColumn="1" w:lastColumn="0" w:noHBand="1" w:noVBand="1"/>
@@ -8034,12 +9690,10 @@
       <w:tc>
         <w:tcPr>
           <w:tcW w:w="3020" w:type="dxa"/>
-          <w:tcMar/>
         </w:tcPr>
         <w:p>
           <w:pPr>
             <w:pStyle w:val="Kopfzeile"/>
-            <w:bidi w:val="0"/>
             <w:ind w:left="-115"/>
             <w:jc w:val="left"/>
           </w:pPr>
@@ -8048,12 +9702,10 @@
       <w:tc>
         <w:tcPr>
           <w:tcW w:w="3020" w:type="dxa"/>
-          <w:tcMar/>
         </w:tcPr>
         <w:p>
           <w:pPr>
             <w:pStyle w:val="Kopfzeile"/>
-            <w:bidi w:val="0"/>
             <w:jc w:val="center"/>
           </w:pPr>
         </w:p>
@@ -8061,12 +9713,10 @@
       <w:tc>
         <w:tcPr>
           <w:tcW w:w="3020" w:type="dxa"/>
-          <w:tcMar/>
         </w:tcPr>
         <w:p>
           <w:pPr>
             <w:pStyle w:val="Kopfzeile"/>
-            <w:bidi w:val="0"/>
             <w:ind w:right="-115"/>
             <w:jc w:val="right"/>
           </w:pPr>
@@ -8077,155 +9727,7 @@
   <w:p>
     <w:pPr>
       <w:pStyle w:val="Kopfzeile"/>
-      <w:bidi w:val="0"/>
     </w:pPr>
-  </w:p>
-</w:hdr>
-</file>
-
-<file path=word/header2.xml><?xml version="1.0" encoding="utf-8"?>
-<w:hdr xmlns:wpc="http://schemas.microsoft.com/office/word/2010/wordprocessingCanvas" xmlns:cx="http://schemas.microsoft.com/office/drawing/2014/chartex" xmlns:cx1="http://schemas.microsoft.com/office/drawing/2015/9/8/chartex" xmlns:cx2="http://schemas.microsoft.com/office/drawing/2015/10/21/chartex" xmlns:cx3="http://schemas.microsoft.com/office/drawing/2016/5/9/chartex" xmlns:cx4="http://schemas.microsoft.com/office/drawing/2016/5/10/chartex" xmlns:cx5="http://schemas.microsoft.com/office/drawing/2016/5/11/chartex" xmlns:cx6="http://schemas.microsoft.com/office/drawing/2016/5/12/chartex" xmlns:cx7="http://schemas.microsoft.com/office/drawing/2016/5/13/chartex" xmlns:cx8="http://schemas.microsoft.com/office/drawing/2016/5/14/chartex" xmlns:mc="http://schemas.openxmlformats.org/markup-compatibility/2006" xmlns:aink="http://schemas.microsoft.com/office/drawing/2016/ink" xmlns:am3d="http://schemas.microsoft.com/office/drawing/2017/model3d" xmlns:o="urn:schemas-microsoft-com:office:office" xmlns:oel="http://schemas.microsoft.com/office/2019/extlst" xmlns:r="http://schemas.openxmlformats.org/officeDocument/2006/relationships" xmlns:m="http://schemas.openxmlformats.org/officeDocument/2006/math" xmlns:v="urn:schemas-microsoft-com:vml" xmlns:wp14="http://schemas.microsoft.com/office/word/2010/wordprocessingDrawing" xmlns:wp="http://schemas.openxmlformats.org/drawingml/2006/wordprocessingDrawing" xmlns:w10="urn:schemas-microsoft-com:office:word" xmlns:w="http://schemas.openxmlformats.org/wordprocessingml/2006/main" xmlns:w14="http://schemas.microsoft.com/office/word/2010/wordml" xmlns:w15="http://schemas.microsoft.com/office/word/2012/wordml" xmlns:w16cex="http://schemas.microsoft.com/office/word/2018/wordml/cex" xmlns:w16cid="http://schemas.microsoft.com/office/word/2016/wordml/cid" xmlns:w16="http://schemas.microsoft.com/office/word/2018/wordml" xmlns:w16du="http://schemas.microsoft.com/office/word/2023/wordml/word16du" xmlns:w16sdtdh="http://schemas.microsoft.com/office/word/2020/wordml/sdtdatahash" xmlns:w16sdtfl="http://schemas.microsoft.com/office/word/2024/wordml/sdtformatlock" xmlns:w16se="http://schemas.microsoft.com/office/word/2015/wordml/symex" xmlns:wpg="http://schemas.microsoft.com/office/word/2010/wordprocessingGroup" xmlns:wpi="http://schemas.microsoft.com/office/word/2010/wordprocessingInk" xmlns:wne="http://schemas.microsoft.com/office/word/2006/wordml" xmlns:wps="http://schemas.microsoft.com/office/word/2010/wordprocessingShape" mc:Ignorable="w14 w15 w16se w16cid w16 w16cex w16sdtdh w16sdtfl w16du wp14">
-  <w:p>
-    <w:pPr>
-      <w:pStyle w:val="Fuzeile"/>
-    </w:pPr>
-    <w:r>
-      <w:fldChar w:fldCharType="begin"/>
-    </w:r>
-    <w:r>
-      <w:instrText xml:space="preserve"> REF _Ref200464507 \h </w:instrText>
-    </w:r>
-    <w:r>
-      <w:fldChar w:fldCharType="separate"/>
-    </w:r>
-    <w:r>
-      <w:t xml:space="preserve">Einleitung </w:t>
-    </w:r>
-    <w:r>
-      <w:rPr>
-        <w:color w:val="0066FF"/>
-      </w:rPr>
-      <w:t>(</w:t>
-    </w:r>
-    <w:r>
-      <w:rPr>
-        <w:color w:val="0066FF"/>
-      </w:rPr>
-      <w:t>FV</w:t>
-    </w:r>
-    <w:r>
-      <w:rPr>
-        <w:color w:val="0066FF"/>
-      </w:rPr>
-      <w:t xml:space="preserve"> = Überschrift1)</w:t>
-    </w:r>
-    <w:r>
-      <w:fldChar w:fldCharType="end"/>
-    </w:r>
-    <w:r>
-      <w:tab/>
-    </w:r>
-    <w:r>
-      <w:tab/>
-    </w:r>
-  </w:p>
-</w:hdr>
-</file>
-
-<file path=word/header20.xml><?xml version="1.0" encoding="utf-8"?>
-<w:hdr xmlns:wpc="http://schemas.microsoft.com/office/word/2010/wordprocessingCanvas" xmlns:cx="http://schemas.microsoft.com/office/drawing/2014/chartex" xmlns:cx1="http://schemas.microsoft.com/office/drawing/2015/9/8/chartex" xmlns:cx2="http://schemas.microsoft.com/office/drawing/2015/10/21/chartex" xmlns:cx3="http://schemas.microsoft.com/office/drawing/2016/5/9/chartex" xmlns:cx4="http://schemas.microsoft.com/office/drawing/2016/5/10/chartex" xmlns:cx5="http://schemas.microsoft.com/office/drawing/2016/5/11/chartex" xmlns:cx6="http://schemas.microsoft.com/office/drawing/2016/5/12/chartex" xmlns:cx7="http://schemas.microsoft.com/office/drawing/2016/5/13/chartex" xmlns:cx8="http://schemas.microsoft.com/office/drawing/2016/5/14/chartex" xmlns:mc="http://schemas.openxmlformats.org/markup-compatibility/2006" xmlns:aink="http://schemas.microsoft.com/office/drawing/2016/ink" xmlns:am3d="http://schemas.microsoft.com/office/drawing/2017/model3d" xmlns:o="urn:schemas-microsoft-com:office:office" xmlns:oel="http://schemas.microsoft.com/office/2019/extlst" xmlns:r="http://schemas.openxmlformats.org/officeDocument/2006/relationships" xmlns:m="http://schemas.openxmlformats.org/officeDocument/2006/math" xmlns:v="urn:schemas-microsoft-com:vml" xmlns:wp14="http://schemas.microsoft.com/office/word/2010/wordprocessingDrawing" xmlns:wp="http://schemas.openxmlformats.org/drawingml/2006/wordprocessingDrawing" xmlns:w10="urn:schemas-microsoft-com:office:word" xmlns:w="http://schemas.openxmlformats.org/wordprocessingml/2006/main" xmlns:w14="http://schemas.microsoft.com/office/word/2010/wordml" xmlns:w15="http://schemas.microsoft.com/office/word/2012/wordml" xmlns:w16cex="http://schemas.microsoft.com/office/word/2018/wordml/cex" xmlns:w16cid="http://schemas.microsoft.com/office/word/2016/wordml/cid" xmlns:w16="http://schemas.microsoft.com/office/word/2018/wordml" xmlns:w16du="http://schemas.microsoft.com/office/word/2023/wordml/word16du" xmlns:w16sdtdh="http://schemas.microsoft.com/office/word/2020/wordml/sdtdatahash" xmlns:w16sdtfl="http://schemas.microsoft.com/office/word/2024/wordml/sdtformatlock" xmlns:w16se="http://schemas.microsoft.com/office/word/2015/wordml/symex" xmlns:wpg="http://schemas.microsoft.com/office/word/2010/wordprocessingGroup" xmlns:wpi="http://schemas.microsoft.com/office/word/2010/wordprocessingInk" xmlns:wne="http://schemas.microsoft.com/office/word/2006/wordml" xmlns:wps="http://schemas.microsoft.com/office/word/2010/wordprocessingShape" mc:Ignorable="w14 w15 w16se w16cid w16 w16cex w16sdtdh w16sdtfl w16du wp14">
-  <w:p>
-    <w:pPr>
-      <w:pStyle w:val="Fuzeile"/>
-      <w:pBdr>
-        <w:bottom w:val="single" w:color="auto" w:sz="4" w:space="1"/>
-      </w:pBdr>
-      <w:rPr>
-        <w:szCs w:val="20"/>
-        <w:u w:val="single"/>
-      </w:rPr>
-    </w:pPr>
-    <w:r>
-      <w:rPr>
-        <w:szCs w:val="20"/>
-        <w:u w:val="single"/>
-      </w:rPr>
-      <w:fldChar w:fldCharType="begin"/>
-    </w:r>
-    <w:r>
-      <w:rPr>
-        <w:szCs w:val="20"/>
-        <w:u w:val="single"/>
-      </w:rPr>
-      <w:instrText xml:space="preserve"> REF _Ref84675439 \h </w:instrText>
-    </w:r>
-    <w:r>
-      <w:rPr>
-        <w:szCs w:val="20"/>
-        <w:u w:val="single"/>
-      </w:rPr>
-    </w:r>
-    <w:r>
-      <w:rPr>
-        <w:szCs w:val="20"/>
-        <w:u w:val="single"/>
-      </w:rPr>
-      <w:fldChar w:fldCharType="separate"/>
-    </w:r>
-    <w:r>
-      <w:t>Anhang</w:t>
-    </w:r>
-    <w:r>
-      <w:rPr>
-        <w:szCs w:val="20"/>
-        <w:u w:val="single"/>
-      </w:rPr>
-      <w:fldChar w:fldCharType="end"/>
-    </w:r>
-  </w:p>
-</w:hdr>
-</file>
-
-<file path=word/header21.xml><?xml version="1.0" encoding="utf-8"?>
-<w:hdr xmlns:wpc="http://schemas.microsoft.com/office/word/2010/wordprocessingCanvas" xmlns:cx="http://schemas.microsoft.com/office/drawing/2014/chartex" xmlns:cx1="http://schemas.microsoft.com/office/drawing/2015/9/8/chartex" xmlns:cx2="http://schemas.microsoft.com/office/drawing/2015/10/21/chartex" xmlns:cx3="http://schemas.microsoft.com/office/drawing/2016/5/9/chartex" xmlns:cx4="http://schemas.microsoft.com/office/drawing/2016/5/10/chartex" xmlns:cx5="http://schemas.microsoft.com/office/drawing/2016/5/11/chartex" xmlns:cx6="http://schemas.microsoft.com/office/drawing/2016/5/12/chartex" xmlns:cx7="http://schemas.microsoft.com/office/drawing/2016/5/13/chartex" xmlns:cx8="http://schemas.microsoft.com/office/drawing/2016/5/14/chartex" xmlns:mc="http://schemas.openxmlformats.org/markup-compatibility/2006" xmlns:aink="http://schemas.microsoft.com/office/drawing/2016/ink" xmlns:am3d="http://schemas.microsoft.com/office/drawing/2017/model3d" xmlns:o="urn:schemas-microsoft-com:office:office" xmlns:oel="http://schemas.microsoft.com/office/2019/extlst" xmlns:r="http://schemas.openxmlformats.org/officeDocument/2006/relationships" xmlns:m="http://schemas.openxmlformats.org/officeDocument/2006/math" xmlns:v="urn:schemas-microsoft-com:vml" xmlns:wp14="http://schemas.microsoft.com/office/word/2010/wordprocessingDrawing" xmlns:wp="http://schemas.openxmlformats.org/drawingml/2006/wordprocessingDrawing" xmlns:w10="urn:schemas-microsoft-com:office:word" xmlns:w="http://schemas.openxmlformats.org/wordprocessingml/2006/main" xmlns:w14="http://schemas.microsoft.com/office/word/2010/wordml" xmlns:w15="http://schemas.microsoft.com/office/word/2012/wordml" xmlns:w16cex="http://schemas.microsoft.com/office/word/2018/wordml/cex" xmlns:w16cid="http://schemas.microsoft.com/office/word/2016/wordml/cid" xmlns:w16="http://schemas.microsoft.com/office/word/2018/wordml" xmlns:w16du="http://schemas.microsoft.com/office/word/2023/wordml/word16du" xmlns:w16sdtdh="http://schemas.microsoft.com/office/word/2020/wordml/sdtdatahash" xmlns:w16sdtfl="http://schemas.microsoft.com/office/word/2024/wordml/sdtformatlock" xmlns:w16se="http://schemas.microsoft.com/office/word/2015/wordml/symex" xmlns:wpg="http://schemas.microsoft.com/office/word/2010/wordprocessingGroup" xmlns:wpi="http://schemas.microsoft.com/office/word/2010/wordprocessingInk" xmlns:wne="http://schemas.microsoft.com/office/word/2006/wordml" xmlns:wps="http://schemas.microsoft.com/office/word/2010/wordprocessingShape" mc:Ignorable="w14 w15 w16se w16cid w16 w16cex w16sdtdh w16sdtfl w16du wp14">
-  <w:p>
-    <w:pPr>
-      <w:pStyle w:val="Fuzeile"/>
-      <w:pBdr>
-        <w:bottom w:val="single" w:color="auto" w:sz="4" w:space="1"/>
-      </w:pBdr>
-    </w:pPr>
-    <w:r>
-      <w:fldChar w:fldCharType="begin"/>
-    </w:r>
-    <w:r>
-      <w:instrText xml:space="preserve"> REF _Ref84675439 \h  \* MERGEFORMAT </w:instrText>
-    </w:r>
-    <w:r>
-      <w:fldChar w:fldCharType="separate"/>
-    </w:r>
-    <w:r>
-      <w:t>Anhang</w:t>
-    </w:r>
-    <w:r>
-      <w:fldChar w:fldCharType="end"/>
-    </w:r>
-  </w:p>
-</w:hdr>
-</file>
-
-<file path=word/header3.xml><?xml version="1.0" encoding="utf-8"?>
-<w:hdr xmlns:wpc="http://schemas.microsoft.com/office/word/2010/wordprocessingCanvas" xmlns:cx="http://schemas.microsoft.com/office/drawing/2014/chartex" xmlns:cx1="http://schemas.microsoft.com/office/drawing/2015/9/8/chartex" xmlns:cx2="http://schemas.microsoft.com/office/drawing/2015/10/21/chartex" xmlns:cx3="http://schemas.microsoft.com/office/drawing/2016/5/9/chartex" xmlns:cx4="http://schemas.microsoft.com/office/drawing/2016/5/10/chartex" xmlns:cx5="http://schemas.microsoft.com/office/drawing/2016/5/11/chartex" xmlns:cx6="http://schemas.microsoft.com/office/drawing/2016/5/12/chartex" xmlns:cx7="http://schemas.microsoft.com/office/drawing/2016/5/13/chartex" xmlns:cx8="http://schemas.microsoft.com/office/drawing/2016/5/14/chartex" xmlns:mc="http://schemas.openxmlformats.org/markup-compatibility/2006" xmlns:aink="http://schemas.microsoft.com/office/drawing/2016/ink" xmlns:am3d="http://schemas.microsoft.com/office/drawing/2017/model3d" xmlns:o="urn:schemas-microsoft-com:office:office" xmlns:oel="http://schemas.microsoft.com/office/2019/extlst" xmlns:r="http://schemas.openxmlformats.org/officeDocument/2006/relationships" xmlns:m="http://schemas.openxmlformats.org/officeDocument/2006/math" xmlns:v="urn:schemas-microsoft-com:vml" xmlns:wp14="http://schemas.microsoft.com/office/word/2010/wordprocessingDrawing" xmlns:wp="http://schemas.openxmlformats.org/drawingml/2006/wordprocessingDrawing" xmlns:w10="urn:schemas-microsoft-com:office:word" xmlns:w="http://schemas.openxmlformats.org/wordprocessingml/2006/main" xmlns:w14="http://schemas.microsoft.com/office/word/2010/wordml" xmlns:w15="http://schemas.microsoft.com/office/word/2012/wordml" xmlns:w16cex="http://schemas.microsoft.com/office/word/2018/wordml/cex" xmlns:w16cid="http://schemas.microsoft.com/office/word/2016/wordml/cid" xmlns:w16="http://schemas.microsoft.com/office/word/2018/wordml" xmlns:w16du="http://schemas.microsoft.com/office/word/2023/wordml/word16du" xmlns:w16sdtdh="http://schemas.microsoft.com/office/word/2020/wordml/sdtdatahash" xmlns:w16sdtfl="http://schemas.microsoft.com/office/word/2024/wordml/sdtformatlock" xmlns:w16se="http://schemas.microsoft.com/office/word/2015/wordml/symex" xmlns:wpg="http://schemas.microsoft.com/office/word/2010/wordprocessingGroup" xmlns:wpi="http://schemas.microsoft.com/office/word/2010/wordprocessingInk" xmlns:wne="http://schemas.microsoft.com/office/word/2006/wordml" xmlns:wps="http://schemas.microsoft.com/office/word/2010/wordprocessingShape" mc:Ignorable="w14 w15 w16se w16cid w16 w16cex w16sdtdh w16sdtfl w16du wp14">
-  <w:p>
-    <w:pPr>
-      <w:pStyle w:val="Fuzeile"/>
-    </w:pPr>
-    <w:r>
-      <w:tab/>
-    </w:r>
-    <w:r>
-      <w:tab/>
-    </w:r>
   </w:p>
 </w:hdr>
 </file>
@@ -8247,6 +9749,22 @@
 </file>
 
 <file path=word/header5.xml><?xml version="1.0" encoding="utf-8"?>
+<w:hdr xmlns:wpc="http://schemas.microsoft.com/office/word/2010/wordprocessingCanvas" xmlns:cx="http://schemas.microsoft.com/office/drawing/2014/chartex" xmlns:cx1="http://schemas.microsoft.com/office/drawing/2015/9/8/chartex" xmlns:cx2="http://schemas.microsoft.com/office/drawing/2015/10/21/chartex" xmlns:cx3="http://schemas.microsoft.com/office/drawing/2016/5/9/chartex" xmlns:cx4="http://schemas.microsoft.com/office/drawing/2016/5/10/chartex" xmlns:cx5="http://schemas.microsoft.com/office/drawing/2016/5/11/chartex" xmlns:cx6="http://schemas.microsoft.com/office/drawing/2016/5/12/chartex" xmlns:cx7="http://schemas.microsoft.com/office/drawing/2016/5/13/chartex" xmlns:cx8="http://schemas.microsoft.com/office/drawing/2016/5/14/chartex" xmlns:mc="http://schemas.openxmlformats.org/markup-compatibility/2006" xmlns:aink="http://schemas.microsoft.com/office/drawing/2016/ink" xmlns:am3d="http://schemas.microsoft.com/office/drawing/2017/model3d" xmlns:o="urn:schemas-microsoft-com:office:office" xmlns:oel="http://schemas.microsoft.com/office/2019/extlst" xmlns:r="http://schemas.openxmlformats.org/officeDocument/2006/relationships" xmlns:m="http://schemas.openxmlformats.org/officeDocument/2006/math" xmlns:v="urn:schemas-microsoft-com:vml" xmlns:wp14="http://schemas.microsoft.com/office/word/2010/wordprocessingDrawing" xmlns:wp="http://schemas.openxmlformats.org/drawingml/2006/wordprocessingDrawing" xmlns:w10="urn:schemas-microsoft-com:office:word" xmlns:w="http://schemas.openxmlformats.org/wordprocessingml/2006/main" xmlns:w14="http://schemas.microsoft.com/office/word/2010/wordml" xmlns:w15="http://schemas.microsoft.com/office/word/2012/wordml" xmlns:w16cex="http://schemas.microsoft.com/office/word/2018/wordml/cex" xmlns:w16cid="http://schemas.microsoft.com/office/word/2016/wordml/cid" xmlns:w16="http://schemas.microsoft.com/office/word/2018/wordml" xmlns:w16du="http://schemas.microsoft.com/office/word/2023/wordml/word16du" xmlns:w16sdtdh="http://schemas.microsoft.com/office/word/2020/wordml/sdtdatahash" xmlns:w16sdtfl="http://schemas.microsoft.com/office/word/2024/wordml/sdtformatlock" xmlns:w16se="http://schemas.microsoft.com/office/word/2015/wordml/symex" xmlns:wpg="http://schemas.microsoft.com/office/word/2010/wordprocessingGroup" xmlns:wpi="http://schemas.microsoft.com/office/word/2010/wordprocessingInk" xmlns:wne="http://schemas.microsoft.com/office/word/2006/wordml" xmlns:wps="http://schemas.microsoft.com/office/word/2010/wordprocessingShape" mc:Ignorable="w14 w15 w16se w16cid w16 w16cex w16sdtdh w16sdtfl w16du wp14">
+  <w:p>
+    <w:pPr>
+      <w:pStyle w:val="Fuzeile"/>
+    </w:pPr>
+    <w:r>
+      <w:tab/>
+    </w:r>
+    <w:r>
+      <w:tab/>
+    </w:r>
+  </w:p>
+</w:hdr>
+</file>
+
+<file path=word/header6.xml><?xml version="1.0" encoding="utf-8"?>
 <w:hdr xmlns:wpc="http://schemas.microsoft.com/office/word/2010/wordprocessingCanvas" xmlns:cx="http://schemas.microsoft.com/office/drawing/2014/chartex" xmlns:cx1="http://schemas.microsoft.com/office/drawing/2015/9/8/chartex" xmlns:cx2="http://schemas.microsoft.com/office/drawing/2015/10/21/chartex" xmlns:cx3="http://schemas.microsoft.com/office/drawing/2016/5/9/chartex" xmlns:cx4="http://schemas.microsoft.com/office/drawing/2016/5/10/chartex" xmlns:cx5="http://schemas.microsoft.com/office/drawing/2016/5/11/chartex" xmlns:cx6="http://schemas.microsoft.com/office/drawing/2016/5/12/chartex" xmlns:cx7="http://schemas.microsoft.com/office/drawing/2016/5/13/chartex" xmlns:cx8="http://schemas.microsoft.com/office/drawing/2016/5/14/chartex" xmlns:mc="http://schemas.openxmlformats.org/markup-compatibility/2006" xmlns:aink="http://schemas.microsoft.com/office/drawing/2016/ink" xmlns:am3d="http://schemas.microsoft.com/office/drawing/2017/model3d" xmlns:o="urn:schemas-microsoft-com:office:office" xmlns:oel="http://schemas.microsoft.com/office/2019/extlst" xmlns:r="http://schemas.openxmlformats.org/officeDocument/2006/relationships" xmlns:m="http://schemas.openxmlformats.org/officeDocument/2006/math" xmlns:v="urn:schemas-microsoft-com:vml" xmlns:wp14="http://schemas.microsoft.com/office/word/2010/wordprocessingDrawing" xmlns:wp="http://schemas.openxmlformats.org/drawingml/2006/wordprocessingDrawing" xmlns:w10="urn:schemas-microsoft-com:office:word" xmlns:w="http://schemas.openxmlformats.org/wordprocessingml/2006/main" xmlns:w14="http://schemas.microsoft.com/office/word/2010/wordml" xmlns:w15="http://schemas.microsoft.com/office/word/2012/wordml" xmlns:w16cex="http://schemas.microsoft.com/office/word/2018/wordml/cex" xmlns:w16cid="http://schemas.microsoft.com/office/word/2016/wordml/cid" xmlns:w16="http://schemas.microsoft.com/office/word/2018/wordml" xmlns:w16du="http://schemas.microsoft.com/office/word/2023/wordml/word16du" xmlns:w16sdtdh="http://schemas.microsoft.com/office/word/2020/wordml/sdtdatahash" xmlns:w16sdtfl="http://schemas.microsoft.com/office/word/2024/wordml/sdtformatlock" xmlns:w16se="http://schemas.microsoft.com/office/word/2015/wordml/symex" xmlns:wpg="http://schemas.microsoft.com/office/word/2010/wordprocessingGroup" xmlns:wpi="http://schemas.microsoft.com/office/word/2010/wordprocessingInk" xmlns:wne="http://schemas.microsoft.com/office/word/2006/wordml" xmlns:wps="http://schemas.microsoft.com/office/word/2010/wordprocessingShape" mc:Ignorable="w14 w15 w16se w16cid w16 w16cex w16sdtdh w16sdtfl w16du wp14">
   <w:p>
     <w:pPr>
@@ -8261,13 +9779,13 @@
 </w:hdr>
 </file>
 
-<file path=word/header6.xml><?xml version="1.0" encoding="utf-8"?>
+<file path=word/header7.xml><?xml version="1.0" encoding="utf-8"?>
 <w:hdr xmlns:wpc="http://schemas.microsoft.com/office/word/2010/wordprocessingCanvas" xmlns:cx="http://schemas.microsoft.com/office/drawing/2014/chartex" xmlns:cx1="http://schemas.microsoft.com/office/drawing/2015/9/8/chartex" xmlns:cx2="http://schemas.microsoft.com/office/drawing/2015/10/21/chartex" xmlns:cx3="http://schemas.microsoft.com/office/drawing/2016/5/9/chartex" xmlns:cx4="http://schemas.microsoft.com/office/drawing/2016/5/10/chartex" xmlns:cx5="http://schemas.microsoft.com/office/drawing/2016/5/11/chartex" xmlns:cx6="http://schemas.microsoft.com/office/drawing/2016/5/12/chartex" xmlns:cx7="http://schemas.microsoft.com/office/drawing/2016/5/13/chartex" xmlns:cx8="http://schemas.microsoft.com/office/drawing/2016/5/14/chartex" xmlns:mc="http://schemas.openxmlformats.org/markup-compatibility/2006" xmlns:aink="http://schemas.microsoft.com/office/drawing/2016/ink" xmlns:am3d="http://schemas.microsoft.com/office/drawing/2017/model3d" xmlns:o="urn:schemas-microsoft-com:office:office" xmlns:oel="http://schemas.microsoft.com/office/2019/extlst" xmlns:r="http://schemas.openxmlformats.org/officeDocument/2006/relationships" xmlns:m="http://schemas.openxmlformats.org/officeDocument/2006/math" xmlns:v="urn:schemas-microsoft-com:vml" xmlns:wp14="http://schemas.microsoft.com/office/word/2010/wordprocessingDrawing" xmlns:wp="http://schemas.openxmlformats.org/drawingml/2006/wordprocessingDrawing" xmlns:w10="urn:schemas-microsoft-com:office:word" xmlns:w="http://schemas.openxmlformats.org/wordprocessingml/2006/main" xmlns:w14="http://schemas.microsoft.com/office/word/2010/wordml" xmlns:w15="http://schemas.microsoft.com/office/word/2012/wordml" xmlns:w16cex="http://schemas.microsoft.com/office/word/2018/wordml/cex" xmlns:w16cid="http://schemas.microsoft.com/office/word/2016/wordml/cid" xmlns:w16="http://schemas.microsoft.com/office/word/2018/wordml" xmlns:w16du="http://schemas.microsoft.com/office/word/2023/wordml/word16du" xmlns:w16sdtdh="http://schemas.microsoft.com/office/word/2020/wordml/sdtdatahash" xmlns:w16sdtfl="http://schemas.microsoft.com/office/word/2024/wordml/sdtformatlock" xmlns:w16se="http://schemas.microsoft.com/office/word/2015/wordml/symex" xmlns:wpg="http://schemas.microsoft.com/office/word/2010/wordprocessingGroup" xmlns:wpi="http://schemas.microsoft.com/office/word/2010/wordprocessingInk" xmlns:wne="http://schemas.microsoft.com/office/word/2006/wordml" xmlns:wps="http://schemas.microsoft.com/office/word/2010/wordprocessingShape" mc:Ignorable="w14 w15 w16se w16cid w16 w16cex w16sdtdh w16sdtfl w16du wp14">
   <w:p>
     <w:pPr>
       <w:pStyle w:val="Fuzeile"/>
       <w:pBdr>
-        <w:bottom w:val="single" w:color="auto" w:sz="4" w:space="1"/>
+        <w:bottom w:val="single" w:sz="4" w:space="1" w:color="auto"/>
       </w:pBdr>
     </w:pPr>
     <w:r>
@@ -8308,42 +9826,6 @@
     </w:r>
     <w:r>
       <w:tab/>
-    </w:r>
-  </w:p>
-</w:hdr>
-</file>
-
-<file path=word/header7.xml><?xml version="1.0" encoding="utf-8"?>
-<w:hdr xmlns:wpc="http://schemas.microsoft.com/office/word/2010/wordprocessingCanvas" xmlns:cx="http://schemas.microsoft.com/office/drawing/2014/chartex" xmlns:cx1="http://schemas.microsoft.com/office/drawing/2015/9/8/chartex" xmlns:cx2="http://schemas.microsoft.com/office/drawing/2015/10/21/chartex" xmlns:cx3="http://schemas.microsoft.com/office/drawing/2016/5/9/chartex" xmlns:cx4="http://schemas.microsoft.com/office/drawing/2016/5/10/chartex" xmlns:cx5="http://schemas.microsoft.com/office/drawing/2016/5/11/chartex" xmlns:cx6="http://schemas.microsoft.com/office/drawing/2016/5/12/chartex" xmlns:cx7="http://schemas.microsoft.com/office/drawing/2016/5/13/chartex" xmlns:cx8="http://schemas.microsoft.com/office/drawing/2016/5/14/chartex" xmlns:mc="http://schemas.openxmlformats.org/markup-compatibility/2006" xmlns:aink="http://schemas.microsoft.com/office/drawing/2016/ink" xmlns:am3d="http://schemas.microsoft.com/office/drawing/2017/model3d" xmlns:o="urn:schemas-microsoft-com:office:office" xmlns:oel="http://schemas.microsoft.com/office/2019/extlst" xmlns:r="http://schemas.openxmlformats.org/officeDocument/2006/relationships" xmlns:m="http://schemas.openxmlformats.org/officeDocument/2006/math" xmlns:v="urn:schemas-microsoft-com:vml" xmlns:wp14="http://schemas.microsoft.com/office/word/2010/wordprocessingDrawing" xmlns:wp="http://schemas.openxmlformats.org/drawingml/2006/wordprocessingDrawing" xmlns:w10="urn:schemas-microsoft-com:office:word" xmlns:w="http://schemas.openxmlformats.org/wordprocessingml/2006/main" xmlns:w14="http://schemas.microsoft.com/office/word/2010/wordml" xmlns:w15="http://schemas.microsoft.com/office/word/2012/wordml" xmlns:w16cex="http://schemas.microsoft.com/office/word/2018/wordml/cex" xmlns:w16cid="http://schemas.microsoft.com/office/word/2016/wordml/cid" xmlns:w16="http://schemas.microsoft.com/office/word/2018/wordml" xmlns:w16du="http://schemas.microsoft.com/office/word/2023/wordml/word16du" xmlns:w16sdtdh="http://schemas.microsoft.com/office/word/2020/wordml/sdtdatahash" xmlns:w16sdtfl="http://schemas.microsoft.com/office/word/2024/wordml/sdtformatlock" xmlns:w16se="http://schemas.microsoft.com/office/word/2015/wordml/symex" xmlns:wpg="http://schemas.microsoft.com/office/word/2010/wordprocessingGroup" xmlns:wpi="http://schemas.microsoft.com/office/word/2010/wordprocessingInk" xmlns:wne="http://schemas.microsoft.com/office/word/2006/wordml" xmlns:wps="http://schemas.microsoft.com/office/word/2010/wordprocessingShape" mc:Ignorable="w14 w15 w16se w16cid w16 w16cex w16sdtdh w16sdtfl w16du wp14">
-  <w:p>
-    <w:pPr>
-      <w:pStyle w:val="Kopfzeile"/>
-      <w:pBdr>
-        <w:bottom w:val="single" w:color="auto" w:sz="4" w:space="1"/>
-      </w:pBdr>
-      <w:rPr>
-        <w:sz w:val="20"/>
-        <w:szCs w:val="20"/>
-      </w:rPr>
-    </w:pPr>
-    <w:r>
-      <w:fldChar w:fldCharType="begin"/>
-    </w:r>
-    <w:r>
-      <w:instrText xml:space="preserve"> REF _Ref211230230 \h  \* MERGEFORMAT </w:instrText>
-    </w:r>
-    <w:r>
-      <w:fldChar w:fldCharType="separate"/>
-    </w:r>
-    <w:r>
-      <w:rPr>
-        <w:sz w:val="20"/>
-        <w:szCs w:val="20"/>
-      </w:rPr>
-      <w:t>Einleitung</w:t>
-    </w:r>
-    <w:r>
-      <w:fldChar w:fldCharType="end"/>
     </w:r>
   </w:p>
 </w:hdr>
@@ -8353,37 +9835,30 @@
 <w:hdr xmlns:wpc="http://schemas.microsoft.com/office/word/2010/wordprocessingCanvas" xmlns:cx="http://schemas.microsoft.com/office/drawing/2014/chartex" xmlns:cx1="http://schemas.microsoft.com/office/drawing/2015/9/8/chartex" xmlns:cx2="http://schemas.microsoft.com/office/drawing/2015/10/21/chartex" xmlns:cx3="http://schemas.microsoft.com/office/drawing/2016/5/9/chartex" xmlns:cx4="http://schemas.microsoft.com/office/drawing/2016/5/10/chartex" xmlns:cx5="http://schemas.microsoft.com/office/drawing/2016/5/11/chartex" xmlns:cx6="http://schemas.microsoft.com/office/drawing/2016/5/12/chartex" xmlns:cx7="http://schemas.microsoft.com/office/drawing/2016/5/13/chartex" xmlns:cx8="http://schemas.microsoft.com/office/drawing/2016/5/14/chartex" xmlns:mc="http://schemas.openxmlformats.org/markup-compatibility/2006" xmlns:aink="http://schemas.microsoft.com/office/drawing/2016/ink" xmlns:am3d="http://schemas.microsoft.com/office/drawing/2017/model3d" xmlns:o="urn:schemas-microsoft-com:office:office" xmlns:oel="http://schemas.microsoft.com/office/2019/extlst" xmlns:r="http://schemas.openxmlformats.org/officeDocument/2006/relationships" xmlns:m="http://schemas.openxmlformats.org/officeDocument/2006/math" xmlns:v="urn:schemas-microsoft-com:vml" xmlns:wp14="http://schemas.microsoft.com/office/word/2010/wordprocessingDrawing" xmlns:wp="http://schemas.openxmlformats.org/drawingml/2006/wordprocessingDrawing" xmlns:w10="urn:schemas-microsoft-com:office:word" xmlns:w="http://schemas.openxmlformats.org/wordprocessingml/2006/main" xmlns:w14="http://schemas.microsoft.com/office/word/2010/wordml" xmlns:w15="http://schemas.microsoft.com/office/word/2012/wordml" xmlns:w16cex="http://schemas.microsoft.com/office/word/2018/wordml/cex" xmlns:w16cid="http://schemas.microsoft.com/office/word/2016/wordml/cid" xmlns:w16="http://schemas.microsoft.com/office/word/2018/wordml" xmlns:w16du="http://schemas.microsoft.com/office/word/2023/wordml/word16du" xmlns:w16sdtdh="http://schemas.microsoft.com/office/word/2020/wordml/sdtdatahash" xmlns:w16sdtfl="http://schemas.microsoft.com/office/word/2024/wordml/sdtformatlock" xmlns:w16se="http://schemas.microsoft.com/office/word/2015/wordml/symex" xmlns:wpg="http://schemas.microsoft.com/office/word/2010/wordprocessingGroup" xmlns:wpi="http://schemas.microsoft.com/office/word/2010/wordprocessingInk" xmlns:wne="http://schemas.microsoft.com/office/word/2006/wordml" xmlns:wps="http://schemas.microsoft.com/office/word/2010/wordprocessingShape" mc:Ignorable="w14 w15 w16se w16cid w16 w16cex w16sdtdh w16sdtfl w16du wp14">
   <w:p>
     <w:pPr>
-      <w:pStyle w:val="Fuzeile"/>
+      <w:pStyle w:val="Kopfzeile"/>
+      <w:pBdr>
+        <w:bottom w:val="single" w:sz="4" w:space="1" w:color="auto"/>
+      </w:pBdr>
+      <w:rPr>
+        <w:sz w:val="20"/>
+        <w:szCs w:val="20"/>
+      </w:rPr>
     </w:pPr>
     <w:r>
       <w:fldChar w:fldCharType="begin"/>
     </w:r>
     <w:r>
-      <w:instrText xml:space="preserve"> REF _Ref200464718 \h </w:instrText>
+      <w:instrText xml:space="preserve"> REF _Ref211230230 \h  \* MERGEFORMAT </w:instrText>
     </w:r>
     <w:r>
       <w:fldChar w:fldCharType="separate"/>
     </w:r>
     <w:r>
-      <w:t xml:space="preserve">Dokumentation Schüler:in 1: </w:t>
-    </w:r>
-    <w:r>
-      <w:rPr>
-        <w:color w:val="0066FF"/>
-      </w:rPr>
-      <w:t>(</w:t>
-    </w:r>
-    <w:r>
-      <w:rPr>
-        <w:color w:val="0066FF"/>
-      </w:rPr>
-      <w:t>FV</w:t>
-    </w:r>
-    <w:r>
-      <w:rPr>
-        <w:color w:val="0066FF"/>
-      </w:rPr>
-      <w:t xml:space="preserve"> = Überschrift1)</w:t>
+      <w:rPr>
+        <w:sz w:val="20"/>
+        <w:szCs w:val="20"/>
+      </w:rPr>
+      <w:t>Einleitung</w:t>
     </w:r>
     <w:r>
       <w:fldChar w:fldCharType="end"/>
@@ -8394,98 +9869,17 @@
 
 <file path=word/header9.xml><?xml version="1.0" encoding="utf-8"?>
 <w:hdr xmlns:wpc="http://schemas.microsoft.com/office/word/2010/wordprocessingCanvas" xmlns:cx="http://schemas.microsoft.com/office/drawing/2014/chartex" xmlns:cx1="http://schemas.microsoft.com/office/drawing/2015/9/8/chartex" xmlns:cx2="http://schemas.microsoft.com/office/drawing/2015/10/21/chartex" xmlns:cx3="http://schemas.microsoft.com/office/drawing/2016/5/9/chartex" xmlns:cx4="http://schemas.microsoft.com/office/drawing/2016/5/10/chartex" xmlns:cx5="http://schemas.microsoft.com/office/drawing/2016/5/11/chartex" xmlns:cx6="http://schemas.microsoft.com/office/drawing/2016/5/12/chartex" xmlns:cx7="http://schemas.microsoft.com/office/drawing/2016/5/13/chartex" xmlns:cx8="http://schemas.microsoft.com/office/drawing/2016/5/14/chartex" xmlns:mc="http://schemas.openxmlformats.org/markup-compatibility/2006" xmlns:aink="http://schemas.microsoft.com/office/drawing/2016/ink" xmlns:am3d="http://schemas.microsoft.com/office/drawing/2017/model3d" xmlns:o="urn:schemas-microsoft-com:office:office" xmlns:oel="http://schemas.microsoft.com/office/2019/extlst" xmlns:r="http://schemas.openxmlformats.org/officeDocument/2006/relationships" xmlns:m="http://schemas.openxmlformats.org/officeDocument/2006/math" xmlns:v="urn:schemas-microsoft-com:vml" xmlns:wp14="http://schemas.microsoft.com/office/word/2010/wordprocessingDrawing" xmlns:wp="http://schemas.openxmlformats.org/drawingml/2006/wordprocessingDrawing" xmlns:w10="urn:schemas-microsoft-com:office:word" xmlns:w="http://schemas.openxmlformats.org/wordprocessingml/2006/main" xmlns:w14="http://schemas.microsoft.com/office/word/2010/wordml" xmlns:w15="http://schemas.microsoft.com/office/word/2012/wordml" xmlns:w16cex="http://schemas.microsoft.com/office/word/2018/wordml/cex" xmlns:w16cid="http://schemas.microsoft.com/office/word/2016/wordml/cid" xmlns:w16="http://schemas.microsoft.com/office/word/2018/wordml" xmlns:w16du="http://schemas.microsoft.com/office/word/2023/wordml/word16du" xmlns:w16sdtdh="http://schemas.microsoft.com/office/word/2020/wordml/sdtdatahash" xmlns:w16sdtfl="http://schemas.microsoft.com/office/word/2024/wordml/sdtformatlock" xmlns:w16se="http://schemas.microsoft.com/office/word/2015/wordml/symex" xmlns:wpg="http://schemas.microsoft.com/office/word/2010/wordprocessingGroup" xmlns:wpi="http://schemas.microsoft.com/office/word/2010/wordprocessingInk" xmlns:wne="http://schemas.microsoft.com/office/word/2006/wordml" xmlns:wps="http://schemas.microsoft.com/office/word/2010/wordprocessingShape" mc:Ignorable="w14 w15 w16se w16cid w16 w16cex w16sdtdh w16sdtfl w16du wp14">
-  <w:bookmarkStart w:name="_WNSectionTitle_6" w:id="45"/>
-  <w:bookmarkStart w:name="_WNTabType_5" w:id="46"/>
-  <w:p>
-    <w:pPr>
-      <w:pStyle w:val="Kopfzeile"/>
-      <w:framePr w:wrap="around" w:hAnchor="margin" w:vAnchor="text" w:xAlign="right" w:y="1"/>
-      <w:rPr>
-        <w:rStyle w:val="Seitenzahl"/>
-        <w:sz w:val="20"/>
-        <w:szCs w:val="20"/>
-      </w:rPr>
-    </w:pPr>
-    <w:r>
-      <w:rPr>
-        <w:rStyle w:val="Seitenzahl"/>
-        <w:sz w:val="20"/>
-        <w:szCs w:val="20"/>
-      </w:rPr>
-      <w:fldChar w:fldCharType="begin"/>
-    </w:r>
-    <w:r>
-      <w:rPr>
-        <w:rStyle w:val="Seitenzahl"/>
-        <w:sz w:val="20"/>
-        <w:szCs w:val="20"/>
-      </w:rPr>
-      <w:instrText xml:space="preserve">PAGE  </w:instrText>
-    </w:r>
-    <w:r>
-      <w:rPr>
-        <w:rStyle w:val="Seitenzahl"/>
-        <w:sz w:val="20"/>
-        <w:szCs w:val="20"/>
-      </w:rPr>
-      <w:fldChar w:fldCharType="separate"/>
-    </w:r>
-    <w:r>
-      <w:rPr>
-        <w:rStyle w:val="Seitenzahl"/>
-        <w:noProof/>
-        <w:sz w:val="20"/>
-        <w:szCs w:val="20"/>
-      </w:rPr>
-      <w:t>2</w:t>
-    </w:r>
-    <w:r>
-      <w:rPr>
-        <w:rStyle w:val="Seitenzahl"/>
-        <w:sz w:val="20"/>
-        <w:szCs w:val="20"/>
-      </w:rPr>
-      <w:fldChar w:fldCharType="end"/>
-    </w:r>
-  </w:p>
-  <w:bookmarkEnd w:id="45"/>
-  <w:bookmarkEnd w:id="46"/>
   <w:p>
     <w:pPr>
       <w:pStyle w:val="Fuzeile"/>
-      <w:rPr>
-        <w:szCs w:val="20"/>
-        <w:u w:val="single"/>
-      </w:rPr>
     </w:pPr>
     <w:r>
-      <w:rPr>
-        <w:szCs w:val="20"/>
-      </w:rPr>
       <w:fldChar w:fldCharType="begin"/>
     </w:r>
     <w:r>
-      <w:rPr>
-        <w:szCs w:val="20"/>
-        <w:u w:val="single"/>
-      </w:rPr>
       <w:instrText xml:space="preserve"> REF _Ref200464718 \h </w:instrText>
     </w:r>
     <w:r>
-      <w:rPr>
-        <w:szCs w:val="20"/>
-      </w:rPr>
-      <w:instrText xml:space="preserve"> \* MERGEFORMAT </w:instrText>
-    </w:r>
-    <w:r>
-      <w:rPr>
-        <w:szCs w:val="20"/>
-      </w:rPr>
-    </w:r>
-    <w:r>
-      <w:rPr>
-        <w:szCs w:val="20"/>
-      </w:rPr>
       <w:fldChar w:fldCharType="separate"/>
     </w:r>
     <w:r>
@@ -8510,16 +9904,7 @@
       <w:t xml:space="preserve"> = Überschrift1)</w:t>
     </w:r>
     <w:r>
-      <w:rPr>
-        <w:szCs w:val="20"/>
-      </w:rPr>
       <w:fldChar w:fldCharType="end"/>
-    </w:r>
-    <w:r>
-      <w:rPr>
-        <w:szCs w:val="20"/>
-      </w:rPr>
-      <w:tab/>
     </w:r>
   </w:p>
 </w:hdr>
@@ -8544,7 +9929,7 @@
         <w:ind w:left="0" w:firstLine="0"/>
       </w:pPr>
       <w:rPr>
-        <w:rFonts w:hint="default" w:ascii="Symbol" w:hAnsi="Symbol"/>
+        <w:rFonts w:ascii="Symbol" w:hAnsi="Symbol" w:hint="default"/>
       </w:rPr>
     </w:lvl>
     <w:lvl w:ilvl="1">
@@ -8560,7 +9945,7 @@
         <w:ind w:left="1080" w:hanging="360"/>
       </w:pPr>
       <w:rPr>
-        <w:rFonts w:hint="default" w:ascii="Symbol" w:hAnsi="Symbol"/>
+        <w:rFonts w:ascii="Symbol" w:hAnsi="Symbol" w:hint="default"/>
       </w:rPr>
     </w:lvl>
     <w:lvl w:ilvl="2">
@@ -8576,7 +9961,7 @@
         <w:ind w:left="1800" w:hanging="360"/>
       </w:pPr>
       <w:rPr>
-        <w:rFonts w:hint="default" w:ascii="Courier New" w:hAnsi="Courier New"/>
+        <w:rFonts w:ascii="Courier New" w:hAnsi="Courier New" w:hint="default"/>
       </w:rPr>
     </w:lvl>
     <w:lvl w:ilvl="3">
@@ -8592,7 +9977,7 @@
         <w:ind w:left="2520" w:hanging="360"/>
       </w:pPr>
       <w:rPr>
-        <w:rFonts w:hint="default" w:ascii="Wingdings" w:hAnsi="Wingdings"/>
+        <w:rFonts w:ascii="Wingdings" w:hAnsi="Wingdings" w:hint="default"/>
       </w:rPr>
     </w:lvl>
     <w:lvl w:ilvl="4">
@@ -8608,7 +9993,7 @@
         <w:ind w:left="3240" w:hanging="360"/>
       </w:pPr>
       <w:rPr>
-        <w:rFonts w:hint="default" w:ascii="Wingdings" w:hAnsi="Wingdings"/>
+        <w:rFonts w:ascii="Wingdings" w:hAnsi="Wingdings" w:hint="default"/>
       </w:rPr>
     </w:lvl>
     <w:lvl w:ilvl="5">
@@ -8624,7 +10009,7 @@
         <w:ind w:left="3960" w:hanging="360"/>
       </w:pPr>
       <w:rPr>
-        <w:rFonts w:hint="default" w:ascii="Symbol" w:hAnsi="Symbol"/>
+        <w:rFonts w:ascii="Symbol" w:hAnsi="Symbol" w:hint="default"/>
       </w:rPr>
     </w:lvl>
     <w:lvl w:ilvl="6">
@@ -8640,7 +10025,7 @@
         <w:ind w:left="4680" w:hanging="360"/>
       </w:pPr>
       <w:rPr>
-        <w:rFonts w:hint="default" w:ascii="Courier New" w:hAnsi="Courier New"/>
+        <w:rFonts w:ascii="Courier New" w:hAnsi="Courier New" w:hint="default"/>
       </w:rPr>
     </w:lvl>
     <w:lvl w:ilvl="7">
@@ -8656,7 +10041,7 @@
         <w:ind w:left="5400" w:hanging="360"/>
       </w:pPr>
       <w:rPr>
-        <w:rFonts w:hint="default" w:ascii="Wingdings" w:hAnsi="Wingdings"/>
+        <w:rFonts w:ascii="Wingdings" w:hAnsi="Wingdings" w:hint="default"/>
       </w:rPr>
     </w:lvl>
     <w:lvl w:ilvl="8">
@@ -8672,7 +10057,7 @@
         <w:ind w:left="6120" w:hanging="360"/>
       </w:pPr>
       <w:rPr>
-        <w:rFonts w:hint="default" w:ascii="Wingdings" w:hAnsi="Wingdings"/>
+        <w:rFonts w:ascii="Wingdings" w:hAnsi="Wingdings" w:hint="default"/>
       </w:rPr>
     </w:lvl>
   </w:abstractNum>
@@ -8765,7 +10150,7 @@
         <w:ind w:left="1492" w:hanging="360"/>
       </w:pPr>
       <w:rPr>
-        <w:rFonts w:hint="default" w:ascii="Symbol" w:hAnsi="Symbol"/>
+        <w:rFonts w:ascii="Symbol" w:hAnsi="Symbol" w:hint="default"/>
       </w:rPr>
     </w:lvl>
   </w:abstractNum>
@@ -8785,7 +10170,7 @@
         <w:ind w:left="1209" w:hanging="360"/>
       </w:pPr>
       <w:rPr>
-        <w:rFonts w:hint="default" w:ascii="Symbol" w:hAnsi="Symbol"/>
+        <w:rFonts w:ascii="Symbol" w:hAnsi="Symbol" w:hint="default"/>
       </w:rPr>
     </w:lvl>
   </w:abstractNum>
@@ -8805,7 +10190,7 @@
         <w:ind w:left="926" w:hanging="360"/>
       </w:pPr>
       <w:rPr>
-        <w:rFonts w:hint="default" w:ascii="Symbol" w:hAnsi="Symbol"/>
+        <w:rFonts w:ascii="Symbol" w:hAnsi="Symbol" w:hint="default"/>
       </w:rPr>
     </w:lvl>
   </w:abstractNum>
@@ -8825,7 +10210,7 @@
         <w:ind w:left="643" w:hanging="360"/>
       </w:pPr>
       <w:rPr>
-        <w:rFonts w:hint="default" w:ascii="Symbol" w:hAnsi="Symbol"/>
+        <w:rFonts w:ascii="Symbol" w:hAnsi="Symbol" w:hint="default"/>
       </w:rPr>
     </w:lvl>
   </w:abstractNum>
@@ -8863,7 +10248,7 @@
         <w:ind w:left="360" w:hanging="360"/>
       </w:pPr>
       <w:rPr>
-        <w:rFonts w:hint="default" w:ascii="Symbol" w:hAnsi="Symbol"/>
+        <w:rFonts w:ascii="Symbol" w:hAnsi="Symbol" w:hint="default"/>
       </w:rPr>
     </w:lvl>
   </w:abstractNum>
@@ -8986,7 +10371,7 @@
         <w:ind w:left="1440" w:hanging="360"/>
       </w:pPr>
       <w:rPr>
-        <w:rFonts w:hint="default" w:ascii="Courier New" w:hAnsi="Courier New" w:cs="Wingdings"/>
+        <w:rFonts w:ascii="Courier New" w:hAnsi="Courier New" w:cs="Wingdings" w:hint="default"/>
         <w:sz w:val="20"/>
       </w:rPr>
     </w:lvl>
@@ -9002,7 +10387,7 @@
         <w:ind w:left="2160" w:hanging="360"/>
       </w:pPr>
       <w:rPr>
-        <w:rFonts w:hint="default" w:ascii="Wingdings" w:hAnsi="Wingdings"/>
+        <w:rFonts w:ascii="Wingdings" w:hAnsi="Wingdings" w:hint="default"/>
         <w:sz w:val="20"/>
       </w:rPr>
     </w:lvl>
@@ -9018,7 +10403,7 @@
         <w:ind w:left="2880" w:hanging="360"/>
       </w:pPr>
       <w:rPr>
-        <w:rFonts w:hint="default" w:ascii="Symbol" w:hAnsi="Symbol"/>
+        <w:rFonts w:ascii="Symbol" w:hAnsi="Symbol" w:hint="default"/>
         <w:sz w:val="20"/>
       </w:rPr>
     </w:lvl>
@@ -9034,7 +10419,7 @@
         <w:ind w:left="3600" w:hanging="360"/>
       </w:pPr>
       <w:rPr>
-        <w:rFonts w:hint="default" w:ascii="Courier New" w:hAnsi="Courier New" w:cs="Wingdings"/>
+        <w:rFonts w:ascii="Courier New" w:hAnsi="Courier New" w:cs="Wingdings" w:hint="default"/>
         <w:sz w:val="20"/>
       </w:rPr>
     </w:lvl>
@@ -9050,7 +10435,7 @@
         <w:ind w:left="4320" w:hanging="360"/>
       </w:pPr>
       <w:rPr>
-        <w:rFonts w:hint="default" w:ascii="Wingdings" w:hAnsi="Wingdings"/>
+        <w:rFonts w:ascii="Wingdings" w:hAnsi="Wingdings" w:hint="default"/>
         <w:sz w:val="20"/>
       </w:rPr>
     </w:lvl>
@@ -9066,7 +10451,7 @@
         <w:ind w:left="5040" w:hanging="360"/>
       </w:pPr>
       <w:rPr>
-        <w:rFonts w:hint="default" w:ascii="Symbol" w:hAnsi="Symbol"/>
+        <w:rFonts w:ascii="Symbol" w:hAnsi="Symbol" w:hint="default"/>
         <w:sz w:val="20"/>
       </w:rPr>
     </w:lvl>
@@ -9082,7 +10467,7 @@
         <w:ind w:left="5760" w:hanging="360"/>
       </w:pPr>
       <w:rPr>
-        <w:rFonts w:hint="default" w:ascii="Courier New" w:hAnsi="Courier New" w:cs="Wingdings"/>
+        <w:rFonts w:ascii="Courier New" w:hAnsi="Courier New" w:cs="Wingdings" w:hint="default"/>
         <w:sz w:val="20"/>
       </w:rPr>
     </w:lvl>
@@ -9098,7 +10483,7 @@
         <w:ind w:left="6480" w:hanging="360"/>
       </w:pPr>
       <w:rPr>
-        <w:rFonts w:hint="default" w:ascii="Wingdings" w:hAnsi="Wingdings"/>
+        <w:rFonts w:ascii="Wingdings" w:hAnsi="Wingdings" w:hint="default"/>
         <w:sz w:val="20"/>
       </w:rPr>
     </w:lvl>
@@ -9119,7 +10504,7 @@
         <w:ind w:left="284" w:hanging="284"/>
       </w:pPr>
       <w:rPr>
-        <w:rFonts w:hint="default" w:ascii="Wingdings" w:hAnsi="Wingdings"/>
+        <w:rFonts w:ascii="Wingdings" w:hAnsi="Wingdings" w:hint="default"/>
         <w:sz w:val="22"/>
       </w:rPr>
     </w:lvl>
@@ -9135,7 +10520,7 @@
         <w:ind w:left="1440" w:hanging="360"/>
       </w:pPr>
       <w:rPr>
-        <w:rFonts w:hint="default" w:ascii="Courier New" w:hAnsi="Courier New" w:cs="Wingdings"/>
+        <w:rFonts w:ascii="Courier New" w:hAnsi="Courier New" w:cs="Wingdings" w:hint="default"/>
       </w:rPr>
     </w:lvl>
     <w:lvl w:ilvl="2">
@@ -9150,7 +10535,7 @@
         <w:ind w:left="2160" w:hanging="360"/>
       </w:pPr>
       <w:rPr>
-        <w:rFonts w:hint="default" w:ascii="Wingdings" w:hAnsi="Wingdings"/>
+        <w:rFonts w:ascii="Wingdings" w:hAnsi="Wingdings" w:hint="default"/>
       </w:rPr>
     </w:lvl>
     <w:lvl w:ilvl="3">
@@ -9165,7 +10550,7 @@
         <w:ind w:left="2880" w:hanging="360"/>
       </w:pPr>
       <w:rPr>
-        <w:rFonts w:hint="default" w:ascii="Symbol" w:hAnsi="Symbol"/>
+        <w:rFonts w:ascii="Symbol" w:hAnsi="Symbol" w:hint="default"/>
       </w:rPr>
     </w:lvl>
     <w:lvl w:ilvl="4">
@@ -9180,7 +10565,7 @@
         <w:ind w:left="3600" w:hanging="360"/>
       </w:pPr>
       <w:rPr>
-        <w:rFonts w:hint="default" w:ascii="Courier New" w:hAnsi="Courier New" w:cs="Wingdings"/>
+        <w:rFonts w:ascii="Courier New" w:hAnsi="Courier New" w:cs="Wingdings" w:hint="default"/>
       </w:rPr>
     </w:lvl>
     <w:lvl w:ilvl="5">
@@ -9195,7 +10580,7 @@
         <w:ind w:left="4320" w:hanging="360"/>
       </w:pPr>
       <w:rPr>
-        <w:rFonts w:hint="default" w:ascii="Wingdings" w:hAnsi="Wingdings"/>
+        <w:rFonts w:ascii="Wingdings" w:hAnsi="Wingdings" w:hint="default"/>
       </w:rPr>
     </w:lvl>
     <w:lvl w:ilvl="6">
@@ -9210,7 +10595,7 @@
         <w:ind w:left="5040" w:hanging="360"/>
       </w:pPr>
       <w:rPr>
-        <w:rFonts w:hint="default" w:ascii="Symbol" w:hAnsi="Symbol"/>
+        <w:rFonts w:ascii="Symbol" w:hAnsi="Symbol" w:hint="default"/>
       </w:rPr>
     </w:lvl>
     <w:lvl w:ilvl="7">
@@ -9225,7 +10610,7 @@
         <w:ind w:left="5760" w:hanging="360"/>
       </w:pPr>
       <w:rPr>
-        <w:rFonts w:hint="default" w:ascii="Courier New" w:hAnsi="Courier New" w:cs="Wingdings"/>
+        <w:rFonts w:ascii="Courier New" w:hAnsi="Courier New" w:cs="Wingdings" w:hint="default"/>
       </w:rPr>
     </w:lvl>
     <w:lvl w:ilvl="8">
@@ -9240,7 +10625,7 @@
         <w:ind w:left="6480" w:hanging="360"/>
       </w:pPr>
       <w:rPr>
-        <w:rFonts w:hint="default" w:ascii="Wingdings" w:hAnsi="Wingdings"/>
+        <w:rFonts w:ascii="Wingdings" w:hAnsi="Wingdings" w:hint="default"/>
       </w:rPr>
     </w:lvl>
   </w:abstractNum>
@@ -9370,7 +10755,7 @@
         <w:ind w:left="720" w:hanging="360"/>
       </w:pPr>
       <w:rPr>
-        <w:rFonts w:hint="default" w:ascii="Symbol" w:hAnsi="Symbol"/>
+        <w:rFonts w:ascii="Symbol" w:hAnsi="Symbol" w:hint="default"/>
       </w:rPr>
     </w:lvl>
     <w:lvl w:ilvl="1" w:tplc="04070003" w:tentative="1">
@@ -9382,7 +10767,7 @@
         <w:ind w:left="1440" w:hanging="360"/>
       </w:pPr>
       <w:rPr>
-        <w:rFonts w:hint="default" w:ascii="Courier New" w:hAnsi="Courier New" w:cs="Courier New"/>
+        <w:rFonts w:ascii="Courier New" w:hAnsi="Courier New" w:cs="Courier New" w:hint="default"/>
       </w:rPr>
     </w:lvl>
     <w:lvl w:ilvl="2" w:tplc="04070005" w:tentative="1">
@@ -9394,7 +10779,7 @@
         <w:ind w:left="2160" w:hanging="360"/>
       </w:pPr>
       <w:rPr>
-        <w:rFonts w:hint="default" w:ascii="Wingdings" w:hAnsi="Wingdings"/>
+        <w:rFonts w:ascii="Wingdings" w:hAnsi="Wingdings" w:hint="default"/>
       </w:rPr>
     </w:lvl>
     <w:lvl w:ilvl="3" w:tplc="04070001" w:tentative="1">
@@ -9406,7 +10791,7 @@
         <w:ind w:left="2880" w:hanging="360"/>
       </w:pPr>
       <w:rPr>
-        <w:rFonts w:hint="default" w:ascii="Symbol" w:hAnsi="Symbol"/>
+        <w:rFonts w:ascii="Symbol" w:hAnsi="Symbol" w:hint="default"/>
       </w:rPr>
     </w:lvl>
     <w:lvl w:ilvl="4" w:tplc="04070003" w:tentative="1">
@@ -9418,7 +10803,7 @@
         <w:ind w:left="3600" w:hanging="360"/>
       </w:pPr>
       <w:rPr>
-        <w:rFonts w:hint="default" w:ascii="Courier New" w:hAnsi="Courier New" w:cs="Courier New"/>
+        <w:rFonts w:ascii="Courier New" w:hAnsi="Courier New" w:cs="Courier New" w:hint="default"/>
       </w:rPr>
     </w:lvl>
     <w:lvl w:ilvl="5" w:tplc="04070005" w:tentative="1">
@@ -9430,7 +10815,7 @@
         <w:ind w:left="4320" w:hanging="360"/>
       </w:pPr>
       <w:rPr>
-        <w:rFonts w:hint="default" w:ascii="Wingdings" w:hAnsi="Wingdings"/>
+        <w:rFonts w:ascii="Wingdings" w:hAnsi="Wingdings" w:hint="default"/>
       </w:rPr>
     </w:lvl>
     <w:lvl w:ilvl="6" w:tplc="04070001" w:tentative="1">
@@ -9442,7 +10827,7 @@
         <w:ind w:left="5040" w:hanging="360"/>
       </w:pPr>
       <w:rPr>
-        <w:rFonts w:hint="default" w:ascii="Symbol" w:hAnsi="Symbol"/>
+        <w:rFonts w:ascii="Symbol" w:hAnsi="Symbol" w:hint="default"/>
       </w:rPr>
     </w:lvl>
     <w:lvl w:ilvl="7" w:tplc="04070003" w:tentative="1">
@@ -9454,7 +10839,7 @@
         <w:ind w:left="5760" w:hanging="360"/>
       </w:pPr>
       <w:rPr>
-        <w:rFonts w:hint="default" w:ascii="Courier New" w:hAnsi="Courier New" w:cs="Courier New"/>
+        <w:rFonts w:ascii="Courier New" w:hAnsi="Courier New" w:cs="Courier New" w:hint="default"/>
       </w:rPr>
     </w:lvl>
     <w:lvl w:ilvl="8" w:tplc="04070005" w:tentative="1">
@@ -9466,7 +10851,7 @@
         <w:ind w:left="6480" w:hanging="360"/>
       </w:pPr>
       <w:rPr>
-        <w:rFonts w:hint="default" w:ascii="Wingdings" w:hAnsi="Wingdings"/>
+        <w:rFonts w:ascii="Wingdings" w:hAnsi="Wingdings" w:hint="default"/>
       </w:rPr>
     </w:lvl>
   </w:abstractNum>
@@ -9572,7 +10957,7 @@
         <w:ind w:left="284" w:hanging="284"/>
       </w:pPr>
       <w:rPr>
-        <w:rFonts w:hint="default" w:ascii="Wingdings" w:hAnsi="Wingdings"/>
+        <w:rFonts w:ascii="Wingdings" w:hAnsi="Wingdings" w:hint="default"/>
         <w:sz w:val="22"/>
       </w:rPr>
     </w:lvl>
@@ -9588,7 +10973,7 @@
         <w:ind w:left="1440" w:hanging="360"/>
       </w:pPr>
       <w:rPr>
-        <w:rFonts w:hint="default" w:ascii="Courier New" w:hAnsi="Courier New"/>
+        <w:rFonts w:ascii="Courier New" w:hAnsi="Courier New" w:hint="default"/>
       </w:rPr>
     </w:lvl>
     <w:lvl w:ilvl="2">
@@ -9603,7 +10988,7 @@
         <w:ind w:left="2160" w:hanging="360"/>
       </w:pPr>
       <w:rPr>
-        <w:rFonts w:hint="default" w:ascii="Wingdings" w:hAnsi="Wingdings"/>
+        <w:rFonts w:ascii="Wingdings" w:hAnsi="Wingdings" w:hint="default"/>
       </w:rPr>
     </w:lvl>
     <w:lvl w:ilvl="3">
@@ -9618,7 +11003,7 @@
         <w:ind w:left="2880" w:hanging="360"/>
       </w:pPr>
       <w:rPr>
-        <w:rFonts w:hint="default" w:ascii="Symbol" w:hAnsi="Symbol"/>
+        <w:rFonts w:ascii="Symbol" w:hAnsi="Symbol" w:hint="default"/>
       </w:rPr>
     </w:lvl>
     <w:lvl w:ilvl="4">
@@ -9633,7 +11018,7 @@
         <w:ind w:left="3600" w:hanging="360"/>
       </w:pPr>
       <w:rPr>
-        <w:rFonts w:hint="default" w:ascii="Courier New" w:hAnsi="Courier New"/>
+        <w:rFonts w:ascii="Courier New" w:hAnsi="Courier New" w:hint="default"/>
       </w:rPr>
     </w:lvl>
     <w:lvl w:ilvl="5">
@@ -9648,7 +11033,7 @@
         <w:ind w:left="4320" w:hanging="360"/>
       </w:pPr>
       <w:rPr>
-        <w:rFonts w:hint="default" w:ascii="Wingdings" w:hAnsi="Wingdings"/>
+        <w:rFonts w:ascii="Wingdings" w:hAnsi="Wingdings" w:hint="default"/>
       </w:rPr>
     </w:lvl>
     <w:lvl w:ilvl="6">
@@ -9663,7 +11048,7 @@
         <w:ind w:left="5040" w:hanging="360"/>
       </w:pPr>
       <w:rPr>
-        <w:rFonts w:hint="default" w:ascii="Symbol" w:hAnsi="Symbol"/>
+        <w:rFonts w:ascii="Symbol" w:hAnsi="Symbol" w:hint="default"/>
       </w:rPr>
     </w:lvl>
     <w:lvl w:ilvl="7">
@@ -9678,7 +11063,7 @@
         <w:ind w:left="5760" w:hanging="360"/>
       </w:pPr>
       <w:rPr>
-        <w:rFonts w:hint="default" w:ascii="Courier New" w:hAnsi="Courier New"/>
+        <w:rFonts w:ascii="Courier New" w:hAnsi="Courier New" w:hint="default"/>
       </w:rPr>
     </w:lvl>
     <w:lvl w:ilvl="8">
@@ -9693,7 +11078,7 @@
         <w:ind w:left="6480" w:hanging="360"/>
       </w:pPr>
       <w:rPr>
-        <w:rFonts w:hint="default" w:ascii="Wingdings" w:hAnsi="Wingdings"/>
+        <w:rFonts w:ascii="Wingdings" w:hAnsi="Wingdings" w:hint="default"/>
       </w:rPr>
     </w:lvl>
   </w:abstractNum>
@@ -9810,7 +11195,7 @@
         <w:ind w:left="576" w:hanging="576"/>
       </w:pPr>
       <w:rPr>
-        <w:rFonts w:hint="default" w:ascii="Arial" w:hAnsi="Arial"/>
+        <w:rFonts w:ascii="Arial" w:hAnsi="Arial" w:hint="default"/>
         <w:sz w:val="32"/>
       </w:rPr>
     </w:lvl>
@@ -10111,7 +11496,7 @@
         <w:ind w:left="1440" w:hanging="360"/>
       </w:pPr>
       <w:rPr>
-        <w:rFonts w:hint="default" w:ascii="Courier New" w:hAnsi="Courier New" w:cs="Wingdings"/>
+        <w:rFonts w:ascii="Courier New" w:hAnsi="Courier New" w:cs="Wingdings" w:hint="default"/>
         <w:sz w:val="20"/>
       </w:rPr>
     </w:lvl>
@@ -10127,7 +11512,7 @@
         <w:ind w:left="2160" w:hanging="360"/>
       </w:pPr>
       <w:rPr>
-        <w:rFonts w:hint="default" w:ascii="Wingdings" w:hAnsi="Wingdings"/>
+        <w:rFonts w:ascii="Wingdings" w:hAnsi="Wingdings" w:hint="default"/>
         <w:sz w:val="20"/>
       </w:rPr>
     </w:lvl>
@@ -10143,7 +11528,7 @@
         <w:ind w:left="2880" w:hanging="360"/>
       </w:pPr>
       <w:rPr>
-        <w:rFonts w:hint="default" w:ascii="Symbol" w:hAnsi="Symbol"/>
+        <w:rFonts w:ascii="Symbol" w:hAnsi="Symbol" w:hint="default"/>
         <w:sz w:val="20"/>
       </w:rPr>
     </w:lvl>
@@ -10159,7 +11544,7 @@
         <w:ind w:left="3600" w:hanging="360"/>
       </w:pPr>
       <w:rPr>
-        <w:rFonts w:hint="default" w:ascii="Courier New" w:hAnsi="Courier New" w:cs="Wingdings"/>
+        <w:rFonts w:ascii="Courier New" w:hAnsi="Courier New" w:cs="Wingdings" w:hint="default"/>
         <w:sz w:val="20"/>
       </w:rPr>
     </w:lvl>
@@ -10175,7 +11560,7 @@
         <w:ind w:left="4320" w:hanging="360"/>
       </w:pPr>
       <w:rPr>
-        <w:rFonts w:hint="default" w:ascii="Wingdings" w:hAnsi="Wingdings"/>
+        <w:rFonts w:ascii="Wingdings" w:hAnsi="Wingdings" w:hint="default"/>
         <w:sz w:val="20"/>
       </w:rPr>
     </w:lvl>
@@ -10191,7 +11576,7 @@
         <w:ind w:left="5040" w:hanging="360"/>
       </w:pPr>
       <w:rPr>
-        <w:rFonts w:hint="default" w:ascii="Symbol" w:hAnsi="Symbol"/>
+        <w:rFonts w:ascii="Symbol" w:hAnsi="Symbol" w:hint="default"/>
         <w:sz w:val="20"/>
       </w:rPr>
     </w:lvl>
@@ -10207,7 +11592,7 @@
         <w:ind w:left="5760" w:hanging="360"/>
       </w:pPr>
       <w:rPr>
-        <w:rFonts w:hint="default" w:ascii="Courier New" w:hAnsi="Courier New" w:cs="Wingdings"/>
+        <w:rFonts w:ascii="Courier New" w:hAnsi="Courier New" w:cs="Wingdings" w:hint="default"/>
         <w:sz w:val="20"/>
       </w:rPr>
     </w:lvl>
@@ -10223,7 +11608,7 @@
         <w:ind w:left="6480" w:hanging="360"/>
       </w:pPr>
       <w:rPr>
-        <w:rFonts w:hint="default" w:ascii="Wingdings" w:hAnsi="Wingdings"/>
+        <w:rFonts w:ascii="Wingdings" w:hAnsi="Wingdings" w:hint="default"/>
         <w:sz w:val="20"/>
       </w:rPr>
     </w:lvl>
@@ -10244,7 +11629,7 @@
         <w:ind w:left="397" w:hanging="397"/>
       </w:pPr>
       <w:rPr>
-        <w:rFonts w:hint="default" w:ascii="Palatino Linotype" w:hAnsi="Palatino Linotype"/>
+        <w:rFonts w:ascii="Palatino Linotype" w:hAnsi="Palatino Linotype" w:hint="default"/>
         <w:b/>
         <w:bCs/>
         <w:sz w:val="22"/>
@@ -10405,7 +11790,7 @@
         <w:ind w:left="1440" w:hanging="360"/>
       </w:pPr>
       <w:rPr>
-        <w:rFonts w:hint="default" w:ascii="Courier New" w:hAnsi="Courier New" w:cs="Courier New"/>
+        <w:rFonts w:ascii="Courier New" w:hAnsi="Courier New" w:cs="Courier New" w:hint="default"/>
         <w:sz w:val="20"/>
       </w:rPr>
     </w:lvl>
@@ -10421,7 +11806,7 @@
         <w:ind w:left="2160" w:hanging="360"/>
       </w:pPr>
       <w:rPr>
-        <w:rFonts w:hint="default" w:ascii="Wingdings" w:hAnsi="Wingdings"/>
+        <w:rFonts w:ascii="Wingdings" w:hAnsi="Wingdings" w:hint="default"/>
         <w:sz w:val="20"/>
       </w:rPr>
     </w:lvl>
@@ -10437,7 +11822,7 @@
         <w:ind w:left="2880" w:hanging="360"/>
       </w:pPr>
       <w:rPr>
-        <w:rFonts w:hint="default" w:ascii="Symbol" w:hAnsi="Symbol"/>
+        <w:rFonts w:ascii="Symbol" w:hAnsi="Symbol" w:hint="default"/>
         <w:sz w:val="20"/>
       </w:rPr>
     </w:lvl>
@@ -10453,7 +11838,7 @@
         <w:ind w:left="3600" w:hanging="360"/>
       </w:pPr>
       <w:rPr>
-        <w:rFonts w:hint="default" w:ascii="Courier New" w:hAnsi="Courier New" w:cs="Courier New"/>
+        <w:rFonts w:ascii="Courier New" w:hAnsi="Courier New" w:cs="Courier New" w:hint="default"/>
         <w:sz w:val="20"/>
       </w:rPr>
     </w:lvl>
@@ -10469,7 +11854,7 @@
         <w:ind w:left="4320" w:hanging="360"/>
       </w:pPr>
       <w:rPr>
-        <w:rFonts w:hint="default" w:ascii="Wingdings" w:hAnsi="Wingdings"/>
+        <w:rFonts w:ascii="Wingdings" w:hAnsi="Wingdings" w:hint="default"/>
         <w:sz w:val="20"/>
       </w:rPr>
     </w:lvl>
@@ -10485,7 +11870,7 @@
         <w:ind w:left="5040" w:hanging="360"/>
       </w:pPr>
       <w:rPr>
-        <w:rFonts w:hint="default" w:ascii="Symbol" w:hAnsi="Symbol"/>
+        <w:rFonts w:ascii="Symbol" w:hAnsi="Symbol" w:hint="default"/>
         <w:sz w:val="20"/>
       </w:rPr>
     </w:lvl>
@@ -10501,7 +11886,7 @@
         <w:ind w:left="5760" w:hanging="360"/>
       </w:pPr>
       <w:rPr>
-        <w:rFonts w:hint="default" w:ascii="Courier New" w:hAnsi="Courier New" w:cs="Courier New"/>
+        <w:rFonts w:ascii="Courier New" w:hAnsi="Courier New" w:cs="Courier New" w:hint="default"/>
         <w:sz w:val="20"/>
       </w:rPr>
     </w:lvl>
@@ -10517,7 +11902,7 @@
         <w:ind w:left="6480" w:hanging="360"/>
       </w:pPr>
       <w:rPr>
-        <w:rFonts w:hint="default" w:ascii="Wingdings" w:hAnsi="Wingdings"/>
+        <w:rFonts w:ascii="Wingdings" w:hAnsi="Wingdings" w:hint="default"/>
         <w:sz w:val="20"/>
       </w:rPr>
     </w:lvl>
@@ -10625,7 +12010,7 @@
         <w:ind w:left="720" w:hanging="360"/>
       </w:pPr>
       <w:rPr>
-        <w:rFonts w:hint="default" w:ascii="Symbol" w:hAnsi="Symbol"/>
+        <w:rFonts w:ascii="Symbol" w:hAnsi="Symbol" w:hint="default"/>
       </w:rPr>
     </w:lvl>
     <w:lvl w:ilvl="1" w:tplc="04070003" w:tentative="1">
@@ -10637,7 +12022,7 @@
         <w:ind w:left="1440" w:hanging="360"/>
       </w:pPr>
       <w:rPr>
-        <w:rFonts w:hint="default" w:ascii="Courier New" w:hAnsi="Courier New" w:cs="Courier New"/>
+        <w:rFonts w:ascii="Courier New" w:hAnsi="Courier New" w:cs="Courier New" w:hint="default"/>
       </w:rPr>
     </w:lvl>
     <w:lvl w:ilvl="2" w:tplc="04070005" w:tentative="1">
@@ -10649,7 +12034,7 @@
         <w:ind w:left="2160" w:hanging="360"/>
       </w:pPr>
       <w:rPr>
-        <w:rFonts w:hint="default" w:ascii="Wingdings" w:hAnsi="Wingdings"/>
+        <w:rFonts w:ascii="Wingdings" w:hAnsi="Wingdings" w:hint="default"/>
       </w:rPr>
     </w:lvl>
     <w:lvl w:ilvl="3" w:tplc="04070001" w:tentative="1">
@@ -10661,7 +12046,7 @@
         <w:ind w:left="2880" w:hanging="360"/>
       </w:pPr>
       <w:rPr>
-        <w:rFonts w:hint="default" w:ascii="Symbol" w:hAnsi="Symbol"/>
+        <w:rFonts w:ascii="Symbol" w:hAnsi="Symbol" w:hint="default"/>
       </w:rPr>
     </w:lvl>
     <w:lvl w:ilvl="4" w:tplc="04070003" w:tentative="1">
@@ -10673,7 +12058,7 @@
         <w:ind w:left="3600" w:hanging="360"/>
       </w:pPr>
       <w:rPr>
-        <w:rFonts w:hint="default" w:ascii="Courier New" w:hAnsi="Courier New" w:cs="Courier New"/>
+        <w:rFonts w:ascii="Courier New" w:hAnsi="Courier New" w:cs="Courier New" w:hint="default"/>
       </w:rPr>
     </w:lvl>
     <w:lvl w:ilvl="5" w:tplc="04070005" w:tentative="1">
@@ -10685,7 +12070,7 @@
         <w:ind w:left="4320" w:hanging="360"/>
       </w:pPr>
       <w:rPr>
-        <w:rFonts w:hint="default" w:ascii="Wingdings" w:hAnsi="Wingdings"/>
+        <w:rFonts w:ascii="Wingdings" w:hAnsi="Wingdings" w:hint="default"/>
       </w:rPr>
     </w:lvl>
     <w:lvl w:ilvl="6" w:tplc="04070001" w:tentative="1">
@@ -10697,7 +12082,7 @@
         <w:ind w:left="5040" w:hanging="360"/>
       </w:pPr>
       <w:rPr>
-        <w:rFonts w:hint="default" w:ascii="Symbol" w:hAnsi="Symbol"/>
+        <w:rFonts w:ascii="Symbol" w:hAnsi="Symbol" w:hint="default"/>
       </w:rPr>
     </w:lvl>
     <w:lvl w:ilvl="7" w:tplc="04070003" w:tentative="1">
@@ -10709,7 +12094,7 @@
         <w:ind w:left="5760" w:hanging="360"/>
       </w:pPr>
       <w:rPr>
-        <w:rFonts w:hint="default" w:ascii="Courier New" w:hAnsi="Courier New" w:cs="Courier New"/>
+        <w:rFonts w:ascii="Courier New" w:hAnsi="Courier New" w:cs="Courier New" w:hint="default"/>
       </w:rPr>
     </w:lvl>
     <w:lvl w:ilvl="8" w:tplc="04070005" w:tentative="1">
@@ -10721,7 +12106,7 @@
         <w:ind w:left="6480" w:hanging="360"/>
       </w:pPr>
       <w:rPr>
-        <w:rFonts w:hint="default" w:ascii="Wingdings" w:hAnsi="Wingdings"/>
+        <w:rFonts w:ascii="Wingdings" w:hAnsi="Wingdings" w:hint="default"/>
       </w:rPr>
     </w:lvl>
   </w:abstractNum>
@@ -11105,7 +12490,7 @@
         <w:ind w:left="720" w:hanging="360"/>
       </w:pPr>
       <w:rPr>
-        <w:rFonts w:hint="default" w:ascii="Symbol" w:hAnsi="Symbol"/>
+        <w:rFonts w:ascii="Symbol" w:hAnsi="Symbol" w:hint="default"/>
       </w:rPr>
     </w:lvl>
     <w:lvl w:ilvl="1" w:tplc="04070003" w:tentative="1">
@@ -11117,7 +12502,7 @@
         <w:ind w:left="1440" w:hanging="360"/>
       </w:pPr>
       <w:rPr>
-        <w:rFonts w:hint="default" w:ascii="Courier New" w:hAnsi="Courier New" w:cs="Courier New"/>
+        <w:rFonts w:ascii="Courier New" w:hAnsi="Courier New" w:cs="Courier New" w:hint="default"/>
       </w:rPr>
     </w:lvl>
     <w:lvl w:ilvl="2" w:tplc="04070005" w:tentative="1">
@@ -11129,7 +12514,7 @@
         <w:ind w:left="2160" w:hanging="360"/>
       </w:pPr>
       <w:rPr>
-        <w:rFonts w:hint="default" w:ascii="Wingdings" w:hAnsi="Wingdings"/>
+        <w:rFonts w:ascii="Wingdings" w:hAnsi="Wingdings" w:hint="default"/>
       </w:rPr>
     </w:lvl>
     <w:lvl w:ilvl="3" w:tplc="04070001" w:tentative="1">
@@ -11141,7 +12526,7 @@
         <w:ind w:left="2880" w:hanging="360"/>
       </w:pPr>
       <w:rPr>
-        <w:rFonts w:hint="default" w:ascii="Symbol" w:hAnsi="Symbol"/>
+        <w:rFonts w:ascii="Symbol" w:hAnsi="Symbol" w:hint="default"/>
       </w:rPr>
     </w:lvl>
     <w:lvl w:ilvl="4" w:tplc="04070003" w:tentative="1">
@@ -11153,7 +12538,7 @@
         <w:ind w:left="3600" w:hanging="360"/>
       </w:pPr>
       <w:rPr>
-        <w:rFonts w:hint="default" w:ascii="Courier New" w:hAnsi="Courier New" w:cs="Courier New"/>
+        <w:rFonts w:ascii="Courier New" w:hAnsi="Courier New" w:cs="Courier New" w:hint="default"/>
       </w:rPr>
     </w:lvl>
     <w:lvl w:ilvl="5" w:tplc="04070005" w:tentative="1">
@@ -11165,7 +12550,7 @@
         <w:ind w:left="4320" w:hanging="360"/>
       </w:pPr>
       <w:rPr>
-        <w:rFonts w:hint="default" w:ascii="Wingdings" w:hAnsi="Wingdings"/>
+        <w:rFonts w:ascii="Wingdings" w:hAnsi="Wingdings" w:hint="default"/>
       </w:rPr>
     </w:lvl>
     <w:lvl w:ilvl="6" w:tplc="04070001" w:tentative="1">
@@ -11177,7 +12562,7 @@
         <w:ind w:left="5040" w:hanging="360"/>
       </w:pPr>
       <w:rPr>
-        <w:rFonts w:hint="default" w:ascii="Symbol" w:hAnsi="Symbol"/>
+        <w:rFonts w:ascii="Symbol" w:hAnsi="Symbol" w:hint="default"/>
       </w:rPr>
     </w:lvl>
     <w:lvl w:ilvl="7" w:tplc="04070003" w:tentative="1">
@@ -11189,7 +12574,7 @@
         <w:ind w:left="5760" w:hanging="360"/>
       </w:pPr>
       <w:rPr>
-        <w:rFonts w:hint="default" w:ascii="Courier New" w:hAnsi="Courier New" w:cs="Courier New"/>
+        <w:rFonts w:ascii="Courier New" w:hAnsi="Courier New" w:cs="Courier New" w:hint="default"/>
       </w:rPr>
     </w:lvl>
     <w:lvl w:ilvl="8" w:tplc="04070005" w:tentative="1">
@@ -11201,7 +12586,7 @@
         <w:ind w:left="6480" w:hanging="360"/>
       </w:pPr>
       <w:rPr>
-        <w:rFonts w:hint="default" w:ascii="Wingdings" w:hAnsi="Wingdings"/>
+        <w:rFonts w:ascii="Wingdings" w:hAnsi="Wingdings" w:hint="default"/>
       </w:rPr>
     </w:lvl>
   </w:abstractNum>
@@ -11221,7 +12606,7 @@
         <w:ind w:left="284" w:hanging="284"/>
       </w:pPr>
       <w:rPr>
-        <w:rFonts w:hint="default" w:ascii="Wingdings" w:hAnsi="Wingdings"/>
+        <w:rFonts w:ascii="Wingdings" w:hAnsi="Wingdings" w:hint="default"/>
         <w:sz w:val="22"/>
       </w:rPr>
     </w:lvl>
@@ -11237,7 +12622,7 @@
         <w:ind w:left="1440" w:hanging="360"/>
       </w:pPr>
       <w:rPr>
-        <w:rFonts w:hint="default" w:ascii="Courier New" w:hAnsi="Courier New"/>
+        <w:rFonts w:ascii="Courier New" w:hAnsi="Courier New" w:hint="default"/>
       </w:rPr>
     </w:lvl>
     <w:lvl w:ilvl="2">
@@ -11252,7 +12637,7 @@
         <w:ind w:left="2160" w:hanging="360"/>
       </w:pPr>
       <w:rPr>
-        <w:rFonts w:hint="default" w:ascii="Wingdings" w:hAnsi="Wingdings"/>
+        <w:rFonts w:ascii="Wingdings" w:hAnsi="Wingdings" w:hint="default"/>
       </w:rPr>
     </w:lvl>
     <w:lvl w:ilvl="3">
@@ -11267,7 +12652,7 @@
         <w:ind w:left="2880" w:hanging="360"/>
       </w:pPr>
       <w:rPr>
-        <w:rFonts w:hint="default" w:ascii="Symbol" w:hAnsi="Symbol"/>
+        <w:rFonts w:ascii="Symbol" w:hAnsi="Symbol" w:hint="default"/>
       </w:rPr>
     </w:lvl>
     <w:lvl w:ilvl="4">
@@ -11282,7 +12667,7 @@
         <w:ind w:left="3600" w:hanging="360"/>
       </w:pPr>
       <w:rPr>
-        <w:rFonts w:hint="default" w:ascii="Courier New" w:hAnsi="Courier New"/>
+        <w:rFonts w:ascii="Courier New" w:hAnsi="Courier New" w:hint="default"/>
       </w:rPr>
     </w:lvl>
     <w:lvl w:ilvl="5">
@@ -11297,7 +12682,7 @@
         <w:ind w:left="4320" w:hanging="360"/>
       </w:pPr>
       <w:rPr>
-        <w:rFonts w:hint="default" w:ascii="Wingdings" w:hAnsi="Wingdings"/>
+        <w:rFonts w:ascii="Wingdings" w:hAnsi="Wingdings" w:hint="default"/>
       </w:rPr>
     </w:lvl>
     <w:lvl w:ilvl="6">
@@ -11312,7 +12697,7 @@
         <w:ind w:left="5040" w:hanging="360"/>
       </w:pPr>
       <w:rPr>
-        <w:rFonts w:hint="default" w:ascii="Symbol" w:hAnsi="Symbol"/>
+        <w:rFonts w:ascii="Symbol" w:hAnsi="Symbol" w:hint="default"/>
       </w:rPr>
     </w:lvl>
     <w:lvl w:ilvl="7">
@@ -11327,7 +12712,7 @@
         <w:ind w:left="5760" w:hanging="360"/>
       </w:pPr>
       <w:rPr>
-        <w:rFonts w:hint="default" w:ascii="Courier New" w:hAnsi="Courier New"/>
+        <w:rFonts w:ascii="Courier New" w:hAnsi="Courier New" w:hint="default"/>
       </w:rPr>
     </w:lvl>
     <w:lvl w:ilvl="8">
@@ -11342,7 +12727,7 @@
         <w:ind w:left="6480" w:hanging="360"/>
       </w:pPr>
       <w:rPr>
-        <w:rFonts w:hint="default" w:ascii="Wingdings" w:hAnsi="Wingdings"/>
+        <w:rFonts w:ascii="Wingdings" w:hAnsi="Wingdings" w:hint="default"/>
       </w:rPr>
     </w:lvl>
   </w:abstractNum>
@@ -11359,7 +12744,7 @@
         <w:ind w:left="1080" w:hanging="360"/>
       </w:pPr>
       <w:rPr>
-        <w:rFonts w:hint="default" w:ascii="Wingdings" w:hAnsi="Wingdings"/>
+        <w:rFonts w:ascii="Wingdings" w:hAnsi="Wingdings" w:hint="default"/>
       </w:rPr>
     </w:lvl>
     <w:lvl w:ilvl="1" w:tplc="910274E8">
@@ -11371,7 +12756,7 @@
         <w:ind w:left="1440" w:hanging="360"/>
       </w:pPr>
       <w:rPr>
-        <w:rFonts w:hint="default" w:ascii="Courier New" w:hAnsi="Courier New"/>
+        <w:rFonts w:ascii="Courier New" w:hAnsi="Courier New" w:hint="default"/>
       </w:rPr>
     </w:lvl>
     <w:lvl w:ilvl="2" w:tplc="6A8E6AFC" w:tentative="1">
@@ -11383,7 +12768,7 @@
         <w:ind w:left="2160" w:hanging="360"/>
       </w:pPr>
       <w:rPr>
-        <w:rFonts w:hint="default" w:ascii="Wingdings" w:hAnsi="Wingdings"/>
+        <w:rFonts w:ascii="Wingdings" w:hAnsi="Wingdings" w:hint="default"/>
       </w:rPr>
     </w:lvl>
     <w:lvl w:ilvl="3" w:tplc="D18C865A" w:tentative="1">
@@ -11395,7 +12780,7 @@
         <w:ind w:left="2880" w:hanging="360"/>
       </w:pPr>
       <w:rPr>
-        <w:rFonts w:hint="default" w:ascii="Symbol" w:hAnsi="Symbol"/>
+        <w:rFonts w:ascii="Symbol" w:hAnsi="Symbol" w:hint="default"/>
       </w:rPr>
     </w:lvl>
     <w:lvl w:ilvl="4" w:tplc="B2F4D1CC" w:tentative="1">
@@ -11407,7 +12792,7 @@
         <w:ind w:left="3600" w:hanging="360"/>
       </w:pPr>
       <w:rPr>
-        <w:rFonts w:hint="default" w:ascii="Courier New" w:hAnsi="Courier New"/>
+        <w:rFonts w:ascii="Courier New" w:hAnsi="Courier New" w:hint="default"/>
       </w:rPr>
     </w:lvl>
     <w:lvl w:ilvl="5" w:tplc="3A8688D2" w:tentative="1">
@@ -11419,7 +12804,7 @@
         <w:ind w:left="4320" w:hanging="360"/>
       </w:pPr>
       <w:rPr>
-        <w:rFonts w:hint="default" w:ascii="Wingdings" w:hAnsi="Wingdings"/>
+        <w:rFonts w:ascii="Wingdings" w:hAnsi="Wingdings" w:hint="default"/>
       </w:rPr>
     </w:lvl>
     <w:lvl w:ilvl="6" w:tplc="589A63A2" w:tentative="1">
@@ -11431,7 +12816,7 @@
         <w:ind w:left="5040" w:hanging="360"/>
       </w:pPr>
       <w:rPr>
-        <w:rFonts w:hint="default" w:ascii="Symbol" w:hAnsi="Symbol"/>
+        <w:rFonts w:ascii="Symbol" w:hAnsi="Symbol" w:hint="default"/>
       </w:rPr>
     </w:lvl>
     <w:lvl w:ilvl="7" w:tplc="9452A9FA" w:tentative="1">
@@ -11443,7 +12828,7 @@
         <w:ind w:left="5760" w:hanging="360"/>
       </w:pPr>
       <w:rPr>
-        <w:rFonts w:hint="default" w:ascii="Courier New" w:hAnsi="Courier New"/>
+        <w:rFonts w:ascii="Courier New" w:hAnsi="Courier New" w:hint="default"/>
       </w:rPr>
     </w:lvl>
     <w:lvl w:ilvl="8" w:tplc="8FF08F50" w:tentative="1">
@@ -11455,7 +12840,7 @@
         <w:ind w:left="6480" w:hanging="360"/>
       </w:pPr>
       <w:rPr>
-        <w:rFonts w:hint="default" w:ascii="Wingdings" w:hAnsi="Wingdings"/>
+        <w:rFonts w:ascii="Wingdings" w:hAnsi="Wingdings" w:hint="default"/>
       </w:rPr>
     </w:lvl>
   </w:abstractNum>
@@ -11472,7 +12857,7 @@
         <w:ind w:left="720" w:hanging="360"/>
       </w:pPr>
       <w:rPr>
-        <w:rFonts w:hint="default" w:ascii="Symbol" w:hAnsi="Symbol"/>
+        <w:rFonts w:ascii="Symbol" w:hAnsi="Symbol" w:hint="default"/>
       </w:rPr>
     </w:lvl>
     <w:lvl w:ilvl="1" w:tplc="04070003">
@@ -11484,7 +12869,7 @@
         <w:ind w:left="1440" w:hanging="360"/>
       </w:pPr>
       <w:rPr>
-        <w:rFonts w:hint="default" w:ascii="Courier New" w:hAnsi="Courier New" w:cs="Courier New"/>
+        <w:rFonts w:ascii="Courier New" w:hAnsi="Courier New" w:cs="Courier New" w:hint="default"/>
       </w:rPr>
     </w:lvl>
     <w:lvl w:ilvl="2" w:tplc="04070005" w:tentative="1">
@@ -11496,7 +12881,7 @@
         <w:ind w:left="2160" w:hanging="360"/>
       </w:pPr>
       <w:rPr>
-        <w:rFonts w:hint="default" w:ascii="Wingdings" w:hAnsi="Wingdings"/>
+        <w:rFonts w:ascii="Wingdings" w:hAnsi="Wingdings" w:hint="default"/>
       </w:rPr>
     </w:lvl>
     <w:lvl w:ilvl="3" w:tplc="04070001" w:tentative="1">
@@ -11508,7 +12893,7 @@
         <w:ind w:left="2880" w:hanging="360"/>
       </w:pPr>
       <w:rPr>
-        <w:rFonts w:hint="default" w:ascii="Symbol" w:hAnsi="Symbol"/>
+        <w:rFonts w:ascii="Symbol" w:hAnsi="Symbol" w:hint="default"/>
       </w:rPr>
     </w:lvl>
     <w:lvl w:ilvl="4" w:tplc="04070003" w:tentative="1">
@@ -11520,7 +12905,7 @@
         <w:ind w:left="3600" w:hanging="360"/>
       </w:pPr>
       <w:rPr>
-        <w:rFonts w:hint="default" w:ascii="Courier New" w:hAnsi="Courier New" w:cs="Courier New"/>
+        <w:rFonts w:ascii="Courier New" w:hAnsi="Courier New" w:cs="Courier New" w:hint="default"/>
       </w:rPr>
     </w:lvl>
     <w:lvl w:ilvl="5" w:tplc="04070005" w:tentative="1">
@@ -11532,7 +12917,7 @@
         <w:ind w:left="4320" w:hanging="360"/>
       </w:pPr>
       <w:rPr>
-        <w:rFonts w:hint="default" w:ascii="Wingdings" w:hAnsi="Wingdings"/>
+        <w:rFonts w:ascii="Wingdings" w:hAnsi="Wingdings" w:hint="default"/>
       </w:rPr>
     </w:lvl>
     <w:lvl w:ilvl="6" w:tplc="04070001" w:tentative="1">
@@ -11544,7 +12929,7 @@
         <w:ind w:left="5040" w:hanging="360"/>
       </w:pPr>
       <w:rPr>
-        <w:rFonts w:hint="default" w:ascii="Symbol" w:hAnsi="Symbol"/>
+        <w:rFonts w:ascii="Symbol" w:hAnsi="Symbol" w:hint="default"/>
       </w:rPr>
     </w:lvl>
     <w:lvl w:ilvl="7" w:tplc="04070003" w:tentative="1">
@@ -11556,7 +12941,7 @@
         <w:ind w:left="5760" w:hanging="360"/>
       </w:pPr>
       <w:rPr>
-        <w:rFonts w:hint="default" w:ascii="Courier New" w:hAnsi="Courier New" w:cs="Courier New"/>
+        <w:rFonts w:ascii="Courier New" w:hAnsi="Courier New" w:cs="Courier New" w:hint="default"/>
       </w:rPr>
     </w:lvl>
     <w:lvl w:ilvl="8" w:tplc="04070005" w:tentative="1">
@@ -11568,7 +12953,7 @@
         <w:ind w:left="6480" w:hanging="360"/>
       </w:pPr>
       <w:rPr>
-        <w:rFonts w:hint="default" w:ascii="Wingdings" w:hAnsi="Wingdings"/>
+        <w:rFonts w:ascii="Wingdings" w:hAnsi="Wingdings" w:hint="default"/>
       </w:rPr>
     </w:lvl>
   </w:abstractNum>
@@ -11588,7 +12973,7 @@
         <w:ind w:left="284" w:hanging="284"/>
       </w:pPr>
       <w:rPr>
-        <w:rFonts w:hint="default" w:ascii="Wingdings" w:hAnsi="Wingdings"/>
+        <w:rFonts w:ascii="Wingdings" w:hAnsi="Wingdings" w:hint="default"/>
         <w:sz w:val="22"/>
       </w:rPr>
     </w:lvl>
@@ -11604,7 +12989,7 @@
         <w:ind w:left="1440" w:hanging="360"/>
       </w:pPr>
       <w:rPr>
-        <w:rFonts w:hint="default" w:ascii="Courier New" w:hAnsi="Courier New" w:cs="Wingdings"/>
+        <w:rFonts w:ascii="Courier New" w:hAnsi="Courier New" w:cs="Wingdings" w:hint="default"/>
       </w:rPr>
     </w:lvl>
     <w:lvl w:ilvl="2">
@@ -11619,7 +13004,7 @@
         <w:ind w:left="2160" w:hanging="360"/>
       </w:pPr>
       <w:rPr>
-        <w:rFonts w:hint="default" w:ascii="Wingdings" w:hAnsi="Wingdings"/>
+        <w:rFonts w:ascii="Wingdings" w:hAnsi="Wingdings" w:hint="default"/>
       </w:rPr>
     </w:lvl>
     <w:lvl w:ilvl="3">
@@ -11634,7 +13019,7 @@
         <w:ind w:left="2880" w:hanging="360"/>
       </w:pPr>
       <w:rPr>
-        <w:rFonts w:hint="default" w:ascii="Symbol" w:hAnsi="Symbol"/>
+        <w:rFonts w:ascii="Symbol" w:hAnsi="Symbol" w:hint="default"/>
       </w:rPr>
     </w:lvl>
     <w:lvl w:ilvl="4">
@@ -11649,7 +13034,7 @@
         <w:ind w:left="3600" w:hanging="360"/>
       </w:pPr>
       <w:rPr>
-        <w:rFonts w:hint="default" w:ascii="Courier New" w:hAnsi="Courier New" w:cs="Wingdings"/>
+        <w:rFonts w:ascii="Courier New" w:hAnsi="Courier New" w:cs="Wingdings" w:hint="default"/>
       </w:rPr>
     </w:lvl>
     <w:lvl w:ilvl="5">
@@ -11664,7 +13049,7 @@
         <w:ind w:left="4320" w:hanging="360"/>
       </w:pPr>
       <w:rPr>
-        <w:rFonts w:hint="default" w:ascii="Wingdings" w:hAnsi="Wingdings"/>
+        <w:rFonts w:ascii="Wingdings" w:hAnsi="Wingdings" w:hint="default"/>
       </w:rPr>
     </w:lvl>
     <w:lvl w:ilvl="6">
@@ -11679,7 +13064,7 @@
         <w:ind w:left="5040" w:hanging="360"/>
       </w:pPr>
       <w:rPr>
-        <w:rFonts w:hint="default" w:ascii="Symbol" w:hAnsi="Symbol"/>
+        <w:rFonts w:ascii="Symbol" w:hAnsi="Symbol" w:hint="default"/>
       </w:rPr>
     </w:lvl>
     <w:lvl w:ilvl="7">
@@ -11694,7 +13079,7 @@
         <w:ind w:left="5760" w:hanging="360"/>
       </w:pPr>
       <w:rPr>
-        <w:rFonts w:hint="default" w:ascii="Courier New" w:hAnsi="Courier New" w:cs="Wingdings"/>
+        <w:rFonts w:ascii="Courier New" w:hAnsi="Courier New" w:cs="Wingdings" w:hint="default"/>
       </w:rPr>
     </w:lvl>
     <w:lvl w:ilvl="8">
@@ -11709,7 +13094,7 @@
         <w:ind w:left="6480" w:hanging="360"/>
       </w:pPr>
       <w:rPr>
-        <w:rFonts w:hint="default" w:ascii="Wingdings" w:hAnsi="Wingdings"/>
+        <w:rFonts w:ascii="Wingdings" w:hAnsi="Wingdings" w:hint="default"/>
       </w:rPr>
     </w:lvl>
   </w:abstractNum>
@@ -11812,7 +13197,7 @@
         <w:ind w:left="720" w:hanging="360"/>
       </w:pPr>
       <w:rPr>
-        <w:rFonts w:hint="default" w:ascii="Symbol" w:hAnsi="Symbol"/>
+        <w:rFonts w:ascii="Symbol" w:hAnsi="Symbol" w:hint="default"/>
       </w:rPr>
     </w:lvl>
     <w:lvl w:ilvl="1" w:tplc="04070003" w:tentative="1">
@@ -11824,7 +13209,7 @@
         <w:ind w:left="1440" w:hanging="360"/>
       </w:pPr>
       <w:rPr>
-        <w:rFonts w:hint="default" w:ascii="Courier New" w:hAnsi="Courier New" w:cs="Courier New"/>
+        <w:rFonts w:ascii="Courier New" w:hAnsi="Courier New" w:cs="Courier New" w:hint="default"/>
       </w:rPr>
     </w:lvl>
     <w:lvl w:ilvl="2" w:tplc="04070005" w:tentative="1">
@@ -11836,7 +13221,7 @@
         <w:ind w:left="2160" w:hanging="360"/>
       </w:pPr>
       <w:rPr>
-        <w:rFonts w:hint="default" w:ascii="Wingdings" w:hAnsi="Wingdings"/>
+        <w:rFonts w:ascii="Wingdings" w:hAnsi="Wingdings" w:hint="default"/>
       </w:rPr>
     </w:lvl>
     <w:lvl w:ilvl="3" w:tplc="04070001" w:tentative="1">
@@ -11848,7 +13233,7 @@
         <w:ind w:left="2880" w:hanging="360"/>
       </w:pPr>
       <w:rPr>
-        <w:rFonts w:hint="default" w:ascii="Symbol" w:hAnsi="Symbol"/>
+        <w:rFonts w:ascii="Symbol" w:hAnsi="Symbol" w:hint="default"/>
       </w:rPr>
     </w:lvl>
     <w:lvl w:ilvl="4" w:tplc="04070003" w:tentative="1">
@@ -11860,7 +13245,7 @@
         <w:ind w:left="3600" w:hanging="360"/>
       </w:pPr>
       <w:rPr>
-        <w:rFonts w:hint="default" w:ascii="Courier New" w:hAnsi="Courier New" w:cs="Courier New"/>
+        <w:rFonts w:ascii="Courier New" w:hAnsi="Courier New" w:cs="Courier New" w:hint="default"/>
       </w:rPr>
     </w:lvl>
     <w:lvl w:ilvl="5" w:tplc="04070005" w:tentative="1">
@@ -11872,7 +13257,7 @@
         <w:ind w:left="4320" w:hanging="360"/>
       </w:pPr>
       <w:rPr>
-        <w:rFonts w:hint="default" w:ascii="Wingdings" w:hAnsi="Wingdings"/>
+        <w:rFonts w:ascii="Wingdings" w:hAnsi="Wingdings" w:hint="default"/>
       </w:rPr>
     </w:lvl>
     <w:lvl w:ilvl="6" w:tplc="04070001" w:tentative="1">
@@ -11884,7 +13269,7 @@
         <w:ind w:left="5040" w:hanging="360"/>
       </w:pPr>
       <w:rPr>
-        <w:rFonts w:hint="default" w:ascii="Symbol" w:hAnsi="Symbol"/>
+        <w:rFonts w:ascii="Symbol" w:hAnsi="Symbol" w:hint="default"/>
       </w:rPr>
     </w:lvl>
     <w:lvl w:ilvl="7" w:tplc="04070003" w:tentative="1">
@@ -11896,7 +13281,7 @@
         <w:ind w:left="5760" w:hanging="360"/>
       </w:pPr>
       <w:rPr>
-        <w:rFonts w:hint="default" w:ascii="Courier New" w:hAnsi="Courier New" w:cs="Courier New"/>
+        <w:rFonts w:ascii="Courier New" w:hAnsi="Courier New" w:cs="Courier New" w:hint="default"/>
       </w:rPr>
     </w:lvl>
     <w:lvl w:ilvl="8" w:tplc="04070005" w:tentative="1">
@@ -11908,7 +13293,7 @@
         <w:ind w:left="6480" w:hanging="360"/>
       </w:pPr>
       <w:rPr>
-        <w:rFonts w:hint="default" w:ascii="Wingdings" w:hAnsi="Wingdings"/>
+        <w:rFonts w:ascii="Wingdings" w:hAnsi="Wingdings" w:hint="default"/>
       </w:rPr>
     </w:lvl>
   </w:abstractNum>
@@ -12192,7 +13577,7 @@
           <w:ind w:left="1440" w:hanging="360"/>
         </w:pPr>
         <w:rPr>
-          <w:rFonts w:hint="default" w:ascii="Courier New" w:hAnsi="Courier New" w:cs="Wingdings"/>
+          <w:rFonts w:ascii="Courier New" w:hAnsi="Courier New" w:cs="Wingdings" w:hint="default"/>
           <w:sz w:val="20"/>
         </w:rPr>
       </w:lvl>
@@ -12210,7 +13595,7 @@
           <w:ind w:left="2160" w:hanging="360"/>
         </w:pPr>
         <w:rPr>
-          <w:rFonts w:hint="default" w:ascii="Wingdings" w:hAnsi="Wingdings"/>
+          <w:rFonts w:ascii="Wingdings" w:hAnsi="Wingdings" w:hint="default"/>
           <w:sz w:val="20"/>
         </w:rPr>
       </w:lvl>
@@ -12228,7 +13613,7 @@
           <w:ind w:left="2880" w:hanging="360"/>
         </w:pPr>
         <w:rPr>
-          <w:rFonts w:hint="default" w:ascii="Symbol" w:hAnsi="Symbol"/>
+          <w:rFonts w:ascii="Symbol" w:hAnsi="Symbol" w:hint="default"/>
           <w:sz w:val="20"/>
         </w:rPr>
       </w:lvl>
@@ -12246,7 +13631,7 @@
           <w:ind w:left="3600" w:hanging="360"/>
         </w:pPr>
         <w:rPr>
-          <w:rFonts w:hint="default" w:ascii="Courier New" w:hAnsi="Courier New" w:cs="Wingdings"/>
+          <w:rFonts w:ascii="Courier New" w:hAnsi="Courier New" w:cs="Wingdings" w:hint="default"/>
           <w:sz w:val="20"/>
         </w:rPr>
       </w:lvl>
@@ -12264,7 +13649,7 @@
           <w:ind w:left="4320" w:hanging="360"/>
         </w:pPr>
         <w:rPr>
-          <w:rFonts w:hint="default" w:ascii="Wingdings" w:hAnsi="Wingdings"/>
+          <w:rFonts w:ascii="Wingdings" w:hAnsi="Wingdings" w:hint="default"/>
           <w:sz w:val="20"/>
         </w:rPr>
       </w:lvl>
@@ -12282,7 +13667,7 @@
           <w:ind w:left="5040" w:hanging="360"/>
         </w:pPr>
         <w:rPr>
-          <w:rFonts w:hint="default" w:ascii="Symbol" w:hAnsi="Symbol"/>
+          <w:rFonts w:ascii="Symbol" w:hAnsi="Symbol" w:hint="default"/>
           <w:sz w:val="20"/>
         </w:rPr>
       </w:lvl>
@@ -12300,7 +13685,7 @@
           <w:ind w:left="5760" w:hanging="360"/>
         </w:pPr>
         <w:rPr>
-          <w:rFonts w:hint="default" w:ascii="Courier New" w:hAnsi="Courier New" w:cs="Wingdings"/>
+          <w:rFonts w:ascii="Courier New" w:hAnsi="Courier New" w:cs="Wingdings" w:hint="default"/>
           <w:sz w:val="20"/>
         </w:rPr>
       </w:lvl>
@@ -12318,7 +13703,7 @@
           <w:ind w:left="6480" w:hanging="360"/>
         </w:pPr>
         <w:rPr>
-          <w:rFonts w:hint="default" w:ascii="Wingdings" w:hAnsi="Wingdings"/>
+          <w:rFonts w:ascii="Wingdings" w:hAnsi="Wingdings" w:hint="default"/>
           <w:sz w:val="20"/>
         </w:rPr>
       </w:lvl>
@@ -12445,7 +13830,7 @@
           <w:ind w:left="1440" w:hanging="360"/>
         </w:pPr>
         <w:rPr>
-          <w:rFonts w:hint="default" w:ascii="Courier New" w:hAnsi="Courier New" w:cs="Courier New"/>
+          <w:rFonts w:ascii="Courier New" w:hAnsi="Courier New" w:cs="Courier New" w:hint="default"/>
           <w:sz w:val="20"/>
         </w:rPr>
       </w:lvl>
@@ -12463,7 +13848,7 @@
           <w:ind w:left="2160" w:hanging="360"/>
         </w:pPr>
         <w:rPr>
-          <w:rFonts w:hint="default" w:ascii="Wingdings" w:hAnsi="Wingdings"/>
+          <w:rFonts w:ascii="Wingdings" w:hAnsi="Wingdings" w:hint="default"/>
           <w:sz w:val="20"/>
         </w:rPr>
       </w:lvl>
@@ -12481,7 +13866,7 @@
           <w:ind w:left="2880" w:hanging="360"/>
         </w:pPr>
         <w:rPr>
-          <w:rFonts w:hint="default" w:ascii="Symbol" w:hAnsi="Symbol"/>
+          <w:rFonts w:ascii="Symbol" w:hAnsi="Symbol" w:hint="default"/>
           <w:sz w:val="20"/>
         </w:rPr>
       </w:lvl>
@@ -12499,7 +13884,7 @@
           <w:ind w:left="3600" w:hanging="360"/>
         </w:pPr>
         <w:rPr>
-          <w:rFonts w:hint="default" w:ascii="Courier New" w:hAnsi="Courier New" w:cs="Courier New"/>
+          <w:rFonts w:ascii="Courier New" w:hAnsi="Courier New" w:cs="Courier New" w:hint="default"/>
           <w:sz w:val="20"/>
         </w:rPr>
       </w:lvl>
@@ -12517,7 +13902,7 @@
           <w:ind w:left="4320" w:hanging="360"/>
         </w:pPr>
         <w:rPr>
-          <w:rFonts w:hint="default" w:ascii="Wingdings" w:hAnsi="Wingdings"/>
+          <w:rFonts w:ascii="Wingdings" w:hAnsi="Wingdings" w:hint="default"/>
           <w:sz w:val="20"/>
         </w:rPr>
       </w:lvl>
@@ -12535,7 +13920,7 @@
           <w:ind w:left="5040" w:hanging="360"/>
         </w:pPr>
         <w:rPr>
-          <w:rFonts w:hint="default" w:ascii="Symbol" w:hAnsi="Symbol"/>
+          <w:rFonts w:ascii="Symbol" w:hAnsi="Symbol" w:hint="default"/>
           <w:sz w:val="20"/>
         </w:rPr>
       </w:lvl>
@@ -12553,7 +13938,7 @@
           <w:ind w:left="5760" w:hanging="360"/>
         </w:pPr>
         <w:rPr>
-          <w:rFonts w:hint="default" w:ascii="Courier New" w:hAnsi="Courier New" w:cs="Courier New"/>
+          <w:rFonts w:ascii="Courier New" w:hAnsi="Courier New" w:cs="Courier New" w:hint="default"/>
           <w:sz w:val="20"/>
         </w:rPr>
       </w:lvl>
@@ -12571,7 +13956,7 @@
           <w:ind w:left="6480" w:hanging="360"/>
         </w:pPr>
         <w:rPr>
-          <w:rFonts w:hint="default" w:ascii="Wingdings" w:hAnsi="Wingdings"/>
+          <w:rFonts w:ascii="Wingdings" w:hAnsi="Wingdings" w:hint="default"/>
           <w:sz w:val="20"/>
         </w:rPr>
       </w:lvl>
@@ -12635,11 +14020,11 @@
 </file>
 
 <file path=word/styles.xml><?xml version="1.0" encoding="utf-8"?>
-<w:styles xmlns:wp14="http://schemas.microsoft.com/office/word/2010/wordprocessingDrawing" xmlns:mc="http://schemas.openxmlformats.org/markup-compatibility/2006" xmlns:r="http://schemas.openxmlformats.org/officeDocument/2006/relationships" xmlns:w="http://schemas.openxmlformats.org/wordprocessingml/2006/main" xmlns:w14="http://schemas.microsoft.com/office/word/2010/wordml" xmlns:w15="http://schemas.microsoft.com/office/word/2012/wordml" xmlns:w16cex="http://schemas.microsoft.com/office/word/2018/wordml/cex" xmlns:w16cid="http://schemas.microsoft.com/office/word/2016/wordml/cid" xmlns:w16="http://schemas.microsoft.com/office/word/2018/wordml" xmlns:w16du="http://schemas.microsoft.com/office/word/2023/wordml/word16du" xmlns:w16sdtdh="http://schemas.microsoft.com/office/word/2020/wordml/sdtdatahash" xmlns:w16sdtfl="http://schemas.microsoft.com/office/word/2024/wordml/sdtformatlock" xmlns:w16se="http://schemas.microsoft.com/office/word/2015/wordml/symex" mc:Ignorable="w14 w15 w16se w16cid w16 w16cex w16sdtdh w16sdtfl w16du wp14">
+<w:styles xmlns:mc="http://schemas.openxmlformats.org/markup-compatibility/2006" xmlns:r="http://schemas.openxmlformats.org/officeDocument/2006/relationships" xmlns:w="http://schemas.openxmlformats.org/wordprocessingml/2006/main" xmlns:w14="http://schemas.microsoft.com/office/word/2010/wordml" xmlns:w15="http://schemas.microsoft.com/office/word/2012/wordml" xmlns:w16cex="http://schemas.microsoft.com/office/word/2018/wordml/cex" xmlns:w16cid="http://schemas.microsoft.com/office/word/2016/wordml/cid" xmlns:w16="http://schemas.microsoft.com/office/word/2018/wordml" xmlns:w16du="http://schemas.microsoft.com/office/word/2023/wordml/word16du" xmlns:w16sdtdh="http://schemas.microsoft.com/office/word/2020/wordml/sdtdatahash" xmlns:w16sdtfl="http://schemas.microsoft.com/office/word/2024/wordml/sdtformatlock" xmlns:w16se="http://schemas.microsoft.com/office/word/2015/wordml/symex" mc:Ignorable="w14 w15 w16se w16cid w16 w16cex w16sdtdh w16sdtfl w16du">
   <w:docDefaults>
     <w:rPrDefault>
       <w:rPr>
-        <w:rFonts w:ascii="Calibri" w:hAnsi="Calibri" w:eastAsia="Calibri" w:cs="Times New Roman"/>
+        <w:rFonts w:ascii="Calibri" w:eastAsia="Calibri" w:hAnsi="Calibri" w:cs="Times New Roman"/>
         <w:lang w:val="de-AT" w:eastAsia="de-AT" w:bidi="ar-SA"/>
       </w:rPr>
     </w:rPrDefault>
@@ -12665,15 +14050,15 @@
     <w:lsdException w:name="index 7" w:semiHidden="1" w:unhideWhenUsed="1"/>
     <w:lsdException w:name="index 8" w:semiHidden="1" w:unhideWhenUsed="1"/>
     <w:lsdException w:name="index 9" w:semiHidden="1" w:unhideWhenUsed="1"/>
-    <w:lsdException w:name="toc 1" w:uiPriority="39" w:semiHidden="1" w:unhideWhenUsed="1"/>
-    <w:lsdException w:name="toc 2" w:uiPriority="39" w:semiHidden="1" w:unhideWhenUsed="1"/>
-    <w:lsdException w:name="toc 3" w:uiPriority="39" w:semiHidden="1" w:unhideWhenUsed="1"/>
-    <w:lsdException w:name="toc 4" w:uiPriority="39" w:semiHidden="1" w:unhideWhenUsed="1"/>
-    <w:lsdException w:name="toc 5" w:uiPriority="39" w:semiHidden="1" w:unhideWhenUsed="1"/>
-    <w:lsdException w:name="toc 6" w:uiPriority="39" w:semiHidden="1" w:unhideWhenUsed="1"/>
-    <w:lsdException w:name="toc 7" w:uiPriority="39" w:semiHidden="1" w:unhideWhenUsed="1"/>
-    <w:lsdException w:name="toc 8" w:uiPriority="39" w:semiHidden="1" w:unhideWhenUsed="1"/>
-    <w:lsdException w:name="toc 9" w:uiPriority="39" w:semiHidden="1" w:unhideWhenUsed="1"/>
+    <w:lsdException w:name="toc 1" w:semiHidden="1" w:uiPriority="39" w:unhideWhenUsed="1"/>
+    <w:lsdException w:name="toc 2" w:semiHidden="1" w:uiPriority="39" w:unhideWhenUsed="1"/>
+    <w:lsdException w:name="toc 3" w:semiHidden="1" w:uiPriority="39" w:unhideWhenUsed="1"/>
+    <w:lsdException w:name="toc 4" w:semiHidden="1" w:uiPriority="39" w:unhideWhenUsed="1"/>
+    <w:lsdException w:name="toc 5" w:semiHidden="1" w:uiPriority="39" w:unhideWhenUsed="1"/>
+    <w:lsdException w:name="toc 6" w:semiHidden="1" w:uiPriority="39" w:unhideWhenUsed="1"/>
+    <w:lsdException w:name="toc 7" w:semiHidden="1" w:uiPriority="39" w:unhideWhenUsed="1"/>
+    <w:lsdException w:name="toc 8" w:semiHidden="1" w:uiPriority="39" w:unhideWhenUsed="1"/>
+    <w:lsdException w:name="toc 9" w:semiHidden="1" w:uiPriority="39" w:unhideWhenUsed="1"/>
     <w:lsdException w:name="Normal Indent" w:semiHidden="1" w:unhideWhenUsed="1"/>
     <w:lsdException w:name="footnote text" w:semiHidden="1" w:unhideWhenUsed="1"/>
     <w:lsdException w:name="annotation text" w:semiHidden="1" w:unhideWhenUsed="1"/>
@@ -12711,7 +14096,7 @@
     <w:lsdException w:name="Title" w:uiPriority="10" w:qFormat="1"/>
     <w:lsdException w:name="Closing" w:semiHidden="1" w:unhideWhenUsed="1"/>
     <w:lsdException w:name="Signature" w:semiHidden="1" w:unhideWhenUsed="1"/>
-    <w:lsdException w:name="Default Paragraph Font" w:uiPriority="1" w:semiHidden="1" w:unhideWhenUsed="1"/>
+    <w:lsdException w:name="Default Paragraph Font" w:semiHidden="1" w:uiPriority="1" w:unhideWhenUsed="1"/>
     <w:lsdException w:name="Body Text" w:semiHidden="1" w:unhideWhenUsed="1"/>
     <w:lsdException w:name="Body Text Indent" w:semiHidden="1" w:unhideWhenUsed="1"/>
     <w:lsdException w:name="List Continue" w:semiHidden="1" w:unhideWhenUsed="1"/>
@@ -12911,7 +14296,7 @@
     <w:lsdException w:name="Subtle Reference" w:uiPriority="31" w:qFormat="1"/>
     <w:lsdException w:name="Intense Reference" w:uiPriority="32" w:qFormat="1"/>
     <w:lsdException w:name="Book Title" w:uiPriority="33" w:qFormat="1"/>
-    <w:lsdException w:name="Bibliography" w:uiPriority="37" w:semiHidden="1" w:unhideWhenUsed="1"/>
+    <w:lsdException w:name="Bibliography" w:semiHidden="1" w:uiPriority="37" w:unhideWhenUsed="1"/>
     <w:lsdException w:name="TOC Heading" w:uiPriority="39" w:qFormat="1"/>
     <w:lsdException w:name="Plain Table 1" w:uiPriority="41"/>
     <w:lsdException w:name="Plain Table 2" w:uiPriority="42"/>
@@ -13023,15 +14408,15 @@
     <w:lsdException w:name="Unresolved Mention" w:semiHidden="1" w:unhideWhenUsed="1"/>
     <w:lsdException w:name="Smart Link" w:semiHidden="1" w:unhideWhenUsed="1"/>
   </w:latentStyles>
-  <w:style w:type="paragraph" w:styleId="Standard" w:default="1">
+  <w:style w:type="paragraph" w:default="1" w:styleId="Standard">
     <w:name w:val="Normal"/>
     <w:qFormat/>
-    <w:rsid w:val="005312DC"/>
+    <w:rsid w:val="001526A5"/>
     <w:pPr>
       <w:jc w:val="both"/>
     </w:pPr>
     <w:rPr>
-      <w:rFonts w:ascii="Arial" w:hAnsi="Arial" w:eastAsia="Times New Roman"/>
+      <w:rFonts w:ascii="Arial" w:eastAsia="Times New Roman" w:hAnsi="Arial"/>
       <w:sz w:val="24"/>
       <w:szCs w:val="24"/>
       <w:lang w:val="de-DE" w:eastAsia="en-US"/>
@@ -13068,6 +14453,7 @@
     <w:name w:val="heading 2"/>
     <w:basedOn w:val="Text"/>
     <w:next w:val="Standard"/>
+    <w:link w:val="berschrift2Zchn"/>
     <w:qFormat/>
     <w:rsid w:val="00EC6476"/>
     <w:pPr>
@@ -13092,6 +14478,7 @@
     <w:name w:val="heading 3"/>
     <w:basedOn w:val="Standard"/>
     <w:next w:val="Text"/>
+    <w:link w:val="berschrift3Zchn"/>
     <w:qFormat/>
     <w:rsid w:val="000E327D"/>
     <w:pPr>
@@ -13250,13 +14637,13 @@
       <w:szCs w:val="20"/>
     </w:rPr>
   </w:style>
-  <w:style w:type="character" w:styleId="Absatz-Standardschriftart" w:default="1">
+  <w:style w:type="character" w:default="1" w:styleId="Absatz-Standardschriftart">
     <w:name w:val="Default Paragraph Font"/>
     <w:uiPriority w:val="1"/>
     <w:semiHidden/>
     <w:unhideWhenUsed/>
   </w:style>
-  <w:style w:type="table" w:styleId="NormaleTabelle" w:default="1">
+  <w:style w:type="table" w:default="1" w:styleId="NormaleTabelle">
     <w:name w:val="Normal Table"/>
     <w:uiPriority w:val="99"/>
     <w:semiHidden/>
@@ -13271,13 +14658,13 @@
       </w:tblCellMar>
     </w:tblPr>
   </w:style>
-  <w:style w:type="numbering" w:styleId="KeineListe" w:default="1">
+  <w:style w:type="numbering" w:default="1" w:styleId="KeineListe">
     <w:name w:val="No List"/>
     <w:uiPriority w:val="99"/>
     <w:semiHidden/>
     <w:unhideWhenUsed/>
   </w:style>
-  <w:style w:type="paragraph" w:styleId="Text" w:customStyle="1">
+  <w:style w:type="paragraph" w:customStyle="1" w:styleId="Text">
     <w:name w:val="Text"/>
     <w:basedOn w:val="Standard"/>
     <w:rsid w:val="00B21B16"/>
@@ -13286,7 +14673,7 @@
       <w:contextualSpacing/>
     </w:pPr>
   </w:style>
-  <w:style w:type="paragraph" w:styleId="AbstandDeckblatt" w:customStyle="1">
+  <w:style w:type="paragraph" w:customStyle="1" w:styleId="AbstandDeckblatt">
     <w:name w:val="Abstand Deckblatt"/>
     <w:basedOn w:val="Standard"/>
     <w:semiHidden/>
@@ -13311,24 +14698,24 @@
       <w:szCs w:val="16"/>
     </w:rPr>
   </w:style>
-  <w:style w:type="character" w:styleId="ZchnZchn4" w:customStyle="1">
+  <w:style w:type="character" w:customStyle="1" w:styleId="ZchnZchn4">
     <w:name w:val="Zchn Zchn4"/>
     <w:basedOn w:val="Absatz-Standardschriftart"/>
     <w:semiHidden/>
     <w:rsid w:val="005312DC"/>
     <w:rPr>
-      <w:rFonts w:ascii="Tahoma" w:hAnsi="Tahoma" w:eastAsia="Times New Roman" w:cs="Tahoma"/>
+      <w:rFonts w:ascii="Tahoma" w:eastAsia="Times New Roman" w:hAnsi="Tahoma" w:cs="Tahoma"/>
       <w:sz w:val="16"/>
       <w:szCs w:val="16"/>
       <w:lang w:val="en-US"/>
     </w:rPr>
   </w:style>
-  <w:style w:type="character" w:styleId="ZchnZchn13" w:customStyle="1">
+  <w:style w:type="character" w:customStyle="1" w:styleId="ZchnZchn13">
     <w:name w:val="Zchn Zchn13"/>
     <w:basedOn w:val="Absatz-Standardschriftart"/>
     <w:rsid w:val="005312DC"/>
     <w:rPr>
-      <w:rFonts w:ascii="Arial" w:hAnsi="Arial" w:eastAsia="Times New Roman"/>
+      <w:rFonts w:ascii="Arial" w:eastAsia="Times New Roman" w:hAnsi="Arial"/>
       <w:b/>
       <w:bCs/>
       <w:sz w:val="36"/>
@@ -13344,7 +14731,7 @@
     <w:rsid w:val="005312DC"/>
     <w:pPr>
       <w:pBdr>
-        <w:bottom w:val="single" w:color="4F81BD" w:sz="8" w:space="4"/>
+        <w:bottom w:val="single" w:sz="8" w:space="4" w:color="4F81BD"/>
       </w:pBdr>
       <w:spacing w:after="300"/>
       <w:contextualSpacing/>
@@ -13358,12 +14745,12 @@
       <w:szCs w:val="52"/>
     </w:rPr>
   </w:style>
-  <w:style w:type="character" w:styleId="ZchnZchn3" w:customStyle="1">
+  <w:style w:type="character" w:customStyle="1" w:styleId="ZchnZchn3">
     <w:name w:val="Zchn Zchn3"/>
     <w:basedOn w:val="Absatz-Standardschriftart"/>
     <w:rsid w:val="005312DC"/>
     <w:rPr>
-      <w:rFonts w:ascii="Cambria" w:hAnsi="Cambria" w:eastAsia="Times New Roman" w:cs="Times New Roman"/>
+      <w:rFonts w:ascii="Cambria" w:eastAsia="Times New Roman" w:hAnsi="Cambria" w:cs="Times New Roman"/>
       <w:color w:val="17365D"/>
       <w:spacing w:val="5"/>
       <w:kern w:val="28"/>
@@ -13382,7 +14769,7 @@
       <w:contextualSpacing/>
     </w:pPr>
   </w:style>
-  <w:style w:type="paragraph" w:styleId="berschriftMittig" w:customStyle="1">
+  <w:style w:type="paragraph" w:customStyle="1" w:styleId="berschriftMittig">
     <w:name w:val="Überschrift Mittig"/>
     <w:basedOn w:val="Standard"/>
     <w:semiHidden/>
@@ -13433,12 +14820,12 @@
       <w:color w:val="000000"/>
     </w:rPr>
   </w:style>
-  <w:style w:type="character" w:styleId="AnfhrungszeichenZchn" w:customStyle="1">
+  <w:style w:type="character" w:customStyle="1" w:styleId="AnfhrungszeichenZchn">
     <w:name w:val="Anführungszeichen Zchn"/>
     <w:basedOn w:val="Absatz-Standardschriftart"/>
     <w:rsid w:val="005312DC"/>
     <w:rPr>
-      <w:rFonts w:ascii="Arial" w:hAnsi="Arial" w:eastAsia="Times New Roman" w:cs="Times New Roman"/>
+      <w:rFonts w:ascii="Arial" w:eastAsia="Times New Roman" w:hAnsi="Arial" w:cs="Times New Roman"/>
       <w:i/>
       <w:iCs/>
       <w:color w:val="000000"/>
@@ -13458,12 +14845,12 @@
       <w:color w:val="808080"/>
     </w:rPr>
   </w:style>
-  <w:style w:type="character" w:styleId="ZchnZchn12" w:customStyle="1">
+  <w:style w:type="character" w:customStyle="1" w:styleId="ZchnZchn12">
     <w:name w:val="Zchn Zchn12"/>
     <w:basedOn w:val="Absatz-Standardschriftart"/>
     <w:rsid w:val="005312DC"/>
     <w:rPr>
-      <w:rFonts w:ascii="Arial" w:hAnsi="Arial" w:eastAsia="Times New Roman"/>
+      <w:rFonts w:ascii="Arial" w:eastAsia="Times New Roman" w:hAnsi="Arial"/>
       <w:b/>
       <w:bCs/>
       <w:sz w:val="32"/>
@@ -13490,12 +14877,12 @@
       <w:spacing w:val="15"/>
     </w:rPr>
   </w:style>
-  <w:style w:type="character" w:styleId="ZchnZchn2" w:customStyle="1">
+  <w:style w:type="character" w:customStyle="1" w:styleId="ZchnZchn2">
     <w:name w:val="Zchn Zchn2"/>
     <w:basedOn w:val="Absatz-Standardschriftart"/>
     <w:rsid w:val="005312DC"/>
     <w:rPr>
-      <w:rFonts w:ascii="Cambria" w:hAnsi="Cambria" w:eastAsia="Times New Roman" w:cs="Times New Roman"/>
+      <w:rFonts w:ascii="Cambria" w:eastAsia="Times New Roman" w:hAnsi="Cambria" w:cs="Times New Roman"/>
       <w:i/>
       <w:iCs/>
       <w:color w:val="4F81BD"/>
@@ -13505,7 +14892,7 @@
       <w:lang w:val="en-US"/>
     </w:rPr>
   </w:style>
-  <w:style w:type="paragraph" w:styleId="berschriftUntertitel" w:customStyle="1">
+  <w:style w:type="paragraph" w:customStyle="1" w:styleId="berschriftUntertitel">
     <w:name w:val="Überschrift_Untertitel"/>
     <w:basedOn w:val="Untertitel"/>
     <w:semiHidden/>
@@ -13534,12 +14921,12 @@
       </w:tabs>
     </w:pPr>
   </w:style>
-  <w:style w:type="character" w:styleId="ZchnZchn1" w:customStyle="1">
+  <w:style w:type="character" w:customStyle="1" w:styleId="ZchnZchn1">
     <w:name w:val="Zchn Zchn1"/>
     <w:basedOn w:val="Absatz-Standardschriftart"/>
     <w:rsid w:val="005312DC"/>
     <w:rPr>
-      <w:rFonts w:ascii="Arial" w:hAnsi="Arial" w:eastAsia="Times New Roman" w:cs="Times New Roman"/>
+      <w:rFonts w:ascii="Arial" w:eastAsia="Times New Roman" w:hAnsi="Arial" w:cs="Times New Roman"/>
       <w:sz w:val="24"/>
       <w:szCs w:val="24"/>
       <w:lang w:val="en-US"/>
@@ -13561,12 +14948,12 @@
       <w:sz w:val="20"/>
     </w:rPr>
   </w:style>
-  <w:style w:type="character" w:styleId="ZchnZchn" w:customStyle="1">
+  <w:style w:type="character" w:customStyle="1" w:styleId="ZchnZchn">
     <w:name w:val="Zchn Zchn"/>
     <w:basedOn w:val="Absatz-Standardschriftart"/>
     <w:rsid w:val="005312DC"/>
     <w:rPr>
-      <w:rFonts w:ascii="Arial" w:hAnsi="Arial" w:eastAsia="Times New Roman" w:cs="Times New Roman"/>
+      <w:rFonts w:ascii="Arial" w:eastAsia="Times New Roman" w:hAnsi="Arial" w:cs="Times New Roman"/>
       <w:sz w:val="24"/>
       <w:szCs w:val="24"/>
       <w:lang w:val="en-US"/>
@@ -13581,12 +14968,12 @@
       <w:color w:val="808080"/>
     </w:rPr>
   </w:style>
-  <w:style w:type="character" w:styleId="ZchnZchn11" w:customStyle="1">
+  <w:style w:type="character" w:customStyle="1" w:styleId="ZchnZchn11">
     <w:name w:val="Zchn Zchn11"/>
     <w:basedOn w:val="Absatz-Standardschriftart"/>
     <w:rsid w:val="005312DC"/>
     <w:rPr>
-      <w:rFonts w:ascii="Arial" w:hAnsi="Arial" w:eastAsia="Times New Roman"/>
+      <w:rFonts w:ascii="Arial" w:eastAsia="Times New Roman" w:hAnsi="Arial"/>
       <w:b/>
       <w:bCs/>
       <w:sz w:val="28"/>
@@ -13594,12 +14981,12 @@
       <w:lang w:eastAsia="en-US"/>
     </w:rPr>
   </w:style>
-  <w:style w:type="character" w:styleId="ZchnZchn10" w:customStyle="1">
+  <w:style w:type="character" w:customStyle="1" w:styleId="ZchnZchn10">
     <w:name w:val="Zchn Zchn10"/>
     <w:basedOn w:val="Absatz-Standardschriftart"/>
     <w:rsid w:val="005312DC"/>
     <w:rPr>
-      <w:rFonts w:ascii="Arial" w:hAnsi="Arial" w:eastAsia="Times New Roman"/>
+      <w:rFonts w:ascii="Arial" w:eastAsia="Times New Roman" w:hAnsi="Arial"/>
       <w:b/>
       <w:bCs/>
       <w:iCs/>
@@ -13608,24 +14995,24 @@
       <w:lang w:eastAsia="en-US"/>
     </w:rPr>
   </w:style>
-  <w:style w:type="character" w:styleId="ZchnZchn9" w:customStyle="1">
+  <w:style w:type="character" w:customStyle="1" w:styleId="ZchnZchn9">
     <w:name w:val="Zchn Zchn9"/>
     <w:basedOn w:val="Absatz-Standardschriftart"/>
     <w:rsid w:val="005312DC"/>
     <w:rPr>
-      <w:rFonts w:ascii="Cambria" w:hAnsi="Cambria" w:eastAsia="Times New Roman"/>
+      <w:rFonts w:ascii="Cambria" w:eastAsia="Times New Roman" w:hAnsi="Cambria"/>
       <w:color w:val="243F60"/>
       <w:sz w:val="24"/>
       <w:szCs w:val="24"/>
       <w:lang w:eastAsia="en-US"/>
     </w:rPr>
   </w:style>
-  <w:style w:type="character" w:styleId="ZchnZchn8" w:customStyle="1">
+  <w:style w:type="character" w:customStyle="1" w:styleId="ZchnZchn8">
     <w:name w:val="Zchn Zchn8"/>
     <w:basedOn w:val="Absatz-Standardschriftart"/>
     <w:rsid w:val="005312DC"/>
     <w:rPr>
-      <w:rFonts w:ascii="Cambria" w:hAnsi="Cambria" w:eastAsia="Times New Roman"/>
+      <w:rFonts w:ascii="Cambria" w:eastAsia="Times New Roman" w:hAnsi="Cambria"/>
       <w:i/>
       <w:iCs/>
       <w:color w:val="243F60"/>
@@ -13634,12 +15021,12 @@
       <w:lang w:eastAsia="en-US"/>
     </w:rPr>
   </w:style>
-  <w:style w:type="character" w:styleId="ZchnZchn7" w:customStyle="1">
+  <w:style w:type="character" w:customStyle="1" w:styleId="ZchnZchn7">
     <w:name w:val="Zchn Zchn7"/>
     <w:basedOn w:val="Absatz-Standardschriftart"/>
     <w:rsid w:val="005312DC"/>
     <w:rPr>
-      <w:rFonts w:ascii="Cambria" w:hAnsi="Cambria" w:eastAsia="Times New Roman"/>
+      <w:rFonts w:ascii="Cambria" w:eastAsia="Times New Roman" w:hAnsi="Cambria"/>
       <w:i/>
       <w:iCs/>
       <w:color w:val="404040"/>
@@ -13648,22 +15035,22 @@
       <w:lang w:eastAsia="en-US"/>
     </w:rPr>
   </w:style>
-  <w:style w:type="character" w:styleId="ZchnZchn6" w:customStyle="1">
+  <w:style w:type="character" w:customStyle="1" w:styleId="ZchnZchn6">
     <w:name w:val="Zchn Zchn6"/>
     <w:basedOn w:val="Absatz-Standardschriftart"/>
     <w:rsid w:val="005312DC"/>
     <w:rPr>
-      <w:rFonts w:ascii="Cambria" w:hAnsi="Cambria" w:eastAsia="Times New Roman"/>
+      <w:rFonts w:ascii="Cambria" w:eastAsia="Times New Roman" w:hAnsi="Cambria"/>
       <w:color w:val="404040"/>
       <w:lang w:eastAsia="en-US"/>
     </w:rPr>
   </w:style>
-  <w:style w:type="character" w:styleId="ZchnZchn5" w:customStyle="1">
+  <w:style w:type="character" w:customStyle="1" w:styleId="ZchnZchn5">
     <w:name w:val="Zchn Zchn5"/>
     <w:basedOn w:val="Absatz-Standardschriftart"/>
     <w:rsid w:val="005312DC"/>
     <w:rPr>
-      <w:rFonts w:ascii="Cambria" w:hAnsi="Cambria" w:eastAsia="Times New Roman"/>
+      <w:rFonts w:ascii="Cambria" w:eastAsia="Times New Roman" w:hAnsi="Cambria"/>
       <w:i/>
       <w:iCs/>
       <w:color w:val="404040"/>
@@ -13764,7 +15151,7 @@
       <w:vertAlign w:val="superscript"/>
     </w:rPr>
   </w:style>
-  <w:style w:type="paragraph" w:styleId="Literaturauflistung" w:customStyle="1">
+  <w:style w:type="paragraph" w:customStyle="1" w:styleId="Literaturauflistung">
     <w:name w:val="Literaturauflistung"/>
     <w:basedOn w:val="Text"/>
     <w:semiHidden/>
@@ -13833,7 +15220,7 @@
       <w:iCs/>
     </w:rPr>
   </w:style>
-  <w:style w:type="paragraph" w:styleId="Formatvorlage1" w:customStyle="1">
+  <w:style w:type="paragraph" w:customStyle="1" w:styleId="Formatvorlage1">
     <w:name w:val="Formatvorlage1"/>
     <w:basedOn w:val="Standard"/>
     <w:semiHidden/>
@@ -13843,7 +15230,7 @@
       <w:sz w:val="28"/>
     </w:rPr>
   </w:style>
-  <w:style w:type="paragraph" w:styleId="Literatur" w:customStyle="1">
+  <w:style w:type="paragraph" w:customStyle="1" w:styleId="Literatur">
     <w:name w:val="Literatur"/>
     <w:basedOn w:val="Standard"/>
     <w:semiHidden/>
@@ -13962,7 +15349,7 @@
       <w:szCs w:val="20"/>
     </w:rPr>
   </w:style>
-  <w:style w:type="paragraph" w:styleId="NotizEbene1" w:customStyle="1">
+  <w:style w:type="paragraph" w:customStyle="1" w:styleId="NotizEbene1">
     <w:name w:val="Notiz Ebene 1"/>
     <w:basedOn w:val="Standard"/>
     <w:semiHidden/>
@@ -13976,10 +15363,10 @@
       <w:outlineLvl w:val="0"/>
     </w:pPr>
     <w:rPr>
-      <w:rFonts w:ascii="Verdana" w:hAnsi="Verdana" w:eastAsia="MS Gothic"/>
+      <w:rFonts w:ascii="Verdana" w:eastAsia="MS Gothic" w:hAnsi="Verdana"/>
     </w:rPr>
   </w:style>
-  <w:style w:type="paragraph" w:styleId="NotizEbene2" w:customStyle="1">
+  <w:style w:type="paragraph" w:customStyle="1" w:styleId="NotizEbene2">
     <w:name w:val="Notiz Ebene 2"/>
     <w:basedOn w:val="Standard"/>
     <w:semiHidden/>
@@ -13994,10 +15381,10 @@
       <w:outlineLvl w:val="1"/>
     </w:pPr>
     <w:rPr>
-      <w:rFonts w:ascii="Verdana" w:hAnsi="Verdana" w:eastAsia="MS Gothic"/>
+      <w:rFonts w:ascii="Verdana" w:eastAsia="MS Gothic" w:hAnsi="Verdana"/>
     </w:rPr>
   </w:style>
-  <w:style w:type="paragraph" w:styleId="NotizEbene3" w:customStyle="1">
+  <w:style w:type="paragraph" w:customStyle="1" w:styleId="NotizEbene3">
     <w:name w:val="Notiz Ebene 3"/>
     <w:basedOn w:val="Standard"/>
     <w:semiHidden/>
@@ -14012,10 +15399,10 @@
       <w:outlineLvl w:val="2"/>
     </w:pPr>
     <w:rPr>
-      <w:rFonts w:ascii="Verdana" w:hAnsi="Verdana" w:eastAsia="MS Gothic"/>
+      <w:rFonts w:ascii="Verdana" w:eastAsia="MS Gothic" w:hAnsi="Verdana"/>
     </w:rPr>
   </w:style>
-  <w:style w:type="paragraph" w:styleId="NotizEbene4" w:customStyle="1">
+  <w:style w:type="paragraph" w:customStyle="1" w:styleId="NotizEbene4">
     <w:name w:val="Notiz Ebene 4"/>
     <w:basedOn w:val="Standard"/>
     <w:semiHidden/>
@@ -14030,10 +15417,10 @@
       <w:outlineLvl w:val="3"/>
     </w:pPr>
     <w:rPr>
-      <w:rFonts w:ascii="Verdana" w:hAnsi="Verdana" w:eastAsia="MS Gothic"/>
+      <w:rFonts w:ascii="Verdana" w:eastAsia="MS Gothic" w:hAnsi="Verdana"/>
     </w:rPr>
   </w:style>
-  <w:style w:type="paragraph" w:styleId="NotizEbene5" w:customStyle="1">
+  <w:style w:type="paragraph" w:customStyle="1" w:styleId="NotizEbene5">
     <w:name w:val="Notiz Ebene 5"/>
     <w:basedOn w:val="Standard"/>
     <w:semiHidden/>
@@ -14048,10 +15435,10 @@
       <w:outlineLvl w:val="4"/>
     </w:pPr>
     <w:rPr>
-      <w:rFonts w:ascii="Verdana" w:hAnsi="Verdana" w:eastAsia="MS Gothic"/>
+      <w:rFonts w:ascii="Verdana" w:eastAsia="MS Gothic" w:hAnsi="Verdana"/>
     </w:rPr>
   </w:style>
-  <w:style w:type="paragraph" w:styleId="NotizEbene6" w:customStyle="1">
+  <w:style w:type="paragraph" w:customStyle="1" w:styleId="NotizEbene6">
     <w:name w:val="Notiz Ebene 6"/>
     <w:basedOn w:val="Standard"/>
     <w:semiHidden/>
@@ -14066,10 +15453,10 @@
       <w:outlineLvl w:val="5"/>
     </w:pPr>
     <w:rPr>
-      <w:rFonts w:ascii="Verdana" w:hAnsi="Verdana" w:eastAsia="MS Gothic"/>
+      <w:rFonts w:ascii="Verdana" w:eastAsia="MS Gothic" w:hAnsi="Verdana"/>
     </w:rPr>
   </w:style>
-  <w:style w:type="paragraph" w:styleId="NotizEbene7" w:customStyle="1">
+  <w:style w:type="paragraph" w:customStyle="1" w:styleId="NotizEbene7">
     <w:name w:val="Notiz Ebene 7"/>
     <w:basedOn w:val="Standard"/>
     <w:semiHidden/>
@@ -14084,10 +15471,10 @@
       <w:outlineLvl w:val="6"/>
     </w:pPr>
     <w:rPr>
-      <w:rFonts w:ascii="Verdana" w:hAnsi="Verdana" w:eastAsia="MS Gothic"/>
+      <w:rFonts w:ascii="Verdana" w:eastAsia="MS Gothic" w:hAnsi="Verdana"/>
     </w:rPr>
   </w:style>
-  <w:style w:type="paragraph" w:styleId="NotizEbene8" w:customStyle="1">
+  <w:style w:type="paragraph" w:customStyle="1" w:styleId="NotizEbene8">
     <w:name w:val="Notiz Ebene 8"/>
     <w:basedOn w:val="Standard"/>
     <w:semiHidden/>
@@ -14102,10 +15489,10 @@
       <w:outlineLvl w:val="7"/>
     </w:pPr>
     <w:rPr>
-      <w:rFonts w:ascii="Verdana" w:hAnsi="Verdana" w:eastAsia="MS Gothic"/>
+      <w:rFonts w:ascii="Verdana" w:eastAsia="MS Gothic" w:hAnsi="Verdana"/>
     </w:rPr>
   </w:style>
-  <w:style w:type="paragraph" w:styleId="NotizEbene9" w:customStyle="1">
+  <w:style w:type="paragraph" w:customStyle="1" w:styleId="NotizEbene9">
     <w:name w:val="Notiz Ebene 9"/>
     <w:basedOn w:val="Standard"/>
     <w:semiHidden/>
@@ -14120,7 +15507,7 @@
       <w:outlineLvl w:val="8"/>
     </w:pPr>
     <w:rPr>
-      <w:rFonts w:ascii="Verdana" w:hAnsi="Verdana" w:eastAsia="MS Gothic"/>
+      <w:rFonts w:ascii="Verdana" w:eastAsia="MS Gothic" w:hAnsi="Verdana"/>
     </w:rPr>
   </w:style>
   <w:style w:type="character" w:styleId="HTMLCode">
@@ -14151,7 +15538,7 @@
       <w:lang w:val="de-AT" w:eastAsia="de-DE"/>
     </w:rPr>
   </w:style>
-  <w:style w:type="paragraph" w:styleId="berschriftAnhang" w:customStyle="1">
+  <w:style w:type="paragraph" w:customStyle="1" w:styleId="berschriftAnhang">
     <w:name w:val="Überschrift Anhang"/>
     <w:basedOn w:val="berschrift1"/>
     <w:semiHidden/>
@@ -14167,7 +15554,7 @@
       <w:sz w:val="44"/>
     </w:rPr>
   </w:style>
-  <w:style w:type="paragraph" w:styleId="Deckblatt" w:customStyle="1">
+  <w:style w:type="paragraph" w:customStyle="1" w:styleId="Deckblatt">
     <w:name w:val="Deckblatt"/>
     <w:basedOn w:val="Standard"/>
     <w:semiHidden/>
@@ -14181,7 +15568,7 @@
       <w:lang w:val="de-AT"/>
     </w:rPr>
   </w:style>
-  <w:style w:type="character" w:styleId="TextZchn" w:customStyle="1">
+  <w:style w:type="character" w:customStyle="1" w:styleId="TextZchn">
     <w:name w:val="Text Zchn"/>
     <w:basedOn w:val="Absatz-Standardschriftart"/>
     <w:rsid w:val="005312DC"/>
@@ -14492,10 +15879,10 @@
     <w:rsid w:val="005312DC"/>
     <w:pPr>
       <w:pBdr>
-        <w:top w:val="single" w:color="auto" w:sz="6" w:space="1"/>
-        <w:left w:val="single" w:color="auto" w:sz="6" w:space="1"/>
-        <w:bottom w:val="single" w:color="auto" w:sz="6" w:space="1"/>
-        <w:right w:val="single" w:color="auto" w:sz="6" w:space="1"/>
+        <w:top w:val="single" w:sz="6" w:space="1" w:color="auto"/>
+        <w:left w:val="single" w:sz="6" w:space="1" w:color="auto"/>
+        <w:bottom w:val="single" w:sz="6" w:space="1" w:color="auto"/>
+        <w:right w:val="single" w:sz="6" w:space="1" w:color="auto"/>
       </w:pBdr>
       <w:shd w:val="pct20" w:color="auto" w:fill="auto"/>
       <w:ind w:left="1134" w:hanging="1134"/>
@@ -14633,7 +16020,7 @@
     <w:semiHidden/>
     <w:rsid w:val="005312DC"/>
     <w:pPr>
-      <w:framePr w:w="4320" w:h="2160" w:hSpace="141" w:wrap="auto" w:hAnchor="page" w:xAlign="center" w:yAlign="bottom" w:hRule="exact"/>
+      <w:framePr w:w="4320" w:h="2160" w:hRule="exact" w:hSpace="141" w:wrap="auto" w:hAnchor="page" w:xAlign="center" w:yAlign="bottom"/>
       <w:ind w:left="1"/>
     </w:pPr>
     <w:rPr>
@@ -14661,23 +16048,23 @@
     <w:uiPriority w:val="59"/>
     <w:rsid w:val="007A1887"/>
     <w:rPr>
-      <w:rFonts w:asciiTheme="minorHAnsi" w:hAnsiTheme="minorHAnsi" w:eastAsiaTheme="minorHAnsi" w:cstheme="minorBidi"/>
+      <w:rFonts w:asciiTheme="minorHAnsi" w:eastAsiaTheme="minorHAnsi" w:hAnsiTheme="minorHAnsi" w:cstheme="minorBidi"/>
       <w:sz w:val="22"/>
       <w:szCs w:val="22"/>
       <w:lang w:eastAsia="en-US"/>
     </w:rPr>
     <w:tblPr>
       <w:tblBorders>
-        <w:top w:val="single" w:color="auto" w:sz="4" w:space="0"/>
-        <w:left w:val="single" w:color="auto" w:sz="4" w:space="0"/>
-        <w:bottom w:val="single" w:color="auto" w:sz="4" w:space="0"/>
-        <w:right w:val="single" w:color="auto" w:sz="4" w:space="0"/>
-        <w:insideH w:val="single" w:color="auto" w:sz="4" w:space="0"/>
-        <w:insideV w:val="single" w:color="auto" w:sz="4" w:space="0"/>
+        <w:top w:val="single" w:sz="4" w:space="0" w:color="auto"/>
+        <w:left w:val="single" w:sz="4" w:space="0" w:color="auto"/>
+        <w:bottom w:val="single" w:sz="4" w:space="0" w:color="auto"/>
+        <w:right w:val="single" w:sz="4" w:space="0" w:color="auto"/>
+        <w:insideH w:val="single" w:sz="4" w:space="0" w:color="auto"/>
+        <w:insideV w:val="single" w:sz="4" w:space="0" w:color="auto"/>
       </w:tblBorders>
     </w:tblPr>
   </w:style>
-  <w:style w:type="paragraph" w:styleId="TextinTabelle" w:customStyle="1">
+  <w:style w:type="paragraph" w:customStyle="1" w:styleId="TextinTabelle">
     <w:name w:val="Text in Tabelle"/>
     <w:basedOn w:val="Text"/>
     <w:next w:val="Text"/>
@@ -14692,14 +16079,14 @@
       <w:szCs w:val="22"/>
     </w:rPr>
   </w:style>
-  <w:style w:type="character" w:styleId="berschrift1Zchn" w:customStyle="1">
+  <w:style w:type="character" w:customStyle="1" w:styleId="berschrift1Zchn">
     <w:name w:val="Überschrift 1 Zchn"/>
     <w:basedOn w:val="Absatz-Standardschriftart"/>
     <w:link w:val="berschrift1"/>
     <w:uiPriority w:val="9"/>
     <w:rsid w:val="00F46FF0"/>
     <w:rPr>
-      <w:rFonts w:ascii="Arial" w:hAnsi="Arial" w:eastAsia="Times New Roman"/>
+      <w:rFonts w:ascii="Arial" w:eastAsia="Times New Roman" w:hAnsi="Arial"/>
       <w:b/>
       <w:bCs/>
       <w:sz w:val="36"/>
@@ -14707,117 +16094,35 @@
       <w:lang w:val="de-DE" w:eastAsia="en-US"/>
     </w:rPr>
   </w:style>
+  <w:style w:type="character" w:customStyle="1" w:styleId="berschrift2Zchn">
+    <w:name w:val="Überschrift 2 Zchn"/>
+    <w:basedOn w:val="Absatz-Standardschriftart"/>
+    <w:link w:val="berschrift2"/>
+    <w:rsid w:val="001526A5"/>
+    <w:rPr>
+      <w:rFonts w:ascii="Arial" w:eastAsia="Times New Roman" w:hAnsi="Arial"/>
+      <w:b/>
+      <w:bCs/>
+      <w:sz w:val="32"/>
+      <w:szCs w:val="26"/>
+      <w:lang w:val="de-DE" w:eastAsia="en-US"/>
+    </w:rPr>
+  </w:style>
+  <w:style w:type="character" w:customStyle="1" w:styleId="berschrift3Zchn">
+    <w:name w:val="Überschrift 3 Zchn"/>
+    <w:basedOn w:val="Absatz-Standardschriftart"/>
+    <w:link w:val="berschrift3"/>
+    <w:rsid w:val="001526A5"/>
+    <w:rPr>
+      <w:rFonts w:ascii="Arial" w:eastAsia="Times New Roman" w:hAnsi="Arial"/>
+      <w:b/>
+      <w:bCs/>
+      <w:sz w:val="28"/>
+      <w:szCs w:val="24"/>
+      <w:lang w:val="de-DE" w:eastAsia="en-US"/>
+    </w:rPr>
+  </w:style>
 </w:styles>
-</file>
-
-<file path=word/ink/ink1.xml><?xml version="1.0" encoding="utf-8"?>
-<inkml:ink xmlns:inkml="http://www.w3.org/2003/InkML">
-  <inkml:definitions>
-    <inkml:context xml:id="ctx0">
-      <inkml:inkSource xml:id="inkSrc0">
-        <inkml:traceFormat>
-          <inkml:channel name="X" type="integer" min="-2.14748E9" max="2.14748E9" units="cm"/>
-          <inkml:channel name="Y" type="integer" min="-2.14748E9" max="2.14748E9" units="cm"/>
-          <inkml:channel name="F" type="integer" max="32767" units="dev"/>
-          <inkml:channel name="OA" type="integer" max="360" units="deg"/>
-          <inkml:channel name="OE" type="integer" max="90" units="deg"/>
-        </inkml:traceFormat>
-        <inkml:channelProperties>
-          <inkml:channelProperty channel="X" name="resolution" value="1000" units="1/cm"/>
-          <inkml:channelProperty channel="Y" name="resolution" value="1000" units="1/cm"/>
-          <inkml:channelProperty channel="F" name="resolution" value="0" units="1/dev"/>
-          <inkml:channelProperty channel="OA" name="resolution" value="1000" units="1/deg"/>
-          <inkml:channelProperty channel="OE" name="resolution" value="1000" units="1/deg"/>
-        </inkml:channelProperties>
-      </inkml:inkSource>
-      <inkml:timestamp xml:id="ts0" timeString="2025-06-10T16:09:06.362"/>
-    </inkml:context>
-    <inkml:brush xml:id="br0">
-      <inkml:brushProperty name="width" value="0.05" units="cm"/>
-      <inkml:brushProperty name="height" value="0.05" units="cm"/>
-      <inkml:brushProperty name="color" value="#E71224"/>
-    </inkml:brush>
-  </inkml:definitions>
-  <inkml:trace contextRef="#ctx0" brushRef="#br0">3153 356 7202 0 0,'-44'-7'350'0'0,"0"-2"0"0"0,1-2 0 0 0,0-2 0 0 0,-57-25 1 0 0,-168-76 1481 0 0,190 86-1679 0 0,-122-28 1 0 0,156 47-169 0 0,-67-16 302 0 0,-1 5 0 0 0,-122-5-1 0 0,88 25-117 0 0,1 6-1 0 0,-1 6 0 0 0,-208 45 1 0 0,298-44-170 0 0,0 3 1 0 0,1 1 0 0 0,1 4 0 0 0,0 1 0 0 0,-95 56-1 0 0,75-31-102 0 0,-120 97-1 0 0,165-119 91 0 0,2 1 0 0 0,1 2 0 0 0,1 0 0 0 0,2 2 1 0 0,1 0-1 0 0,-32 58 0 0 0,30-39-7 0 0,1 2 0 0 0,3 0 1 0 0,2 1-1 0 0,3 1 0 0 0,-17 102 0 0 0,25-76 38 0 0,3-1 0 0 0,4 1 0 0 0,4-1 0 0 0,20 120 0 0 0,-13-124-5 0 0,-3-11 48 0 0,4-1 0 0 0,23 76-1 0 0,-28-119-47 0 0,0-1 0 0 0,1 0 0 0 0,0 0 0 0 0,2-1 0 0 0,0 0 0 0 0,1-1 0 0 0,0 0 0 0 0,2-1 0 0 0,-1 0 0 0 0,2-1-1 0 0,25 20 1 0 0,-15-17 28 0 0,0-1 0 0 0,1-2-1 0 0,1 0 1 0 0,0-2 0 0 0,1-1-1 0 0,0-1 1 0 0,0-1 0 0 0,1-2-1 0 0,1 0 1 0 0,-1-2-1 0 0,1-1 1 0 0,31-1 0 0 0,36-3 35 0 0,1-4 1 0 0,122-22 0 0 0,-40 5 38 0 0,-35 9-33 0 0,182-24 276 0 0,51-43 591 0 0,-309 60-804 0 0,-1-3-1 0 0,0-3 1 0 0,89-47 0 0 0,59-55 5 0 0,-176 101-72 0 0,-1-3 0 0 0,-1-1 1 0 0,41-43-1 0 0,-52 43-35 0 0,-2 0 1 0 0,-1-2-1 0 0,-1-1 0 0 0,23-47 1 0 0,-19 26 62 0 0,-3-2 1 0 0,19-65-1 0 0,-30 75 16 0 0,-2 1 0 0 0,5-70 0 0 0,-4-95-93 0 0,-11 199-21 0 0,1-9 55 0 0,-1 1 0 0 0,-1-1 0 0 0,-1 1 0 0 0,0-1 0 0 0,-1 1 0 0 0,-2 0 0 0 0,0 0 0 0 0,-1 0 0 0 0,0 1 0 0 0,-2-1 0 0 0,-12-21 0 0 0,-32-62 287 0 0,32 60-30 0 0,-28-42 0 0 0,39 70-276 0 0,0 2 1 0 0,-1-1-1 0 0,0 1 1 0 0,-1 1-1 0 0,-1 0 1 0 0,0 0-1 0 0,-14-9 1 0 0,-10-3-215 0 0,0 3 0 0 0,-1 0-1 0 0,-1 3 1 0 0,0 1 0 0 0,-1 2 0 0 0,-1 1 0 0 0,-1 2 0 0 0,1 2 0 0 0,-1 2 0 0 0,-1 2 0 0 0,1 1 0 0 0,-76 4 0 0 0,88 3-696 0 0,0 2-1 0 0,0 1 1 0 0,0 2 0 0 0,-39 15 0 0 0,23-4 15 0 0</inkml:trace>
-  <inkml:trace contextRef="#ctx0" brushRef="#br0" timeOffset="2304.57">3473 308 408 0 0,'25'-34'-131'0'0,"-12"9"9868"0"0,-14 35-9206 0 0,-2 1-494 0 0,2 1 1 0 0,-1-1 0 0 0,1 0-1 0 0,1 1 1 0 0,0-1-1 0 0,3 17 1 0 0,16 78-22 0 0,-1-5-4 0 0,-6 136 38 0 0,0-15 29 0 0,-4-164-14 0 0,-4-36 88 0 0,2 43 1333 0 0,-8-70-1392 0 0,0 1 0 0 0,0-1 0 0 0,0 0 0 0 0,0 0 0 0 0,1 0 0 0 0,-2-8 0 0 0,2 11-63 0 0,-50-289 287 0 0,50 262-342 0 0,1 0 0 0 0,1 0-1 0 0,2 1 1 0 0,1-1-1 0 0,10-38 1 0 0,6-41-152 0 0,-20 107 169 0 0,0 1 1 0 0,0 0-1 0 0,0-1 1 0 0,0 1-1 0 0,0 0 1 0 0,0-1 0 0 0,0 1-1 0 0,0 0 1 0 0,0-1-1 0 0,0 1 1 0 0,0-1 0 0 0,0 1-1 0 0,0 0 1 0 0,0-1-1 0 0,0 1 1 0 0,0 0-1 0 0,-1-1 1 0 0,1 1 0 0 0,0 0-1 0 0,0-1 1 0 0,0 1-1 0 0,-1 0 1 0 0,1 0 0 0 0,0-1-1 0 0,0 1 1 0 0,-1 0-1 0 0,1 0 1 0 0,0-1-1 0 0,0 1 1 0 0,-1 0 0 0 0,1 0-1 0 0,0 0 1 0 0,-1-1-1 0 0,1 1 1 0 0,0 0 0 0 0,-1 0-1 0 0,1 0 1 0 0,-1 0-1 0 0,1 0 1 0 0,0 0-1 0 0,-1 0 1 0 0,1 0 0 0 0,0 0-1 0 0,-1 0 1 0 0,1 0-1 0 0,-1 0 1 0 0,1 0 0 0 0,0 0-1 0 0,-1 0 1 0 0,1 0-1 0 0,0 0 1 0 0,-1 0-1 0 0,1 1 1 0 0,0-1 0 0 0,-1 0-1 0 0,1 0 1 0 0,0 0-1 0 0,-1 1 1 0 0,1-1 0 0 0,0 0-1 0 0,-1 1 1 0 0,-1 0 2 0 0,-1 1 0 0 0,1-1 1 0 0,-1 1-1 0 0,1-1 0 0 0,0 1 1 0 0,0 0-1 0 0,0 0 0 0 0,-3 3 1 0 0,-4 11-2 0 0,0 1 0 0 0,1 0 0 0 0,1 1 0 0 0,0-1 0 0 0,1 1 0 0 0,1 1 0 0 0,1-1 0 0 0,-2 21 1 0 0,0 19-138 0 0,2 75 1 0 0,4-118-445 0 0,1 1 0 0 0,0-1 0 0 0,2 1 0 0 0,-1-1 0 0 0,2 0 0 0 0,0 0 0 0 0,1-1 0 0 0,0 1 0 0 0,9 14 0 0 0,-8-17-549 0 0</inkml:trace>
-  <inkml:trace contextRef="#ctx0" brushRef="#br0" timeOffset="2956.45">3554 1583 3409 0 0,'0'0'4221'0'0,"-1"0"-4145"0"0,0 0 0 0 0,1 1 0 0 0,-1-1 1 0 0,0 0-1 0 0,1 0 0 0 0,-1 0 0 0 0,0 1 1 0 0,0-1-1 0 0,1 0 0 0 0,-1 1 0 0 0,0-1 1 0 0,1 0-1 0 0,-1 1 0 0 0,1-1 0 0 0,-1 1 1 0 0,1-1-1 0 0,-1 1 0 0 0,1-1 0 0 0,-1 1 1 0 0,1-1-1 0 0,-1 1 0 0 0,0 1 0 0 0,-2 5-46 0 0,1 1-1 0 0,-1 0 1 0 0,1-1-1 0 0,1 1 0 0 0,-1 0 1 0 0,1 0-1 0 0,1 0 1 0 0,0 12-1 0 0,0-4-34 0 0,1 0 0 0 0,1 0 1 0 0,7 26-1 0 0,-10-41 2 0 0,1-1 0 0 0,1 1 0 0 0,-1-1 0 0 0,0 1 0 0 0,0-1 0 0 0,0 1 0 0 0,0-1 0 0 0,0 1 0 0 0,0-1 0 0 0,0 1 0 0 0,1-1 0 0 0,-1 1 0 0 0,0-1 0 0 0,0 0 0 0 0,1 1 0 0 0,-1-1 0 0 0,0 1 0 0 0,1-1 0 0 0,-1 0 0 0 0,0 1 0 0 0,1-1 0 0 0,-1 0 0 0 0,0 1 0 0 0,1-1 0 0 0,-1 0 0 0 0,1 0 0 0 0,-1 0 0 0 0,1 1 0 0 0,-1-1 0 0 0,0 0 0 0 0,1 0 0 0 0,-1 0 0 0 0,1 0 0 0 0,-1 0 0 0 0,2 0 0 0 0,12-13-54 0 0,7-26 91 0 0,-19 31 14 0 0,0-1 0 0 0,-1 0 0 0 0,1 0 1 0 0,-2-1-1 0 0,1 1 0 0 0,-2 0 0 0 0,1 0 0 0 0,-2-10 0 0 0,1 14 3 0 0,0 1 0 0 0,0-1 0 0 0,-1 1 0 0 0,1-1 0 0 0,-1 1 0 0 0,0-1-1 0 0,-5-7 1 0 0,6 11-13 0 0,0-1 0 0 0,-1 0 0 0 0,1 1-1 0 0,-1-1 1 0 0,1 1 0 0 0,-1-1 0 0 0,1 1 0 0 0,-1 0-1 0 0,0-1 1 0 0,0 1 0 0 0,0 0 0 0 0,0 0-1 0 0,0 1 1 0 0,0-1 0 0 0,0 0 0 0 0,0 1 0 0 0,-4-2-1 0 0,4 3-23 0 0,1-1 0 0 0,-1 0 0 0 0,0 1 0 0 0,0 0 0 0 0,0-1 0 0 0,1 1-1 0 0,-1 0 1 0 0,0 0 0 0 0,1 0 0 0 0,-1 0 0 0 0,0 0 0 0 0,1 0 0 0 0,-1 0-1 0 0,1 0 1 0 0,0 1 0 0 0,-1-1 0 0 0,1 1 0 0 0,0-1 0 0 0,0 1 0 0 0,0-1-1 0 0,0 1 1 0 0,0 0 0 0 0,0-1 0 0 0,1 1 0 0 0,-1 0 0 0 0,0 0 0 0 0,1-1 0 0 0,0 1-1 0 0,-1 3 1 0 0,0-1-44 0 0,0-1-1 0 0,0 0 1 0 0,0 1-1 0 0,1-1 0 0 0,-1 1 1 0 0,1-1-1 0 0,0 1 1 0 0,0-1-1 0 0,0 1 0 0 0,1-1 1 0 0,-1 1-1 0 0,1-1 1 0 0,0 0-1 0 0,0 1 1 0 0,2 4-1 0 0,-3-7 18 0 0,1-1 0 0 0,-1 1 0 0 0,0-1 0 0 0,1 1 0 0 0,-1-1 0 0 0,0 0 0 0 0,1 1 0 0 0,-1-1 0 0 0,1 0 0 0 0,-1 1 0 0 0,0-1 0 0 0,1 0 0 0 0,-1 0 0 0 0,1 1 0 0 0,-1-1 0 0 0,1 0 0 0 0,-1 0 0 0 0,1 0 1 0 0,-1 0-1 0 0,1 1 0 0 0,-1-1 0 0 0,1 0 0 0 0,-1 0 0 0 0,1 0 0 0 0,-1 0 0 0 0,1 0 0 0 0,-1 0 0 0 0,1-1 0 0 0,0 1 0 0 0,-1 0 0 0 0,1 0 0 0 0,-1 0 0 0 0,1 0 0 0 0,0-1 0 0 0,15-16-99 0 0,-12 10 125 0 0,0 1 0 0 0,-1-1 0 0 0,0 1 0 0 0,4-13 0 0 0,-5-5 173 0 0,-3 24-177 0 0,1 0 0 0 0,0-1-1 0 0,0 1 1 0 0,0 0-1 0 0,0 0 1 0 0,0 0 0 0 0,0 0-1 0 0,0 0 1 0 0,0-1 0 0 0,0 1-1 0 0,-1 0 1 0 0,1 0-1 0 0,0 0 1 0 0,0 0 0 0 0,0 0-1 0 0,0 0 1 0 0,0 0-1 0 0,-1 0 1 0 0,1-1 0 0 0,0 1-1 0 0,0 0 1 0 0,0 0-1 0 0,0 0 1 0 0,-1 0 0 0 0,1 0-1 0 0,0 0 1 0 0,0 0 0 0 0,0 0-1 0 0,0 0 1 0 0,-1 0-1 0 0,1 0 1 0 0,0 0 0 0 0,0 0-1 0 0,0 0 1 0 0,0 0-1 0 0,0 1 1 0 0,-1-1 0 0 0,1 0-1 0 0,0 0 1 0 0,0 0-1 0 0,0 0 1 0 0,0 0 0 0 0,0 0-1 0 0,-1 0 1 0 0,1 0 0 0 0,0 0-1 0 0,0 1 1 0 0,0-1-1 0 0,0 0 1 0 0,0 0 0 0 0,0 0-1 0 0,0 0 1 0 0,-1 0-1 0 0,1 1 1 0 0,-2 2 12 0 0,0 0-1 0 0,0 0 1 0 0,0 0-1 0 0,0 0 1 0 0,1 0 0 0 0,-1 1-1 0 0,1-1 1 0 0,0 1-1 0 0,0-1 1 0 0,-1 5-1 0 0,0 5-669 0 0,0 1 1 0 0,0 0-1 0 0,2 0 0 0 0,1 24 0 0 0,0-28 77 0 0</inkml:trace>
-</inkml:ink>
-</file>
-
-<file path=word/ink/ink2.xml><?xml version="1.0" encoding="utf-8"?>
-<inkml:ink xmlns:inkml="http://www.w3.org/2003/InkML">
-  <inkml:definitions>
-    <inkml:context xml:id="ctx0">
-      <inkml:inkSource xml:id="inkSrc0">
-        <inkml:traceFormat>
-          <inkml:channel name="X" type="integer" min="-2.14748E9" max="2.14748E9" units="cm"/>
-          <inkml:channel name="Y" type="integer" min="-2.14748E9" max="2.14748E9" units="cm"/>
-          <inkml:channel name="F" type="integer" max="32767" units="dev"/>
-          <inkml:channel name="OA" type="integer" max="360" units="deg"/>
-          <inkml:channel name="OE" type="integer" max="90" units="deg"/>
-        </inkml:traceFormat>
-        <inkml:channelProperties>
-          <inkml:channelProperty channel="X" name="resolution" value="1000" units="1/cm"/>
-          <inkml:channelProperty channel="Y" name="resolution" value="1000" units="1/cm"/>
-          <inkml:channelProperty channel="F" name="resolution" value="0" units="1/dev"/>
-          <inkml:channelProperty channel="OA" name="resolution" value="1000" units="1/deg"/>
-          <inkml:channelProperty channel="OE" name="resolution" value="1000" units="1/deg"/>
-        </inkml:channelProperties>
-      </inkml:inkSource>
-      <inkml:timestamp xml:id="ts0" timeString="2025-06-10T16:08:54.030"/>
-    </inkml:context>
-    <inkml:brush xml:id="br0">
-      <inkml:brushProperty name="width" value="0.05" units="cm"/>
-      <inkml:brushProperty name="height" value="0.05" units="cm"/>
-      <inkml:brushProperty name="color" value="#E71224"/>
-    </inkml:brush>
-  </inkml:definitions>
-  <inkml:trace contextRef="#ctx0" brushRef="#br0">5 208 2425 0 0,'0'0'5878'0'0,"24"0"-3468"0"0,-17 1-2405 0 0,0 0 1 0 0,0 0-1 0 0,0 0 0 0 0,0 1 1 0 0,0 0-1 0 0,11 5 0 0 0,-9-5 40 0 0,0 0-1 0 0,0 0 0 0 0,0-1 0 0 0,1 0 1 0 0,-1 0-1 0 0,0-1 0 0 0,17-3 1 0 0,4 2 74 0 0,-22 1-105 0 0,1-1 1 0 0,0 2-1 0 0,-1-1 0 0 0,1 1 1 0 0,-1 0-1 0 0,1 1 1 0 0,-1 0-1 0 0,1 0 1 0 0,-1 1-1 0 0,14 7 0 0 0,-22-10-10 0 0,1 0 1 0 0,0 1-1 0 0,-1-1 0 0 0,1 1 0 0 0,0-1 0 0 0,-1 1 0 0 0,1-1 0 0 0,0 1 0 0 0,-1 0 0 0 0,1-1 0 0 0,-1 1 0 0 0,1 0 0 0 0,-1-1 0 0 0,0 1 0 0 0,1 0 0 0 0,-1 0 0 0 0,0-1 0 0 0,1 1 0 0 0,-1 0 0 0 0,0 0 0 0 0,0 0 0 0 0,0-1 0 0 0,0 1 0 0 0,0 0 1 0 0,0 0-1 0 0,0 0 0 0 0,0 0 0 0 0,0-1 0 0 0,0 1 0 0 0,0 0 0 0 0,0 0 0 0 0,-1 0 0 0 0,1-1 0 0 0,0 1 0 0 0,-1 0 0 0 0,1 0 0 0 0,0-1 0 0 0,-1 1 0 0 0,1 0 0 0 0,-2 0 0 0 0,-2 4 13 0 0,0-1 0 0 0,-1 1 0 0 0,0-1 0 0 0,-10 6 0 0 0,-6 7-17 0 0,-52 46-71 0 0,46-41 27 0 0,-30 31 0 0 0,55-51 44 0 0,1 0 0 0 0,-1 0 0 0 0,0 0 0 0 0,1 0-1 0 0,-1 0 1 0 0,1 0 0 0 0,0 0 0 0 0,0 0 0 0 0,-1 1-1 0 0,1-1 1 0 0,1 0 0 0 0,-1 1 0 0 0,0-1 0 0 0,1 1-1 0 0,-1-1 1 0 0,1 1 0 0 0,0-1 0 0 0,0 5-1 0 0,0-6 1 0 0,1 1 0 0 0,0-1 0 0 0,-1 1 0 0 0,1-1 0 0 0,0 1 0 0 0,0-1 0 0 0,0 0-1 0 0,0 1 1 0 0,0-1 0 0 0,0 0 0 0 0,0 0 0 0 0,0 0 0 0 0,1 0 0 0 0,-1 0-1 0 0,0 0 1 0 0,1 0 0 0 0,-1 0 0 0 0,1 0 0 0 0,-1-1 0 0 0,1 1 0 0 0,-1-1 0 0 0,1 1-1 0 0,-1-1 1 0 0,1 1 0 0 0,0-1 0 0 0,-1 0 0 0 0,1 0 0 0 0,-1 0 0 0 0,3 0-1 0 0,29 4-18 0 0,-11-1-40 0 0,-1-1 0 0 0,25-2 0 0 0,-39 0 42 0 0,1-1-1 0 0,0 0 1 0 0,0 0-1 0 0,-1-1 1 0 0,1 0-1 0 0,-1-1 1 0 0,0 0 0 0 0,0 0-1 0 0,12-7 1 0 0,29-13-1642 0 0,-12 16-3216 0 0,-30 7 3490 0 0</inkml:trace>
-  <inkml:trace contextRef="#ctx0" brushRef="#br0" timeOffset="537.36">1 353 3761 0 0,'14'-4'313'0'0,"1"1"1"0"0,0 1 0 0 0,0 0-1 0 0,0 1 1 0 0,1 1 0 0 0,-1 0-1 0 0,0 1 1 0 0,0 0 0 0 0,0 2-1 0 0,0-1 1 0 0,-1 2 0 0 0,1 0-1 0 0,-1 1 1 0 0,1 0 0 0 0,13 8-1 0 0,-21-9-404 0 0,1-2 0 0 0,0 1 0 0 0,0-1 0 0 0,0 0-1 0 0,0-1 1 0 0,0 0 0 0 0,0 0 0 0 0,1 0 0 0 0,-1-1 0 0 0,0-1-1 0 0,0 1 1 0 0,1-2 0 0 0,-1 1 0 0 0,0-1 0 0 0,0 0 0 0 0,9-4 0 0 0,-11 5-498 0 0</inkml:trace>
-  <inkml:trace contextRef="#ctx0" brushRef="#br0" timeOffset="1907.49">580 318 4417 0 0,'0'0'535'0'0,"25"18"674"0"0,-15-14-1066 0 0,1 0-1 0 0,0-1 0 0 0,-1 0 0 0 0,1-1 1 0 0,17 2-1 0 0,-15-3-53 0 0,0-1 1 0 0,0 0-1 0 0,19-4 1 0 0,-28 4-78 0 0,0-1 0 0 0,-1 1 0 0 0,1-1 1 0 0,-1 0-1 0 0,1-1 0 0 0,-1 1 0 0 0,1 0 1 0 0,-1-1-1 0 0,0 0 0 0 0,0 0 1 0 0,0 0-1 0 0,0 0 0 0 0,0 0 0 0 0,0-1 1 0 0,-1 1-1 0 0,1-1 0 0 0,2-4 1 0 0,-4 5-7 0 0,0 0 0 0 0,0 0 0 0 0,-1 0 0 0 0,1 0 0 0 0,-1 0 1 0 0,0 0-1 0 0,1 0 0 0 0,-1 0 0 0 0,0 0 0 0 0,0 0 1 0 0,0 0-1 0 0,-1 0 0 0 0,1 0 0 0 0,0 0 0 0 0,-1 0 0 0 0,1 0 1 0 0,-1 0-1 0 0,0 0 0 0 0,-1-3 0 0 0,2 4-6 0 0,-1 0-1 0 0,0-1 1 0 0,0 1-1 0 0,0 0 1 0 0,1 0 0 0 0,-1 0-1 0 0,0 0 1 0 0,-1 0-1 0 0,1 0 1 0 0,0 0 0 0 0,0 0-1 0 0,0 0 1 0 0,0 1-1 0 0,-1-1 1 0 0,1 0-1 0 0,0 1 1 0 0,-1-1 0 0 0,1 1-1 0 0,0-1 1 0 0,-1 1-1 0 0,1 0 1 0 0,-1 0 0 0 0,1-1-1 0 0,0 1 1 0 0,-1 0-1 0 0,1 0 1 0 0,-1 0-1 0 0,1 1 1 0 0,-1-1 0 0 0,1 0-1 0 0,-1 0 1 0 0,1 1-1 0 0,-2 0 1 0 0,-13 4-18 0 0,0 1 0 0 0,0 1 1 0 0,0 0-1 0 0,1 1 0 0 0,-16 12 0 0 0,26-16 81 0 0,-1 0 0 0 0,2 0 0 0 0,-1 0 0 0 0,0 1 0 0 0,1 0 1 0 0,0 0-1 0 0,0 0 0 0 0,1 0 0 0 0,-1 0 0 0 0,1 1 0 0 0,0 0 0 0 0,1 0 0 0 0,-1 0 0 0 0,1 0 0 0 0,0 0 0 0 0,1 0 0 0 0,-2 9 0 0 0,3-10-43 0 0,-1-1 0 0 0,2 1 0 0 0,-1-1 0 0 0,0 1 0 0 0,1-1 0 0 0,0 1-1 0 0,0-1 1 0 0,0 0 0 0 0,1 1 0 0 0,-1-1 0 0 0,1 0 0 0 0,0 0 0 0 0,0 0 0 0 0,4 5 0 0 0,-1-3-13 0 0,0 1-1 0 0,0-1 1 0 0,1 0 0 0 0,0 0 0 0 0,0-1 0 0 0,1 0 0 0 0,11 8 0 0 0,-10-9 30 0 0,-1 1 0 0 0,0-1 0 0 0,1-1 0 0 0,0 0 0 0 0,-1 0 1 0 0,1 0-1 0 0,1-1 0 0 0,-1 0 0 0 0,0-1 0 0 0,0 1 0 0 0,1-2 0 0 0,-1 1 0 0 0,1-1 0 0 0,-1-1 0 0 0,0 1 0 0 0,14-4 0 0 0,-13 1 19 0 0,0 0 0 0 0,0 0-1 0 0,-1-1 1 0 0,1-1 0 0 0,-1 1-1 0 0,0-1 1 0 0,0-1 0 0 0,0 0-1 0 0,-1 0 1 0 0,0 0 0 0 0,0-1-1 0 0,-1 0 1 0 0,1 0-1 0 0,-1-1 1 0 0,-1 1 0 0 0,0-1-1 0 0,0-1 1 0 0,0 1 0 0 0,-1-1-1 0 0,-1 1 1 0 0,6-18 0 0 0,3-2 566 0 0,-23 48-322 0 0,9-18-301 0 0,1 1 0 0 0,0 0 1 0 0,-1 0-1 0 0,1-1 0 0 0,0 1 0 0 0,0 0 1 0 0,1 0-1 0 0,-1 0 0 0 0,1 0 0 0 0,-1 0 1 0 0,1 0-1 0 0,0 0 0 0 0,0 0 0 0 0,1 5 1 0 0,-1-8 0 0 0,0-1 0 0 0,0 1 0 0 0,0 0 0 0 0,0 0 0 0 0,0 0 0 0 0,0 0 0 0 0,-1 0 0 0 0,1 0 0 0 0,0 0 0 0 0,0 0 0 0 0,0 0-1 0 0,0 0 1 0 0,0 0 0 0 0,0 0 0 0 0,0 0 0 0 0,0 0 0 0 0,0 0 0 0 0,0 0 0 0 0,0 0 0 0 0,0 0 0 0 0,0 0 0 0 0,0 0 0 0 0,0 0 0 0 0,0 0 0 0 0,0 0 0 0 0,0 0 0 0 0,-1 0 0 0 0,1 0 0 0 0,0 0 0 0 0,0 0 0 0 0,0 0 0 0 0,0 0 0 0 0,0 0 0 0 0,0 0 0 0 0,9 36 2 0 0,-9-36 0 0 0,0 1 0 0 0,0 0 0 0 0,0-1-1 0 0,0 1 1 0 0,0-1 0 0 0,1 1 0 0 0,-1 0 0 0 0,0-1 0 0 0,0 1 0 0 0,0-1 0 0 0,1 1-1 0 0,-1-1 1 0 0,0 1 0 0 0,0-1 0 0 0,1 1 0 0 0,-1-1 0 0 0,0 1 0 0 0,1-1 0 0 0,-1 1-1 0 0,1-1 1 0 0,-1 1 0 0 0,1-1 0 0 0,-1 0 0 0 0,1 1 0 0 0,-1-1 0 0 0,1 0 0 0 0,-1 0-1 0 0,1 1 1 0 0,-1-1 0 0 0,1 0 0 0 0,-1 0 0 0 0,2 1 0 0 0,5 1 24 0 0,-1 1-15 0 0,-4-1-3 0 0,0-1 0 0 0,0 0-1 0 0,0 0 1 0 0,0 0-1 0 0,0 0 1 0 0,0-1 0 0 0,0 1-1 0 0,0 0 1 0 0,0-1-1 0 0,0 0 1 0 0,4 1 0 0 0,-2-1 6 0 0,-1-1 1 0 0,1 0 0 0 0,-1 1 0 0 0,1-1 0 0 0,-1-1-1 0 0,0 1 1 0 0,1 0 0 0 0,-1-1 0 0 0,0 0 0 0 0,0 0 0 0 0,0 1-1 0 0,0-2 1 0 0,0 1 0 0 0,0 0 0 0 0,-1-1 0 0 0,1 1-1 0 0,3-6 1 0 0,2-3 48 0 0,0 0 0 0 0,-1 0-1 0 0,9-18 1 0 0,-15 28-59 0 0,-1 1 0 0 0,0 0 0 0 0,1 0 0 0 0,-1 0 0 0 0,0-1 0 0 0,1 1 0 0 0,-1 0-1 0 0,0 0 1 0 0,1 0 0 0 0,-1 0 0 0 0,1 0 0 0 0,-1 0 0 0 0,0 0 0 0 0,1 0 0 0 0,-1 0 0 0 0,1 0 0 0 0,-1 0 0 0 0,0 0 0 0 0,1 0 0 0 0,-1 0 0 0 0,0 0 0 0 0,1 0-1 0 0,-1 0 1 0 0,1 0 0 0 0,-1 1 0 0 0,0-1 0 0 0,1 0 0 0 0,-1 0 0 0 0,0 0 0 0 0,1 1 0 0 0,-1-1 0 0 0,1 1 0 0 0,15 10 220 0 0,-11-8-150 0 0,16 12 108 0 0,-20-14-176 0 0,1 0 0 0 0,-1 0 0 0 0,1 1 0 0 0,0-1 0 0 0,-1 0 0 0 0,1 0 0 0 0,0-1 0 0 0,0 1 1 0 0,-1 0-1 0 0,1 0 0 0 0,3 0 0 0 0,14 9 241 0 0,-16-8-777 0 0,0 1 0 0 0,0-1 1 0 0,0 0-1 0 0,1-1 1 0 0,-1 1-1 0 0,0-1 0 0 0,7 3 1 0 0,16 2-598 0 0,-20-4-110 0 0</inkml:trace>
-  <inkml:trace contextRef="#ctx0" brushRef="#br0" timeOffset="2280.99">1565 26 4089 0 0,'0'0'1209'0'0,"0"0"-1132"0"0,0 0-1 0 0,0 0 1 0 0,0-1-1 0 0,0 1 1 0 0,0 0 0 0 0,0 0-1 0 0,0 0 1 0 0,0 0-1 0 0,0-1 1 0 0,0 1-1 0 0,0 0 1 0 0,0 0-1 0 0,0 0 1 0 0,0 0-1 0 0,0 0 1 0 0,0-1-1 0 0,0 1 1 0 0,-1 0-1 0 0,1 0 1 0 0,0 0-1 0 0,0 0 1 0 0,0 0-1 0 0,0 0 1 0 0,0 0-1 0 0,0-1 1 0 0,0 1-1 0 0,0 0 1 0 0,-1 0-1 0 0,1 0 1 0 0,0 0-1 0 0,0 0 1 0 0,0 0-1 0 0,0 0 1 0 0,0 0-1 0 0,-1 0 1 0 0,1 0-1 0 0,0 0 1 0 0,0 0-1 0 0,0 0 1 0 0,0 0-1 0 0,0 0 1 0 0,-1 0-1 0 0,1 0 1 0 0,0 0-1 0 0,0 0 1 0 0,0 0-1 0 0,0 0 1 0 0,0 0-1 0 0,-1 0 1 0 0,1 0-1 0 0,0 0 1 0 0,0 0-1 0 0,0 0 1 0 0,0 0-1 0 0,0 0 1 0 0,-1 0-1 0 0,-1 5-10 0 0,-1 0-1 0 0,1 1 0 0 0,0-1 1 0 0,1 0-1 0 0,-1 0 1 0 0,1 1-1 0 0,0-1 0 0 0,1 1 1 0 0,-1-1-1 0 0,1 7 0 0 0,3 67 129 0 0,-2-49-157 0 0,4 73-83 0 0,21 127 0 0 0,-23-221-74 0 0,0 3-3773 0 0</inkml:trace>
-  <inkml:trace contextRef="#ctx0" brushRef="#br0" timeOffset="2798.33">1444 424 2192 0 0,'0'0'112'0'0,"-1"0"0"0"0,1 0 0 0 0,0-1-1 0 0,-1 1 1 0 0,1 0 0 0 0,0 0 0 0 0,0-1-1 0 0,-1 1 1 0 0,1 0 0 0 0,0-1 0 0 0,0 1-1 0 0,-1 0 1 0 0,1-1 0 0 0,0 1-1 0 0,0 0 1 0 0,0-1 0 0 0,0 1 0 0 0,-1-1-1 0 0,1 1 1 0 0,0 0 0 0 0,0-1 0 0 0,0 1-1 0 0,0-1 1 0 0,0 1 0 0 0,0-1 0 0 0,0 1-1 0 0,0 0 1 0 0,0-1 0 0 0,0 1-1 0 0,0-1 1 0 0,1 1 0 0 0,-1 0 0 0 0,0-1-1 0 0,0 1 1 0 0,0-1 0 0 0,0 1 0 0 0,1 0-1 0 0,-1-1 1 0 0,0 1 0 0 0,0 0 0 0 0,1-1-1 0 0,-1 1 1 0 0,0 0 0 0 0,1 0-1 0 0,-1-1 1 0 0,12-18 1969 0 0,25-6-1791 0 0,-37 24-276 0 0,0 1-1 0 0,0 0 0 0 0,1-1 0 0 0,-1 1 0 0 0,0 0 0 0 0,1-1 0 0 0,-1 1 0 0 0,0 0 1 0 0,1-1-1 0 0,-1 1 0 0 0,1 0 0 0 0,-1 0 0 0 0,1-1 0 0 0,-1 1 0 0 0,0 0 0 0 0,1 0 1 0 0,-1 0-1 0 0,1 0 0 0 0,-1 0 0 0 0,1-1 0 0 0,-1 1 0 0 0,1 0 0 0 0,-1 0 0 0 0,1 0 1 0 0,-1 0-1 0 0,1 0 0 0 0,-1 1 0 0 0,1-1 0 0 0,-1 0 0 0 0,1 0 0 0 0,-1 0 0 0 0,1 0 1 0 0,-1 0-1 0 0,0 1 0 0 0,1-1 0 0 0,-1 0 0 0 0,1 0 0 0 0,-1 1 0 0 0,0-1 0 0 0,1 0 1 0 0,-1 1-1 0 0,0-1 0 0 0,1 1 0 0 0,6 5 43 0 0,3 2-14 0 0,1-1 0 0 0,-1 0 1 0 0,1-1-1 0 0,19 8 0 0 0,-26-13-198 0 0,0 0 1 0 0,0 1-1 0 0,0-2 1 0 0,0 1-1 0 0,0 0 0 0 0,0-1 1 0 0,0 0-1 0 0,0 0 1 0 0,0 0-1 0 0,1 0 1 0 0,-1-1-1 0 0,0 1 0 0 0,0-1 1 0 0,0 0-1 0 0,0-1 1 0 0,0 1-1 0 0,0-1 0 0 0,-1 1 1 0 0,8-5-1 0 0,5-6-909 0 0,-7 6 943 0 0</inkml:trace>
-  <inkml:trace contextRef="#ctx0" brushRef="#br0" timeOffset="3356.09">1840 346 3401 0 0,'0'0'3806'0'0,"-2"3"-3743"0"0,-1 3-50 0 0,0 1 0 0 0,0-1 0 0 0,0 1 0 0 0,0 0 0 0 0,1 0 0 0 0,1 0 0 0 0,-1 0 0 0 0,1 0 0 0 0,-1 12 1 0 0,2-14-7 0 0,-1 0 0 0 0,1 0 0 0 0,0 0 0 0 0,0 1 0 0 0,1-1 0 0 0,-1 0 0 0 0,1 0 0 0 0,1 0 0 0 0,-1 0 0 0 0,1 0 0 0 0,-1 0 0 0 0,1 0 0 0 0,1-1 0 0 0,4 9 0 0 0,-6-11 12 0 0,1 0 0 0 0,0-1 0 0 0,-1 1 0 0 0,1-1 0 0 0,0 1 0 0 0,0-1 1 0 0,0 0-1 0 0,-1 0 0 0 0,1 0 0 0 0,0 0 0 0 0,1 0 0 0 0,-1 0 0 0 0,0 0 1 0 0,0-1-1 0 0,0 1 0 0 0,0-1 0 0 0,1 0 0 0 0,-1 0 0 0 0,5 0 642 0 0,-10-26 1203 0 0,4 24-1851 0 0,-1 0-1 0 0,0 0 0 0 0,-1 0 1 0 0,1 0-1 0 0,0 0 1 0 0,0 0-1 0 0,-1 0 1 0 0,1 0-1 0 0,-1 0 0 0 0,0 1 1 0 0,0-1-1 0 0,-1-3 1 0 0,-2 0 71 0 0,0 0 1 0 0,-1 0 0 0 0,1 0 0 0 0,-1 1 0 0 0,0 0 0 0 0,0 0 0 0 0,-7-5 0 0 0,6 6-43 0 0,0-3 62 0 0,7 2-115 0 0,1 1 0 0 0,0-1 0 0 0,0 1 0 0 0,0 0 0 0 0,0-1 0 0 0,0 1 0 0 0,1 0-1 0 0,0 1 1 0 0,-1-1 0 0 0,1 0 0 0 0,0 1 0 0 0,0-1 0 0 0,1 1 0 0 0,-1 0 0 0 0,4-2 0 0 0,7-2-23 0 0,0 0 1 0 0,0 1-1 0 0,1 0 1 0 0,-1 2 0 0 0,1-1-1 0 0,18 0 1 0 0,41-12-3622 0 0,-67 15 2699 0 0,-1 1-138 0 0</inkml:trace>
-  <inkml:trace contextRef="#ctx0" brushRef="#br0" timeOffset="3740.67">2229 335 4217 0 0,'0'0'95'0'0,"0"-1"-1"0"0,0 1 1 0 0,0 0 0 0 0,0-1 0 0 0,1 1-1 0 0,-1 0 1 0 0,0 0 0 0 0,0-1-1 0 0,0 1 1 0 0,0 0 0 0 0,1-1 0 0 0,-1 1-1 0 0,0 0 1 0 0,0 0 0 0 0,1-1 0 0 0,-1 1-1 0 0,0 0 1 0 0,0 0 0 0 0,1 0-1 0 0,-1 0 1 0 0,0-1 0 0 0,1 1 0 0 0,-1 0-1 0 0,0 0 1 0 0,1 0 0 0 0,-1 0 0 0 0,0 0-1 0 0,1 0 1 0 0,-1 0 0 0 0,0 0-1 0 0,1 0 1 0 0,-1 0 0 0 0,0 0 0 0 0,1 0-1 0 0,0 0 1 0 0,8 10 1419 0 0,2 19-612 0 0,-8 20-538 0 0,-3-42-416 0 0,0 0 0 0 0,0 0 0 0 0,0-1 0 0 0,1 1 0 0 0,0 0 0 0 0,0 0 0 0 0,1-1 0 0 0,0 1 0 0 0,0-1 0 0 0,0 0 0 0 0,1 1 0 0 0,0-1 0 0 0,0 0 0 0 0,5 7 0 0 0,-6-10-558 0 0,1 1-319 0 0</inkml:trace>
-  <inkml:trace contextRef="#ctx0" brushRef="#br0" timeOffset="3921.31">2292 212 3929 0 0,'-1'-2'370'0'0,"0"0"1"0"0,0 0-1 0 0,0 0 0 0 0,0 0 1 0 0,0 0-1 0 0,1 0 1 0 0,-1 0-1 0 0,1 0 1 0 0,0-1-1 0 0,-1 1 0 0 0,1-4 1 0 0,0 6-415 0 0</inkml:trace>
-  <inkml:trace contextRef="#ctx0" brushRef="#br0" timeOffset="5174.93">2503 367 1624 0 0,'0'0'4464'0'0,"2"2"-4200"0"0,1 0-1 0 0,-1 0 1 0 0,0 0-1 0 0,1 0 1 0 0,-1-1 0 0 0,1 1-1 0 0,0-1 1 0 0,5 2-1 0 0,-3-1-237 0 0,1-1-1 0 0,0 1 0 0 0,0-2 0 0 0,0 1 0 0 0,0-1 0 0 0,0 0 0 0 0,1 0 0 0 0,-1 0 0 0 0,0-1 0 0 0,0 0 0 0 0,0 0 0 0 0,9-4 0 0 0,-9 2-2 0 0,1 0-1 0 0,-1-1 1 0 0,0 0 0 0 0,0 0 0 0 0,9-9-1 0 0,-14 12-17 0 0,0-1 0 0 0,1 1-1 0 0,-1 0 1 0 0,0-1-1 0 0,0 1 1 0 0,0 0-1 0 0,-1-1 1 0 0,1 0-1 0 0,0 1 1 0 0,0-1 0 0 0,-1 1-1 0 0,1-1 1 0 0,-1 0-1 0 0,1 1 1 0 0,-1-1-1 0 0,0 0 1 0 0,0 1 0 0 0,0-1-1 0 0,0 0 1 0 0,0 0-1 0 0,0 1 1 0 0,0-1-1 0 0,-1 0 1 0 0,1 1-1 0 0,0-1 1 0 0,-1 0 0 0 0,1 1-1 0 0,-1-1 1 0 0,-1-2-1 0 0,1 2-3 0 0,-1 1 0 0 0,1-1 0 0 0,0 1 0 0 0,0 0 0 0 0,-1 0 0 0 0,1-1 0 0 0,-1 1 0 0 0,1 0 0 0 0,-1 0 0 0 0,0 0 0 0 0,1 1 0 0 0,-1-1 0 0 0,0 0 0 0 0,1 1-1 0 0,-1-1 1 0 0,0 1 0 0 0,0-1 0 0 0,0 1 0 0 0,1 0 0 0 0,-1 0 0 0 0,0 0 0 0 0,0 0 0 0 0,0 0 0 0 0,0 0 0 0 0,1 0 0 0 0,-1 1 0 0 0,0-1 0 0 0,0 1 0 0 0,0-1 0 0 0,1 1 0 0 0,-4 1 0 0 0,0 0 3 0 0,0 0 1 0 0,0 1 0 0 0,0 0-1 0 0,0-1 1 0 0,0 1 0 0 0,0 1-1 0 0,1-1 1 0 0,0 1 0 0 0,-5 5 0 0 0,-11 12 13 0 0,18-19 18 0 0,0 0-1 0 0,0 0 0 0 0,0-1 1 0 0,0 2-1 0 0,0-1 1 0 0,1 0-1 0 0,-1 0 1 0 0,1 1-1 0 0,-1-1 1 0 0,1 0-1 0 0,0 1 1 0 0,0-1-1 0 0,0 1 1 0 0,0 0-1 0 0,0-1 0 0 0,1 1 1 0 0,-1 0-1 0 0,1 0 1 0 0,0-1-1 0 0,0 1 1 0 0,0 0-1 0 0,0 0 1 0 0,1 4-1 0 0,-1-3-8 0 0,0 0-1 0 0,1 0 1 0 0,0 0 0 0 0,0 0-1 0 0,0 0 1 0 0,0 0-1 0 0,1 0 1 0 0,-1 0 0 0 0,1-1-1 0 0,0 1 1 0 0,0-1 0 0 0,1 1-1 0 0,-1-1 1 0 0,0 0-1 0 0,1 0 1 0 0,0 0 0 0 0,0 0-1 0 0,0 0 1 0 0,0-1 0 0 0,0 1-1 0 0,1-1 1 0 0,-1 0-1 0 0,1 0 1 0 0,0 0 0 0 0,4 1-1 0 0,1 2-24 0 0,0-1 1 0 0,0 0-1 0 0,1 0 0 0 0,-1-1 0 0 0,1 0 0 0 0,0-1 0 0 0,0 0 0 0 0,0-1 1 0 0,0 0-1 0 0,0 0 0 0 0,0-1 0 0 0,0-1 0 0 0,0 1 0 0 0,0-2 1 0 0,0 1-1 0 0,0-2 0 0 0,14-4 0 0 0,-22 7 6 0 0,-1-1 1 0 0,1 0-1 0 0,-1 1 1 0 0,1-1-1 0 0,-1 0 1 0 0,0 0-1 0 0,1 0 1 0 0,-1 0-1 0 0,0 0 0 0 0,1-1 1 0 0,-1 1-1 0 0,0 0 1 0 0,0-1-1 0 0,0 1 1 0 0,0 0-1 0 0,-1-1 1 0 0,1 1-1 0 0,0-1 0 0 0,0 0 1 0 0,-1 1-1 0 0,1-1 1 0 0,-1 1-1 0 0,0-1 1 0 0,1 0-1 0 0,-1 0 1 0 0,0 1-1 0 0,0-1 0 0 0,0 0 1 0 0,0 1-1 0 0,0-1 1 0 0,-1 0-1 0 0,1 1 1 0 0,0-1-1 0 0,-1 0 1 0 0,1 1-1 0 0,-1-1 0 0 0,0 1 1 0 0,1-1-1 0 0,-1 1 1 0 0,0-1-1 0 0,0 1 1 0 0,0-1-1 0 0,0 1 1 0 0,0 0-1 0 0,0-1 0 0 0,0 1 1 0 0,-1 0-1 0 0,1 0 1 0 0,0 0-1 0 0,-2-1 1 0 0,2 1 18 0 0,0 0 0 0 0,0 0 0 0 0,1 0 0 0 0,-1 0 0 0 0,0-1 0 0 0,1 1 0 0 0,-1 0-1 0 0,1 0 1 0 0,0 0 0 0 0,-1-1 0 0 0,1 1 0 0 0,0 0 0 0 0,0-1 0 0 0,0 1 0 0 0,0 0 0 0 0,0 0 0 0 0,0-1 0 0 0,0 1 0 0 0,0 0 0 0 0,1-1 0 0 0,-1 1 0 0 0,0 0 0 0 0,1 0 0 0 0,-1-1 0 0 0,1 1 0 0 0,-1 0 0 0 0,1 0 0 0 0,0 0 0 0 0,-1 0 0 0 0,1 0 0 0 0,0 0 0 0 0,0 0 0 0 0,0 0 0 0 0,0 0 0 0 0,2-1 0 0 0,-1 0-47 0 0,1 1 0 0 0,-1 1 0 0 0,1-1 1 0 0,-1 0-1 0 0,1 0 0 0 0,-1 1 1 0 0,1 0-1 0 0,0-1 0 0 0,-1 1 0 0 0,1 0 1 0 0,0 0-1 0 0,-1 1 0 0 0,1-1 1 0 0,-1 0-1 0 0,1 1 0 0 0,0-1 0 0 0,-1 1 1 0 0,1 0-1 0 0,-1 0 0 0 0,0 0 1 0 0,1 0-1 0 0,3 3 0 0 0,-2-2-109 0 0,1 0 0 0 0,0 0 0 0 0,-1-1 0 0 0,1 1 0 0 0,0-1-1 0 0,0 0 1 0 0,0-1 0 0 0,0 1 0 0 0,0-1 0 0 0,0 0 0 0 0,5-1 0 0 0,33-9-4310 0 0,-35 8 3159 0 0</inkml:trace>
-  <inkml:trace contextRef="#ctx0" brushRef="#br0" timeOffset="5981.97">3170 36 5377 0 0,'-8'-3'4857'0'0,"-2"11"-3287"0"0,1 14-1849 0 0,7 12 244 0 0,1 0 0 0 0,2-1 0 0 0,1 1 0 0 0,1 0 0 0 0,2-1 0 0 0,2 0 0 0 0,0 0 0 0 0,3 0-1 0 0,15 36 1 0 0,-23-57-192 0 0,-11-19-139 0 0,-8-7 219 0 0,-11-8 149 0 0,22 18 3 0 0,3 2-2 0 0,-4 2 7 0 0,-2-3 1 0 0,0 1 0 0 0,1 0 0 0 0,-1 1 0 0 0,0 0 0 0 0,0 0 0 0 0,0 1 0 0 0,0 0 0 0 0,0 1 0 0 0,-10 1 0 0 0,19-1 402 0 0,7-2 74 0 0,26 0-139 0 0,33-7 1 0 0,-56 6-838 0 0,-1 0 0 0 0,1 0 0 0 0,0-1 0 0 0,-1-1 0 0 0,1 0-1 0 0,-1 0 1 0 0,0 0 0 0 0,9-7 0 0 0,-11 6 249 0 0,0 0-326 0 0</inkml:trace>
-  <inkml:trace contextRef="#ctx0" brushRef="#br0" timeOffset="6556.61">3575 1 1816 0 0,'0'0'7770'0'0,"0"11"-6007"0"0,1 12-1488 0 0,0 0 0 0 0,-5 38 0 0 0,1-35-254 0 0,2 0-1 0 0,2 36 1 0 0,3 13-82 0 0,-5-56 3 0 0,2 0 0 0 0,0-1 1 0 0,1 1-1 0 0,1 0 0 0 0,1-1 1 0 0,0 1-1 0 0,9 19 0 0 0,-8-28-191 0 0,3 5-356 0 0,-6-8-3797 0 0</inkml:trace>
-  <inkml:trace contextRef="#ctx0" brushRef="#br0" timeOffset="7116.94">3726 736 1048 0 0,'0'0'150'0'0,"-18"-13"6504"0"0,-10 9-6188 0 0,21 2-374 0 0,0 0 173 0 0,-6 8 1065 0 0,3-1-1239 0 0,0 1 0 0 0,1 0 0 0 0,0 1 0 0 0,0 0 0 0 0,0 0 0 0 0,1 1-1 0 0,0 0 1 0 0,0 0 0 0 0,-10 16 0 0 0,18-23-89 0 0,-1-1 0 0 0,1 1 0 0 0,0-1 0 0 0,0 0 0 0 0,-1 1 0 0 0,1-1-1 0 0,0 1 1 0 0,0 0 0 0 0,0-1 0 0 0,-1 1 0 0 0,1-1 0 0 0,0 1 0 0 0,0-1 0 0 0,0 1 0 0 0,0-1-1 0 0,0 1 1 0 0,0-1 0 0 0,0 1 0 0 0,0 0 0 0 0,0-1 0 0 0,0 1 0 0 0,1-1 0 0 0,-1 1-1 0 0,0-1 1 0 0,0 1 0 0 0,0-1 0 0 0,1 1 0 0 0,-1-1 0 0 0,0 1 0 0 0,1 0 0 0 0,16 2 129 0 0,20-11 87 0 0,-36 8-216 0 0,5-3 27 0 0,0 1 1 0 0,0-1-1 0 0,0 0 1 0 0,-1-1-1 0 0,1 1 0 0 0,8-8 1 0 0,-12 9-11 0 0,0 1 1 0 0,0-1-1 0 0,0 0 1 0 0,-1 1-1 0 0,1-1 1 0 0,0 0 0 0 0,-1 0-1 0 0,0 0 1 0 0,1 0-1 0 0,-1 0 1 0 0,0-1-1 0 0,0 1 1 0 0,0 0-1 0 0,0-1 1 0 0,0 1-1 0 0,-1 0 1 0 0,1-1-1 0 0,-1 1 1 0 0,1-1-1 0 0,-1-3 1 0 0,0 6-11 0 0,0 0 0 0 0,0-1 0 0 0,-1 1 1 0 0,1 0-1 0 0,0-1 0 0 0,0 1 0 0 0,0 0 0 0 0,0-1 0 0 0,0 1 1 0 0,-1 0-1 0 0,1-1 0 0 0,0 1 0 0 0,0 0 0 0 0,-1 0 1 0 0,1-1-1 0 0,0 1 0 0 0,0 0 0 0 0,-1 0 0 0 0,1 0 0 0 0,0-1 1 0 0,-1 1-1 0 0,1 0 0 0 0,0 0 0 0 0,-1 0 0 0 0,1 0 0 0 0,0 0 1 0 0,-1 0-1 0 0,1 0 0 0 0,0 0 0 0 0,-1-1 0 0 0,1 1 1 0 0,0 0-1 0 0,-1 0 0 0 0,1 1 0 0 0,0-1 0 0 0,-1 0 0 0 0,1 0 1 0 0,0 0-1 0 0,-1 0 0 0 0,1 0 0 0 0,-23 9 22 0 0,-11 6-42 0 0,33-14 7 0 0,3-1-1 0 0,-4 4-43 0 0,1-4 48 0 0,1 1 0 0 0,0-1 1 0 0,-1 0-1 0 0,1 0 0 0 0,0 1 0 0 0,0-1 0 0 0,-1 0 1 0 0,1 1-1 0 0,0-1 0 0 0,0 0 0 0 0,-1 1 0 0 0,1-1 1 0 0,0 0-1 0 0,0 1 0 0 0,0-1 0 0 0,0 0 0 0 0,-1 1 0 0 0,1-1 1 0 0,0 1-1 0 0,0-1 0 0 0,0 0 0 0 0,0 1 0 0 0,0-1 1 0 0,0 1-1 0 0,0-1 0 0 0,0 1 0 0 0,0-1 0 0 0,0 0 0 0 0,0 1 1 0 0,0-1-1 0 0,1 1 0 0 0,-1-1 0 0 0,0 0 0 0 0,0 1 1 0 0,0-1-1 0 0,1 0 0 0 0,-1 1 0 0 0,0-1 0 0 0,0 0 1 0 0,1 1-1 0 0,-1-1 0 0 0,0 0 0 0 0,0 1 0 0 0,1-1 0 0 0,-1 0 1 0 0,0 0-1 0 0,1 1 0 0 0,-1-1 0 0 0,0 0 0 0 0,1 0 1 0 0,-1 0-1 0 0,1 0 0 0 0,-1 0 0 0 0,0 1 0 0 0,1-1 1 0 0,-1 0-1 0 0,1 0 0 0 0,-1 0 0 0 0,0 0 0 0 0,1 0 0 0 0,0 0 1 0 0,2 0 3 0 0,0 0 1 0 0,-1 0-1 0 0,1 0 1 0 0,0 0-1 0 0,0-1 1 0 0,-1 1-1 0 0,1-1 1 0 0,0 0-1 0 0,-1 1 1 0 0,1-1-1 0 0,-1-1 1 0 0,1 1-1 0 0,-1 0 1 0 0,1 0-1 0 0,-1-1 1 0 0,0 1-1 0 0,0-1 1 0 0,1 0-1 0 0,-1 0 1 0 0,0 0-1 0 0,-1 0 1 0 0,1 0-1 0 0,0 0 1 0 0,-1 0-1 0 0,1-1 1 0 0,-1 1-1 0 0,0-1 1 0 0,1 1-1 0 0,-1-1 1 0 0,0 1-1 0 0,-1-1 1 0 0,1 0-1 0 0,0-4 1 0 0,-1 7-16 0 0,0-1 0 0 0,0 1 1 0 0,0-1-1 0 0,0 1 0 0 0,0-1 0 0 0,0 1 0 0 0,0-1 1 0 0,0 1-1 0 0,0-1 0 0 0,0 1 0 0 0,0-1 0 0 0,0 1 1 0 0,-1-1-1 0 0,1 1 0 0 0,0-1 0 0 0,0 1 0 0 0,-1 0 1 0 0,1-1-1 0 0,0 1 0 0 0,-1-1 0 0 0,1 1 1 0 0,0 0-1 0 0,-1-1 0 0 0,1 1 0 0 0,-1 0 0 0 0,1-1 1 0 0,0 1-1 0 0,-1 0 0 0 0,1 0 0 0 0,-1-1 0 0 0,-17 3-1171 0 0,-17 17-3193 0 0,27-12 2680 0 0</inkml:trace>
-  <inkml:trace contextRef="#ctx0" brushRef="#br0" timeOffset="8040.3">3146 323 288 0 0,'0'0'1288'0'0,"-9"-7"3628"0"0,8 14-4679 0 0,-1-1 0 0 0,1 0 0 0 0,0 0 0 0 0,1 0 0 0 0,0 10 0 0 0,0-9-159 0 0,-2 3 18 0 0,0 5 19 0 0,0-1-1 0 0,1 0 0 0 0,1 20 0 0 0,1-29-91 0 0,-1 0 0 0 0,2 0 1 0 0,-1 0-1 0 0,0 0 0 0 0,1 0 0 0 0,0 0 0 0 0,0 0 1 0 0,1 0-1 0 0,-1-1 0 0 0,1 1 0 0 0,6 7 0 0 0,-4-6 0 0 0,-1 0 0 0 0,0 1 0 0 0,-1-1 0 0 0,0 1 0 0 0,0 0 0 0 0,0 0 0 0 0,2 10 0 0 0,-4-13-14 0 0,0 0 0 0 0,0 0 1 0 0,-1 0-1 0 0,1 0 0 0 0,-1 0 0 0 0,0 0 0 0 0,0 0 0 0 0,0 0 1 0 0,0 0-1 0 0,-1 0 0 0 0,0 0 0 0 0,0 0 0 0 0,0 0 1 0 0,0 0-1 0 0,-3 5 0 0 0,-9-6 270 0 0</inkml:trace>
-</inkml:ink>
-</file>
-
-<file path=word/ink/ink3.xml><?xml version="1.0" encoding="utf-8"?>
-<inkml:ink xmlns:inkml="http://www.w3.org/2003/InkML">
-  <inkml:definitions>
-    <inkml:context xml:id="ctx0">
-      <inkml:inkSource xml:id="inkSrc0">
-        <inkml:traceFormat>
-          <inkml:channel name="X" type="integer" min="-2.14748E9" max="2.14748E9" units="cm"/>
-          <inkml:channel name="Y" type="integer" min="-2.14748E9" max="2.14748E9" units="cm"/>
-          <inkml:channel name="F" type="integer" max="32767" units="dev"/>
-          <inkml:channel name="OA" type="integer" max="360" units="deg"/>
-          <inkml:channel name="OE" type="integer" max="90" units="deg"/>
-        </inkml:traceFormat>
-        <inkml:channelProperties>
-          <inkml:channelProperty channel="X" name="resolution" value="1000" units="1/cm"/>
-          <inkml:channelProperty channel="Y" name="resolution" value="1000" units="1/cm"/>
-          <inkml:channelProperty channel="F" name="resolution" value="0" units="1/dev"/>
-          <inkml:channelProperty channel="OA" name="resolution" value="1000" units="1/deg"/>
-          <inkml:channelProperty channel="OE" name="resolution" value="1000" units="1/deg"/>
-        </inkml:channelProperties>
-      </inkml:inkSource>
-      <inkml:timestamp xml:id="ts0" timeString="2025-06-10T16:08:50.568"/>
-    </inkml:context>
-    <inkml:brush xml:id="br0">
-      <inkml:brushProperty name="width" value="0.05" units="cm"/>
-      <inkml:brushProperty name="height" value="0.05" units="cm"/>
-      <inkml:brushProperty name="color" value="#E71224"/>
-    </inkml:brush>
-  </inkml:definitions>
-  <inkml:trace contextRef="#ctx0" brushRef="#br0">1236 239 3217 0 0,'-18'-44'2449'0'0,"11"24"-2251"0"0,-2 1 0 0 0,-14-27 0 0 0,19 39-210 0 0,-1 0 0 0 0,0 1-1 0 0,0 0 1 0 0,-1-1 0 0 0,0 2 0 0 0,0-1-1 0 0,0 1 1 0 0,0 0 0 0 0,-14-8-1 0 0,8 6-57 0 0,-1 1 0 0 0,1 1 1 0 0,-1 0-1 0 0,0 0 0 0 0,0 1 0 0 0,0 1 0 0 0,0 0 0 0 0,-1 1 0 0 0,-22-1 0 0 0,19 4-190 0 0,0 0-1 0 0,0 1 1 0 0,0 1-1 0 0,1 0 1 0 0,-1 1-1 0 0,1 1 1 0 0,-21 9-1 0 0,-37 17-295 0 0,-131 76-1 0 0,173-87 985 0 0,0 2 0 0 0,2 1 0 0 0,1 2 0 0 0,1 0 0 0 0,1 2 0 0 0,-28 37 0 0 0,-16 22-328 0 0,-54 78 18 0 0,113-145-112 0 0,0 0 1 0 0,2 1-1 0 0,1 0 0 0 0,0 0 0 0 0,2 1 1 0 0,0 0-1 0 0,-5 27 0 0 0,4 3 6 0 0,3 0-1 0 0,1 0 0 0 0,3 0 1 0 0,2 1-1 0 0,2-1 1 0 0,13 62-1 0 0,-11-89 37 0 0,1-1 0 0 0,2 1 0 0 0,0-1 0 0 0,1-1 0 0 0,1 0 0 0 0,2 0-1 0 0,0-1 1 0 0,1-1 0 0 0,1 0 0 0 0,1 0 0 0 0,25 25 0 0 0,-31-38 8 0 0,1 0 0 0 0,0-1 0 0 0,0 0 0 0 0,1-1-1 0 0,0 0 1 0 0,0 0 0 0 0,0-1 0 0 0,0 0 0 0 0,1-1 0 0 0,-1-1 0 0 0,1 0 0 0 0,23 1 0 0 0,0-2-27 0 0,-1-1 0 0 0,0-2 0 0 0,43-8 0 0 0,15-10 179 0 0,-1-4 0 0 0,111-46 0 0 0,-162 55-168 0 0,0 1-21 0 0,5-1 26 0 0,-2-3-1 0 0,45-23 0 0 0,-67 26 22 0 0,-1 0 0 0 0,0-2-1 0 0,-2 0 1 0 0,0-1 0 0 0,-1-1 0 0 0,0-1 0 0 0,-2 0-1 0 0,22-37 1 0 0,-28 39-39 0 0,0 1 1 0 0,-1-1-1 0 0,-1-1 0 0 0,-1 0 1 0 0,-1 1-1 0 0,0-2 0 0 0,-2 1 0 0 0,0 0 1 0 0,0-25-1 0 0,-2-13 167 0 0,-14-108-1 0 0,10 143-149 0 0,-1 0-1 0 0,0 1 1 0 0,-2-1-1 0 0,-1 1 1 0 0,-1 0-1 0 0,0 1 1 0 0,-1 0-1 0 0,-23-35 0 0 0,22 41 15 0 0,-1 0 0 0 0,0 0-1 0 0,-1 1 1 0 0,-1 0 0 0 0,0 1-1 0 0,0 1 1 0 0,-1 0 0 0 0,-1 1-1 0 0,0 0 1 0 0,0 1 0 0 0,-25-10-1 0 0,15 9-505 0 0,-1 1-1 0 0,0 2 1 0 0,0 0 0 0 0,-49-5-1 0 0,41 10-389 0 0</inkml:trace>
-</inkml:ink>
 </file>
 
 <file path=word/theme/theme1.xml><?xml version="1.0" encoding="utf-8"?>
@@ -15104,10 +16409,6 @@
 </file>
 
 <file path=customXml/item1.xml><?xml version="1.0" encoding="utf-8"?>
-<b:Sources xmlns:b="http://schemas.openxmlformats.org/officeDocument/2006/bibliography" xmlns="http://schemas.openxmlformats.org/officeDocument/2006/bibliography" SelectedStyle="\APASixthEditionOfficeOnline.xsl" StyleName="APA" Version="6"/>
-</file>
-
-<file path=customXml/item2.xml><?xml version="1.0" encoding="utf-8"?>
 <ct:contentTypeSchema xmlns:ct="http://schemas.microsoft.com/office/2006/metadata/contentType" xmlns:ma="http://schemas.microsoft.com/office/2006/metadata/properties/metaAttributes" ct:_="" ma:_="" ma:contentTypeName="Dokument" ma:contentTypeID="0x01010025C71E9534E21E4A9F2CF33BA7DCE92D" ma:contentTypeVersion="3" ma:contentTypeDescription="Ein neues Dokument erstellen." ma:contentTypeScope="" ma:versionID="32b9bbdf2bbf4e0fb27a426421665337">
   <xsd:schema xmlns:xsd="http://www.w3.org/2001/XMLSchema" xmlns:xs="http://www.w3.org/2001/XMLSchema" xmlns:p="http://schemas.microsoft.com/office/2006/metadata/properties" xmlns:ns2="5a9e9855-01b6-487f-b294-67c59083cc31" targetNamespace="http://schemas.microsoft.com/office/2006/metadata/properties" ma:root="true" ma:fieldsID="ec87b9b32475f90c9dbf7ae918480825" ns2:_="">
     <xsd:import namespace="5a9e9855-01b6-487f-b294-67c59083cc31"/>
@@ -15245,13 +16546,17 @@
 </ct:contentTypeSchema>
 </file>
 
-<file path=customXml/item3.xml><?xml version="1.0" encoding="utf-8"?>
+<file path=customXml/item2.xml><?xml version="1.0" encoding="utf-8"?>
 <?mso-contentType ?>
 <FormTemplates xmlns="http://schemas.microsoft.com/sharepoint/v3/contenttype/forms">
   <Display>DocumentLibraryForm</Display>
   <Edit>DocumentLibraryForm</Edit>
   <New>DocumentLibraryForm</New>
 </FormTemplates>
+</file>
+
+<file path=customXml/item3.xml><?xml version="1.0" encoding="utf-8"?>
+<b:Sources xmlns:b="http://schemas.openxmlformats.org/officeDocument/2006/bibliography" xmlns="http://schemas.openxmlformats.org/officeDocument/2006/bibliography" SelectedStyle="\APASixthEditionOfficeOnline.xsl" StyleName="APA" Version="6"/>
 </file>
 
 <file path=customXml/item4.xml><?xml version="1.0" encoding="utf-8"?>
@@ -15261,6 +16566,32 @@
 </file>
 
 <file path=customXml/itemProps1.xml><?xml version="1.0" encoding="utf-8"?>
+<ds:datastoreItem xmlns:ds="http://schemas.openxmlformats.org/officeDocument/2006/customXml" ds:itemID="{4B023D59-82BC-4D0F-A651-C98E01C1F15C}">
+  <ds:schemaRefs>
+    <ds:schemaRef ds:uri="http://schemas.microsoft.com/office/2006/metadata/contentType"/>
+    <ds:schemaRef ds:uri="http://schemas.microsoft.com/office/2006/metadata/properties/metaAttributes"/>
+    <ds:schemaRef ds:uri="http://www.w3.org/2001/XMLSchema"/>
+    <ds:schemaRef ds:uri="http://schemas.microsoft.com/office/2006/metadata/properties"/>
+    <ds:schemaRef ds:uri="5a9e9855-01b6-487f-b294-67c59083cc31"/>
+    <ds:schemaRef ds:uri="http://schemas.microsoft.com/office/2006/documentManagement/types"/>
+    <ds:schemaRef ds:uri="http://schemas.microsoft.com/office/infopath/2007/PartnerControls"/>
+    <ds:schemaRef ds:uri="http://schemas.openxmlformats.org/package/2006/metadata/core-properties"/>
+    <ds:schemaRef ds:uri="http://purl.org/dc/elements/1.1/"/>
+    <ds:schemaRef ds:uri="http://purl.org/dc/terms/"/>
+    <ds:schemaRef ds:uri="http://schemas.microsoft.com/internal/obd"/>
+  </ds:schemaRefs>
+</ds:datastoreItem>
+</file>
+
+<file path=customXml/itemProps2.xml><?xml version="1.0" encoding="utf-8"?>
+<ds:datastoreItem xmlns:ds="http://schemas.openxmlformats.org/officeDocument/2006/customXml" ds:itemID="{6A655C0C-F4A3-4931-9F7F-84CBD61DCE8F}">
+  <ds:schemaRefs>
+    <ds:schemaRef ds:uri="http://schemas.microsoft.com/sharepoint/v3/contenttype/forms"/>
+  </ds:schemaRefs>
+</ds:datastoreItem>
+</file>
+
+<file path=customXml/itemProps3.xml><?xml version="1.0" encoding="utf-8"?>
 <ds:datastoreItem xmlns:ds="http://schemas.openxmlformats.org/officeDocument/2006/customXml" ds:itemID="{01D51A4F-7BE7-46DF-A7D0-BDB91C1C49A3}">
   <ds:schemaRefs>
     <ds:schemaRef ds:uri="http://schemas.openxmlformats.org/officeDocument/2006/bibliography"/>
@@ -15268,14 +16599,11 @@
 </ds:datastoreItem>
 </file>
 
-<file path=customXml/itemProps2.xml><?xml version="1.0" encoding="utf-8"?>
-<ds:datastoreItem xmlns:ds="http://schemas.openxmlformats.org/officeDocument/2006/customXml" ds:itemID="{4B023D59-82BC-4D0F-A651-C98E01C1F15C}"/>
-</file>
-
-<file path=customXml/itemProps3.xml><?xml version="1.0" encoding="utf-8"?>
-<ds:datastoreItem xmlns:ds="http://schemas.openxmlformats.org/officeDocument/2006/customXml" ds:itemID="{6A655C0C-F4A3-4931-9F7F-84CBD61DCE8F}"/>
-</file>
-
 <file path=customXml/itemProps4.xml><?xml version="1.0" encoding="utf-8"?>
-<ds:datastoreItem xmlns:ds="http://schemas.openxmlformats.org/officeDocument/2006/customXml" ds:itemID="{CE199482-6225-420D-8982-84EA3B0C446C}"/>
+<ds:datastoreItem xmlns:ds="http://schemas.openxmlformats.org/officeDocument/2006/customXml" ds:itemID="{CE199482-6225-420D-8982-84EA3B0C446C}">
+  <ds:schemaRefs>
+    <ds:schemaRef ds:uri="http://schemas.microsoft.com/office/2006/metadata/properties"/>
+    <ds:schemaRef ds:uri="http://schemas.microsoft.com/office/infopath/2007/PartnerControls"/>
+  </ds:schemaRefs>
+</ds:datastoreItem>
 </file>